--- a/guitar-course/통기타_8주과정_강의계획서_및_교안.docx
+++ b/guitar-course/통기타_8주과정_강의계획서_및_교안.docx
@@ -15254,7 +15254,7 @@
                 <w:sz w:val="19"/>
                 <w:szCs w:val="19"/>
               </w:rPr>
-              <w:t xml:space="preserve">↓ · ↓ ↑ · ↑ ↓ ↑  (2박 "업"에 액센트)</w:t>
+              <w:t xml:space="preserve">베이스 · ↓ ↑ · ↑ ↓ ↑  (1박은 근음 한 줄만 치고, 나머지는 스트로크)</w:t>
             </w:r>
           </w:p>
         </w:tc>
@@ -20411,7 +20411,7 @@
                 <w:sz w:val="19"/>
                 <w:szCs w:val="19"/>
               </w:rPr>
-              <w:t xml:space="preserve">4단계 접근(스몰 F → 반바레 → 전체 바레)</w:t>
+              <w:t xml:space="preserve">4단계 접근(3줄 F → 스몰 F → 5줄 F → 전체 바레)</w:t>
             </w:r>
           </w:p>
         </w:tc>
@@ -22122,7 +22122,7 @@
         <w:rPr>
           <w:rFonts w:ascii="맑은 고딕" w:cs="맑은 고딕" w:eastAsia="맑은 고딕" w:hAnsi="맑은 고딕"/>
         </w:rPr>
-        <w:t xml:space="preserve">스몰 F (x x 3 2 1 1): 검지로 1·2번줄 1프렛만 눌러 바레 감각 익히기</w:t>
+        <w:t xml:space="preserve">3줄 F (x x x 2 1 1): 검지로 1·2번줄 1프렛을 함께 누르고 중지로 3번줄 2프렛 — 위 3줄만 쳐서 바레 감각 익히기</w:t>
       </w:r>
     </w:p>
     <w:p>
@@ -22138,7 +22138,7 @@
         <w:rPr>
           <w:rFonts w:ascii="맑은 고딕" w:cs="맑은 고딕" w:eastAsia="맑은 고딕" w:hAnsi="맑은 고딕"/>
         </w:rPr>
-        <w:t xml:space="preserve">4줄 F (x x 3 2 1 1 → 4번줄 3프렛 약지): 위 4줄만 치기</w:t>
+        <w:t xml:space="preserve">스몰 F (x x 3 2 1 1): 약지로 4번줄 3프렛 추가, 위 4줄만 치기</w:t>
       </w:r>
     </w:p>
     <w:p>
@@ -33657,7 +33657,7 @@
                 <w:sz w:val="19"/>
                 <w:szCs w:val="19"/>
               </w:rPr>
-              <w:t xml:space="preserve">액센트·커팅·"따~다" 리듬</w:t>
+              <w:t xml:space="preserve">베이스 시작·커팅·"따~다" 리듬</w:t>
             </w:r>
           </w:p>
         </w:tc>

--- a/guitar-course/통기타_8주과정_강의계획서_및_교안.docx
+++ b/guitar-course/통기타_8주과정_강의계획서_및_교안.docx
@@ -5433,6 +5433,92 @@
         <w:t xml:space="preserve">TAB 악보: 6줄의 가로선이 기타 줄(맨 위가 1번줄), 숫자가 누를 프렛 번호다.</w:t>
       </w:r>
     </w:p>
+    <w:p>
+      <w:pPr>
+        <w:spacing w:after="60" w:before="60"/>
+        <w:jc w:val="center"/>
+      </w:pPr>
+      <w:r>
+        <w:drawing>
+          <wp:inline distT="0" distB="0" distL="0" distR="0">
+            <wp:extent cx="914400" cy="1200150"/>
+            <wp:effectExtent t="0" r="0" b="0" l="0"/>
+            <wp:docPr id="1" name="" descr="" title=""/>
+            <wp:cNvGraphicFramePr>
+              <a:graphicFrameLocks xmlns:a="http://schemas.openxmlformats.org/drawingml/2006/main" noChangeAspect="1"/>
+            </wp:cNvGraphicFramePr>
+            <a:graphic xmlns:a="http://schemas.openxmlformats.org/drawingml/2006/main">
+              <a:graphicData uri="http://schemas.openxmlformats.org/drawingml/2006/picture">
+                <pic:pic xmlns:pic="http://schemas.openxmlformats.org/drawingml/2006/picture">
+                  <pic:nvPicPr>
+                    <pic:cNvPr id="0" name="" descr=""/>
+                    <pic:cNvPicPr>
+                      <a:picLocks noChangeAspect="1" noChangeArrowheads="1"/>
+                    </pic:cNvPicPr>
+                  </pic:nvPicPr>
+                  <pic:blipFill>
+                    <a:blip r:embed="rId9" cstate="none"/>
+                    <a:srcRect/>
+                    <a:stretch>
+                      <a:fillRect/>
+                    </a:stretch>
+                  </pic:blipFill>
+                  <pic:spPr bwMode="auto">
+                    <a:xfrm>
+                      <a:off x="0" y="0"/>
+                      <a:ext cx="914400" cy="1200150"/>
+                    </a:xfrm>
+                    <a:prstGeom prst="rect">
+                      <a:avLst/>
+                    </a:prstGeom>
+                  </pic:spPr>
+                </pic:pic>
+              </a:graphicData>
+            </a:graphic>
+          </wp:inline>
+        </w:drawing>
+      </w:r>
+      <w:r>
+        <w:drawing>
+          <wp:inline distT="0" distB="0" distL="0" distR="0">
+            <wp:extent cx="914400" cy="1200150"/>
+            <wp:effectExtent t="0" r="0" b="0" l="0"/>
+            <wp:docPr id="1" name="" descr="" title=""/>
+            <wp:cNvGraphicFramePr>
+              <a:graphicFrameLocks xmlns:a="http://schemas.openxmlformats.org/drawingml/2006/main" noChangeAspect="1"/>
+            </wp:cNvGraphicFramePr>
+            <a:graphic xmlns:a="http://schemas.openxmlformats.org/drawingml/2006/main">
+              <a:graphicData uri="http://schemas.openxmlformats.org/drawingml/2006/picture">
+                <pic:pic xmlns:pic="http://schemas.openxmlformats.org/drawingml/2006/picture">
+                  <pic:nvPicPr>
+                    <pic:cNvPr id="0" name="" descr=""/>
+                    <pic:cNvPicPr>
+                      <a:picLocks noChangeAspect="1" noChangeArrowheads="1"/>
+                    </pic:cNvPicPr>
+                  </pic:nvPicPr>
+                  <pic:blipFill>
+                    <a:blip r:embed="rId10" cstate="none"/>
+                    <a:srcRect/>
+                    <a:stretch>
+                      <a:fillRect/>
+                    </a:stretch>
+                  </pic:blipFill>
+                  <pic:spPr bwMode="auto">
+                    <a:xfrm>
+                      <a:off x="0" y="0"/>
+                      <a:ext cx="914400" cy="1200150"/>
+                    </a:xfrm>
+                    <a:prstGeom prst="rect">
+                      <a:avLst/>
+                    </a:prstGeom>
+                  </pic:spPr>
+                </pic:pic>
+              </a:graphicData>
+            </a:graphic>
+          </wp:inline>
+        </w:drawing>
+      </w:r>
+    </w:p>
     <w:tbl>
       <w:tblPr>
         <w:tblW w:type="dxa" w:w="9026"/>
@@ -7831,6 +7917,172 @@
           <w:rFonts w:ascii="맑은 고딕" w:cs="맑은 고딕" w:eastAsia="맑은 고딕" w:hAnsi="맑은 고딕"/>
         </w:rPr>
         <w:t xml:space="preserve">■ 이번 주 코드</w:t>
+      </w:r>
+    </w:p>
+    <w:p>
+      <w:pPr>
+        <w:spacing w:after="60" w:before="60"/>
+        <w:jc w:val="center"/>
+      </w:pPr>
+      <w:r>
+        <w:drawing>
+          <wp:inline distT="0" distB="0" distL="0" distR="0">
+            <wp:extent cx="914400" cy="1200150"/>
+            <wp:effectExtent t="0" r="0" b="0" l="0"/>
+            <wp:docPr id="1" name="" descr="" title=""/>
+            <wp:cNvGraphicFramePr>
+              <a:graphicFrameLocks xmlns:a="http://schemas.openxmlformats.org/drawingml/2006/main" noChangeAspect="1"/>
+            </wp:cNvGraphicFramePr>
+            <a:graphic xmlns:a="http://schemas.openxmlformats.org/drawingml/2006/main">
+              <a:graphicData uri="http://schemas.openxmlformats.org/drawingml/2006/picture">
+                <pic:pic xmlns:pic="http://schemas.openxmlformats.org/drawingml/2006/picture">
+                  <pic:nvPicPr>
+                    <pic:cNvPr id="0" name="" descr=""/>
+                    <pic:cNvPicPr>
+                      <a:picLocks noChangeAspect="1" noChangeArrowheads="1"/>
+                    </pic:cNvPicPr>
+                  </pic:nvPicPr>
+                  <pic:blipFill>
+                    <a:blip r:embed="rId11" cstate="none"/>
+                    <a:srcRect/>
+                    <a:stretch>
+                      <a:fillRect/>
+                    </a:stretch>
+                  </pic:blipFill>
+                  <pic:spPr bwMode="auto">
+                    <a:xfrm>
+                      <a:off x="0" y="0"/>
+                      <a:ext cx="914400" cy="1200150"/>
+                    </a:xfrm>
+                    <a:prstGeom prst="rect">
+                      <a:avLst/>
+                    </a:prstGeom>
+                  </pic:spPr>
+                </pic:pic>
+              </a:graphicData>
+            </a:graphic>
+          </wp:inline>
+        </w:drawing>
+      </w:r>
+      <w:r>
+        <w:drawing>
+          <wp:inline distT="0" distB="0" distL="0" distR="0">
+            <wp:extent cx="914400" cy="1200150"/>
+            <wp:effectExtent t="0" r="0" b="0" l="0"/>
+            <wp:docPr id="1" name="" descr="" title=""/>
+            <wp:cNvGraphicFramePr>
+              <a:graphicFrameLocks xmlns:a="http://schemas.openxmlformats.org/drawingml/2006/main" noChangeAspect="1"/>
+            </wp:cNvGraphicFramePr>
+            <a:graphic xmlns:a="http://schemas.openxmlformats.org/drawingml/2006/main">
+              <a:graphicData uri="http://schemas.openxmlformats.org/drawingml/2006/picture">
+                <pic:pic xmlns:pic="http://schemas.openxmlformats.org/drawingml/2006/picture">
+                  <pic:nvPicPr>
+                    <pic:cNvPr id="0" name="" descr=""/>
+                    <pic:cNvPicPr>
+                      <a:picLocks noChangeAspect="1" noChangeArrowheads="1"/>
+                    </pic:cNvPicPr>
+                  </pic:nvPicPr>
+                  <pic:blipFill>
+                    <a:blip r:embed="rId12" cstate="none"/>
+                    <a:srcRect/>
+                    <a:stretch>
+                      <a:fillRect/>
+                    </a:stretch>
+                  </pic:blipFill>
+                  <pic:spPr bwMode="auto">
+                    <a:xfrm>
+                      <a:off x="0" y="0"/>
+                      <a:ext cx="914400" cy="1200150"/>
+                    </a:xfrm>
+                    <a:prstGeom prst="rect">
+                      <a:avLst/>
+                    </a:prstGeom>
+                  </pic:spPr>
+                </pic:pic>
+              </a:graphicData>
+            </a:graphic>
+          </wp:inline>
+        </w:drawing>
+      </w:r>
+      <w:r>
+        <w:drawing>
+          <wp:inline distT="0" distB="0" distL="0" distR="0">
+            <wp:extent cx="914400" cy="1200150"/>
+            <wp:effectExtent t="0" r="0" b="0" l="0"/>
+            <wp:docPr id="1" name="" descr="" title=""/>
+            <wp:cNvGraphicFramePr>
+              <a:graphicFrameLocks xmlns:a="http://schemas.openxmlformats.org/drawingml/2006/main" noChangeAspect="1"/>
+            </wp:cNvGraphicFramePr>
+            <a:graphic xmlns:a="http://schemas.openxmlformats.org/drawingml/2006/main">
+              <a:graphicData uri="http://schemas.openxmlformats.org/drawingml/2006/picture">
+                <pic:pic xmlns:pic="http://schemas.openxmlformats.org/drawingml/2006/picture">
+                  <pic:nvPicPr>
+                    <pic:cNvPr id="0" name="" descr=""/>
+                    <pic:cNvPicPr>
+                      <a:picLocks noChangeAspect="1" noChangeArrowheads="1"/>
+                    </pic:cNvPicPr>
+                  </pic:nvPicPr>
+                  <pic:blipFill>
+                    <a:blip r:embed="rId13" cstate="none"/>
+                    <a:srcRect/>
+                    <a:stretch>
+                      <a:fillRect/>
+                    </a:stretch>
+                  </pic:blipFill>
+                  <pic:spPr bwMode="auto">
+                    <a:xfrm>
+                      <a:off x="0" y="0"/>
+                      <a:ext cx="914400" cy="1200150"/>
+                    </a:xfrm>
+                    <a:prstGeom prst="rect">
+                      <a:avLst/>
+                    </a:prstGeom>
+                  </pic:spPr>
+                </pic:pic>
+              </a:graphicData>
+            </a:graphic>
+          </wp:inline>
+        </w:drawing>
+      </w:r>
+      <w:r>
+        <w:drawing>
+          <wp:inline distT="0" distB="0" distL="0" distR="0">
+            <wp:extent cx="914400" cy="1200150"/>
+            <wp:effectExtent t="0" r="0" b="0" l="0"/>
+            <wp:docPr id="1" name="" descr="" title=""/>
+            <wp:cNvGraphicFramePr>
+              <a:graphicFrameLocks xmlns:a="http://schemas.openxmlformats.org/drawingml/2006/main" noChangeAspect="1"/>
+            </wp:cNvGraphicFramePr>
+            <a:graphic xmlns:a="http://schemas.openxmlformats.org/drawingml/2006/main">
+              <a:graphicData uri="http://schemas.openxmlformats.org/drawingml/2006/picture">
+                <pic:pic xmlns:pic="http://schemas.openxmlformats.org/drawingml/2006/picture">
+                  <pic:nvPicPr>
+                    <pic:cNvPr id="0" name="" descr=""/>
+                    <pic:cNvPicPr>
+                      <a:picLocks noChangeAspect="1" noChangeArrowheads="1"/>
+                    </pic:cNvPicPr>
+                  </pic:nvPicPr>
+                  <pic:blipFill>
+                    <a:blip r:embed="rId14" cstate="none"/>
+                    <a:srcRect/>
+                    <a:stretch>
+                      <a:fillRect/>
+                    </a:stretch>
+                  </pic:blipFill>
+                  <pic:spPr bwMode="auto">
+                    <a:xfrm>
+                      <a:off x="0" y="0"/>
+                      <a:ext cx="914400" cy="1200150"/>
+                    </a:xfrm>
+                    <a:prstGeom prst="rect">
+                      <a:avLst/>
+                    </a:prstGeom>
+                  </pic:spPr>
+                </pic:pic>
+              </a:graphicData>
+            </a:graphic>
+          </wp:inline>
+        </w:drawing>
       </w:r>
     </w:p>
     <w:tbl>
@@ -10978,6 +11230,132 @@
         <w:t xml:space="preserve">■ 이번 주 코드</w:t>
       </w:r>
     </w:p>
+    <w:p>
+      <w:pPr>
+        <w:spacing w:after="60" w:before="60"/>
+        <w:jc w:val="center"/>
+      </w:pPr>
+      <w:r>
+        <w:drawing>
+          <wp:inline distT="0" distB="0" distL="0" distR="0">
+            <wp:extent cx="914400" cy="1200150"/>
+            <wp:effectExtent t="0" r="0" b="0" l="0"/>
+            <wp:docPr id="1" name="" descr="" title=""/>
+            <wp:cNvGraphicFramePr>
+              <a:graphicFrameLocks xmlns:a="http://schemas.openxmlformats.org/drawingml/2006/main" noChangeAspect="1"/>
+            </wp:cNvGraphicFramePr>
+            <a:graphic xmlns:a="http://schemas.openxmlformats.org/drawingml/2006/main">
+              <a:graphicData uri="http://schemas.openxmlformats.org/drawingml/2006/picture">
+                <pic:pic xmlns:pic="http://schemas.openxmlformats.org/drawingml/2006/picture">
+                  <pic:nvPicPr>
+                    <pic:cNvPr id="0" name="" descr=""/>
+                    <pic:cNvPicPr>
+                      <a:picLocks noChangeAspect="1" noChangeArrowheads="1"/>
+                    </pic:cNvPicPr>
+                  </pic:nvPicPr>
+                  <pic:blipFill>
+                    <a:blip r:embed="rId15" cstate="none"/>
+                    <a:srcRect/>
+                    <a:stretch>
+                      <a:fillRect/>
+                    </a:stretch>
+                  </pic:blipFill>
+                  <pic:spPr bwMode="auto">
+                    <a:xfrm>
+                      <a:off x="0" y="0"/>
+                      <a:ext cx="914400" cy="1200150"/>
+                    </a:xfrm>
+                    <a:prstGeom prst="rect">
+                      <a:avLst/>
+                    </a:prstGeom>
+                  </pic:spPr>
+                </pic:pic>
+              </a:graphicData>
+            </a:graphic>
+          </wp:inline>
+        </w:drawing>
+      </w:r>
+      <w:r>
+        <w:drawing>
+          <wp:inline distT="0" distB="0" distL="0" distR="0">
+            <wp:extent cx="914400" cy="1200150"/>
+            <wp:effectExtent t="0" r="0" b="0" l="0"/>
+            <wp:docPr id="1" name="" descr="" title=""/>
+            <wp:cNvGraphicFramePr>
+              <a:graphicFrameLocks xmlns:a="http://schemas.openxmlformats.org/drawingml/2006/main" noChangeAspect="1"/>
+            </wp:cNvGraphicFramePr>
+            <a:graphic xmlns:a="http://schemas.openxmlformats.org/drawingml/2006/main">
+              <a:graphicData uri="http://schemas.openxmlformats.org/drawingml/2006/picture">
+                <pic:pic xmlns:pic="http://schemas.openxmlformats.org/drawingml/2006/picture">
+                  <pic:nvPicPr>
+                    <pic:cNvPr id="0" name="" descr=""/>
+                    <pic:cNvPicPr>
+                      <a:picLocks noChangeAspect="1" noChangeArrowheads="1"/>
+                    </pic:cNvPicPr>
+                  </pic:nvPicPr>
+                  <pic:blipFill>
+                    <a:blip r:embed="rId16" cstate="none"/>
+                    <a:srcRect/>
+                    <a:stretch>
+                      <a:fillRect/>
+                    </a:stretch>
+                  </pic:blipFill>
+                  <pic:spPr bwMode="auto">
+                    <a:xfrm>
+                      <a:off x="0" y="0"/>
+                      <a:ext cx="914400" cy="1200150"/>
+                    </a:xfrm>
+                    <a:prstGeom prst="rect">
+                      <a:avLst/>
+                    </a:prstGeom>
+                  </pic:spPr>
+                </pic:pic>
+              </a:graphicData>
+            </a:graphic>
+          </wp:inline>
+        </w:drawing>
+      </w:r>
+      <w:r>
+        <w:drawing>
+          <wp:inline distT="0" distB="0" distL="0" distR="0">
+            <wp:extent cx="914400" cy="1200150"/>
+            <wp:effectExtent t="0" r="0" b="0" l="0"/>
+            <wp:docPr id="1" name="" descr="" title=""/>
+            <wp:cNvGraphicFramePr>
+              <a:graphicFrameLocks xmlns:a="http://schemas.openxmlformats.org/drawingml/2006/main" noChangeAspect="1"/>
+            </wp:cNvGraphicFramePr>
+            <a:graphic xmlns:a="http://schemas.openxmlformats.org/drawingml/2006/main">
+              <a:graphicData uri="http://schemas.openxmlformats.org/drawingml/2006/picture">
+                <pic:pic xmlns:pic="http://schemas.openxmlformats.org/drawingml/2006/picture">
+                  <pic:nvPicPr>
+                    <pic:cNvPr id="0" name="" descr=""/>
+                    <pic:cNvPicPr>
+                      <a:picLocks noChangeAspect="1" noChangeArrowheads="1"/>
+                    </pic:cNvPicPr>
+                  </pic:nvPicPr>
+                  <pic:blipFill>
+                    <a:blip r:embed="rId17" cstate="none"/>
+                    <a:srcRect/>
+                    <a:stretch>
+                      <a:fillRect/>
+                    </a:stretch>
+                  </pic:blipFill>
+                  <pic:spPr bwMode="auto">
+                    <a:xfrm>
+                      <a:off x="0" y="0"/>
+                      <a:ext cx="914400" cy="1200150"/>
+                    </a:xfrm>
+                    <a:prstGeom prst="rect">
+                      <a:avLst/>
+                    </a:prstGeom>
+                  </pic:spPr>
+                </pic:pic>
+              </a:graphicData>
+            </a:graphic>
+          </wp:inline>
+        </w:drawing>
+      </w:r>
+    </w:p>
     <w:tbl>
       <w:tblPr>
         <w:tblW w:type="dxa" w:w="9026"/>
@@ -13827,6 +14205,132 @@
         <w:t xml:space="preserve">■ 이번 주 코드</w:t>
       </w:r>
     </w:p>
+    <w:p>
+      <w:pPr>
+        <w:spacing w:after="60" w:before="60"/>
+        <w:jc w:val="center"/>
+      </w:pPr>
+      <w:r>
+        <w:drawing>
+          <wp:inline distT="0" distB="0" distL="0" distR="0">
+            <wp:extent cx="914400" cy="1200150"/>
+            <wp:effectExtent t="0" r="0" b="0" l="0"/>
+            <wp:docPr id="1" name="" descr="" title=""/>
+            <wp:cNvGraphicFramePr>
+              <a:graphicFrameLocks xmlns:a="http://schemas.openxmlformats.org/drawingml/2006/main" noChangeAspect="1"/>
+            </wp:cNvGraphicFramePr>
+            <a:graphic xmlns:a="http://schemas.openxmlformats.org/drawingml/2006/main">
+              <a:graphicData uri="http://schemas.openxmlformats.org/drawingml/2006/picture">
+                <pic:pic xmlns:pic="http://schemas.openxmlformats.org/drawingml/2006/picture">
+                  <pic:nvPicPr>
+                    <pic:cNvPr id="0" name="" descr=""/>
+                    <pic:cNvPicPr>
+                      <a:picLocks noChangeAspect="1" noChangeArrowheads="1"/>
+                    </pic:cNvPicPr>
+                  </pic:nvPicPr>
+                  <pic:blipFill>
+                    <a:blip r:embed="rId18" cstate="none"/>
+                    <a:srcRect/>
+                    <a:stretch>
+                      <a:fillRect/>
+                    </a:stretch>
+                  </pic:blipFill>
+                  <pic:spPr bwMode="auto">
+                    <a:xfrm>
+                      <a:off x="0" y="0"/>
+                      <a:ext cx="914400" cy="1200150"/>
+                    </a:xfrm>
+                    <a:prstGeom prst="rect">
+                      <a:avLst/>
+                    </a:prstGeom>
+                  </pic:spPr>
+                </pic:pic>
+              </a:graphicData>
+            </a:graphic>
+          </wp:inline>
+        </w:drawing>
+      </w:r>
+      <w:r>
+        <w:drawing>
+          <wp:inline distT="0" distB="0" distL="0" distR="0">
+            <wp:extent cx="914400" cy="1200150"/>
+            <wp:effectExtent t="0" r="0" b="0" l="0"/>
+            <wp:docPr id="1" name="" descr="" title=""/>
+            <wp:cNvGraphicFramePr>
+              <a:graphicFrameLocks xmlns:a="http://schemas.openxmlformats.org/drawingml/2006/main" noChangeAspect="1"/>
+            </wp:cNvGraphicFramePr>
+            <a:graphic xmlns:a="http://schemas.openxmlformats.org/drawingml/2006/main">
+              <a:graphicData uri="http://schemas.openxmlformats.org/drawingml/2006/picture">
+                <pic:pic xmlns:pic="http://schemas.openxmlformats.org/drawingml/2006/picture">
+                  <pic:nvPicPr>
+                    <pic:cNvPr id="0" name="" descr=""/>
+                    <pic:cNvPicPr>
+                      <a:picLocks noChangeAspect="1" noChangeArrowheads="1"/>
+                    </pic:cNvPicPr>
+                  </pic:nvPicPr>
+                  <pic:blipFill>
+                    <a:blip r:embed="rId19" cstate="none"/>
+                    <a:srcRect/>
+                    <a:stretch>
+                      <a:fillRect/>
+                    </a:stretch>
+                  </pic:blipFill>
+                  <pic:spPr bwMode="auto">
+                    <a:xfrm>
+                      <a:off x="0" y="0"/>
+                      <a:ext cx="914400" cy="1200150"/>
+                    </a:xfrm>
+                    <a:prstGeom prst="rect">
+                      <a:avLst/>
+                    </a:prstGeom>
+                  </pic:spPr>
+                </pic:pic>
+              </a:graphicData>
+            </a:graphic>
+          </wp:inline>
+        </w:drawing>
+      </w:r>
+      <w:r>
+        <w:drawing>
+          <wp:inline distT="0" distB="0" distL="0" distR="0">
+            <wp:extent cx="914400" cy="1200150"/>
+            <wp:effectExtent t="0" r="0" b="0" l="0"/>
+            <wp:docPr id="1" name="" descr="" title=""/>
+            <wp:cNvGraphicFramePr>
+              <a:graphicFrameLocks xmlns:a="http://schemas.openxmlformats.org/drawingml/2006/main" noChangeAspect="1"/>
+            </wp:cNvGraphicFramePr>
+            <a:graphic xmlns:a="http://schemas.openxmlformats.org/drawingml/2006/main">
+              <a:graphicData uri="http://schemas.openxmlformats.org/drawingml/2006/picture">
+                <pic:pic xmlns:pic="http://schemas.openxmlformats.org/drawingml/2006/picture">
+                  <pic:nvPicPr>
+                    <pic:cNvPr id="0" name="" descr=""/>
+                    <pic:cNvPicPr>
+                      <a:picLocks noChangeAspect="1" noChangeArrowheads="1"/>
+                    </pic:cNvPicPr>
+                  </pic:nvPicPr>
+                  <pic:blipFill>
+                    <a:blip r:embed="rId20" cstate="none"/>
+                    <a:srcRect/>
+                    <a:stretch>
+                      <a:fillRect/>
+                    </a:stretch>
+                  </pic:blipFill>
+                  <pic:spPr bwMode="auto">
+                    <a:xfrm>
+                      <a:off x="0" y="0"/>
+                      <a:ext cx="914400" cy="1200150"/>
+                    </a:xfrm>
+                    <a:prstGeom prst="rect">
+                      <a:avLst/>
+                    </a:prstGeom>
+                  </pic:spPr>
+                </pic:pic>
+              </a:graphicData>
+            </a:graphic>
+          </wp:inline>
+        </w:drawing>
+      </w:r>
+    </w:p>
     <w:tbl>
       <w:tblPr>
         <w:tblW w:type="dxa" w:w="9026"/>
@@ -18262,6 +18766,92 @@
         <w:t xml:space="preserve">■ 이번 주 코드</w:t>
       </w:r>
     </w:p>
+    <w:p>
+      <w:pPr>
+        <w:spacing w:after="60" w:before="60"/>
+        <w:jc w:val="center"/>
+      </w:pPr>
+      <w:r>
+        <w:drawing>
+          <wp:inline distT="0" distB="0" distL="0" distR="0">
+            <wp:extent cx="914400" cy="1200150"/>
+            <wp:effectExtent t="0" r="0" b="0" l="0"/>
+            <wp:docPr id="1" name="" descr="" title=""/>
+            <wp:cNvGraphicFramePr>
+              <a:graphicFrameLocks xmlns:a="http://schemas.openxmlformats.org/drawingml/2006/main" noChangeAspect="1"/>
+            </wp:cNvGraphicFramePr>
+            <a:graphic xmlns:a="http://schemas.openxmlformats.org/drawingml/2006/main">
+              <a:graphicData uri="http://schemas.openxmlformats.org/drawingml/2006/picture">
+                <pic:pic xmlns:pic="http://schemas.openxmlformats.org/drawingml/2006/picture">
+                  <pic:nvPicPr>
+                    <pic:cNvPr id="0" name="" descr=""/>
+                    <pic:cNvPicPr>
+                      <a:picLocks noChangeAspect="1" noChangeArrowheads="1"/>
+                    </pic:cNvPicPr>
+                  </pic:nvPicPr>
+                  <pic:blipFill>
+                    <a:blip r:embed="rId21" cstate="none"/>
+                    <a:srcRect/>
+                    <a:stretch>
+                      <a:fillRect/>
+                    </a:stretch>
+                  </pic:blipFill>
+                  <pic:spPr bwMode="auto">
+                    <a:xfrm>
+                      <a:off x="0" y="0"/>
+                      <a:ext cx="914400" cy="1200150"/>
+                    </a:xfrm>
+                    <a:prstGeom prst="rect">
+                      <a:avLst/>
+                    </a:prstGeom>
+                  </pic:spPr>
+                </pic:pic>
+              </a:graphicData>
+            </a:graphic>
+          </wp:inline>
+        </w:drawing>
+      </w:r>
+      <w:r>
+        <w:drawing>
+          <wp:inline distT="0" distB="0" distL="0" distR="0">
+            <wp:extent cx="914400" cy="1200150"/>
+            <wp:effectExtent t="0" r="0" b="0" l="0"/>
+            <wp:docPr id="1" name="" descr="" title=""/>
+            <wp:cNvGraphicFramePr>
+              <a:graphicFrameLocks xmlns:a="http://schemas.openxmlformats.org/drawingml/2006/main" noChangeAspect="1"/>
+            </wp:cNvGraphicFramePr>
+            <a:graphic xmlns:a="http://schemas.openxmlformats.org/drawingml/2006/main">
+              <a:graphicData uri="http://schemas.openxmlformats.org/drawingml/2006/picture">
+                <pic:pic xmlns:pic="http://schemas.openxmlformats.org/drawingml/2006/picture">
+                  <pic:nvPicPr>
+                    <pic:cNvPr id="0" name="" descr=""/>
+                    <pic:cNvPicPr>
+                      <a:picLocks noChangeAspect="1" noChangeArrowheads="1"/>
+                    </pic:cNvPicPr>
+                  </pic:nvPicPr>
+                  <pic:blipFill>
+                    <a:blip r:embed="rId22" cstate="none"/>
+                    <a:srcRect/>
+                    <a:stretch>
+                      <a:fillRect/>
+                    </a:stretch>
+                  </pic:blipFill>
+                  <pic:spPr bwMode="auto">
+                    <a:xfrm>
+                      <a:off x="0" y="0"/>
+                      <a:ext cx="914400" cy="1200150"/>
+                    </a:xfrm>
+                    <a:prstGeom prst="rect">
+                      <a:avLst/>
+                    </a:prstGeom>
+                  </pic:spPr>
+                </pic:pic>
+              </a:graphicData>
+            </a:graphic>
+          </wp:inline>
+        </w:drawing>
+      </w:r>
+    </w:p>
     <w:tbl>
       <w:tblPr>
         <w:tblW w:type="dxa" w:w="9026"/>
@@ -20706,6 +21296,172 @@
           <w:rFonts w:ascii="맑은 고딕" w:cs="맑은 고딕" w:eastAsia="맑은 고딕" w:hAnsi="맑은 고딕"/>
         </w:rPr>
         <w:t xml:space="preserve">■ 이번 주 코드</w:t>
+      </w:r>
+    </w:p>
+    <w:p>
+      <w:pPr>
+        <w:spacing w:after="60" w:before="60"/>
+        <w:jc w:val="center"/>
+      </w:pPr>
+      <w:r>
+        <w:drawing>
+          <wp:inline distT="0" distB="0" distL="0" distR="0">
+            <wp:extent cx="914400" cy="1200150"/>
+            <wp:effectExtent t="0" r="0" b="0" l="0"/>
+            <wp:docPr id="1" name="" descr="" title=""/>
+            <wp:cNvGraphicFramePr>
+              <a:graphicFrameLocks xmlns:a="http://schemas.openxmlformats.org/drawingml/2006/main" noChangeAspect="1"/>
+            </wp:cNvGraphicFramePr>
+            <a:graphic xmlns:a="http://schemas.openxmlformats.org/drawingml/2006/main">
+              <a:graphicData uri="http://schemas.openxmlformats.org/drawingml/2006/picture">
+                <pic:pic xmlns:pic="http://schemas.openxmlformats.org/drawingml/2006/picture">
+                  <pic:nvPicPr>
+                    <pic:cNvPr id="0" name="" descr=""/>
+                    <pic:cNvPicPr>
+                      <a:picLocks noChangeAspect="1" noChangeArrowheads="1"/>
+                    </pic:cNvPicPr>
+                  </pic:nvPicPr>
+                  <pic:blipFill>
+                    <a:blip r:embed="rId23" cstate="none"/>
+                    <a:srcRect/>
+                    <a:stretch>
+                      <a:fillRect/>
+                    </a:stretch>
+                  </pic:blipFill>
+                  <pic:spPr bwMode="auto">
+                    <a:xfrm>
+                      <a:off x="0" y="0"/>
+                      <a:ext cx="914400" cy="1200150"/>
+                    </a:xfrm>
+                    <a:prstGeom prst="rect">
+                      <a:avLst/>
+                    </a:prstGeom>
+                  </pic:spPr>
+                </pic:pic>
+              </a:graphicData>
+            </a:graphic>
+          </wp:inline>
+        </w:drawing>
+      </w:r>
+      <w:r>
+        <w:drawing>
+          <wp:inline distT="0" distB="0" distL="0" distR="0">
+            <wp:extent cx="914400" cy="1200150"/>
+            <wp:effectExtent t="0" r="0" b="0" l="0"/>
+            <wp:docPr id="1" name="" descr="" title=""/>
+            <wp:cNvGraphicFramePr>
+              <a:graphicFrameLocks xmlns:a="http://schemas.openxmlformats.org/drawingml/2006/main" noChangeAspect="1"/>
+            </wp:cNvGraphicFramePr>
+            <a:graphic xmlns:a="http://schemas.openxmlformats.org/drawingml/2006/main">
+              <a:graphicData uri="http://schemas.openxmlformats.org/drawingml/2006/picture">
+                <pic:pic xmlns:pic="http://schemas.openxmlformats.org/drawingml/2006/picture">
+                  <pic:nvPicPr>
+                    <pic:cNvPr id="0" name="" descr=""/>
+                    <pic:cNvPicPr>
+                      <a:picLocks noChangeAspect="1" noChangeArrowheads="1"/>
+                    </pic:cNvPicPr>
+                  </pic:nvPicPr>
+                  <pic:blipFill>
+                    <a:blip r:embed="rId24" cstate="none"/>
+                    <a:srcRect/>
+                    <a:stretch>
+                      <a:fillRect/>
+                    </a:stretch>
+                  </pic:blipFill>
+                  <pic:spPr bwMode="auto">
+                    <a:xfrm>
+                      <a:off x="0" y="0"/>
+                      <a:ext cx="914400" cy="1200150"/>
+                    </a:xfrm>
+                    <a:prstGeom prst="rect">
+                      <a:avLst/>
+                    </a:prstGeom>
+                  </pic:spPr>
+                </pic:pic>
+              </a:graphicData>
+            </a:graphic>
+          </wp:inline>
+        </w:drawing>
+      </w:r>
+      <w:r>
+        <w:drawing>
+          <wp:inline distT="0" distB="0" distL="0" distR="0">
+            <wp:extent cx="914400" cy="1200150"/>
+            <wp:effectExtent t="0" r="0" b="0" l="0"/>
+            <wp:docPr id="1" name="" descr="" title=""/>
+            <wp:cNvGraphicFramePr>
+              <a:graphicFrameLocks xmlns:a="http://schemas.openxmlformats.org/drawingml/2006/main" noChangeAspect="1"/>
+            </wp:cNvGraphicFramePr>
+            <a:graphic xmlns:a="http://schemas.openxmlformats.org/drawingml/2006/main">
+              <a:graphicData uri="http://schemas.openxmlformats.org/drawingml/2006/picture">
+                <pic:pic xmlns:pic="http://schemas.openxmlformats.org/drawingml/2006/picture">
+                  <pic:nvPicPr>
+                    <pic:cNvPr id="0" name="" descr=""/>
+                    <pic:cNvPicPr>
+                      <a:picLocks noChangeAspect="1" noChangeArrowheads="1"/>
+                    </pic:cNvPicPr>
+                  </pic:nvPicPr>
+                  <pic:blipFill>
+                    <a:blip r:embed="rId25" cstate="none"/>
+                    <a:srcRect/>
+                    <a:stretch>
+                      <a:fillRect/>
+                    </a:stretch>
+                  </pic:blipFill>
+                  <pic:spPr bwMode="auto">
+                    <a:xfrm>
+                      <a:off x="0" y="0"/>
+                      <a:ext cx="914400" cy="1200150"/>
+                    </a:xfrm>
+                    <a:prstGeom prst="rect">
+                      <a:avLst/>
+                    </a:prstGeom>
+                  </pic:spPr>
+                </pic:pic>
+              </a:graphicData>
+            </a:graphic>
+          </wp:inline>
+        </w:drawing>
+      </w:r>
+      <w:r>
+        <w:drawing>
+          <wp:inline distT="0" distB="0" distL="0" distR="0">
+            <wp:extent cx="914400" cy="1200150"/>
+            <wp:effectExtent t="0" r="0" b="0" l="0"/>
+            <wp:docPr id="1" name="" descr="" title=""/>
+            <wp:cNvGraphicFramePr>
+              <a:graphicFrameLocks xmlns:a="http://schemas.openxmlformats.org/drawingml/2006/main" noChangeAspect="1"/>
+            </wp:cNvGraphicFramePr>
+            <a:graphic xmlns:a="http://schemas.openxmlformats.org/drawingml/2006/main">
+              <a:graphicData uri="http://schemas.openxmlformats.org/drawingml/2006/picture">
+                <pic:pic xmlns:pic="http://schemas.openxmlformats.org/drawingml/2006/picture">
+                  <pic:nvPicPr>
+                    <pic:cNvPr id="0" name="" descr=""/>
+                    <pic:cNvPicPr>
+                      <a:picLocks noChangeAspect="1" noChangeArrowheads="1"/>
+                    </pic:cNvPicPr>
+                  </pic:nvPicPr>
+                  <pic:blipFill>
+                    <a:blip r:embed="rId26" cstate="none"/>
+                    <a:srcRect/>
+                    <a:stretch>
+                      <a:fillRect/>
+                    </a:stretch>
+                  </pic:blipFill>
+                  <pic:spPr bwMode="auto">
+                    <a:xfrm>
+                      <a:off x="0" y="0"/>
+                      <a:ext cx="914400" cy="1200150"/>
+                    </a:xfrm>
+                    <a:prstGeom prst="rect">
+                      <a:avLst/>
+                    </a:prstGeom>
+                  </pic:spPr>
+                </pic:pic>
+              </a:graphicData>
+            </a:graphic>
+          </wp:inline>
+        </w:drawing>
       </w:r>
     </w:p>
     <w:tbl>
@@ -28019,6 +28775,744 @@
           <w:rFonts w:ascii="맑은 고딕" w:cs="맑은 고딕" w:eastAsia="맑은 고딕" w:hAnsi="맑은 고딕"/>
         </w:rPr>
         <w:t xml:space="preserve">■ 8주 동안 배운 코드 총정리</w:t>
+      </w:r>
+    </w:p>
+    <w:p>
+      <w:pPr>
+        <w:spacing w:after="60" w:before="60"/>
+        <w:jc w:val="center"/>
+      </w:pPr>
+      <w:r>
+        <w:drawing>
+          <wp:inline distT="0" distB="0" distL="0" distR="0">
+            <wp:extent cx="914400" cy="1200150"/>
+            <wp:effectExtent t="0" r="0" b="0" l="0"/>
+            <wp:docPr id="1" name="" descr="" title=""/>
+            <wp:cNvGraphicFramePr>
+              <a:graphicFrameLocks xmlns:a="http://schemas.openxmlformats.org/drawingml/2006/main" noChangeAspect="1"/>
+            </wp:cNvGraphicFramePr>
+            <a:graphic xmlns:a="http://schemas.openxmlformats.org/drawingml/2006/main">
+              <a:graphicData uri="http://schemas.openxmlformats.org/drawingml/2006/picture">
+                <pic:pic xmlns:pic="http://schemas.openxmlformats.org/drawingml/2006/picture">
+                  <pic:nvPicPr>
+                    <pic:cNvPr id="0" name="" descr=""/>
+                    <pic:cNvPicPr>
+                      <a:picLocks noChangeAspect="1" noChangeArrowheads="1"/>
+                    </pic:cNvPicPr>
+                  </pic:nvPicPr>
+                  <pic:blipFill>
+                    <a:blip r:embed="rId9" cstate="none"/>
+                    <a:srcRect/>
+                    <a:stretch>
+                      <a:fillRect/>
+                    </a:stretch>
+                  </pic:blipFill>
+                  <pic:spPr bwMode="auto">
+                    <a:xfrm>
+                      <a:off x="0" y="0"/>
+                      <a:ext cx="914400" cy="1200150"/>
+                    </a:xfrm>
+                    <a:prstGeom prst="rect">
+                      <a:avLst/>
+                    </a:prstGeom>
+                  </pic:spPr>
+                </pic:pic>
+              </a:graphicData>
+            </a:graphic>
+          </wp:inline>
+        </w:drawing>
+      </w:r>
+      <w:r>
+        <w:drawing>
+          <wp:inline distT="0" distB="0" distL="0" distR="0">
+            <wp:extent cx="914400" cy="1200150"/>
+            <wp:effectExtent t="0" r="0" b="0" l="0"/>
+            <wp:docPr id="1" name="" descr="" title=""/>
+            <wp:cNvGraphicFramePr>
+              <a:graphicFrameLocks xmlns:a="http://schemas.openxmlformats.org/drawingml/2006/main" noChangeAspect="1"/>
+            </wp:cNvGraphicFramePr>
+            <a:graphic xmlns:a="http://schemas.openxmlformats.org/drawingml/2006/main">
+              <a:graphicData uri="http://schemas.openxmlformats.org/drawingml/2006/picture">
+                <pic:pic xmlns:pic="http://schemas.openxmlformats.org/drawingml/2006/picture">
+                  <pic:nvPicPr>
+                    <pic:cNvPr id="0" name="" descr=""/>
+                    <pic:cNvPicPr>
+                      <a:picLocks noChangeAspect="1" noChangeArrowheads="1"/>
+                    </pic:cNvPicPr>
+                  </pic:nvPicPr>
+                  <pic:blipFill>
+                    <a:blip r:embed="rId10" cstate="none"/>
+                    <a:srcRect/>
+                    <a:stretch>
+                      <a:fillRect/>
+                    </a:stretch>
+                  </pic:blipFill>
+                  <pic:spPr bwMode="auto">
+                    <a:xfrm>
+                      <a:off x="0" y="0"/>
+                      <a:ext cx="914400" cy="1200150"/>
+                    </a:xfrm>
+                    <a:prstGeom prst="rect">
+                      <a:avLst/>
+                    </a:prstGeom>
+                  </pic:spPr>
+                </pic:pic>
+              </a:graphicData>
+            </a:graphic>
+          </wp:inline>
+        </w:drawing>
+      </w:r>
+      <w:r>
+        <w:drawing>
+          <wp:inline distT="0" distB="0" distL="0" distR="0">
+            <wp:extent cx="914400" cy="1200150"/>
+            <wp:effectExtent t="0" r="0" b="0" l="0"/>
+            <wp:docPr id="1" name="" descr="" title=""/>
+            <wp:cNvGraphicFramePr>
+              <a:graphicFrameLocks xmlns:a="http://schemas.openxmlformats.org/drawingml/2006/main" noChangeAspect="1"/>
+            </wp:cNvGraphicFramePr>
+            <a:graphic xmlns:a="http://schemas.openxmlformats.org/drawingml/2006/main">
+              <a:graphicData uri="http://schemas.openxmlformats.org/drawingml/2006/picture">
+                <pic:pic xmlns:pic="http://schemas.openxmlformats.org/drawingml/2006/picture">
+                  <pic:nvPicPr>
+                    <pic:cNvPr id="0" name="" descr=""/>
+                    <pic:cNvPicPr>
+                      <a:picLocks noChangeAspect="1" noChangeArrowheads="1"/>
+                    </pic:cNvPicPr>
+                  </pic:nvPicPr>
+                  <pic:blipFill>
+                    <a:blip r:embed="rId11" cstate="none"/>
+                    <a:srcRect/>
+                    <a:stretch>
+                      <a:fillRect/>
+                    </a:stretch>
+                  </pic:blipFill>
+                  <pic:spPr bwMode="auto">
+                    <a:xfrm>
+                      <a:off x="0" y="0"/>
+                      <a:ext cx="914400" cy="1200150"/>
+                    </a:xfrm>
+                    <a:prstGeom prst="rect">
+                      <a:avLst/>
+                    </a:prstGeom>
+                  </pic:spPr>
+                </pic:pic>
+              </a:graphicData>
+            </a:graphic>
+          </wp:inline>
+        </w:drawing>
+      </w:r>
+      <w:r>
+        <w:drawing>
+          <wp:inline distT="0" distB="0" distL="0" distR="0">
+            <wp:extent cx="914400" cy="1200150"/>
+            <wp:effectExtent t="0" r="0" b="0" l="0"/>
+            <wp:docPr id="1" name="" descr="" title=""/>
+            <wp:cNvGraphicFramePr>
+              <a:graphicFrameLocks xmlns:a="http://schemas.openxmlformats.org/drawingml/2006/main" noChangeAspect="1"/>
+            </wp:cNvGraphicFramePr>
+            <a:graphic xmlns:a="http://schemas.openxmlformats.org/drawingml/2006/main">
+              <a:graphicData uri="http://schemas.openxmlformats.org/drawingml/2006/picture">
+                <pic:pic xmlns:pic="http://schemas.openxmlformats.org/drawingml/2006/picture">
+                  <pic:nvPicPr>
+                    <pic:cNvPr id="0" name="" descr=""/>
+                    <pic:cNvPicPr>
+                      <a:picLocks noChangeAspect="1" noChangeArrowheads="1"/>
+                    </pic:cNvPicPr>
+                  </pic:nvPicPr>
+                  <pic:blipFill>
+                    <a:blip r:embed="rId12" cstate="none"/>
+                    <a:srcRect/>
+                    <a:stretch>
+                      <a:fillRect/>
+                    </a:stretch>
+                  </pic:blipFill>
+                  <pic:spPr bwMode="auto">
+                    <a:xfrm>
+                      <a:off x="0" y="0"/>
+                      <a:ext cx="914400" cy="1200150"/>
+                    </a:xfrm>
+                    <a:prstGeom prst="rect">
+                      <a:avLst/>
+                    </a:prstGeom>
+                  </pic:spPr>
+                </pic:pic>
+              </a:graphicData>
+            </a:graphic>
+          </wp:inline>
+        </w:drawing>
+      </w:r>
+      <w:r>
+        <w:drawing>
+          <wp:inline distT="0" distB="0" distL="0" distR="0">
+            <wp:extent cx="914400" cy="1200150"/>
+            <wp:effectExtent t="0" r="0" b="0" l="0"/>
+            <wp:docPr id="1" name="" descr="" title=""/>
+            <wp:cNvGraphicFramePr>
+              <a:graphicFrameLocks xmlns:a="http://schemas.openxmlformats.org/drawingml/2006/main" noChangeAspect="1"/>
+            </wp:cNvGraphicFramePr>
+            <a:graphic xmlns:a="http://schemas.openxmlformats.org/drawingml/2006/main">
+              <a:graphicData uri="http://schemas.openxmlformats.org/drawingml/2006/picture">
+                <pic:pic xmlns:pic="http://schemas.openxmlformats.org/drawingml/2006/picture">
+                  <pic:nvPicPr>
+                    <pic:cNvPr id="0" name="" descr=""/>
+                    <pic:cNvPicPr>
+                      <a:picLocks noChangeAspect="1" noChangeArrowheads="1"/>
+                    </pic:cNvPicPr>
+                  </pic:nvPicPr>
+                  <pic:blipFill>
+                    <a:blip r:embed="rId13" cstate="none"/>
+                    <a:srcRect/>
+                    <a:stretch>
+                      <a:fillRect/>
+                    </a:stretch>
+                  </pic:blipFill>
+                  <pic:spPr bwMode="auto">
+                    <a:xfrm>
+                      <a:off x="0" y="0"/>
+                      <a:ext cx="914400" cy="1200150"/>
+                    </a:xfrm>
+                    <a:prstGeom prst="rect">
+                      <a:avLst/>
+                    </a:prstGeom>
+                  </pic:spPr>
+                </pic:pic>
+              </a:graphicData>
+            </a:graphic>
+          </wp:inline>
+        </w:drawing>
+      </w:r>
+      <w:r>
+        <w:drawing>
+          <wp:inline distT="0" distB="0" distL="0" distR="0">
+            <wp:extent cx="914400" cy="1200150"/>
+            <wp:effectExtent t="0" r="0" b="0" l="0"/>
+            <wp:docPr id="1" name="" descr="" title=""/>
+            <wp:cNvGraphicFramePr>
+              <a:graphicFrameLocks xmlns:a="http://schemas.openxmlformats.org/drawingml/2006/main" noChangeAspect="1"/>
+            </wp:cNvGraphicFramePr>
+            <a:graphic xmlns:a="http://schemas.openxmlformats.org/drawingml/2006/main">
+              <a:graphicData uri="http://schemas.openxmlformats.org/drawingml/2006/picture">
+                <pic:pic xmlns:pic="http://schemas.openxmlformats.org/drawingml/2006/picture">
+                  <pic:nvPicPr>
+                    <pic:cNvPr id="0" name="" descr=""/>
+                    <pic:cNvPicPr>
+                      <a:picLocks noChangeAspect="1" noChangeArrowheads="1"/>
+                    </pic:cNvPicPr>
+                  </pic:nvPicPr>
+                  <pic:blipFill>
+                    <a:blip r:embed="rId14" cstate="none"/>
+                    <a:srcRect/>
+                    <a:stretch>
+                      <a:fillRect/>
+                    </a:stretch>
+                  </pic:blipFill>
+                  <pic:spPr bwMode="auto">
+                    <a:xfrm>
+                      <a:off x="0" y="0"/>
+                      <a:ext cx="914400" cy="1200150"/>
+                    </a:xfrm>
+                    <a:prstGeom prst="rect">
+                      <a:avLst/>
+                    </a:prstGeom>
+                  </pic:spPr>
+                </pic:pic>
+              </a:graphicData>
+            </a:graphic>
+          </wp:inline>
+        </w:drawing>
+      </w:r>
+    </w:p>
+    <w:p>
+      <w:pPr>
+        <w:spacing w:after="60" w:before="60"/>
+        <w:jc w:val="center"/>
+      </w:pPr>
+      <w:r>
+        <w:drawing>
+          <wp:inline distT="0" distB="0" distL="0" distR="0">
+            <wp:extent cx="914400" cy="1200150"/>
+            <wp:effectExtent t="0" r="0" b="0" l="0"/>
+            <wp:docPr id="1" name="" descr="" title=""/>
+            <wp:cNvGraphicFramePr>
+              <a:graphicFrameLocks xmlns:a="http://schemas.openxmlformats.org/drawingml/2006/main" noChangeAspect="1"/>
+            </wp:cNvGraphicFramePr>
+            <a:graphic xmlns:a="http://schemas.openxmlformats.org/drawingml/2006/main">
+              <a:graphicData uri="http://schemas.openxmlformats.org/drawingml/2006/picture">
+                <pic:pic xmlns:pic="http://schemas.openxmlformats.org/drawingml/2006/picture">
+                  <pic:nvPicPr>
+                    <pic:cNvPr id="0" name="" descr=""/>
+                    <pic:cNvPicPr>
+                      <a:picLocks noChangeAspect="1" noChangeArrowheads="1"/>
+                    </pic:cNvPicPr>
+                  </pic:nvPicPr>
+                  <pic:blipFill>
+                    <a:blip r:embed="rId15" cstate="none"/>
+                    <a:srcRect/>
+                    <a:stretch>
+                      <a:fillRect/>
+                    </a:stretch>
+                  </pic:blipFill>
+                  <pic:spPr bwMode="auto">
+                    <a:xfrm>
+                      <a:off x="0" y="0"/>
+                      <a:ext cx="914400" cy="1200150"/>
+                    </a:xfrm>
+                    <a:prstGeom prst="rect">
+                      <a:avLst/>
+                    </a:prstGeom>
+                  </pic:spPr>
+                </pic:pic>
+              </a:graphicData>
+            </a:graphic>
+          </wp:inline>
+        </w:drawing>
+      </w:r>
+      <w:r>
+        <w:drawing>
+          <wp:inline distT="0" distB="0" distL="0" distR="0">
+            <wp:extent cx="914400" cy="1200150"/>
+            <wp:effectExtent t="0" r="0" b="0" l="0"/>
+            <wp:docPr id="1" name="" descr="" title=""/>
+            <wp:cNvGraphicFramePr>
+              <a:graphicFrameLocks xmlns:a="http://schemas.openxmlformats.org/drawingml/2006/main" noChangeAspect="1"/>
+            </wp:cNvGraphicFramePr>
+            <a:graphic xmlns:a="http://schemas.openxmlformats.org/drawingml/2006/main">
+              <a:graphicData uri="http://schemas.openxmlformats.org/drawingml/2006/picture">
+                <pic:pic xmlns:pic="http://schemas.openxmlformats.org/drawingml/2006/picture">
+                  <pic:nvPicPr>
+                    <pic:cNvPr id="0" name="" descr=""/>
+                    <pic:cNvPicPr>
+                      <a:picLocks noChangeAspect="1" noChangeArrowheads="1"/>
+                    </pic:cNvPicPr>
+                  </pic:nvPicPr>
+                  <pic:blipFill>
+                    <a:blip r:embed="rId16" cstate="none"/>
+                    <a:srcRect/>
+                    <a:stretch>
+                      <a:fillRect/>
+                    </a:stretch>
+                  </pic:blipFill>
+                  <pic:spPr bwMode="auto">
+                    <a:xfrm>
+                      <a:off x="0" y="0"/>
+                      <a:ext cx="914400" cy="1200150"/>
+                    </a:xfrm>
+                    <a:prstGeom prst="rect">
+                      <a:avLst/>
+                    </a:prstGeom>
+                  </pic:spPr>
+                </pic:pic>
+              </a:graphicData>
+            </a:graphic>
+          </wp:inline>
+        </w:drawing>
+      </w:r>
+      <w:r>
+        <w:drawing>
+          <wp:inline distT="0" distB="0" distL="0" distR="0">
+            <wp:extent cx="914400" cy="1200150"/>
+            <wp:effectExtent t="0" r="0" b="0" l="0"/>
+            <wp:docPr id="1" name="" descr="" title=""/>
+            <wp:cNvGraphicFramePr>
+              <a:graphicFrameLocks xmlns:a="http://schemas.openxmlformats.org/drawingml/2006/main" noChangeAspect="1"/>
+            </wp:cNvGraphicFramePr>
+            <a:graphic xmlns:a="http://schemas.openxmlformats.org/drawingml/2006/main">
+              <a:graphicData uri="http://schemas.openxmlformats.org/drawingml/2006/picture">
+                <pic:pic xmlns:pic="http://schemas.openxmlformats.org/drawingml/2006/picture">
+                  <pic:nvPicPr>
+                    <pic:cNvPr id="0" name="" descr=""/>
+                    <pic:cNvPicPr>
+                      <a:picLocks noChangeAspect="1" noChangeArrowheads="1"/>
+                    </pic:cNvPicPr>
+                  </pic:nvPicPr>
+                  <pic:blipFill>
+                    <a:blip r:embed="rId17" cstate="none"/>
+                    <a:srcRect/>
+                    <a:stretch>
+                      <a:fillRect/>
+                    </a:stretch>
+                  </pic:blipFill>
+                  <pic:spPr bwMode="auto">
+                    <a:xfrm>
+                      <a:off x="0" y="0"/>
+                      <a:ext cx="914400" cy="1200150"/>
+                    </a:xfrm>
+                    <a:prstGeom prst="rect">
+                      <a:avLst/>
+                    </a:prstGeom>
+                  </pic:spPr>
+                </pic:pic>
+              </a:graphicData>
+            </a:graphic>
+          </wp:inline>
+        </w:drawing>
+      </w:r>
+      <w:r>
+        <w:drawing>
+          <wp:inline distT="0" distB="0" distL="0" distR="0">
+            <wp:extent cx="914400" cy="1200150"/>
+            <wp:effectExtent t="0" r="0" b="0" l="0"/>
+            <wp:docPr id="1" name="" descr="" title=""/>
+            <wp:cNvGraphicFramePr>
+              <a:graphicFrameLocks xmlns:a="http://schemas.openxmlformats.org/drawingml/2006/main" noChangeAspect="1"/>
+            </wp:cNvGraphicFramePr>
+            <a:graphic xmlns:a="http://schemas.openxmlformats.org/drawingml/2006/main">
+              <a:graphicData uri="http://schemas.openxmlformats.org/drawingml/2006/picture">
+                <pic:pic xmlns:pic="http://schemas.openxmlformats.org/drawingml/2006/picture">
+                  <pic:nvPicPr>
+                    <pic:cNvPr id="0" name="" descr=""/>
+                    <pic:cNvPicPr>
+                      <a:picLocks noChangeAspect="1" noChangeArrowheads="1"/>
+                    </pic:cNvPicPr>
+                  </pic:nvPicPr>
+                  <pic:blipFill>
+                    <a:blip r:embed="rId18" cstate="none"/>
+                    <a:srcRect/>
+                    <a:stretch>
+                      <a:fillRect/>
+                    </a:stretch>
+                  </pic:blipFill>
+                  <pic:spPr bwMode="auto">
+                    <a:xfrm>
+                      <a:off x="0" y="0"/>
+                      <a:ext cx="914400" cy="1200150"/>
+                    </a:xfrm>
+                    <a:prstGeom prst="rect">
+                      <a:avLst/>
+                    </a:prstGeom>
+                  </pic:spPr>
+                </pic:pic>
+              </a:graphicData>
+            </a:graphic>
+          </wp:inline>
+        </w:drawing>
+      </w:r>
+      <w:r>
+        <w:drawing>
+          <wp:inline distT="0" distB="0" distL="0" distR="0">
+            <wp:extent cx="914400" cy="1200150"/>
+            <wp:effectExtent t="0" r="0" b="0" l="0"/>
+            <wp:docPr id="1" name="" descr="" title=""/>
+            <wp:cNvGraphicFramePr>
+              <a:graphicFrameLocks xmlns:a="http://schemas.openxmlformats.org/drawingml/2006/main" noChangeAspect="1"/>
+            </wp:cNvGraphicFramePr>
+            <a:graphic xmlns:a="http://schemas.openxmlformats.org/drawingml/2006/main">
+              <a:graphicData uri="http://schemas.openxmlformats.org/drawingml/2006/picture">
+                <pic:pic xmlns:pic="http://schemas.openxmlformats.org/drawingml/2006/picture">
+                  <pic:nvPicPr>
+                    <pic:cNvPr id="0" name="" descr=""/>
+                    <pic:cNvPicPr>
+                      <a:picLocks noChangeAspect="1" noChangeArrowheads="1"/>
+                    </pic:cNvPicPr>
+                  </pic:nvPicPr>
+                  <pic:blipFill>
+                    <a:blip r:embed="rId19" cstate="none"/>
+                    <a:srcRect/>
+                    <a:stretch>
+                      <a:fillRect/>
+                    </a:stretch>
+                  </pic:blipFill>
+                  <pic:spPr bwMode="auto">
+                    <a:xfrm>
+                      <a:off x="0" y="0"/>
+                      <a:ext cx="914400" cy="1200150"/>
+                    </a:xfrm>
+                    <a:prstGeom prst="rect">
+                      <a:avLst/>
+                    </a:prstGeom>
+                  </pic:spPr>
+                </pic:pic>
+              </a:graphicData>
+            </a:graphic>
+          </wp:inline>
+        </w:drawing>
+      </w:r>
+      <w:r>
+        <w:drawing>
+          <wp:inline distT="0" distB="0" distL="0" distR="0">
+            <wp:extent cx="914400" cy="1200150"/>
+            <wp:effectExtent t="0" r="0" b="0" l="0"/>
+            <wp:docPr id="1" name="" descr="" title=""/>
+            <wp:cNvGraphicFramePr>
+              <a:graphicFrameLocks xmlns:a="http://schemas.openxmlformats.org/drawingml/2006/main" noChangeAspect="1"/>
+            </wp:cNvGraphicFramePr>
+            <a:graphic xmlns:a="http://schemas.openxmlformats.org/drawingml/2006/main">
+              <a:graphicData uri="http://schemas.openxmlformats.org/drawingml/2006/picture">
+                <pic:pic xmlns:pic="http://schemas.openxmlformats.org/drawingml/2006/picture">
+                  <pic:nvPicPr>
+                    <pic:cNvPr id="0" name="" descr=""/>
+                    <pic:cNvPicPr>
+                      <a:picLocks noChangeAspect="1" noChangeArrowheads="1"/>
+                    </pic:cNvPicPr>
+                  </pic:nvPicPr>
+                  <pic:blipFill>
+                    <a:blip r:embed="rId20" cstate="none"/>
+                    <a:srcRect/>
+                    <a:stretch>
+                      <a:fillRect/>
+                    </a:stretch>
+                  </pic:blipFill>
+                  <pic:spPr bwMode="auto">
+                    <a:xfrm>
+                      <a:off x="0" y="0"/>
+                      <a:ext cx="914400" cy="1200150"/>
+                    </a:xfrm>
+                    <a:prstGeom prst="rect">
+                      <a:avLst/>
+                    </a:prstGeom>
+                  </pic:spPr>
+                </pic:pic>
+              </a:graphicData>
+            </a:graphic>
+          </wp:inline>
+        </w:drawing>
+      </w:r>
+    </w:p>
+    <w:p>
+      <w:pPr>
+        <w:spacing w:after="60" w:before="60"/>
+        <w:jc w:val="center"/>
+      </w:pPr>
+      <w:r>
+        <w:drawing>
+          <wp:inline distT="0" distB="0" distL="0" distR="0">
+            <wp:extent cx="914400" cy="1200150"/>
+            <wp:effectExtent t="0" r="0" b="0" l="0"/>
+            <wp:docPr id="1" name="" descr="" title=""/>
+            <wp:cNvGraphicFramePr>
+              <a:graphicFrameLocks xmlns:a="http://schemas.openxmlformats.org/drawingml/2006/main" noChangeAspect="1"/>
+            </wp:cNvGraphicFramePr>
+            <a:graphic xmlns:a="http://schemas.openxmlformats.org/drawingml/2006/main">
+              <a:graphicData uri="http://schemas.openxmlformats.org/drawingml/2006/picture">
+                <pic:pic xmlns:pic="http://schemas.openxmlformats.org/drawingml/2006/picture">
+                  <pic:nvPicPr>
+                    <pic:cNvPr id="0" name="" descr=""/>
+                    <pic:cNvPicPr>
+                      <a:picLocks noChangeAspect="1" noChangeArrowheads="1"/>
+                    </pic:cNvPicPr>
+                  </pic:nvPicPr>
+                  <pic:blipFill>
+                    <a:blip r:embed="rId21" cstate="none"/>
+                    <a:srcRect/>
+                    <a:stretch>
+                      <a:fillRect/>
+                    </a:stretch>
+                  </pic:blipFill>
+                  <pic:spPr bwMode="auto">
+                    <a:xfrm>
+                      <a:off x="0" y="0"/>
+                      <a:ext cx="914400" cy="1200150"/>
+                    </a:xfrm>
+                    <a:prstGeom prst="rect">
+                      <a:avLst/>
+                    </a:prstGeom>
+                  </pic:spPr>
+                </pic:pic>
+              </a:graphicData>
+            </a:graphic>
+          </wp:inline>
+        </w:drawing>
+      </w:r>
+      <w:r>
+        <w:drawing>
+          <wp:inline distT="0" distB="0" distL="0" distR="0">
+            <wp:extent cx="914400" cy="1200150"/>
+            <wp:effectExtent t="0" r="0" b="0" l="0"/>
+            <wp:docPr id="1" name="" descr="" title=""/>
+            <wp:cNvGraphicFramePr>
+              <a:graphicFrameLocks xmlns:a="http://schemas.openxmlformats.org/drawingml/2006/main" noChangeAspect="1"/>
+            </wp:cNvGraphicFramePr>
+            <a:graphic xmlns:a="http://schemas.openxmlformats.org/drawingml/2006/main">
+              <a:graphicData uri="http://schemas.openxmlformats.org/drawingml/2006/picture">
+                <pic:pic xmlns:pic="http://schemas.openxmlformats.org/drawingml/2006/picture">
+                  <pic:nvPicPr>
+                    <pic:cNvPr id="0" name="" descr=""/>
+                    <pic:cNvPicPr>
+                      <a:picLocks noChangeAspect="1" noChangeArrowheads="1"/>
+                    </pic:cNvPicPr>
+                  </pic:nvPicPr>
+                  <pic:blipFill>
+                    <a:blip r:embed="rId22" cstate="none"/>
+                    <a:srcRect/>
+                    <a:stretch>
+                      <a:fillRect/>
+                    </a:stretch>
+                  </pic:blipFill>
+                  <pic:spPr bwMode="auto">
+                    <a:xfrm>
+                      <a:off x="0" y="0"/>
+                      <a:ext cx="914400" cy="1200150"/>
+                    </a:xfrm>
+                    <a:prstGeom prst="rect">
+                      <a:avLst/>
+                    </a:prstGeom>
+                  </pic:spPr>
+                </pic:pic>
+              </a:graphicData>
+            </a:graphic>
+          </wp:inline>
+        </w:drawing>
+      </w:r>
+      <w:r>
+        <w:drawing>
+          <wp:inline distT="0" distB="0" distL="0" distR="0">
+            <wp:extent cx="914400" cy="1200150"/>
+            <wp:effectExtent t="0" r="0" b="0" l="0"/>
+            <wp:docPr id="1" name="" descr="" title=""/>
+            <wp:cNvGraphicFramePr>
+              <a:graphicFrameLocks xmlns:a="http://schemas.openxmlformats.org/drawingml/2006/main" noChangeAspect="1"/>
+            </wp:cNvGraphicFramePr>
+            <a:graphic xmlns:a="http://schemas.openxmlformats.org/drawingml/2006/main">
+              <a:graphicData uri="http://schemas.openxmlformats.org/drawingml/2006/picture">
+                <pic:pic xmlns:pic="http://schemas.openxmlformats.org/drawingml/2006/picture">
+                  <pic:nvPicPr>
+                    <pic:cNvPr id="0" name="" descr=""/>
+                    <pic:cNvPicPr>
+                      <a:picLocks noChangeAspect="1" noChangeArrowheads="1"/>
+                    </pic:cNvPicPr>
+                  </pic:nvPicPr>
+                  <pic:blipFill>
+                    <a:blip r:embed="rId23" cstate="none"/>
+                    <a:srcRect/>
+                    <a:stretch>
+                      <a:fillRect/>
+                    </a:stretch>
+                  </pic:blipFill>
+                  <pic:spPr bwMode="auto">
+                    <a:xfrm>
+                      <a:off x="0" y="0"/>
+                      <a:ext cx="914400" cy="1200150"/>
+                    </a:xfrm>
+                    <a:prstGeom prst="rect">
+                      <a:avLst/>
+                    </a:prstGeom>
+                  </pic:spPr>
+                </pic:pic>
+              </a:graphicData>
+            </a:graphic>
+          </wp:inline>
+        </w:drawing>
+      </w:r>
+      <w:r>
+        <w:drawing>
+          <wp:inline distT="0" distB="0" distL="0" distR="0">
+            <wp:extent cx="914400" cy="1200150"/>
+            <wp:effectExtent t="0" r="0" b="0" l="0"/>
+            <wp:docPr id="1" name="" descr="" title=""/>
+            <wp:cNvGraphicFramePr>
+              <a:graphicFrameLocks xmlns:a="http://schemas.openxmlformats.org/drawingml/2006/main" noChangeAspect="1"/>
+            </wp:cNvGraphicFramePr>
+            <a:graphic xmlns:a="http://schemas.openxmlformats.org/drawingml/2006/main">
+              <a:graphicData uri="http://schemas.openxmlformats.org/drawingml/2006/picture">
+                <pic:pic xmlns:pic="http://schemas.openxmlformats.org/drawingml/2006/picture">
+                  <pic:nvPicPr>
+                    <pic:cNvPr id="0" name="" descr=""/>
+                    <pic:cNvPicPr>
+                      <a:picLocks noChangeAspect="1" noChangeArrowheads="1"/>
+                    </pic:cNvPicPr>
+                  </pic:nvPicPr>
+                  <pic:blipFill>
+                    <a:blip r:embed="rId24" cstate="none"/>
+                    <a:srcRect/>
+                    <a:stretch>
+                      <a:fillRect/>
+                    </a:stretch>
+                  </pic:blipFill>
+                  <pic:spPr bwMode="auto">
+                    <a:xfrm>
+                      <a:off x="0" y="0"/>
+                      <a:ext cx="914400" cy="1200150"/>
+                    </a:xfrm>
+                    <a:prstGeom prst="rect">
+                      <a:avLst/>
+                    </a:prstGeom>
+                  </pic:spPr>
+                </pic:pic>
+              </a:graphicData>
+            </a:graphic>
+          </wp:inline>
+        </w:drawing>
+      </w:r>
+      <w:r>
+        <w:drawing>
+          <wp:inline distT="0" distB="0" distL="0" distR="0">
+            <wp:extent cx="914400" cy="1200150"/>
+            <wp:effectExtent t="0" r="0" b="0" l="0"/>
+            <wp:docPr id="1" name="" descr="" title=""/>
+            <wp:cNvGraphicFramePr>
+              <a:graphicFrameLocks xmlns:a="http://schemas.openxmlformats.org/drawingml/2006/main" noChangeAspect="1"/>
+            </wp:cNvGraphicFramePr>
+            <a:graphic xmlns:a="http://schemas.openxmlformats.org/drawingml/2006/main">
+              <a:graphicData uri="http://schemas.openxmlformats.org/drawingml/2006/picture">
+                <pic:pic xmlns:pic="http://schemas.openxmlformats.org/drawingml/2006/picture">
+                  <pic:nvPicPr>
+                    <pic:cNvPr id="0" name="" descr=""/>
+                    <pic:cNvPicPr>
+                      <a:picLocks noChangeAspect="1" noChangeArrowheads="1"/>
+                    </pic:cNvPicPr>
+                  </pic:nvPicPr>
+                  <pic:blipFill>
+                    <a:blip r:embed="rId25" cstate="none"/>
+                    <a:srcRect/>
+                    <a:stretch>
+                      <a:fillRect/>
+                    </a:stretch>
+                  </pic:blipFill>
+                  <pic:spPr bwMode="auto">
+                    <a:xfrm>
+                      <a:off x="0" y="0"/>
+                      <a:ext cx="914400" cy="1200150"/>
+                    </a:xfrm>
+                    <a:prstGeom prst="rect">
+                      <a:avLst/>
+                    </a:prstGeom>
+                  </pic:spPr>
+                </pic:pic>
+              </a:graphicData>
+            </a:graphic>
+          </wp:inline>
+        </w:drawing>
+      </w:r>
+      <w:r>
+        <w:drawing>
+          <wp:inline distT="0" distB="0" distL="0" distR="0">
+            <wp:extent cx="914400" cy="1200150"/>
+            <wp:effectExtent t="0" r="0" b="0" l="0"/>
+            <wp:docPr id="1" name="" descr="" title=""/>
+            <wp:cNvGraphicFramePr>
+              <a:graphicFrameLocks xmlns:a="http://schemas.openxmlformats.org/drawingml/2006/main" noChangeAspect="1"/>
+            </wp:cNvGraphicFramePr>
+            <a:graphic xmlns:a="http://schemas.openxmlformats.org/drawingml/2006/main">
+              <a:graphicData uri="http://schemas.openxmlformats.org/drawingml/2006/picture">
+                <pic:pic xmlns:pic="http://schemas.openxmlformats.org/drawingml/2006/picture">
+                  <pic:nvPicPr>
+                    <pic:cNvPr id="0" name="" descr=""/>
+                    <pic:cNvPicPr>
+                      <a:picLocks noChangeAspect="1" noChangeArrowheads="1"/>
+                    </pic:cNvPicPr>
+                  </pic:nvPicPr>
+                  <pic:blipFill>
+                    <a:blip r:embed="rId26" cstate="none"/>
+                    <a:srcRect/>
+                    <a:stretch>
+                      <a:fillRect/>
+                    </a:stretch>
+                  </pic:blipFill>
+                  <pic:spPr bwMode="auto">
+                    <a:xfrm>
+                      <a:off x="0" y="0"/>
+                      <a:ext cx="914400" cy="1200150"/>
+                    </a:xfrm>
+                    <a:prstGeom prst="rect">
+                      <a:avLst/>
+                    </a:prstGeom>
+                  </pic:spPr>
+                </pic:pic>
+              </a:graphicData>
+            </a:graphic>
+          </wp:inline>
+        </w:drawing>
       </w:r>
     </w:p>
     <w:tbl>

--- a/guitar-course/통기타_8주과정_강의계획서_및_교안.docx
+++ b/guitar-course/통기타_8주과정_강의계획서_및_교안.docx
@@ -7477,7 +7477,7 @@
           <w:b/>
           <w:bCs/>
         </w:rPr>
-        <w:t xml:space="preserve">연습곡: 작은 별 (Twinkle, Twinkle, Little Star · C키, 4/4)</w:t>
+        <w:t xml:space="preserve">연습곡: 작은 별 (C키, 4/4)</w:t>
       </w:r>
     </w:p>
     <w:p>
@@ -9428,7 +9428,7 @@
           <w:sz w:val="18"/>
           <w:szCs w:val="18"/>
         </w:rPr>
-        <w:t xml:space="preserve">※ 한 마디에 코드 두 개가 있으면 2박씩 나누어 친다.</w:t>
+        <w:t xml:space="preserve">※ 한 마디에 코드 두 개가 있으면 2박씩 나누어 친다. 가사는 교안용 새 번역이며, 찬송가 가사로 부르려면 새찬송가 563장을 함께 펴 놓고 같은 코드로 반주하면 된다.</w:t>
       </w:r>
     </w:p>
     <w:p>
@@ -14586,7 +14586,7 @@
           <w:sz w:val="18"/>
           <w:szCs w:val="18"/>
         </w:rPr>
-        <w:t xml:space="preserve">※ 첫 음 "A-"는 한 박짜리 못갖춘마디로 시작한다. "Em D" 마디는 Em 2박 → D 1박이며, 처음에는 D만 3박으로 쳐도 좋다.</w:t>
+        <w:t xml:space="preserve">※ 첫 음 "놀-"은 한 박짜리 못갖춘마디로 시작한다. "Em D" 마디는 Em 2박 → D 1박이며, 처음에는 D만 3박으로 쳐도 좋다. 가사는 교안용 새 번역이며, 찬송가 가사로 부르려면 새찬송가 305장과 함께 쓰면 된다.</w:t>
       </w:r>
     </w:p>
     <w:p>

--- a/guitar-course/통기타_8주과정_강의계획서_및_교안.docx
+++ b/guitar-course/통기타_8주과정_강의계획서_및_교안.docx
@@ -7477,7 +7477,7 @@
           <w:b/>
           <w:bCs/>
         </w:rPr>
-        <w:t xml:space="preserve">연습곡: 작은 별 (C키, 4/4)</w:t>
+        <w:t xml:space="preserve">연습곡: 학교종 (C키, 4/4)</w:t>
       </w:r>
     </w:p>
     <w:p>
@@ -7488,7 +7488,7 @@
       <w:r>
         <w:drawing>
           <wp:inline distT="0" distB="0" distL="0" distR="0">
-            <wp:extent cx="5715000" cy="1714500"/>
+            <wp:extent cx="5715000" cy="1790700"/>
             <wp:effectExtent t="0" r="0" b="0" l="0"/>
             <wp:docPr id="1" name="" descr="" title=""/>
             <wp:cNvGraphicFramePr>
@@ -7513,7 +7513,7 @@
                   <pic:spPr bwMode="auto">
                     <a:xfrm>
                       <a:off x="0" y="0"/>
-                      <a:ext cx="5715000" cy="1714500"/>
+                      <a:ext cx="5715000" cy="1790700"/>
                     </a:xfrm>
                     <a:prstGeom prst="rect">
                       <a:avLst/>
@@ -7537,7 +7537,7 @@
           <w:sz w:val="18"/>
           <w:szCs w:val="18"/>
         </w:rPr>
-        <w:t xml:space="preserve">※ Dm은 F 코드 대신 쓰는 자리다. 6주차에 F를 배우면 Dm 자리를 F로 바꿔 쳐 보자.</w:t>
+        <w:t xml:space="preserve">※ 원래 악보의 F 코드는 아직 배우지 않았으므로 2주차 코드인 Dm으로 바꿨다. 6주차에 F를 배우면 Dm 자리를 F로 바꿔 쳐 보자.</w:t>
       </w:r>
     </w:p>
     <w:p>

--- a/guitar-course/통기타_8주과정_강의계획서_및_교안.docx
+++ b/guitar-course/통기타_8주과정_강의계획서_및_교안.docx
@@ -3271,7 +3271,7 @@
         <w:rPr>
           <w:rFonts w:ascii="맑은 고딕" w:cs="맑은 고딕" w:eastAsia="맑은 고딕" w:hAnsi="맑은 고딕"/>
         </w:rPr>
-        <w:t xml:space="preserve">본 교안의 연습곡은 저작권이 만료된 곡(공유 저작물) 위주로 구성했으며, 대중가요·CCM은 코드 진행만 응용합니다.</w:t>
+        <w:t xml:space="preserve">연습곡 악보는 교회에서 쓰는 찬송가·찬양 악보를 수업용으로 활용하며, 아직 배우지 않은 코드는 해당 주차 코드로 바꿔 실었습니다. 악보는 수업 안에서만 사용해 주세요.</w:t>
       </w:r>
     </w:p>
     <w:p>
@@ -9368,7 +9368,7 @@
           <w:b/>
           <w:bCs/>
         </w:rPr>
-        <w:t xml:space="preserve">예수 사랑하심은 (Jesus Loves Me, G키, 4/4)</w:t>
+        <w:t xml:space="preserve">구주의 십자가 보혈로 (새찬송가 250장, G키, 4/4)</w:t>
       </w:r>
     </w:p>
     <w:p>
@@ -9379,7 +9379,7 @@
       <w:r>
         <w:drawing>
           <wp:inline distT="0" distB="0" distL="0" distR="0">
-            <wp:extent cx="5715000" cy="2247900"/>
+            <wp:extent cx="5715000" cy="6734175"/>
             <wp:effectExtent t="0" r="0" b="0" l="0"/>
             <wp:docPr id="1" name="" descr="" title=""/>
             <wp:cNvGraphicFramePr>
@@ -9404,7 +9404,7 @@
                   <pic:spPr bwMode="auto">
                     <a:xfrm>
                       <a:off x="0" y="0"/>
-                      <a:ext cx="5715000" cy="2247900"/>
+                      <a:ext cx="5715000" cy="6734175"/>
                     </a:xfrm>
                     <a:prstGeom prst="rect">
                       <a:avLst/>
@@ -9428,7 +9428,7 @@
           <w:sz w:val="18"/>
           <w:szCs w:val="18"/>
         </w:rPr>
-        <w:t xml:space="preserve">※ 한 마디에 코드 두 개가 있으면 2박씩 나누어 친다. 가사는 교안용 새 번역이며, 찬송가 가사로 부르려면 새찬송가 563장을 함께 펴 놓고 같은 코드로 반주하면 된다.</w:t>
+        <w:t xml:space="preserve">※ 한 마디에 코드 두 개가 있으면 2박씩 나누어 친다. G/B는 G로 쳐도 된다. Am은 2주차에 배운 코드다. 8비트 스트로크로 반주해 보자.</w:t>
       </w:r>
     </w:p>
     <w:p>
@@ -9846,7 +9846,7 @@
         <w:rPr>
           <w:rFonts w:ascii="맑은 고딕" w:cs="맑은 고딕" w:eastAsia="맑은 고딕" w:hAnsi="맑은 고딕"/>
         </w:rPr>
-        <w:t xml:space="preserve">연습곡 "예수 사랑하심은" 노래하며 반주</w:t>
+        <w:t xml:space="preserve">연습곡 "구주의 십자가 보혈로" 노래하며 반주</w:t>
       </w:r>
     </w:p>
     <w:p>
@@ -11744,7 +11744,7 @@
         <w:rPr>
           <w:rFonts w:ascii="맑은 고딕" w:cs="맑은 고딕" w:eastAsia="맑은 고딕" w:hAnsi="맑은 고딕"/>
         </w:rPr>
-        <w:t xml:space="preserve">3주차 "예수 사랑하심은"을 8비트 → 칼립소 → 고고로 바꿔 치며 분위기 차이 느끼기</w:t>
+        <w:t xml:space="preserve">3주차 "구주의 십자가 보혈로"를 8비트 → 칼립소로 바꿔 치며 분위기 차이 느끼기</w:t>
       </w:r>
     </w:p>
     <w:p>
@@ -11765,1993 +11765,6 @@
     </w:p>
     <w:p>
       <w:pPr>
-        <w:pStyle w:val="Heading3"/>
-      </w:pPr>
-      <w:r>
-        <w:rPr>
-          <w:rFonts w:ascii="맑은 고딕" w:cs="맑은 고딕" w:eastAsia="맑은 고딕" w:hAnsi="맑은 고딕"/>
-        </w:rPr>
-        <w:t xml:space="preserve">■ 자주 하는 실수와 해결법</w:t>
-      </w:r>
-    </w:p>
-    <w:tbl>
-      <w:tblPr>
-        <w:tblW w:type="dxa" w:w="9026"/>
-        <w:tblBorders>
-          <w:top w:val="single" w:color="auto" w:sz="4"/>
-          <w:left w:val="single" w:color="auto" w:sz="4"/>
-          <w:bottom w:val="single" w:color="auto" w:sz="4"/>
-          <w:right w:val="single" w:color="auto" w:sz="4"/>
-          <w:insideH w:val="single" w:color="auto" w:sz="4"/>
-          <w:insideV w:val="single" w:color="auto" w:sz="4"/>
-        </w:tblBorders>
-      </w:tblPr>
-      <w:tblGrid>
-        <w:gridCol w:w="3200"/>
-        <w:gridCol w:w="5826"/>
-      </w:tblGrid>
-      <w:tr>
-        <w:trPr>
-          <w:tblHeader/>
-        </w:trPr>
-        <w:tc>
-          <w:tcPr>
-            <w:tcW w:type="dxa" w:w="3200"/>
-            <w:tcBorders>
-              <w:top w:val="single" w:color="BFA58F" w:sz="4"/>
-              <w:left w:val="single" w:color="BFA58F" w:sz="4"/>
-              <w:bottom w:val="single" w:color="BFA58F" w:sz="4"/>
-              <w:right w:val="single" w:color="BFA58F" w:sz="4"/>
-            </w:tcBorders>
-            <w:shd w:fill="7A4B2A" w:color="auto" w:val="clear"/>
-            <w:tcMar>
-              <w:top w:type="dxa" w:w="70"/>
-              <w:left w:type="dxa" w:w="110"/>
-              <w:bottom w:type="dxa" w:w="70"/>
-              <w:right w:type="dxa" w:w="110"/>
-            </w:tcMar>
-          </w:tcPr>
-          <w:p>
-            <w:pPr>
-              <w:spacing w:after="20" w:line="276"/>
-              <w:jc w:val="center"/>
-            </w:pPr>
-            <w:r>
-              <w:rPr>
-                <w:rFonts w:ascii="맑은 고딕" w:cs="맑은 고딕" w:eastAsia="맑은 고딕" w:hAnsi="맑은 고딕"/>
-                <w:b/>
-                <w:bCs/>
-                <w:color w:val="FFFFFF"/>
-                <w:sz w:val="19"/>
-                <w:szCs w:val="19"/>
-              </w:rPr>
-              <w:t xml:space="preserve">실수</w:t>
-            </w:r>
-          </w:p>
-        </w:tc>
-        <w:tc>
-          <w:tcPr>
-            <w:tcW w:type="dxa" w:w="5826"/>
-            <w:tcBorders>
-              <w:top w:val="single" w:color="BFA58F" w:sz="4"/>
-              <w:left w:val="single" w:color="BFA58F" w:sz="4"/>
-              <w:bottom w:val="single" w:color="BFA58F" w:sz="4"/>
-              <w:right w:val="single" w:color="BFA58F" w:sz="4"/>
-            </w:tcBorders>
-            <w:shd w:fill="7A4B2A" w:color="auto" w:val="clear"/>
-            <w:tcMar>
-              <w:top w:type="dxa" w:w="70"/>
-              <w:left w:type="dxa" w:w="110"/>
-              <w:bottom w:type="dxa" w:w="70"/>
-              <w:right w:type="dxa" w:w="110"/>
-            </w:tcMar>
-          </w:tcPr>
-          <w:p>
-            <w:pPr>
-              <w:spacing w:after="20" w:line="276"/>
-              <w:jc w:val="center"/>
-            </w:pPr>
-            <w:r>
-              <w:rPr>
-                <w:rFonts w:ascii="맑은 고딕" w:cs="맑은 고딕" w:eastAsia="맑은 고딕" w:hAnsi="맑은 고딕"/>
-                <w:b/>
-                <w:bCs/>
-                <w:color w:val="FFFFFF"/>
-                <w:sz w:val="19"/>
-                <w:szCs w:val="19"/>
-              </w:rPr>
-              <w:t xml:space="preserve">해결법</w:t>
-            </w:r>
-          </w:p>
-        </w:tc>
-      </w:tr>
-      <w:tr>
-        <w:tc>
-          <w:tcPr>
-            <w:tcW w:type="dxa" w:w="3200"/>
-            <w:tcBorders>
-              <w:top w:val="single" w:color="BFA58F" w:sz="4"/>
-              <w:left w:val="single" w:color="BFA58F" w:sz="4"/>
-              <w:bottom w:val="single" w:color="BFA58F" w:sz="4"/>
-              <w:right w:val="single" w:color="BFA58F" w:sz="4"/>
-            </w:tcBorders>
-            <w:tcMar>
-              <w:top w:type="dxa" w:w="70"/>
-              <w:left w:type="dxa" w:w="110"/>
-              <w:bottom w:type="dxa" w:w="70"/>
-              <w:right w:type="dxa" w:w="110"/>
-            </w:tcMar>
-          </w:tcPr>
-          <w:p>
-            <w:pPr>
-              <w:spacing w:after="20" w:line="276"/>
-              <w:jc w:val="left"/>
-            </w:pPr>
-            <w:r>
-              <w:rPr>
-                <w:rFonts w:ascii="맑은 고딕" w:cs="맑은 고딕" w:eastAsia="맑은 고딕" w:hAnsi="맑은 고딕"/>
-                <w:b w:val="false"/>
-                <w:bCs w:val="false"/>
-                <w:sz w:val="19"/>
-                <w:szCs w:val="19"/>
-              </w:rPr>
-              <w:t xml:space="preserve">커팅 후 다음 박자가 늦음</w:t>
-            </w:r>
-          </w:p>
-        </w:tc>
-        <w:tc>
-          <w:tcPr>
-            <w:tcW w:type="dxa" w:w="5826"/>
-            <w:tcBorders>
-              <w:top w:val="single" w:color="BFA58F" w:sz="4"/>
-              <w:left w:val="single" w:color="BFA58F" w:sz="4"/>
-              <w:bottom w:val="single" w:color="BFA58F" w:sz="4"/>
-              <w:right w:val="single" w:color="BFA58F" w:sz="4"/>
-            </w:tcBorders>
-            <w:tcMar>
-              <w:top w:type="dxa" w:w="70"/>
-              <w:left w:type="dxa" w:w="110"/>
-              <w:bottom w:type="dxa" w:w="70"/>
-              <w:right w:type="dxa" w:w="110"/>
-            </w:tcMar>
-          </w:tcPr>
-          <w:p>
-            <w:pPr>
-              <w:spacing w:after="20" w:line="276"/>
-              <w:jc w:val="left"/>
-            </w:pPr>
-            <w:r>
-              <w:rPr>
-                <w:rFonts w:ascii="맑은 고딕" w:cs="맑은 고딕" w:eastAsia="맑은 고딕" w:hAnsi="맑은 고딕"/>
-                <w:b w:val="false"/>
-                <w:bCs w:val="false"/>
-                <w:sz w:val="19"/>
-                <w:szCs w:val="19"/>
-              </w:rPr>
-              <w:t xml:space="preserve">커팅은 "누르기"가 아니라 "치고 바로 떼기". 손바닥을 줄에 머무르게 하지 않는다.</w:t>
-            </w:r>
-          </w:p>
-        </w:tc>
-      </w:tr>
-      <w:tr>
-        <w:tc>
-          <w:tcPr>
-            <w:tcW w:type="dxa" w:w="3200"/>
-            <w:tcBorders>
-              <w:top w:val="single" w:color="BFA58F" w:sz="4"/>
-              <w:left w:val="single" w:color="BFA58F" w:sz="4"/>
-              <w:bottom w:val="single" w:color="BFA58F" w:sz="4"/>
-              <w:right w:val="single" w:color="BFA58F" w:sz="4"/>
-            </w:tcBorders>
-            <w:tcMar>
-              <w:top w:type="dxa" w:w="70"/>
-              <w:left w:type="dxa" w:w="110"/>
-              <w:bottom w:type="dxa" w:w="70"/>
-              <w:right w:type="dxa" w:w="110"/>
-            </w:tcMar>
-          </w:tcPr>
-          <w:p>
-            <w:pPr>
-              <w:spacing w:after="20" w:line="276"/>
-              <w:jc w:val="left"/>
-            </w:pPr>
-            <w:r>
-              <w:rPr>
-                <w:rFonts w:ascii="맑은 고딕" w:cs="맑은 고딕" w:eastAsia="맑은 고딕" w:hAnsi="맑은 고딕"/>
-                <w:b w:val="false"/>
-                <w:bCs w:val="false"/>
-                <w:sz w:val="19"/>
-                <w:szCs w:val="19"/>
-              </w:rPr>
-              <w:t xml:space="preserve">셔플이 8비트처럼 들림</w:t>
-            </w:r>
-          </w:p>
-        </w:tc>
-        <w:tc>
-          <w:tcPr>
-            <w:tcW w:type="dxa" w:w="5826"/>
-            <w:tcBorders>
-              <w:top w:val="single" w:color="BFA58F" w:sz="4"/>
-              <w:left w:val="single" w:color="BFA58F" w:sz="4"/>
-              <w:bottom w:val="single" w:color="BFA58F" w:sz="4"/>
-              <w:right w:val="single" w:color="BFA58F" w:sz="4"/>
-            </w:tcBorders>
-            <w:tcMar>
-              <w:top w:type="dxa" w:w="70"/>
-              <w:left w:type="dxa" w:w="110"/>
-              <w:bottom w:type="dxa" w:w="70"/>
-              <w:right w:type="dxa" w:w="110"/>
-            </w:tcMar>
-          </w:tcPr>
-          <w:p>
-            <w:pPr>
-              <w:spacing w:after="20" w:line="276"/>
-              <w:jc w:val="left"/>
-            </w:pPr>
-            <w:r>
-              <w:rPr>
-                <w:rFonts w:ascii="맑은 고딕" w:cs="맑은 고딕" w:eastAsia="맑은 고딕" w:hAnsi="맑은 고딕"/>
-                <w:b w:val="false"/>
-                <w:bCs w:val="false"/>
-                <w:sz w:val="19"/>
-                <w:szCs w:val="19"/>
-              </w:rPr>
-              <w:t xml:space="preserve">"따~다 따~다" 입으로 말하며 다운을 길게, 업을 짧게.</w:t>
-            </w:r>
-          </w:p>
-        </w:tc>
-      </w:tr>
-      <w:tr>
-        <w:tc>
-          <w:tcPr>
-            <w:tcW w:type="dxa" w:w="3200"/>
-            <w:tcBorders>
-              <w:top w:val="single" w:color="BFA58F" w:sz="4"/>
-              <w:left w:val="single" w:color="BFA58F" w:sz="4"/>
-              <w:bottom w:val="single" w:color="BFA58F" w:sz="4"/>
-              <w:right w:val="single" w:color="BFA58F" w:sz="4"/>
-            </w:tcBorders>
-            <w:tcMar>
-              <w:top w:type="dxa" w:w="70"/>
-              <w:left w:type="dxa" w:w="110"/>
-              <w:bottom w:type="dxa" w:w="70"/>
-              <w:right w:type="dxa" w:w="110"/>
-            </w:tcMar>
-          </w:tcPr>
-          <w:p>
-            <w:pPr>
-              <w:spacing w:after="20" w:line="276"/>
-              <w:jc w:val="left"/>
-            </w:pPr>
-            <w:r>
-              <w:rPr>
-                <w:rFonts w:ascii="맑은 고딕" w:cs="맑은 고딕" w:eastAsia="맑은 고딕" w:hAnsi="맑은 고딕"/>
-                <w:b w:val="false"/>
-                <w:bCs w:val="false"/>
-                <w:sz w:val="19"/>
-                <w:szCs w:val="19"/>
-              </w:rPr>
-              <w:t xml:space="preserve">A코드에서 1번줄이 막힘</w:t>
-            </w:r>
-          </w:p>
-        </w:tc>
-        <w:tc>
-          <w:tcPr>
-            <w:tcW w:type="dxa" w:w="5826"/>
-            <w:tcBorders>
-              <w:top w:val="single" w:color="BFA58F" w:sz="4"/>
-              <w:left w:val="single" w:color="BFA58F" w:sz="4"/>
-              <w:bottom w:val="single" w:color="BFA58F" w:sz="4"/>
-              <w:right w:val="single" w:color="BFA58F" w:sz="4"/>
-            </w:tcBorders>
-            <w:tcMar>
-              <w:top w:type="dxa" w:w="70"/>
-              <w:left w:type="dxa" w:w="110"/>
-              <w:bottom w:type="dxa" w:w="70"/>
-              <w:right w:type="dxa" w:w="110"/>
-            </w:tcMar>
-          </w:tcPr>
-          <w:p>
-            <w:pPr>
-              <w:spacing w:after="20" w:line="276"/>
-              <w:jc w:val="left"/>
-            </w:pPr>
-            <w:r>
-              <w:rPr>
-                <w:rFonts w:ascii="맑은 고딕" w:cs="맑은 고딕" w:eastAsia="맑은 고딕" w:hAnsi="맑은 고딕"/>
-                <w:b w:val="false"/>
-                <w:bCs w:val="false"/>
-                <w:sz w:val="19"/>
-                <w:szCs w:val="19"/>
-              </w:rPr>
-              <w:t xml:space="preserve">약지 끝을 세우거나, 검지·중지·약지 위치를 앞뒤로 엇갈리게 놓는다.</w:t>
-            </w:r>
-          </w:p>
-        </w:tc>
-      </w:tr>
-    </w:tbl>
-    <w:p>
-      <w:pPr>
-        <w:pStyle w:val="Heading3"/>
-      </w:pPr>
-      <w:r>
-        <w:rPr>
-          <w:rFonts w:ascii="맑은 고딕" w:cs="맑은 고딕" w:eastAsia="맑은 고딕" w:hAnsi="맑은 고딕"/>
-        </w:rPr>
-        <w:t xml:space="preserve">■ 이번 주 과제</w:t>
-      </w:r>
-    </w:p>
-    <w:p>
-      <w:pPr>
-        <w:pStyle w:val="ListParagraph"/>
-        <w:numPr>
-          <w:ilvl w:val="0"/>
-          <w:numId w:val="3"/>
-        </w:numPr>
-        <w:spacing w:after="60" w:line="288"/>
-      </w:pPr>
-      <w:r>
-        <w:rPr>
-          <w:rFonts w:ascii="맑은 고딕" w:cs="맑은 고딕" w:eastAsia="맑은 고딕" w:hAnsi="맑은 고딕"/>
-        </w:rPr>
-        <w:t xml:space="preserve">같은 진행을 4가지 리듬으로 번갈아 녹음해 들어 보기</w:t>
-      </w:r>
-    </w:p>
-    <w:p>
-      <w:pPr>
-        <w:pStyle w:val="ListParagraph"/>
-        <w:numPr>
-          <w:ilvl w:val="0"/>
-          <w:numId w:val="3"/>
-        </w:numPr>
-        <w:spacing w:after="60" w:line="288"/>
-      </w:pPr>
-      <w:r>
-        <w:rPr>
-          <w:rFonts w:ascii="맑은 고딕" w:cs="맑은 고딕" w:eastAsia="맑은 고딕" w:hAnsi="맑은 고딕"/>
-        </w:rPr>
-        <w:t xml:space="preserve">12마디 블루스 셔플 3회 연속 완주</w:t>
-      </w:r>
-    </w:p>
-    <w:p>
-      <w:pPr>
-        <w:pStyle w:val="ListParagraph"/>
-        <w:numPr>
-          <w:ilvl w:val="0"/>
-          <w:numId w:val="3"/>
-        </w:numPr>
-        <w:spacing w:after="60" w:line="288"/>
-      </w:pPr>
-      <w:r>
-        <w:rPr>
-          <w:rFonts w:ascii="맑은 고딕" w:cs="맑은 고딕" w:eastAsia="맑은 고딕" w:hAnsi="맑은 고딕"/>
-        </w:rPr>
-        <w:t xml:space="preserve">좋아하는 곡 1개를 골라 코드 진행 찾아오기(8주차 발표곡 후보)</w:t>
-      </w:r>
-    </w:p>
-    <w:p>
-      <w:pPr>
-        <w:pStyle w:val="Heading3"/>
-      </w:pPr>
-      <w:r>
-        <w:rPr>
-          <w:rFonts w:ascii="맑은 고딕" w:cs="맑은 고딕" w:eastAsia="맑은 고딕" w:hAnsi="맑은 고딕"/>
-        </w:rPr>
-        <w:t xml:space="preserve">■ 자기 점검 체크리스트</w:t>
-      </w:r>
-    </w:p>
-    <w:p>
-      <w:pPr>
-        <w:spacing w:after="60"/>
-        <w:ind w:left="360"/>
-      </w:pPr>
-      <w:r>
-        <w:rPr>
-          <w:rFonts w:ascii="맑은 고딕" w:cs="맑은 고딕" w:eastAsia="맑은 고딕" w:hAnsi="맑은 고딕"/>
-        </w:rPr>
-        <w:t xml:space="preserve">☐  4가지 리듬을 구별해서 칠 수 있다.</w:t>
-      </w:r>
-    </w:p>
-    <w:p>
-      <w:pPr>
-        <w:spacing w:after="60"/>
-        <w:ind w:left="360"/>
-      </w:pPr>
-      <w:r>
-        <w:rPr>
-          <w:rFonts w:ascii="맑은 고딕" w:cs="맑은 고딕" w:eastAsia="맑은 고딕" w:hAnsi="맑은 고딕"/>
-        </w:rPr>
-        <w:t xml:space="preserve">☐  커팅으로 2·4박을 일정하게 표현할 수 있다.</w:t>
-      </w:r>
-    </w:p>
-    <w:p>
-      <w:pPr>
-        <w:spacing w:after="60"/>
-        <w:ind w:left="360"/>
-      </w:pPr>
-      <w:r>
-        <w:rPr>
-          <w:rFonts w:ascii="맑은 고딕" w:cs="맑은 고딕" w:eastAsia="맑은 고딕" w:hAnsi="맑은 고딕"/>
-        </w:rPr>
-        <w:t xml:space="preserve">☐  발표곡 후보를 정했다.</w:t>
-      </w:r>
-    </w:p>
-    <w:p>
-      <w:r>
-        <w:br w:type="page"/>
-      </w:r>
-    </w:p>
-    <w:p>
-      <w:pPr>
-        <w:pStyle w:val="Heading2"/>
-      </w:pPr>
-      <w:r>
-        <w:rPr>
-          <w:rFonts w:ascii="맑은 고딕" w:cs="맑은 고딕" w:eastAsia="맑은 고딕" w:hAnsi="맑은 고딕"/>
-        </w:rPr>
-        <w:t xml:space="preserve">5주차 · 아르페지오 (핑거스타일 기초)</w:t>
-      </w:r>
-    </w:p>
-    <w:tbl>
-      <w:tblPr>
-        <w:tblW w:type="dxa" w:w="9026"/>
-        <w:tblBorders>
-          <w:top w:val="single" w:color="auto" w:sz="4"/>
-          <w:left w:val="single" w:color="auto" w:sz="4"/>
-          <w:bottom w:val="single" w:color="auto" w:sz="4"/>
-          <w:right w:val="single" w:color="auto" w:sz="4"/>
-          <w:insideH w:val="single" w:color="auto" w:sz="4"/>
-          <w:insideV w:val="single" w:color="auto" w:sz="4"/>
-        </w:tblBorders>
-      </w:tblPr>
-      <w:tblGrid>
-        <w:gridCol w:w="2000"/>
-        <w:gridCol w:w="7026"/>
-      </w:tblGrid>
-      <w:tr>
-        <w:tc>
-          <w:tcPr>
-            <w:tcW w:type="dxa" w:w="2000"/>
-            <w:tcBorders>
-              <w:top w:val="single" w:color="BFA58F" w:sz="4"/>
-              <w:left w:val="single" w:color="BFA58F" w:sz="4"/>
-              <w:bottom w:val="single" w:color="BFA58F" w:sz="4"/>
-              <w:right w:val="single" w:color="BFA58F" w:sz="4"/>
-            </w:tcBorders>
-            <w:shd w:fill="F3E9DF" w:color="auto" w:val="clear"/>
-            <w:tcMar>
-              <w:top w:type="dxa" w:w="70"/>
-              <w:left w:type="dxa" w:w="110"/>
-              <w:bottom w:type="dxa" w:w="70"/>
-              <w:right w:type="dxa" w:w="110"/>
-            </w:tcMar>
-          </w:tcPr>
-          <w:p>
-            <w:pPr>
-              <w:spacing w:after="20" w:line="276"/>
-              <w:jc w:val="left"/>
-            </w:pPr>
-            <w:r>
-              <w:rPr>
-                <w:rFonts w:ascii="맑은 고딕" w:cs="맑은 고딕" w:eastAsia="맑은 고딕" w:hAnsi="맑은 고딕"/>
-                <w:b/>
-                <w:bCs/>
-                <w:sz w:val="19"/>
-                <w:szCs w:val="19"/>
-              </w:rPr>
-              <w:t xml:space="preserve">학습 목표</w:t>
-            </w:r>
-          </w:p>
-        </w:tc>
-        <w:tc>
-          <w:tcPr>
-            <w:tcW w:type="dxa" w:w="7026"/>
-            <w:tcBorders>
-              <w:top w:val="single" w:color="BFA58F" w:sz="4"/>
-              <w:left w:val="single" w:color="BFA58F" w:sz="4"/>
-              <w:bottom w:val="single" w:color="BFA58F" w:sz="4"/>
-              <w:right w:val="single" w:color="BFA58F" w:sz="4"/>
-            </w:tcBorders>
-            <w:tcMar>
-              <w:top w:type="dxa" w:w="70"/>
-              <w:left w:type="dxa" w:w="110"/>
-              <w:bottom w:type="dxa" w:w="70"/>
-              <w:right w:type="dxa" w:w="110"/>
-            </w:tcMar>
-          </w:tcPr>
-          <w:p>
-            <w:pPr>
-              <w:spacing w:after="20" w:line="276"/>
-              <w:jc w:val="left"/>
-            </w:pPr>
-            <w:r>
-              <w:rPr>
-                <w:rFonts w:ascii="맑은 고딕" w:cs="맑은 고딕" w:eastAsia="맑은 고딕" w:hAnsi="맑은 고딕"/>
-                <w:b w:val="false"/>
-                <w:bCs w:val="false"/>
-                <w:sz w:val="19"/>
-                <w:szCs w:val="19"/>
-              </w:rPr>
-              <w:t xml:space="preserve">오른손 손가락 배정(p·i·m·a)을 이해한다.</w:t>
-            </w:r>
-          </w:p>
-          <w:p>
-            <w:pPr>
-              <w:spacing w:after="20" w:line="276"/>
-              <w:jc w:val="left"/>
-            </w:pPr>
-            <w:r>
-              <w:rPr>
-                <w:rFonts w:ascii="맑은 고딕" w:cs="맑은 고딕" w:eastAsia="맑은 고딕" w:hAnsi="맑은 고딕"/>
-                <w:b w:val="false"/>
-                <w:bCs w:val="false"/>
-                <w:sz w:val="19"/>
-                <w:szCs w:val="19"/>
-              </w:rPr>
-              <w:t xml:space="preserve">4/4, 3/4(왈츠), 12/8(슬로우 록) 아르페지오 패턴을 연주할 수 있다.</w:t>
-            </w:r>
-          </w:p>
-          <w:p>
-            <w:pPr>
-              <w:spacing w:after="20" w:line="276"/>
-              <w:jc w:val="left"/>
-            </w:pPr>
-            <w:r>
-              <w:rPr>
-                <w:rFonts w:ascii="맑은 고딕" w:cs="맑은 고딕" w:eastAsia="맑은 고딕" w:hAnsi="맑은 고딕"/>
-                <w:b w:val="false"/>
-                <w:bCs w:val="false"/>
-                <w:sz w:val="19"/>
-                <w:szCs w:val="19"/>
-              </w:rPr>
-              <w:t xml:space="preserve">Cmaj7, Fmaj7 코드로 부드러운 분위기를 표현할 수 있다.</w:t>
-            </w:r>
-          </w:p>
-        </w:tc>
-      </w:tr>
-      <w:tr>
-        <w:tc>
-          <w:tcPr>
-            <w:tcW w:type="dxa" w:w="2000"/>
-            <w:tcBorders>
-              <w:top w:val="single" w:color="BFA58F" w:sz="4"/>
-              <w:left w:val="single" w:color="BFA58F" w:sz="4"/>
-              <w:bottom w:val="single" w:color="BFA58F" w:sz="4"/>
-              <w:right w:val="single" w:color="BFA58F" w:sz="4"/>
-            </w:tcBorders>
-            <w:shd w:fill="F3E9DF" w:color="auto" w:val="clear"/>
-            <w:tcMar>
-              <w:top w:type="dxa" w:w="70"/>
-              <w:left w:type="dxa" w:w="110"/>
-              <w:bottom w:type="dxa" w:w="70"/>
-              <w:right w:type="dxa" w:w="110"/>
-            </w:tcMar>
-          </w:tcPr>
-          <w:p>
-            <w:pPr>
-              <w:spacing w:after="20" w:line="276"/>
-              <w:jc w:val="left"/>
-            </w:pPr>
-            <w:r>
-              <w:rPr>
-                <w:rFonts w:ascii="맑은 고딕" w:cs="맑은 고딕" w:eastAsia="맑은 고딕" w:hAnsi="맑은 고딕"/>
-                <w:b/>
-                <w:bCs/>
-                <w:sz w:val="19"/>
-                <w:szCs w:val="19"/>
-              </w:rPr>
-              <w:t xml:space="preserve">핵심 키워드</w:t>
-            </w:r>
-          </w:p>
-        </w:tc>
-        <w:tc>
-          <w:tcPr>
-            <w:tcW w:type="dxa" w:w="7026"/>
-            <w:tcBorders>
-              <w:top w:val="single" w:color="BFA58F" w:sz="4"/>
-              <w:left w:val="single" w:color="BFA58F" w:sz="4"/>
-              <w:bottom w:val="single" w:color="BFA58F" w:sz="4"/>
-              <w:right w:val="single" w:color="BFA58F" w:sz="4"/>
-            </w:tcBorders>
-            <w:tcMar>
-              <w:top w:type="dxa" w:w="70"/>
-              <w:left w:type="dxa" w:w="110"/>
-              <w:bottom w:type="dxa" w:w="70"/>
-              <w:right w:type="dxa" w:w="110"/>
-            </w:tcMar>
-          </w:tcPr>
-          <w:p>
-            <w:pPr>
-              <w:spacing w:after="20" w:line="276"/>
-              <w:jc w:val="left"/>
-            </w:pPr>
-            <w:r>
-              <w:rPr>
-                <w:rFonts w:ascii="맑은 고딕" w:cs="맑은 고딕" w:eastAsia="맑은 고딕" w:hAnsi="맑은 고딕"/>
-                <w:b w:val="false"/>
-                <w:bCs w:val="false"/>
-                <w:sz w:val="19"/>
-                <w:szCs w:val="19"/>
-              </w:rPr>
-              <w:t xml:space="preserve">p·i·m·a, 베이스음(근음), 왈츠, 슬로우 록</w:t>
-            </w:r>
-          </w:p>
-        </w:tc>
-      </w:tr>
-      <w:tr>
-        <w:tc>
-          <w:tcPr>
-            <w:tcW w:type="dxa" w:w="2000"/>
-            <w:tcBorders>
-              <w:top w:val="single" w:color="BFA58F" w:sz="4"/>
-              <w:left w:val="single" w:color="BFA58F" w:sz="4"/>
-              <w:bottom w:val="single" w:color="BFA58F" w:sz="4"/>
-              <w:right w:val="single" w:color="BFA58F" w:sz="4"/>
-            </w:tcBorders>
-            <w:shd w:fill="F3E9DF" w:color="auto" w:val="clear"/>
-            <w:tcMar>
-              <w:top w:type="dxa" w:w="70"/>
-              <w:left w:type="dxa" w:w="110"/>
-              <w:bottom w:type="dxa" w:w="70"/>
-              <w:right w:type="dxa" w:w="110"/>
-            </w:tcMar>
-          </w:tcPr>
-          <w:p>
-            <w:pPr>
-              <w:spacing w:after="20" w:line="276"/>
-              <w:jc w:val="left"/>
-            </w:pPr>
-            <w:r>
-              <w:rPr>
-                <w:rFonts w:ascii="맑은 고딕" w:cs="맑은 고딕" w:eastAsia="맑은 고딕" w:hAnsi="맑은 고딕"/>
-                <w:b/>
-                <w:bCs/>
-                <w:sz w:val="19"/>
-                <w:szCs w:val="19"/>
-              </w:rPr>
-              <w:t xml:space="preserve">준비물</w:t>
-            </w:r>
-          </w:p>
-        </w:tc>
-        <w:tc>
-          <w:tcPr>
-            <w:tcW w:type="dxa" w:w="7026"/>
-            <w:tcBorders>
-              <w:top w:val="single" w:color="BFA58F" w:sz="4"/>
-              <w:left w:val="single" w:color="BFA58F" w:sz="4"/>
-              <w:bottom w:val="single" w:color="BFA58F" w:sz="4"/>
-              <w:right w:val="single" w:color="BFA58F" w:sz="4"/>
-            </w:tcBorders>
-            <w:tcMar>
-              <w:top w:type="dxa" w:w="70"/>
-              <w:left w:type="dxa" w:w="110"/>
-              <w:bottom w:type="dxa" w:w="70"/>
-              <w:right w:type="dxa" w:w="110"/>
-            </w:tcMar>
-          </w:tcPr>
-          <w:p>
-            <w:pPr>
-              <w:spacing w:after="20" w:line="276"/>
-              <w:jc w:val="left"/>
-            </w:pPr>
-            <w:r>
-              <w:rPr>
-                <w:rFonts w:ascii="맑은 고딕" w:cs="맑은 고딕" w:eastAsia="맑은 고딕" w:hAnsi="맑은 고딕"/>
-                <w:b w:val="false"/>
-                <w:bCs w:val="false"/>
-                <w:sz w:val="19"/>
-                <w:szCs w:val="19"/>
-              </w:rPr>
-              <w:t xml:space="preserve">기타, 튜너, 메트로놈 앱, 교안 (피크 없이 손가락으로 연주)</w:t>
-            </w:r>
-          </w:p>
-        </w:tc>
-      </w:tr>
-    </w:tbl>
-    <w:p>
-      <w:pPr>
-        <w:spacing w:after="80"/>
-      </w:pPr>
-    </w:p>
-    <w:p>
-      <w:pPr>
-        <w:pStyle w:val="Heading3"/>
-      </w:pPr>
-      <w:r>
-        <w:rPr>
-          <w:rFonts w:ascii="맑은 고딕" w:cs="맑은 고딕" w:eastAsia="맑은 고딕" w:hAnsi="맑은 고딕"/>
-        </w:rPr>
-        <w:t xml:space="preserve">■ 수업 진행 계획 (90분)</w:t>
-      </w:r>
-    </w:p>
-    <w:tbl>
-      <w:tblPr>
-        <w:tblW w:type="dxa" w:w="9026"/>
-        <w:tblBorders>
-          <w:top w:val="single" w:color="auto" w:sz="4"/>
-          <w:left w:val="single" w:color="auto" w:sz="4"/>
-          <w:bottom w:val="single" w:color="auto" w:sz="4"/>
-          <w:right w:val="single" w:color="auto" w:sz="4"/>
-          <w:insideH w:val="single" w:color="auto" w:sz="4"/>
-          <w:insideV w:val="single" w:color="auto" w:sz="4"/>
-        </w:tblBorders>
-      </w:tblPr>
-      <w:tblGrid>
-        <w:gridCol w:w="1300"/>
-        <w:gridCol w:w="1400"/>
-        <w:gridCol w:w="6326"/>
-      </w:tblGrid>
-      <w:tr>
-        <w:trPr>
-          <w:tblHeader/>
-        </w:trPr>
-        <w:tc>
-          <w:tcPr>
-            <w:tcW w:type="dxa" w:w="1300"/>
-            <w:tcBorders>
-              <w:top w:val="single" w:color="BFA58F" w:sz="4"/>
-              <w:left w:val="single" w:color="BFA58F" w:sz="4"/>
-              <w:bottom w:val="single" w:color="BFA58F" w:sz="4"/>
-              <w:right w:val="single" w:color="BFA58F" w:sz="4"/>
-            </w:tcBorders>
-            <w:shd w:fill="7A4B2A" w:color="auto" w:val="clear"/>
-            <w:tcMar>
-              <w:top w:type="dxa" w:w="70"/>
-              <w:left w:type="dxa" w:w="110"/>
-              <w:bottom w:type="dxa" w:w="70"/>
-              <w:right w:type="dxa" w:w="110"/>
-            </w:tcMar>
-          </w:tcPr>
-          <w:p>
-            <w:pPr>
-              <w:spacing w:after="20" w:line="276"/>
-              <w:jc w:val="center"/>
-            </w:pPr>
-            <w:r>
-              <w:rPr>
-                <w:rFonts w:ascii="맑은 고딕" w:cs="맑은 고딕" w:eastAsia="맑은 고딕" w:hAnsi="맑은 고딕"/>
-                <w:b/>
-                <w:bCs/>
-                <w:color w:val="FFFFFF"/>
-                <w:sz w:val="19"/>
-                <w:szCs w:val="19"/>
-              </w:rPr>
-              <w:t xml:space="preserve">시간</w:t>
-            </w:r>
-          </w:p>
-        </w:tc>
-        <w:tc>
-          <w:tcPr>
-            <w:tcW w:type="dxa" w:w="1400"/>
-            <w:tcBorders>
-              <w:top w:val="single" w:color="BFA58F" w:sz="4"/>
-              <w:left w:val="single" w:color="BFA58F" w:sz="4"/>
-              <w:bottom w:val="single" w:color="BFA58F" w:sz="4"/>
-              <w:right w:val="single" w:color="BFA58F" w:sz="4"/>
-            </w:tcBorders>
-            <w:shd w:fill="7A4B2A" w:color="auto" w:val="clear"/>
-            <w:tcMar>
-              <w:top w:type="dxa" w:w="70"/>
-              <w:left w:type="dxa" w:w="110"/>
-              <w:bottom w:type="dxa" w:w="70"/>
-              <w:right w:type="dxa" w:w="110"/>
-            </w:tcMar>
-          </w:tcPr>
-          <w:p>
-            <w:pPr>
-              <w:spacing w:after="20" w:line="276"/>
-              <w:jc w:val="center"/>
-            </w:pPr>
-            <w:r>
-              <w:rPr>
-                <w:rFonts w:ascii="맑은 고딕" w:cs="맑은 고딕" w:eastAsia="맑은 고딕" w:hAnsi="맑은 고딕"/>
-                <w:b/>
-                <w:bCs/>
-                <w:color w:val="FFFFFF"/>
-                <w:sz w:val="19"/>
-                <w:szCs w:val="19"/>
-              </w:rPr>
-              <w:t xml:space="preserve">단계</w:t>
-            </w:r>
-          </w:p>
-        </w:tc>
-        <w:tc>
-          <w:tcPr>
-            <w:tcW w:type="dxa" w:w="6326"/>
-            <w:tcBorders>
-              <w:top w:val="single" w:color="BFA58F" w:sz="4"/>
-              <w:left w:val="single" w:color="BFA58F" w:sz="4"/>
-              <w:bottom w:val="single" w:color="BFA58F" w:sz="4"/>
-              <w:right w:val="single" w:color="BFA58F" w:sz="4"/>
-            </w:tcBorders>
-            <w:shd w:fill="7A4B2A" w:color="auto" w:val="clear"/>
-            <w:tcMar>
-              <w:top w:type="dxa" w:w="70"/>
-              <w:left w:type="dxa" w:w="110"/>
-              <w:bottom w:type="dxa" w:w="70"/>
-              <w:right w:type="dxa" w:w="110"/>
-            </w:tcMar>
-          </w:tcPr>
-          <w:p>
-            <w:pPr>
-              <w:spacing w:after="20" w:line="276"/>
-              <w:jc w:val="center"/>
-            </w:pPr>
-            <w:r>
-              <w:rPr>
-                <w:rFonts w:ascii="맑은 고딕" w:cs="맑은 고딕" w:eastAsia="맑은 고딕" w:hAnsi="맑은 고딕"/>
-                <w:b/>
-                <w:bCs/>
-                <w:color w:val="FFFFFF"/>
-                <w:sz w:val="19"/>
-                <w:szCs w:val="19"/>
-              </w:rPr>
-              <w:t xml:space="preserve">수업 내용</w:t>
-            </w:r>
-          </w:p>
-        </w:tc>
-      </w:tr>
-      <w:tr>
-        <w:tc>
-          <w:tcPr>
-            <w:tcW w:type="dxa" w:w="1300"/>
-            <w:tcBorders>
-              <w:top w:val="single" w:color="BFA58F" w:sz="4"/>
-              <w:left w:val="single" w:color="BFA58F" w:sz="4"/>
-              <w:bottom w:val="single" w:color="BFA58F" w:sz="4"/>
-              <w:right w:val="single" w:color="BFA58F" w:sz="4"/>
-            </w:tcBorders>
-            <w:tcMar>
-              <w:top w:type="dxa" w:w="70"/>
-              <w:left w:type="dxa" w:w="110"/>
-              <w:bottom w:type="dxa" w:w="70"/>
-              <w:right w:type="dxa" w:w="110"/>
-            </w:tcMar>
-          </w:tcPr>
-          <w:p>
-            <w:pPr>
-              <w:spacing w:after="20" w:line="276"/>
-              <w:jc w:val="center"/>
-            </w:pPr>
-            <w:r>
-              <w:rPr>
-                <w:rFonts w:ascii="맑은 고딕" w:cs="맑은 고딕" w:eastAsia="맑은 고딕" w:hAnsi="맑은 고딕"/>
-                <w:b w:val="false"/>
-                <w:bCs w:val="false"/>
-                <w:sz w:val="19"/>
-                <w:szCs w:val="19"/>
-              </w:rPr>
-              <w:t xml:space="preserve">00~10분</w:t>
-            </w:r>
-          </w:p>
-        </w:tc>
-        <w:tc>
-          <w:tcPr>
-            <w:tcW w:type="dxa" w:w="1400"/>
-            <w:tcBorders>
-              <w:top w:val="single" w:color="BFA58F" w:sz="4"/>
-              <w:left w:val="single" w:color="BFA58F" w:sz="4"/>
-              <w:bottom w:val="single" w:color="BFA58F" w:sz="4"/>
-              <w:right w:val="single" w:color="BFA58F" w:sz="4"/>
-            </w:tcBorders>
-            <w:tcMar>
-              <w:top w:type="dxa" w:w="70"/>
-              <w:left w:type="dxa" w:w="110"/>
-              <w:bottom w:type="dxa" w:w="70"/>
-              <w:right w:type="dxa" w:w="110"/>
-            </w:tcMar>
-          </w:tcPr>
-          <w:p>
-            <w:pPr>
-              <w:spacing w:after="20" w:line="276"/>
-              <w:jc w:val="center"/>
-            </w:pPr>
-            <w:r>
-              <w:rPr>
-                <w:rFonts w:ascii="맑은 고딕" w:cs="맑은 고딕" w:eastAsia="맑은 고딕" w:hAnsi="맑은 고딕"/>
-                <w:b w:val="false"/>
-                <w:bCs w:val="false"/>
-                <w:sz w:val="19"/>
-                <w:szCs w:val="19"/>
-              </w:rPr>
-              <w:t xml:space="preserve">워밍업</w:t>
-            </w:r>
-          </w:p>
-        </w:tc>
-        <w:tc>
-          <w:tcPr>
-            <w:tcW w:type="dxa" w:w="6326"/>
-            <w:tcBorders>
-              <w:top w:val="single" w:color="BFA58F" w:sz="4"/>
-              <w:left w:val="single" w:color="BFA58F" w:sz="4"/>
-              <w:bottom w:val="single" w:color="BFA58F" w:sz="4"/>
-              <w:right w:val="single" w:color="BFA58F" w:sz="4"/>
-            </w:tcBorders>
-            <w:tcMar>
-              <w:top w:type="dxa" w:w="70"/>
-              <w:left w:type="dxa" w:w="110"/>
-              <w:bottom w:type="dxa" w:w="70"/>
-              <w:right w:type="dxa" w:w="110"/>
-            </w:tcMar>
-          </w:tcPr>
-          <w:p>
-            <w:pPr>
-              <w:spacing w:after="20" w:line="276"/>
-              <w:jc w:val="left"/>
-            </w:pPr>
-            <w:r>
-              <w:rPr>
-                <w:rFonts w:ascii="맑은 고딕" w:cs="맑은 고딕" w:eastAsia="맑은 고딕" w:hAnsi="맑은 고딕"/>
-                <w:b w:val="false"/>
-                <w:bCs w:val="false"/>
-                <w:sz w:val="19"/>
-                <w:szCs w:val="19"/>
-              </w:rPr>
-              <w:t xml:space="preserve">튜닝, 리듬 패턴 복습</w:t>
-            </w:r>
-          </w:p>
-        </w:tc>
-      </w:tr>
-      <w:tr>
-        <w:tc>
-          <w:tcPr>
-            <w:tcW w:type="dxa" w:w="1300"/>
-            <w:tcBorders>
-              <w:top w:val="single" w:color="BFA58F" w:sz="4"/>
-              <w:left w:val="single" w:color="BFA58F" w:sz="4"/>
-              <w:bottom w:val="single" w:color="BFA58F" w:sz="4"/>
-              <w:right w:val="single" w:color="BFA58F" w:sz="4"/>
-            </w:tcBorders>
-            <w:tcMar>
-              <w:top w:type="dxa" w:w="70"/>
-              <w:left w:type="dxa" w:w="110"/>
-              <w:bottom w:type="dxa" w:w="70"/>
-              <w:right w:type="dxa" w:w="110"/>
-            </w:tcMar>
-          </w:tcPr>
-          <w:p>
-            <w:pPr>
-              <w:spacing w:after="20" w:line="276"/>
-              <w:jc w:val="center"/>
-            </w:pPr>
-            <w:r>
-              <w:rPr>
-                <w:rFonts w:ascii="맑은 고딕" w:cs="맑은 고딕" w:eastAsia="맑은 고딕" w:hAnsi="맑은 고딕"/>
-                <w:b w:val="false"/>
-                <w:bCs w:val="false"/>
-                <w:sz w:val="19"/>
-                <w:szCs w:val="19"/>
-              </w:rPr>
-              <w:t xml:space="preserve">10~25분</w:t>
-            </w:r>
-          </w:p>
-        </w:tc>
-        <w:tc>
-          <w:tcPr>
-            <w:tcW w:type="dxa" w:w="1400"/>
-            <w:tcBorders>
-              <w:top w:val="single" w:color="BFA58F" w:sz="4"/>
-              <w:left w:val="single" w:color="BFA58F" w:sz="4"/>
-              <w:bottom w:val="single" w:color="BFA58F" w:sz="4"/>
-              <w:right w:val="single" w:color="BFA58F" w:sz="4"/>
-            </w:tcBorders>
-            <w:tcMar>
-              <w:top w:type="dxa" w:w="70"/>
-              <w:left w:type="dxa" w:w="110"/>
-              <w:bottom w:type="dxa" w:w="70"/>
-              <w:right w:type="dxa" w:w="110"/>
-            </w:tcMar>
-          </w:tcPr>
-          <w:p>
-            <w:pPr>
-              <w:spacing w:after="20" w:line="276"/>
-              <w:jc w:val="center"/>
-            </w:pPr>
-            <w:r>
-              <w:rPr>
-                <w:rFonts w:ascii="맑은 고딕" w:cs="맑은 고딕" w:eastAsia="맑은 고딕" w:hAnsi="맑은 고딕"/>
-                <w:b w:val="false"/>
-                <w:bCs w:val="false"/>
-                <w:sz w:val="19"/>
-                <w:szCs w:val="19"/>
-              </w:rPr>
-              <w:t xml:space="preserve">손가락 배정</w:t>
-            </w:r>
-          </w:p>
-        </w:tc>
-        <w:tc>
-          <w:tcPr>
-            <w:tcW w:type="dxa" w:w="6326"/>
-            <w:tcBorders>
-              <w:top w:val="single" w:color="BFA58F" w:sz="4"/>
-              <w:left w:val="single" w:color="BFA58F" w:sz="4"/>
-              <w:bottom w:val="single" w:color="BFA58F" w:sz="4"/>
-              <w:right w:val="single" w:color="BFA58F" w:sz="4"/>
-            </w:tcBorders>
-            <w:tcMar>
-              <w:top w:type="dxa" w:w="70"/>
-              <w:left w:type="dxa" w:w="110"/>
-              <w:bottom w:type="dxa" w:w="70"/>
-              <w:right w:type="dxa" w:w="110"/>
-            </w:tcMar>
-          </w:tcPr>
-          <w:p>
-            <w:pPr>
-              <w:spacing w:after="20" w:line="276"/>
-              <w:jc w:val="left"/>
-            </w:pPr>
-            <w:r>
-              <w:rPr>
-                <w:rFonts w:ascii="맑은 고딕" w:cs="맑은 고딕" w:eastAsia="맑은 고딕" w:hAnsi="맑은 고딕"/>
-                <w:b w:val="false"/>
-                <w:bCs w:val="false"/>
-                <w:sz w:val="19"/>
-                <w:szCs w:val="19"/>
-              </w:rPr>
-              <w:t xml:space="preserve">p·i·m·a 원리, 개방현으로 손가락 독립 연습</w:t>
-            </w:r>
-          </w:p>
-        </w:tc>
-      </w:tr>
-      <w:tr>
-        <w:tc>
-          <w:tcPr>
-            <w:tcW w:type="dxa" w:w="1300"/>
-            <w:tcBorders>
-              <w:top w:val="single" w:color="BFA58F" w:sz="4"/>
-              <w:left w:val="single" w:color="BFA58F" w:sz="4"/>
-              <w:bottom w:val="single" w:color="BFA58F" w:sz="4"/>
-              <w:right w:val="single" w:color="BFA58F" w:sz="4"/>
-            </w:tcBorders>
-            <w:tcMar>
-              <w:top w:type="dxa" w:w="70"/>
-              <w:left w:type="dxa" w:w="110"/>
-              <w:bottom w:type="dxa" w:w="70"/>
-              <w:right w:type="dxa" w:w="110"/>
-            </w:tcMar>
-          </w:tcPr>
-          <w:p>
-            <w:pPr>
-              <w:spacing w:after="20" w:line="276"/>
-              <w:jc w:val="center"/>
-            </w:pPr>
-            <w:r>
-              <w:rPr>
-                <w:rFonts w:ascii="맑은 고딕" w:cs="맑은 고딕" w:eastAsia="맑은 고딕" w:hAnsi="맑은 고딕"/>
-                <w:b w:val="false"/>
-                <w:bCs w:val="false"/>
-                <w:sz w:val="19"/>
-                <w:szCs w:val="19"/>
-              </w:rPr>
-              <w:t xml:space="preserve">25~45분</w:t>
-            </w:r>
-          </w:p>
-        </w:tc>
-        <w:tc>
-          <w:tcPr>
-            <w:tcW w:type="dxa" w:w="1400"/>
-            <w:tcBorders>
-              <w:top w:val="single" w:color="BFA58F" w:sz="4"/>
-              <w:left w:val="single" w:color="BFA58F" w:sz="4"/>
-              <w:bottom w:val="single" w:color="BFA58F" w:sz="4"/>
-              <w:right w:val="single" w:color="BFA58F" w:sz="4"/>
-            </w:tcBorders>
-            <w:tcMar>
-              <w:top w:type="dxa" w:w="70"/>
-              <w:left w:type="dxa" w:w="110"/>
-              <w:bottom w:type="dxa" w:w="70"/>
-              <w:right w:type="dxa" w:w="110"/>
-            </w:tcMar>
-          </w:tcPr>
-          <w:p>
-            <w:pPr>
-              <w:spacing w:after="20" w:line="276"/>
-              <w:jc w:val="center"/>
-            </w:pPr>
-            <w:r>
-              <w:rPr>
-                <w:rFonts w:ascii="맑은 고딕" w:cs="맑은 고딕" w:eastAsia="맑은 고딕" w:hAnsi="맑은 고딕"/>
-                <w:b w:val="false"/>
-                <w:bCs w:val="false"/>
-                <w:sz w:val="19"/>
-                <w:szCs w:val="19"/>
-              </w:rPr>
-              <w:t xml:space="preserve">4/4 패턴</w:t>
-            </w:r>
-          </w:p>
-        </w:tc>
-        <w:tc>
-          <w:tcPr>
-            <w:tcW w:type="dxa" w:w="6326"/>
-            <w:tcBorders>
-              <w:top w:val="single" w:color="BFA58F" w:sz="4"/>
-              <w:left w:val="single" w:color="BFA58F" w:sz="4"/>
-              <w:bottom w:val="single" w:color="BFA58F" w:sz="4"/>
-              <w:right w:val="single" w:color="BFA58F" w:sz="4"/>
-            </w:tcBorders>
-            <w:tcMar>
-              <w:top w:type="dxa" w:w="70"/>
-              <w:left w:type="dxa" w:w="110"/>
-              <w:bottom w:type="dxa" w:w="70"/>
-              <w:right w:type="dxa" w:w="110"/>
-            </w:tcMar>
-          </w:tcPr>
-          <w:p>
-            <w:pPr>
-              <w:spacing w:after="20" w:line="276"/>
-              <w:jc w:val="left"/>
-            </w:pPr>
-            <w:r>
-              <w:rPr>
-                <w:rFonts w:ascii="맑은 고딕" w:cs="맑은 고딕" w:eastAsia="맑은 고딕" w:hAnsi="맑은 고딕"/>
-                <w:b w:val="false"/>
-                <w:bCs w:val="false"/>
-                <w:sz w:val="19"/>
-                <w:szCs w:val="19"/>
-              </w:rPr>
-              <w:t xml:space="preserve">코드별 베이스 줄 찾기 → 기본 패턴 적용</w:t>
-            </w:r>
-          </w:p>
-        </w:tc>
-      </w:tr>
-      <w:tr>
-        <w:tc>
-          <w:tcPr>
-            <w:tcW w:type="dxa" w:w="1300"/>
-            <w:tcBorders>
-              <w:top w:val="single" w:color="BFA58F" w:sz="4"/>
-              <w:left w:val="single" w:color="BFA58F" w:sz="4"/>
-              <w:bottom w:val="single" w:color="BFA58F" w:sz="4"/>
-              <w:right w:val="single" w:color="BFA58F" w:sz="4"/>
-            </w:tcBorders>
-            <w:tcMar>
-              <w:top w:type="dxa" w:w="70"/>
-              <w:left w:type="dxa" w:w="110"/>
-              <w:bottom w:type="dxa" w:w="70"/>
-              <w:right w:type="dxa" w:w="110"/>
-            </w:tcMar>
-          </w:tcPr>
-          <w:p>
-            <w:pPr>
-              <w:spacing w:after="20" w:line="276"/>
-              <w:jc w:val="center"/>
-            </w:pPr>
-            <w:r>
-              <w:rPr>
-                <w:rFonts w:ascii="맑은 고딕" w:cs="맑은 고딕" w:eastAsia="맑은 고딕" w:hAnsi="맑은 고딕"/>
-                <w:b w:val="false"/>
-                <w:bCs w:val="false"/>
-                <w:sz w:val="19"/>
-                <w:szCs w:val="19"/>
-              </w:rPr>
-              <w:t xml:space="preserve">45~65분</w:t>
-            </w:r>
-          </w:p>
-        </w:tc>
-        <w:tc>
-          <w:tcPr>
-            <w:tcW w:type="dxa" w:w="1400"/>
-            <w:tcBorders>
-              <w:top w:val="single" w:color="BFA58F" w:sz="4"/>
-              <w:left w:val="single" w:color="BFA58F" w:sz="4"/>
-              <w:bottom w:val="single" w:color="BFA58F" w:sz="4"/>
-              <w:right w:val="single" w:color="BFA58F" w:sz="4"/>
-            </w:tcBorders>
-            <w:tcMar>
-              <w:top w:type="dxa" w:w="70"/>
-              <w:left w:type="dxa" w:w="110"/>
-              <w:bottom w:type="dxa" w:w="70"/>
-              <w:right w:type="dxa" w:w="110"/>
-            </w:tcMar>
-          </w:tcPr>
-          <w:p>
-            <w:pPr>
-              <w:spacing w:after="20" w:line="276"/>
-              <w:jc w:val="center"/>
-            </w:pPr>
-            <w:r>
-              <w:rPr>
-                <w:rFonts w:ascii="맑은 고딕" w:cs="맑은 고딕" w:eastAsia="맑은 고딕" w:hAnsi="맑은 고딕"/>
-                <w:b w:val="false"/>
-                <w:bCs w:val="false"/>
-                <w:sz w:val="19"/>
-                <w:szCs w:val="19"/>
-              </w:rPr>
-              <w:t xml:space="preserve">3/4·12/8</w:t>
-            </w:r>
-          </w:p>
-        </w:tc>
-        <w:tc>
-          <w:tcPr>
-            <w:tcW w:type="dxa" w:w="6326"/>
-            <w:tcBorders>
-              <w:top w:val="single" w:color="BFA58F" w:sz="4"/>
-              <w:left w:val="single" w:color="BFA58F" w:sz="4"/>
-              <w:bottom w:val="single" w:color="BFA58F" w:sz="4"/>
-              <w:right w:val="single" w:color="BFA58F" w:sz="4"/>
-            </w:tcBorders>
-            <w:tcMar>
-              <w:top w:type="dxa" w:w="70"/>
-              <w:left w:type="dxa" w:w="110"/>
-              <w:bottom w:type="dxa" w:w="70"/>
-              <w:right w:type="dxa" w:w="110"/>
-            </w:tcMar>
-          </w:tcPr>
-          <w:p>
-            <w:pPr>
-              <w:spacing w:after="20" w:line="276"/>
-              <w:jc w:val="left"/>
-            </w:pPr>
-            <w:r>
-              <w:rPr>
-                <w:rFonts w:ascii="맑은 고딕" w:cs="맑은 고딕" w:eastAsia="맑은 고딕" w:hAnsi="맑은 고딕"/>
-                <w:b w:val="false"/>
-                <w:bCs w:val="false"/>
-                <w:sz w:val="19"/>
-                <w:szCs w:val="19"/>
-              </w:rPr>
-              <w:t xml:space="preserve">왈츠, 슬로우 록 패턴 + Cmaj7, Fmaj7</w:t>
-            </w:r>
-          </w:p>
-        </w:tc>
-      </w:tr>
-      <w:tr>
-        <w:tc>
-          <w:tcPr>
-            <w:tcW w:type="dxa" w:w="1300"/>
-            <w:tcBorders>
-              <w:top w:val="single" w:color="BFA58F" w:sz="4"/>
-              <w:left w:val="single" w:color="BFA58F" w:sz="4"/>
-              <w:bottom w:val="single" w:color="BFA58F" w:sz="4"/>
-              <w:right w:val="single" w:color="BFA58F" w:sz="4"/>
-            </w:tcBorders>
-            <w:tcMar>
-              <w:top w:type="dxa" w:w="70"/>
-              <w:left w:type="dxa" w:w="110"/>
-              <w:bottom w:type="dxa" w:w="70"/>
-              <w:right w:type="dxa" w:w="110"/>
-            </w:tcMar>
-          </w:tcPr>
-          <w:p>
-            <w:pPr>
-              <w:spacing w:after="20" w:line="276"/>
-              <w:jc w:val="center"/>
-            </w:pPr>
-            <w:r>
-              <w:rPr>
-                <w:rFonts w:ascii="맑은 고딕" w:cs="맑은 고딕" w:eastAsia="맑은 고딕" w:hAnsi="맑은 고딕"/>
-                <w:b w:val="false"/>
-                <w:bCs w:val="false"/>
-                <w:sz w:val="19"/>
-                <w:szCs w:val="19"/>
-              </w:rPr>
-              <w:t xml:space="preserve">65~85분</w:t>
-            </w:r>
-          </w:p>
-        </w:tc>
-        <w:tc>
-          <w:tcPr>
-            <w:tcW w:type="dxa" w:w="1400"/>
-            <w:tcBorders>
-              <w:top w:val="single" w:color="BFA58F" w:sz="4"/>
-              <w:left w:val="single" w:color="BFA58F" w:sz="4"/>
-              <w:bottom w:val="single" w:color="BFA58F" w:sz="4"/>
-              <w:right w:val="single" w:color="BFA58F" w:sz="4"/>
-            </w:tcBorders>
-            <w:tcMar>
-              <w:top w:type="dxa" w:w="70"/>
-              <w:left w:type="dxa" w:w="110"/>
-              <w:bottom w:type="dxa" w:w="70"/>
-              <w:right w:type="dxa" w:w="110"/>
-            </w:tcMar>
-          </w:tcPr>
-          <w:p>
-            <w:pPr>
-              <w:spacing w:after="20" w:line="276"/>
-              <w:jc w:val="center"/>
-            </w:pPr>
-            <w:r>
-              <w:rPr>
-                <w:rFonts w:ascii="맑은 고딕" w:cs="맑은 고딕" w:eastAsia="맑은 고딕" w:hAnsi="맑은 고딕"/>
-                <w:b w:val="false"/>
-                <w:bCs w:val="false"/>
-                <w:sz w:val="19"/>
-                <w:szCs w:val="19"/>
-              </w:rPr>
-              <w:t xml:space="preserve">합주</w:t>
-            </w:r>
-          </w:p>
-        </w:tc>
-        <w:tc>
-          <w:tcPr>
-            <w:tcW w:type="dxa" w:w="6326"/>
-            <w:tcBorders>
-              <w:top w:val="single" w:color="BFA58F" w:sz="4"/>
-              <w:left w:val="single" w:color="BFA58F" w:sz="4"/>
-              <w:bottom w:val="single" w:color="BFA58F" w:sz="4"/>
-              <w:right w:val="single" w:color="BFA58F" w:sz="4"/>
-            </w:tcBorders>
-            <w:tcMar>
-              <w:top w:type="dxa" w:w="70"/>
-              <w:left w:type="dxa" w:w="110"/>
-              <w:bottom w:type="dxa" w:w="70"/>
-              <w:right w:type="dxa" w:w="110"/>
-            </w:tcMar>
-          </w:tcPr>
-          <w:p>
-            <w:pPr>
-              <w:spacing w:after="20" w:line="276"/>
-              <w:jc w:val="left"/>
-            </w:pPr>
-            <w:r>
-              <w:rPr>
-                <w:rFonts w:ascii="맑은 고딕" w:cs="맑은 고딕" w:eastAsia="맑은 고딕" w:hAnsi="맑은 고딕"/>
-                <w:b w:val="false"/>
-                <w:bCs w:val="false"/>
-                <w:sz w:val="19"/>
-                <w:szCs w:val="19"/>
-              </w:rPr>
-              <w:t xml:space="preserve">"나 같은 죄인 살리신(Amazing Grace)" 왈츠 아르페지오</w:t>
-            </w:r>
-          </w:p>
-        </w:tc>
-      </w:tr>
-      <w:tr>
-        <w:tc>
-          <w:tcPr>
-            <w:tcW w:type="dxa" w:w="1300"/>
-            <w:tcBorders>
-              <w:top w:val="single" w:color="BFA58F" w:sz="4"/>
-              <w:left w:val="single" w:color="BFA58F" w:sz="4"/>
-              <w:bottom w:val="single" w:color="BFA58F" w:sz="4"/>
-              <w:right w:val="single" w:color="BFA58F" w:sz="4"/>
-            </w:tcBorders>
-            <w:tcMar>
-              <w:top w:type="dxa" w:w="70"/>
-              <w:left w:type="dxa" w:w="110"/>
-              <w:bottom w:type="dxa" w:w="70"/>
-              <w:right w:type="dxa" w:w="110"/>
-            </w:tcMar>
-          </w:tcPr>
-          <w:p>
-            <w:pPr>
-              <w:spacing w:after="20" w:line="276"/>
-              <w:jc w:val="center"/>
-            </w:pPr>
-            <w:r>
-              <w:rPr>
-                <w:rFonts w:ascii="맑은 고딕" w:cs="맑은 고딕" w:eastAsia="맑은 고딕" w:hAnsi="맑은 고딕"/>
-                <w:b w:val="false"/>
-                <w:bCs w:val="false"/>
-                <w:sz w:val="19"/>
-                <w:szCs w:val="19"/>
-              </w:rPr>
-              <w:t xml:space="preserve">85~90분</w:t>
-            </w:r>
-          </w:p>
-        </w:tc>
-        <w:tc>
-          <w:tcPr>
-            <w:tcW w:type="dxa" w:w="1400"/>
-            <w:tcBorders>
-              <w:top w:val="single" w:color="BFA58F" w:sz="4"/>
-              <w:left w:val="single" w:color="BFA58F" w:sz="4"/>
-              <w:bottom w:val="single" w:color="BFA58F" w:sz="4"/>
-              <w:right w:val="single" w:color="BFA58F" w:sz="4"/>
-            </w:tcBorders>
-            <w:tcMar>
-              <w:top w:type="dxa" w:w="70"/>
-              <w:left w:type="dxa" w:w="110"/>
-              <w:bottom w:type="dxa" w:w="70"/>
-              <w:right w:type="dxa" w:w="110"/>
-            </w:tcMar>
-          </w:tcPr>
-          <w:p>
-            <w:pPr>
-              <w:spacing w:after="20" w:line="276"/>
-              <w:jc w:val="center"/>
-            </w:pPr>
-            <w:r>
-              <w:rPr>
-                <w:rFonts w:ascii="맑은 고딕" w:cs="맑은 고딕" w:eastAsia="맑은 고딕" w:hAnsi="맑은 고딕"/>
-                <w:b w:val="false"/>
-                <w:bCs w:val="false"/>
-                <w:sz w:val="19"/>
-                <w:szCs w:val="19"/>
-              </w:rPr>
-              <w:t xml:space="preserve">정리</w:t>
-            </w:r>
-          </w:p>
-        </w:tc>
-        <w:tc>
-          <w:tcPr>
-            <w:tcW w:type="dxa" w:w="6326"/>
-            <w:tcBorders>
-              <w:top w:val="single" w:color="BFA58F" w:sz="4"/>
-              <w:left w:val="single" w:color="BFA58F" w:sz="4"/>
-              <w:bottom w:val="single" w:color="BFA58F" w:sz="4"/>
-              <w:right w:val="single" w:color="BFA58F" w:sz="4"/>
-            </w:tcBorders>
-            <w:tcMar>
-              <w:top w:type="dxa" w:w="70"/>
-              <w:left w:type="dxa" w:w="110"/>
-              <w:bottom w:type="dxa" w:w="70"/>
-              <w:right w:type="dxa" w:w="110"/>
-            </w:tcMar>
-          </w:tcPr>
-          <w:p>
-            <w:pPr>
-              <w:spacing w:after="20" w:line="276"/>
-              <w:jc w:val="left"/>
-            </w:pPr>
-            <w:r>
-              <w:rPr>
-                <w:rFonts w:ascii="맑은 고딕" w:cs="맑은 고딕" w:eastAsia="맑은 고딕" w:hAnsi="맑은 고딕"/>
-                <w:b w:val="false"/>
-                <w:bCs w:val="false"/>
-                <w:sz w:val="19"/>
-                <w:szCs w:val="19"/>
-              </w:rPr>
-              <w:t xml:space="preserve">과제 안내</w:t>
-            </w:r>
-          </w:p>
-        </w:tc>
-      </w:tr>
-    </w:tbl>
-    <w:p>
-      <w:pPr>
-        <w:pStyle w:val="Heading3"/>
-      </w:pPr>
-      <w:r>
-        <w:rPr>
-          <w:rFonts w:ascii="맑은 고딕" w:cs="맑은 고딕" w:eastAsia="맑은 고딕" w:hAnsi="맑은 고딕"/>
-        </w:rPr>
-        <w:t xml:space="preserve">■ 오른손 손가락 배정</w:t>
-      </w:r>
-    </w:p>
-    <w:tbl>
-      <w:tblPr>
-        <w:tblW w:type="dxa" w:w="9026"/>
-        <w:tblBorders>
-          <w:top w:val="single" w:color="auto" w:sz="4"/>
-          <w:left w:val="single" w:color="auto" w:sz="4"/>
-          <w:bottom w:val="single" w:color="auto" w:sz="4"/>
-          <w:right w:val="single" w:color="auto" w:sz="4"/>
-          <w:insideH w:val="single" w:color="auto" w:sz="4"/>
-          <w:insideV w:val="single" w:color="auto" w:sz="4"/>
-        </w:tblBorders>
-      </w:tblPr>
-      <w:tblGrid>
-        <w:gridCol w:w="1200"/>
-        <w:gridCol w:w="2800"/>
-        <w:gridCol w:w="5026"/>
-      </w:tblGrid>
-      <w:tr>
-        <w:trPr>
-          <w:tblHeader/>
-        </w:trPr>
-        <w:tc>
-          <w:tcPr>
-            <w:tcW w:type="dxa" w:w="1200"/>
-            <w:tcBorders>
-              <w:top w:val="single" w:color="BFA58F" w:sz="4"/>
-              <w:left w:val="single" w:color="BFA58F" w:sz="4"/>
-              <w:bottom w:val="single" w:color="BFA58F" w:sz="4"/>
-              <w:right w:val="single" w:color="BFA58F" w:sz="4"/>
-            </w:tcBorders>
-            <w:shd w:fill="7A4B2A" w:color="auto" w:val="clear"/>
-            <w:tcMar>
-              <w:top w:type="dxa" w:w="70"/>
-              <w:left w:type="dxa" w:w="110"/>
-              <w:bottom w:type="dxa" w:w="70"/>
-              <w:right w:type="dxa" w:w="110"/>
-            </w:tcMar>
-          </w:tcPr>
-          <w:p>
-            <w:pPr>
-              <w:spacing w:after="20" w:line="276"/>
-              <w:jc w:val="center"/>
-            </w:pPr>
-            <w:r>
-              <w:rPr>
-                <w:rFonts w:ascii="맑은 고딕" w:cs="맑은 고딕" w:eastAsia="맑은 고딕" w:hAnsi="맑은 고딕"/>
-                <w:b/>
-                <w:bCs/>
-                <w:color w:val="FFFFFF"/>
-                <w:sz w:val="19"/>
-                <w:szCs w:val="19"/>
-              </w:rPr>
-              <w:t xml:space="preserve">기호</w:t>
-            </w:r>
-          </w:p>
-        </w:tc>
-        <w:tc>
-          <w:tcPr>
-            <w:tcW w:type="dxa" w:w="2800"/>
-            <w:tcBorders>
-              <w:top w:val="single" w:color="BFA58F" w:sz="4"/>
-              <w:left w:val="single" w:color="BFA58F" w:sz="4"/>
-              <w:bottom w:val="single" w:color="BFA58F" w:sz="4"/>
-              <w:right w:val="single" w:color="BFA58F" w:sz="4"/>
-            </w:tcBorders>
-            <w:shd w:fill="7A4B2A" w:color="auto" w:val="clear"/>
-            <w:tcMar>
-              <w:top w:type="dxa" w:w="70"/>
-              <w:left w:type="dxa" w:w="110"/>
-              <w:bottom w:type="dxa" w:w="70"/>
-              <w:right w:type="dxa" w:w="110"/>
-            </w:tcMar>
-          </w:tcPr>
-          <w:p>
-            <w:pPr>
-              <w:spacing w:after="20" w:line="276"/>
-              <w:jc w:val="center"/>
-            </w:pPr>
-            <w:r>
-              <w:rPr>
-                <w:rFonts w:ascii="맑은 고딕" w:cs="맑은 고딕" w:eastAsia="맑은 고딕" w:hAnsi="맑은 고딕"/>
-                <w:b/>
-                <w:bCs/>
-                <w:color w:val="FFFFFF"/>
-                <w:sz w:val="19"/>
-                <w:szCs w:val="19"/>
-              </w:rPr>
-              <w:t xml:space="preserve">손가락</w:t>
-            </w:r>
-          </w:p>
-        </w:tc>
-        <w:tc>
-          <w:tcPr>
-            <w:tcW w:type="dxa" w:w="5026"/>
-            <w:tcBorders>
-              <w:top w:val="single" w:color="BFA58F" w:sz="4"/>
-              <w:left w:val="single" w:color="BFA58F" w:sz="4"/>
-              <w:bottom w:val="single" w:color="BFA58F" w:sz="4"/>
-              <w:right w:val="single" w:color="BFA58F" w:sz="4"/>
-            </w:tcBorders>
-            <w:shd w:fill="7A4B2A" w:color="auto" w:val="clear"/>
-            <w:tcMar>
-              <w:top w:type="dxa" w:w="70"/>
-              <w:left w:type="dxa" w:w="110"/>
-              <w:bottom w:type="dxa" w:w="70"/>
-              <w:right w:type="dxa" w:w="110"/>
-            </w:tcMar>
-          </w:tcPr>
-          <w:p>
-            <w:pPr>
-              <w:spacing w:after="20" w:line="276"/>
-              <w:jc w:val="center"/>
-            </w:pPr>
-            <w:r>
-              <w:rPr>
-                <w:rFonts w:ascii="맑은 고딕" w:cs="맑은 고딕" w:eastAsia="맑은 고딕" w:hAnsi="맑은 고딕"/>
-                <w:b/>
-                <w:bCs/>
-                <w:color w:val="FFFFFF"/>
-                <w:sz w:val="19"/>
-                <w:szCs w:val="19"/>
-              </w:rPr>
-              <w:t xml:space="preserve">담당 줄</w:t>
-            </w:r>
-          </w:p>
-        </w:tc>
-      </w:tr>
-      <w:tr>
-        <w:tc>
-          <w:tcPr>
-            <w:tcW w:type="dxa" w:w="1200"/>
-            <w:tcBorders>
-              <w:top w:val="single" w:color="BFA58F" w:sz="4"/>
-              <w:left w:val="single" w:color="BFA58F" w:sz="4"/>
-              <w:bottom w:val="single" w:color="BFA58F" w:sz="4"/>
-              <w:right w:val="single" w:color="BFA58F" w:sz="4"/>
-            </w:tcBorders>
-            <w:shd w:fill="F3E9DF" w:color="auto" w:val="clear"/>
-            <w:tcMar>
-              <w:top w:type="dxa" w:w="70"/>
-              <w:left w:type="dxa" w:w="110"/>
-              <w:bottom w:type="dxa" w:w="70"/>
-              <w:right w:type="dxa" w:w="110"/>
-            </w:tcMar>
-          </w:tcPr>
-          <w:p>
-            <w:pPr>
-              <w:spacing w:after="20" w:line="276"/>
-              <w:jc w:val="center"/>
-            </w:pPr>
-            <w:r>
-              <w:rPr>
-                <w:rFonts w:ascii="맑은 고딕" w:cs="맑은 고딕" w:eastAsia="맑은 고딕" w:hAnsi="맑은 고딕"/>
-                <w:b/>
-                <w:bCs/>
-                <w:sz w:val="19"/>
-                <w:szCs w:val="19"/>
-              </w:rPr>
-              <w:t xml:space="preserve">p</w:t>
-            </w:r>
-          </w:p>
-        </w:tc>
-        <w:tc>
-          <w:tcPr>
-            <w:tcW w:type="dxa" w:w="2800"/>
-            <w:tcBorders>
-              <w:top w:val="single" w:color="BFA58F" w:sz="4"/>
-              <w:left w:val="single" w:color="BFA58F" w:sz="4"/>
-              <w:bottom w:val="single" w:color="BFA58F" w:sz="4"/>
-              <w:right w:val="single" w:color="BFA58F" w:sz="4"/>
-            </w:tcBorders>
-            <w:tcMar>
-              <w:top w:type="dxa" w:w="70"/>
-              <w:left w:type="dxa" w:w="110"/>
-              <w:bottom w:type="dxa" w:w="70"/>
-              <w:right w:type="dxa" w:w="110"/>
-            </w:tcMar>
-          </w:tcPr>
-          <w:p>
-            <w:pPr>
-              <w:spacing w:after="20" w:line="276"/>
-              <w:jc w:val="left"/>
-            </w:pPr>
-            <w:r>
-              <w:rPr>
-                <w:rFonts w:ascii="맑은 고딕" w:cs="맑은 고딕" w:eastAsia="맑은 고딕" w:hAnsi="맑은 고딕"/>
-                <w:b w:val="false"/>
-                <w:bCs w:val="false"/>
-                <w:sz w:val="19"/>
-                <w:szCs w:val="19"/>
-              </w:rPr>
-              <w:t xml:space="preserve">엄지 (pulgar)</w:t>
-            </w:r>
-          </w:p>
-        </w:tc>
-        <w:tc>
-          <w:tcPr>
-            <w:tcW w:type="dxa" w:w="5026"/>
-            <w:tcBorders>
-              <w:top w:val="single" w:color="BFA58F" w:sz="4"/>
-              <w:left w:val="single" w:color="BFA58F" w:sz="4"/>
-              <w:bottom w:val="single" w:color="BFA58F" w:sz="4"/>
-              <w:right w:val="single" w:color="BFA58F" w:sz="4"/>
-            </w:tcBorders>
-            <w:tcMar>
-              <w:top w:type="dxa" w:w="70"/>
-              <w:left w:type="dxa" w:w="110"/>
-              <w:bottom w:type="dxa" w:w="70"/>
-              <w:right w:type="dxa" w:w="110"/>
-            </w:tcMar>
-          </w:tcPr>
-          <w:p>
-            <w:pPr>
-              <w:spacing w:after="20" w:line="276"/>
-              <w:jc w:val="left"/>
-            </w:pPr>
-            <w:r>
-              <w:rPr>
-                <w:rFonts w:ascii="맑은 고딕" w:cs="맑은 고딕" w:eastAsia="맑은 고딕" w:hAnsi="맑은 고딕"/>
-                <w:b w:val="false"/>
-                <w:bCs w:val="false"/>
-                <w:sz w:val="19"/>
-                <w:szCs w:val="19"/>
-              </w:rPr>
-              <w:t xml:space="preserve">베이스 줄: 6·5·4번줄 (코드의 근음)</w:t>
-            </w:r>
-          </w:p>
-        </w:tc>
-      </w:tr>
-      <w:tr>
-        <w:tc>
-          <w:tcPr>
-            <w:tcW w:type="dxa" w:w="1200"/>
-            <w:tcBorders>
-              <w:top w:val="single" w:color="BFA58F" w:sz="4"/>
-              <w:left w:val="single" w:color="BFA58F" w:sz="4"/>
-              <w:bottom w:val="single" w:color="BFA58F" w:sz="4"/>
-              <w:right w:val="single" w:color="BFA58F" w:sz="4"/>
-            </w:tcBorders>
-            <w:shd w:fill="F3E9DF" w:color="auto" w:val="clear"/>
-            <w:tcMar>
-              <w:top w:type="dxa" w:w="70"/>
-              <w:left w:type="dxa" w:w="110"/>
-              <w:bottom w:type="dxa" w:w="70"/>
-              <w:right w:type="dxa" w:w="110"/>
-            </w:tcMar>
-          </w:tcPr>
-          <w:p>
-            <w:pPr>
-              <w:spacing w:after="20" w:line="276"/>
-              <w:jc w:val="center"/>
-            </w:pPr>
-            <w:r>
-              <w:rPr>
-                <w:rFonts w:ascii="맑은 고딕" w:cs="맑은 고딕" w:eastAsia="맑은 고딕" w:hAnsi="맑은 고딕"/>
-                <w:b/>
-                <w:bCs/>
-                <w:sz w:val="19"/>
-                <w:szCs w:val="19"/>
-              </w:rPr>
-              <w:t xml:space="preserve">i</w:t>
-            </w:r>
-          </w:p>
-        </w:tc>
-        <w:tc>
-          <w:tcPr>
-            <w:tcW w:type="dxa" w:w="2800"/>
-            <w:tcBorders>
-              <w:top w:val="single" w:color="BFA58F" w:sz="4"/>
-              <w:left w:val="single" w:color="BFA58F" w:sz="4"/>
-              <w:bottom w:val="single" w:color="BFA58F" w:sz="4"/>
-              <w:right w:val="single" w:color="BFA58F" w:sz="4"/>
-            </w:tcBorders>
-            <w:tcMar>
-              <w:top w:type="dxa" w:w="70"/>
-              <w:left w:type="dxa" w:w="110"/>
-              <w:bottom w:type="dxa" w:w="70"/>
-              <w:right w:type="dxa" w:w="110"/>
-            </w:tcMar>
-          </w:tcPr>
-          <w:p>
-            <w:pPr>
-              <w:spacing w:after="20" w:line="276"/>
-              <w:jc w:val="left"/>
-            </w:pPr>
-            <w:r>
-              <w:rPr>
-                <w:rFonts w:ascii="맑은 고딕" w:cs="맑은 고딕" w:eastAsia="맑은 고딕" w:hAnsi="맑은 고딕"/>
-                <w:b w:val="false"/>
-                <w:bCs w:val="false"/>
-                <w:sz w:val="19"/>
-                <w:szCs w:val="19"/>
-              </w:rPr>
-              <w:t xml:space="preserve">검지 (indice)</w:t>
-            </w:r>
-          </w:p>
-        </w:tc>
-        <w:tc>
-          <w:tcPr>
-            <w:tcW w:type="dxa" w:w="5026"/>
-            <w:tcBorders>
-              <w:top w:val="single" w:color="BFA58F" w:sz="4"/>
-              <w:left w:val="single" w:color="BFA58F" w:sz="4"/>
-              <w:bottom w:val="single" w:color="BFA58F" w:sz="4"/>
-              <w:right w:val="single" w:color="BFA58F" w:sz="4"/>
-            </w:tcBorders>
-            <w:tcMar>
-              <w:top w:type="dxa" w:w="70"/>
-              <w:left w:type="dxa" w:w="110"/>
-              <w:bottom w:type="dxa" w:w="70"/>
-              <w:right w:type="dxa" w:w="110"/>
-            </w:tcMar>
-          </w:tcPr>
-          <w:p>
-            <w:pPr>
-              <w:spacing w:after="20" w:line="276"/>
-              <w:jc w:val="left"/>
-            </w:pPr>
-            <w:r>
-              <w:rPr>
-                <w:rFonts w:ascii="맑은 고딕" w:cs="맑은 고딕" w:eastAsia="맑은 고딕" w:hAnsi="맑은 고딕"/>
-                <w:b w:val="false"/>
-                <w:bCs w:val="false"/>
-                <w:sz w:val="19"/>
-                <w:szCs w:val="19"/>
-              </w:rPr>
-              <w:t xml:space="preserve">3번줄</w:t>
-            </w:r>
-          </w:p>
-        </w:tc>
-      </w:tr>
-      <w:tr>
-        <w:tc>
-          <w:tcPr>
-            <w:tcW w:type="dxa" w:w="1200"/>
-            <w:tcBorders>
-              <w:top w:val="single" w:color="BFA58F" w:sz="4"/>
-              <w:left w:val="single" w:color="BFA58F" w:sz="4"/>
-              <w:bottom w:val="single" w:color="BFA58F" w:sz="4"/>
-              <w:right w:val="single" w:color="BFA58F" w:sz="4"/>
-            </w:tcBorders>
-            <w:shd w:fill="F3E9DF" w:color="auto" w:val="clear"/>
-            <w:tcMar>
-              <w:top w:type="dxa" w:w="70"/>
-              <w:left w:type="dxa" w:w="110"/>
-              <w:bottom w:type="dxa" w:w="70"/>
-              <w:right w:type="dxa" w:w="110"/>
-            </w:tcMar>
-          </w:tcPr>
-          <w:p>
-            <w:pPr>
-              <w:spacing w:after="20" w:line="276"/>
-              <w:jc w:val="center"/>
-            </w:pPr>
-            <w:r>
-              <w:rPr>
-                <w:rFonts w:ascii="맑은 고딕" w:cs="맑은 고딕" w:eastAsia="맑은 고딕" w:hAnsi="맑은 고딕"/>
-                <w:b/>
-                <w:bCs/>
-                <w:sz w:val="19"/>
-                <w:szCs w:val="19"/>
-              </w:rPr>
-              <w:t xml:space="preserve">m</w:t>
-            </w:r>
-          </w:p>
-        </w:tc>
-        <w:tc>
-          <w:tcPr>
-            <w:tcW w:type="dxa" w:w="2800"/>
-            <w:tcBorders>
-              <w:top w:val="single" w:color="BFA58F" w:sz="4"/>
-              <w:left w:val="single" w:color="BFA58F" w:sz="4"/>
-              <w:bottom w:val="single" w:color="BFA58F" w:sz="4"/>
-              <w:right w:val="single" w:color="BFA58F" w:sz="4"/>
-            </w:tcBorders>
-            <w:tcMar>
-              <w:top w:type="dxa" w:w="70"/>
-              <w:left w:type="dxa" w:w="110"/>
-              <w:bottom w:type="dxa" w:w="70"/>
-              <w:right w:type="dxa" w:w="110"/>
-            </w:tcMar>
-          </w:tcPr>
-          <w:p>
-            <w:pPr>
-              <w:spacing w:after="20" w:line="276"/>
-              <w:jc w:val="left"/>
-            </w:pPr>
-            <w:r>
-              <w:rPr>
-                <w:rFonts w:ascii="맑은 고딕" w:cs="맑은 고딕" w:eastAsia="맑은 고딕" w:hAnsi="맑은 고딕"/>
-                <w:b w:val="false"/>
-                <w:bCs w:val="false"/>
-                <w:sz w:val="19"/>
-                <w:szCs w:val="19"/>
-              </w:rPr>
-              <w:t xml:space="preserve">중지 (medio)</w:t>
-            </w:r>
-          </w:p>
-        </w:tc>
-        <w:tc>
-          <w:tcPr>
-            <w:tcW w:type="dxa" w:w="5026"/>
-            <w:tcBorders>
-              <w:top w:val="single" w:color="BFA58F" w:sz="4"/>
-              <w:left w:val="single" w:color="BFA58F" w:sz="4"/>
-              <w:bottom w:val="single" w:color="BFA58F" w:sz="4"/>
-              <w:right w:val="single" w:color="BFA58F" w:sz="4"/>
-            </w:tcBorders>
-            <w:tcMar>
-              <w:top w:type="dxa" w:w="70"/>
-              <w:left w:type="dxa" w:w="110"/>
-              <w:bottom w:type="dxa" w:w="70"/>
-              <w:right w:type="dxa" w:w="110"/>
-            </w:tcMar>
-          </w:tcPr>
-          <w:p>
-            <w:pPr>
-              <w:spacing w:after="20" w:line="276"/>
-              <w:jc w:val="left"/>
-            </w:pPr>
-            <w:r>
-              <w:rPr>
-                <w:rFonts w:ascii="맑은 고딕" w:cs="맑은 고딕" w:eastAsia="맑은 고딕" w:hAnsi="맑은 고딕"/>
-                <w:b w:val="false"/>
-                <w:bCs w:val="false"/>
-                <w:sz w:val="19"/>
-                <w:szCs w:val="19"/>
-              </w:rPr>
-              <w:t xml:space="preserve">2번줄</w:t>
-            </w:r>
-          </w:p>
-        </w:tc>
-      </w:tr>
-      <w:tr>
-        <w:tc>
-          <w:tcPr>
-            <w:tcW w:type="dxa" w:w="1200"/>
-            <w:tcBorders>
-              <w:top w:val="single" w:color="BFA58F" w:sz="4"/>
-              <w:left w:val="single" w:color="BFA58F" w:sz="4"/>
-              <w:bottom w:val="single" w:color="BFA58F" w:sz="4"/>
-              <w:right w:val="single" w:color="BFA58F" w:sz="4"/>
-            </w:tcBorders>
-            <w:shd w:fill="F3E9DF" w:color="auto" w:val="clear"/>
-            <w:tcMar>
-              <w:top w:type="dxa" w:w="70"/>
-              <w:left w:type="dxa" w:w="110"/>
-              <w:bottom w:type="dxa" w:w="70"/>
-              <w:right w:type="dxa" w:w="110"/>
-            </w:tcMar>
-          </w:tcPr>
-          <w:p>
-            <w:pPr>
-              <w:spacing w:after="20" w:line="276"/>
-              <w:jc w:val="center"/>
-            </w:pPr>
-            <w:r>
-              <w:rPr>
-                <w:rFonts w:ascii="맑은 고딕" w:cs="맑은 고딕" w:eastAsia="맑은 고딕" w:hAnsi="맑은 고딕"/>
-                <w:b/>
-                <w:bCs/>
-                <w:sz w:val="19"/>
-                <w:szCs w:val="19"/>
-              </w:rPr>
-              <w:t xml:space="preserve">a</w:t>
-            </w:r>
-          </w:p>
-        </w:tc>
-        <w:tc>
-          <w:tcPr>
-            <w:tcW w:type="dxa" w:w="2800"/>
-            <w:tcBorders>
-              <w:top w:val="single" w:color="BFA58F" w:sz="4"/>
-              <w:left w:val="single" w:color="BFA58F" w:sz="4"/>
-              <w:bottom w:val="single" w:color="BFA58F" w:sz="4"/>
-              <w:right w:val="single" w:color="BFA58F" w:sz="4"/>
-            </w:tcBorders>
-            <w:tcMar>
-              <w:top w:type="dxa" w:w="70"/>
-              <w:left w:type="dxa" w:w="110"/>
-              <w:bottom w:type="dxa" w:w="70"/>
-              <w:right w:type="dxa" w:w="110"/>
-            </w:tcMar>
-          </w:tcPr>
-          <w:p>
-            <w:pPr>
-              <w:spacing w:after="20" w:line="276"/>
-              <w:jc w:val="left"/>
-            </w:pPr>
-            <w:r>
-              <w:rPr>
-                <w:rFonts w:ascii="맑은 고딕" w:cs="맑은 고딕" w:eastAsia="맑은 고딕" w:hAnsi="맑은 고딕"/>
-                <w:b w:val="false"/>
-                <w:bCs w:val="false"/>
-                <w:sz w:val="19"/>
-                <w:szCs w:val="19"/>
-              </w:rPr>
-              <w:t xml:space="preserve">약지 (anular)</w:t>
-            </w:r>
-          </w:p>
-        </w:tc>
-        <w:tc>
-          <w:tcPr>
-            <w:tcW w:type="dxa" w:w="5026"/>
-            <w:tcBorders>
-              <w:top w:val="single" w:color="BFA58F" w:sz="4"/>
-              <w:left w:val="single" w:color="BFA58F" w:sz="4"/>
-              <w:bottom w:val="single" w:color="BFA58F" w:sz="4"/>
-              <w:right w:val="single" w:color="BFA58F" w:sz="4"/>
-            </w:tcBorders>
-            <w:tcMar>
-              <w:top w:type="dxa" w:w="70"/>
-              <w:left w:type="dxa" w:w="110"/>
-              <w:bottom w:type="dxa" w:w="70"/>
-              <w:right w:type="dxa" w:w="110"/>
-            </w:tcMar>
-          </w:tcPr>
-          <w:p>
-            <w:pPr>
-              <w:spacing w:after="20" w:line="276"/>
-              <w:jc w:val="left"/>
-            </w:pPr>
-            <w:r>
-              <w:rPr>
-                <w:rFonts w:ascii="맑은 고딕" w:cs="맑은 고딕" w:eastAsia="맑은 고딕" w:hAnsi="맑은 고딕"/>
-                <w:b w:val="false"/>
-                <w:bCs w:val="false"/>
-                <w:sz w:val="19"/>
-                <w:szCs w:val="19"/>
-              </w:rPr>
-              <w:t xml:space="preserve">1번줄</w:t>
-            </w:r>
-          </w:p>
-        </w:tc>
-      </w:tr>
-    </w:tbl>
-    <w:p>
-      <w:pPr>
-        <w:spacing w:after="80"/>
-      </w:pPr>
-    </w:p>
-    <w:p>
-      <w:pPr>
         <w:spacing w:after="100" w:line="300"/>
       </w:pPr>
       <w:r>
@@ -13760,653 +11773,18 @@
           <w:b/>
           <w:bCs/>
         </w:rPr>
-        <w:t xml:space="preserve">베이스 줄 찾기: </w:t>
-      </w:r>
-      <w:r>
-        <w:rPr>
-          <w:rFonts w:ascii="맑은 고딕" w:cs="맑은 고딕" w:eastAsia="맑은 고딕" w:hAnsi="맑은 고딕"/>
-        </w:rPr>
-        <w:t xml:space="preserve">코드 이름의 음이 근음이다. C → 5번줄(3프렛 C), Am → 5번줄(개방 A), G → 6번줄(3프렛 G), Em·E → 6번줄, D·Dm → 4번줄(개방 D).</w:t>
-      </w:r>
-    </w:p>
-    <w:p>
-      <w:pPr>
-        <w:pStyle w:val="Heading3"/>
-      </w:pPr>
-      <w:r>
-        <w:rPr>
-          <w:rFonts w:ascii="맑은 고딕" w:cs="맑은 고딕" w:eastAsia="맑은 고딕" w:hAnsi="맑은 고딕"/>
-        </w:rPr>
-        <w:t xml:space="preserve">■ 아르페지오 패턴</w:t>
-      </w:r>
-    </w:p>
-    <w:tbl>
-      <w:tblPr>
-        <w:tblW w:type="dxa" w:w="9026"/>
-        <w:tblBorders>
-          <w:top w:val="single" w:color="auto" w:sz="4"/>
-          <w:left w:val="single" w:color="auto" w:sz="4"/>
-          <w:bottom w:val="single" w:color="auto" w:sz="4"/>
-          <w:right w:val="single" w:color="auto" w:sz="4"/>
-          <w:insideH w:val="single" w:color="auto" w:sz="4"/>
-          <w:insideV w:val="single" w:color="auto" w:sz="4"/>
-        </w:tblBorders>
-      </w:tblPr>
-      <w:tblGrid>
-        <w:gridCol w:w="1800"/>
-        <w:gridCol w:w="3700"/>
-        <w:gridCol w:w="3526"/>
-      </w:tblGrid>
-      <w:tr>
-        <w:trPr>
-          <w:tblHeader/>
-        </w:trPr>
-        <w:tc>
-          <w:tcPr>
-            <w:tcW w:type="dxa" w:w="1800"/>
-            <w:tcBorders>
-              <w:top w:val="single" w:color="BFA58F" w:sz="4"/>
-              <w:left w:val="single" w:color="BFA58F" w:sz="4"/>
-              <w:bottom w:val="single" w:color="BFA58F" w:sz="4"/>
-              <w:right w:val="single" w:color="BFA58F" w:sz="4"/>
-            </w:tcBorders>
-            <w:shd w:fill="7A4B2A" w:color="auto" w:val="clear"/>
-            <w:tcMar>
-              <w:top w:type="dxa" w:w="70"/>
-              <w:left w:type="dxa" w:w="110"/>
-              <w:bottom w:type="dxa" w:w="70"/>
-              <w:right w:type="dxa" w:w="110"/>
-            </w:tcMar>
-          </w:tcPr>
-          <w:p>
-            <w:pPr>
-              <w:spacing w:after="20" w:line="276"/>
-              <w:jc w:val="center"/>
-            </w:pPr>
-            <w:r>
-              <w:rPr>
-                <w:rFonts w:ascii="맑은 고딕" w:cs="맑은 고딕" w:eastAsia="맑은 고딕" w:hAnsi="맑은 고딕"/>
-                <w:b/>
-                <w:bCs/>
-                <w:color w:val="FFFFFF"/>
-                <w:sz w:val="19"/>
-                <w:szCs w:val="19"/>
-              </w:rPr>
-              <w:t xml:space="preserve">박자</w:t>
-            </w:r>
-          </w:p>
-        </w:tc>
-        <w:tc>
-          <w:tcPr>
-            <w:tcW w:type="dxa" w:w="3700"/>
-            <w:tcBorders>
-              <w:top w:val="single" w:color="BFA58F" w:sz="4"/>
-              <w:left w:val="single" w:color="BFA58F" w:sz="4"/>
-              <w:bottom w:val="single" w:color="BFA58F" w:sz="4"/>
-              <w:right w:val="single" w:color="BFA58F" w:sz="4"/>
-            </w:tcBorders>
-            <w:shd w:fill="7A4B2A" w:color="auto" w:val="clear"/>
-            <w:tcMar>
-              <w:top w:type="dxa" w:w="70"/>
-              <w:left w:type="dxa" w:w="110"/>
-              <w:bottom w:type="dxa" w:w="70"/>
-              <w:right w:type="dxa" w:w="110"/>
-            </w:tcMar>
-          </w:tcPr>
-          <w:p>
-            <w:pPr>
-              <w:spacing w:after="20" w:line="276"/>
-              <w:jc w:val="center"/>
-            </w:pPr>
-            <w:r>
-              <w:rPr>
-                <w:rFonts w:ascii="맑은 고딕" w:cs="맑은 고딕" w:eastAsia="맑은 고딕" w:hAnsi="맑은 고딕"/>
-                <w:b/>
-                <w:bCs/>
-                <w:color w:val="FFFFFF"/>
-                <w:sz w:val="19"/>
-                <w:szCs w:val="19"/>
-              </w:rPr>
-              <w:t xml:space="preserve">패턴</w:t>
-            </w:r>
-          </w:p>
-        </w:tc>
-        <w:tc>
-          <w:tcPr>
-            <w:tcW w:type="dxa" w:w="3526"/>
-            <w:tcBorders>
-              <w:top w:val="single" w:color="BFA58F" w:sz="4"/>
-              <w:left w:val="single" w:color="BFA58F" w:sz="4"/>
-              <w:bottom w:val="single" w:color="BFA58F" w:sz="4"/>
-              <w:right w:val="single" w:color="BFA58F" w:sz="4"/>
-            </w:tcBorders>
-            <w:shd w:fill="7A4B2A" w:color="auto" w:val="clear"/>
-            <w:tcMar>
-              <w:top w:type="dxa" w:w="70"/>
-              <w:left w:type="dxa" w:w="110"/>
-              <w:bottom w:type="dxa" w:w="70"/>
-              <w:right w:type="dxa" w:w="110"/>
-            </w:tcMar>
-          </w:tcPr>
-          <w:p>
-            <w:pPr>
-              <w:spacing w:after="20" w:line="276"/>
-              <w:jc w:val="center"/>
-            </w:pPr>
-            <w:r>
-              <w:rPr>
-                <w:rFonts w:ascii="맑은 고딕" w:cs="맑은 고딕" w:eastAsia="맑은 고딕" w:hAnsi="맑은 고딕"/>
-                <w:b/>
-                <w:bCs/>
-                <w:color w:val="FFFFFF"/>
-                <w:sz w:val="19"/>
-                <w:szCs w:val="19"/>
-              </w:rPr>
-              <w:t xml:space="preserve">설명</w:t>
-            </w:r>
-          </w:p>
-        </w:tc>
-      </w:tr>
-      <w:tr>
-        <w:tc>
-          <w:tcPr>
-            <w:tcW w:type="dxa" w:w="1800"/>
-            <w:tcBorders>
-              <w:top w:val="single" w:color="BFA58F" w:sz="4"/>
-              <w:left w:val="single" w:color="BFA58F" w:sz="4"/>
-              <w:bottom w:val="single" w:color="BFA58F" w:sz="4"/>
-              <w:right w:val="single" w:color="BFA58F" w:sz="4"/>
-            </w:tcBorders>
-            <w:shd w:fill="F3E9DF" w:color="auto" w:val="clear"/>
-            <w:tcMar>
-              <w:top w:type="dxa" w:w="70"/>
-              <w:left w:type="dxa" w:w="110"/>
-              <w:bottom w:type="dxa" w:w="70"/>
-              <w:right w:type="dxa" w:w="110"/>
-            </w:tcMar>
-          </w:tcPr>
-          <w:p>
-            <w:pPr>
-              <w:spacing w:after="20" w:line="276"/>
-              <w:jc w:val="left"/>
-            </w:pPr>
-            <w:r>
-              <w:rPr>
-                <w:rFonts w:ascii="맑은 고딕" w:cs="맑은 고딕" w:eastAsia="맑은 고딕" w:hAnsi="맑은 고딕"/>
-                <w:b/>
-                <w:bCs/>
-                <w:sz w:val="19"/>
-                <w:szCs w:val="19"/>
-              </w:rPr>
-              <w:t xml:space="preserve">4/4 기본</w:t>
-            </w:r>
-          </w:p>
-        </w:tc>
-        <w:tc>
-          <w:tcPr>
-            <w:tcW w:type="dxa" w:w="3700"/>
-            <w:tcBorders>
-              <w:top w:val="single" w:color="BFA58F" w:sz="4"/>
-              <w:left w:val="single" w:color="BFA58F" w:sz="4"/>
-              <w:bottom w:val="single" w:color="BFA58F" w:sz="4"/>
-              <w:right w:val="single" w:color="BFA58F" w:sz="4"/>
-            </w:tcBorders>
-            <w:tcMar>
-              <w:top w:type="dxa" w:w="70"/>
-              <w:left w:type="dxa" w:w="110"/>
-              <w:bottom w:type="dxa" w:w="70"/>
-              <w:right w:type="dxa" w:w="110"/>
-            </w:tcMar>
-          </w:tcPr>
-          <w:p>
-            <w:pPr>
-              <w:spacing w:after="20" w:line="276"/>
-              <w:jc w:val="left"/>
-            </w:pPr>
-            <w:r>
-              <w:rPr>
-                <w:rFonts w:ascii="맑은 고딕" w:cs="맑은 고딕" w:eastAsia="맑은 고딕" w:hAnsi="맑은 고딕"/>
-                <w:b w:val="false"/>
-                <w:bCs w:val="false"/>
-                <w:sz w:val="19"/>
-                <w:szCs w:val="19"/>
-              </w:rPr>
-              <w:t xml:space="preserve">p - i - m - a - m - i - m - i</w:t>
-            </w:r>
-          </w:p>
-        </w:tc>
-        <w:tc>
-          <w:tcPr>
-            <w:tcW w:type="dxa" w:w="3526"/>
-            <w:tcBorders>
-              <w:top w:val="single" w:color="BFA58F" w:sz="4"/>
-              <w:left w:val="single" w:color="BFA58F" w:sz="4"/>
-              <w:bottom w:val="single" w:color="BFA58F" w:sz="4"/>
-              <w:right w:val="single" w:color="BFA58F" w:sz="4"/>
-            </w:tcBorders>
-            <w:tcMar>
-              <w:top w:type="dxa" w:w="70"/>
-              <w:left w:type="dxa" w:w="110"/>
-              <w:bottom w:type="dxa" w:w="70"/>
-              <w:right w:type="dxa" w:w="110"/>
-            </w:tcMar>
-          </w:tcPr>
-          <w:p>
-            <w:pPr>
-              <w:spacing w:after="20" w:line="276"/>
-              <w:jc w:val="left"/>
-            </w:pPr>
-            <w:r>
-              <w:rPr>
-                <w:rFonts w:ascii="맑은 고딕" w:cs="맑은 고딕" w:eastAsia="맑은 고딕" w:hAnsi="맑은 고딕"/>
-                <w:b w:val="false"/>
-                <w:bCs w:val="false"/>
-                <w:sz w:val="19"/>
-                <w:szCs w:val="19"/>
-              </w:rPr>
-              <w:t xml:space="preserve">8분음표 8개. 가장 많이 쓰는 기본형</w:t>
-            </w:r>
-          </w:p>
-        </w:tc>
-      </w:tr>
-      <w:tr>
-        <w:tc>
-          <w:tcPr>
-            <w:tcW w:type="dxa" w:w="1800"/>
-            <w:tcBorders>
-              <w:top w:val="single" w:color="BFA58F" w:sz="4"/>
-              <w:left w:val="single" w:color="BFA58F" w:sz="4"/>
-              <w:bottom w:val="single" w:color="BFA58F" w:sz="4"/>
-              <w:right w:val="single" w:color="BFA58F" w:sz="4"/>
-            </w:tcBorders>
-            <w:shd w:fill="F3E9DF" w:color="auto" w:val="clear"/>
-            <w:tcMar>
-              <w:top w:type="dxa" w:w="70"/>
-              <w:left w:type="dxa" w:w="110"/>
-              <w:bottom w:type="dxa" w:w="70"/>
-              <w:right w:type="dxa" w:w="110"/>
-            </w:tcMar>
-          </w:tcPr>
-          <w:p>
-            <w:pPr>
-              <w:spacing w:after="20" w:line="276"/>
-              <w:jc w:val="left"/>
-            </w:pPr>
-            <w:r>
-              <w:rPr>
-                <w:rFonts w:ascii="맑은 고딕" w:cs="맑은 고딕" w:eastAsia="맑은 고딕" w:hAnsi="맑은 고딕"/>
-                <w:b/>
-                <w:bCs/>
-                <w:sz w:val="19"/>
-                <w:szCs w:val="19"/>
-              </w:rPr>
-              <w:t xml:space="preserve">4/4 간단형</w:t>
-            </w:r>
-          </w:p>
-        </w:tc>
-        <w:tc>
-          <w:tcPr>
-            <w:tcW w:type="dxa" w:w="3700"/>
-            <w:tcBorders>
-              <w:top w:val="single" w:color="BFA58F" w:sz="4"/>
-              <w:left w:val="single" w:color="BFA58F" w:sz="4"/>
-              <w:bottom w:val="single" w:color="BFA58F" w:sz="4"/>
-              <w:right w:val="single" w:color="BFA58F" w:sz="4"/>
-            </w:tcBorders>
-            <w:tcMar>
-              <w:top w:type="dxa" w:w="70"/>
-              <w:left w:type="dxa" w:w="110"/>
-              <w:bottom w:type="dxa" w:w="70"/>
-              <w:right w:type="dxa" w:w="110"/>
-            </w:tcMar>
-          </w:tcPr>
-          <w:p>
-            <w:pPr>
-              <w:spacing w:after="20" w:line="276"/>
-              <w:jc w:val="left"/>
-            </w:pPr>
-            <w:r>
-              <w:rPr>
-                <w:rFonts w:ascii="맑은 고딕" w:cs="맑은 고딕" w:eastAsia="맑은 고딕" w:hAnsi="맑은 고딕"/>
-                <w:b w:val="false"/>
-                <w:bCs w:val="false"/>
-                <w:sz w:val="19"/>
-                <w:szCs w:val="19"/>
-              </w:rPr>
-              <w:t xml:space="preserve">p - i - m - i - p - i - m - i</w:t>
-            </w:r>
-          </w:p>
-        </w:tc>
-        <w:tc>
-          <w:tcPr>
-            <w:tcW w:type="dxa" w:w="3526"/>
-            <w:tcBorders>
-              <w:top w:val="single" w:color="BFA58F" w:sz="4"/>
-              <w:left w:val="single" w:color="BFA58F" w:sz="4"/>
-              <w:bottom w:val="single" w:color="BFA58F" w:sz="4"/>
-              <w:right w:val="single" w:color="BFA58F" w:sz="4"/>
-            </w:tcBorders>
-            <w:tcMar>
-              <w:top w:type="dxa" w:w="70"/>
-              <w:left w:type="dxa" w:w="110"/>
-              <w:bottom w:type="dxa" w:w="70"/>
-              <w:right w:type="dxa" w:w="110"/>
-            </w:tcMar>
-          </w:tcPr>
-          <w:p>
-            <w:pPr>
-              <w:spacing w:after="20" w:line="276"/>
-              <w:jc w:val="left"/>
-            </w:pPr>
-            <w:r>
-              <w:rPr>
-                <w:rFonts w:ascii="맑은 고딕" w:cs="맑은 고딕" w:eastAsia="맑은 고딕" w:hAnsi="맑은 고딕"/>
-                <w:b w:val="false"/>
-                <w:bCs w:val="false"/>
-                <w:sz w:val="19"/>
-                <w:szCs w:val="19"/>
-              </w:rPr>
-              <w:t xml:space="preserve">처음에는 이 패턴으로 시작</w:t>
-            </w:r>
-          </w:p>
-        </w:tc>
-      </w:tr>
-      <w:tr>
-        <w:tc>
-          <w:tcPr>
-            <w:tcW w:type="dxa" w:w="1800"/>
-            <w:tcBorders>
-              <w:top w:val="single" w:color="BFA58F" w:sz="4"/>
-              <w:left w:val="single" w:color="BFA58F" w:sz="4"/>
-              <w:bottom w:val="single" w:color="BFA58F" w:sz="4"/>
-              <w:right w:val="single" w:color="BFA58F" w:sz="4"/>
-            </w:tcBorders>
-            <w:shd w:fill="F3E9DF" w:color="auto" w:val="clear"/>
-            <w:tcMar>
-              <w:top w:type="dxa" w:w="70"/>
-              <w:left w:type="dxa" w:w="110"/>
-              <w:bottom w:type="dxa" w:w="70"/>
-              <w:right w:type="dxa" w:w="110"/>
-            </w:tcMar>
-          </w:tcPr>
-          <w:p>
-            <w:pPr>
-              <w:spacing w:after="20" w:line="276"/>
-              <w:jc w:val="left"/>
-            </w:pPr>
-            <w:r>
-              <w:rPr>
-                <w:rFonts w:ascii="맑은 고딕" w:cs="맑은 고딕" w:eastAsia="맑은 고딕" w:hAnsi="맑은 고딕"/>
-                <w:b/>
-                <w:bCs/>
-                <w:sz w:val="19"/>
-                <w:szCs w:val="19"/>
-              </w:rPr>
-              <w:t xml:space="preserve">3/4 왈츠</w:t>
-            </w:r>
-          </w:p>
-        </w:tc>
-        <w:tc>
-          <w:tcPr>
-            <w:tcW w:type="dxa" w:w="3700"/>
-            <w:tcBorders>
-              <w:top w:val="single" w:color="BFA58F" w:sz="4"/>
-              <w:left w:val="single" w:color="BFA58F" w:sz="4"/>
-              <w:bottom w:val="single" w:color="BFA58F" w:sz="4"/>
-              <w:right w:val="single" w:color="BFA58F" w:sz="4"/>
-            </w:tcBorders>
-            <w:tcMar>
-              <w:top w:type="dxa" w:w="70"/>
-              <w:left w:type="dxa" w:w="110"/>
-              <w:bottom w:type="dxa" w:w="70"/>
-              <w:right w:type="dxa" w:w="110"/>
-            </w:tcMar>
-          </w:tcPr>
-          <w:p>
-            <w:pPr>
-              <w:spacing w:after="20" w:line="276"/>
-              <w:jc w:val="left"/>
-            </w:pPr>
-            <w:r>
-              <w:rPr>
-                <w:rFonts w:ascii="맑은 고딕" w:cs="맑은 고딕" w:eastAsia="맑은 고딕" w:hAnsi="맑은 고딕"/>
-                <w:b w:val="false"/>
-                <w:bCs w:val="false"/>
-                <w:sz w:val="19"/>
-                <w:szCs w:val="19"/>
-              </w:rPr>
-              <w:t xml:space="preserve">p - i - m - a - m - i</w:t>
-            </w:r>
-          </w:p>
-        </w:tc>
-        <w:tc>
-          <w:tcPr>
-            <w:tcW w:type="dxa" w:w="3526"/>
-            <w:tcBorders>
-              <w:top w:val="single" w:color="BFA58F" w:sz="4"/>
-              <w:left w:val="single" w:color="BFA58F" w:sz="4"/>
-              <w:bottom w:val="single" w:color="BFA58F" w:sz="4"/>
-              <w:right w:val="single" w:color="BFA58F" w:sz="4"/>
-            </w:tcBorders>
-            <w:tcMar>
-              <w:top w:type="dxa" w:w="70"/>
-              <w:left w:type="dxa" w:w="110"/>
-              <w:bottom w:type="dxa" w:w="70"/>
-              <w:right w:type="dxa" w:w="110"/>
-            </w:tcMar>
-          </w:tcPr>
-          <w:p>
-            <w:pPr>
-              <w:spacing w:after="20" w:line="276"/>
-              <w:jc w:val="left"/>
-            </w:pPr>
-            <w:r>
-              <w:rPr>
-                <w:rFonts w:ascii="맑은 고딕" w:cs="맑은 고딕" w:eastAsia="맑은 고딕" w:hAnsi="맑은 고딕"/>
-                <w:b w:val="false"/>
-                <w:bCs w:val="false"/>
-                <w:sz w:val="19"/>
-                <w:szCs w:val="19"/>
-              </w:rPr>
-              <w:t xml:space="preserve">8분음표 6개 (쿵-짝-짝 느낌)</w:t>
-            </w:r>
-          </w:p>
-        </w:tc>
-      </w:tr>
-      <w:tr>
-        <w:tc>
-          <w:tcPr>
-            <w:tcW w:type="dxa" w:w="1800"/>
-            <w:tcBorders>
-              <w:top w:val="single" w:color="BFA58F" w:sz="4"/>
-              <w:left w:val="single" w:color="BFA58F" w:sz="4"/>
-              <w:bottom w:val="single" w:color="BFA58F" w:sz="4"/>
-              <w:right w:val="single" w:color="BFA58F" w:sz="4"/>
-            </w:tcBorders>
-            <w:shd w:fill="F3E9DF" w:color="auto" w:val="clear"/>
-            <w:tcMar>
-              <w:top w:type="dxa" w:w="70"/>
-              <w:left w:type="dxa" w:w="110"/>
-              <w:bottom w:type="dxa" w:w="70"/>
-              <w:right w:type="dxa" w:w="110"/>
-            </w:tcMar>
-          </w:tcPr>
-          <w:p>
-            <w:pPr>
-              <w:spacing w:after="20" w:line="276"/>
-              <w:jc w:val="left"/>
-            </w:pPr>
-            <w:r>
-              <w:rPr>
-                <w:rFonts w:ascii="맑은 고딕" w:cs="맑은 고딕" w:eastAsia="맑은 고딕" w:hAnsi="맑은 고딕"/>
-                <w:b/>
-                <w:bCs/>
-                <w:sz w:val="19"/>
-                <w:szCs w:val="19"/>
-              </w:rPr>
-              <w:t xml:space="preserve">12/8 슬로우 록</w:t>
-            </w:r>
-          </w:p>
-        </w:tc>
-        <w:tc>
-          <w:tcPr>
-            <w:tcW w:type="dxa" w:w="3700"/>
-            <w:tcBorders>
-              <w:top w:val="single" w:color="BFA58F" w:sz="4"/>
-              <w:left w:val="single" w:color="BFA58F" w:sz="4"/>
-              <w:bottom w:val="single" w:color="BFA58F" w:sz="4"/>
-              <w:right w:val="single" w:color="BFA58F" w:sz="4"/>
-            </w:tcBorders>
-            <w:tcMar>
-              <w:top w:type="dxa" w:w="70"/>
-              <w:left w:type="dxa" w:w="110"/>
-              <w:bottom w:type="dxa" w:w="70"/>
-              <w:right w:type="dxa" w:w="110"/>
-            </w:tcMar>
-          </w:tcPr>
-          <w:p>
-            <w:pPr>
-              <w:spacing w:after="20" w:line="276"/>
-              <w:jc w:val="left"/>
-            </w:pPr>
-            <w:r>
-              <w:rPr>
-                <w:rFonts w:ascii="맑은 고딕" w:cs="맑은 고딕" w:eastAsia="맑은 고딕" w:hAnsi="맑은 고딕"/>
-                <w:b w:val="false"/>
-                <w:bCs w:val="false"/>
-                <w:sz w:val="19"/>
-                <w:szCs w:val="19"/>
-              </w:rPr>
-              <w:t xml:space="preserve">p-i-m-a-m-i  |  p-i-m-a-m-i</w:t>
-            </w:r>
-          </w:p>
-        </w:tc>
-        <w:tc>
-          <w:tcPr>
-            <w:tcW w:type="dxa" w:w="3526"/>
-            <w:tcBorders>
-              <w:top w:val="single" w:color="BFA58F" w:sz="4"/>
-              <w:left w:val="single" w:color="BFA58F" w:sz="4"/>
-              <w:bottom w:val="single" w:color="BFA58F" w:sz="4"/>
-              <w:right w:val="single" w:color="BFA58F" w:sz="4"/>
-            </w:tcBorders>
-            <w:tcMar>
-              <w:top w:type="dxa" w:w="70"/>
-              <w:left w:type="dxa" w:w="110"/>
-              <w:bottom w:type="dxa" w:w="70"/>
-              <w:right w:type="dxa" w:w="110"/>
-            </w:tcMar>
-          </w:tcPr>
-          <w:p>
-            <w:pPr>
-              <w:spacing w:after="20" w:line="276"/>
-              <w:jc w:val="left"/>
-            </w:pPr>
-            <w:r>
-              <w:rPr>
-                <w:rFonts w:ascii="맑은 고딕" w:cs="맑은 고딕" w:eastAsia="맑은 고딕" w:hAnsi="맑은 고딕"/>
-                <w:b w:val="false"/>
-                <w:bCs w:val="false"/>
-                <w:sz w:val="19"/>
-                <w:szCs w:val="19"/>
-              </w:rPr>
-              <w:t xml:space="preserve">셋잇단 느낌, 한 마디 12개. 느린 발라드</w:t>
-            </w:r>
-          </w:p>
-        </w:tc>
-      </w:tr>
-    </w:tbl>
-    <w:p>
-      <w:pPr>
-        <w:spacing w:after="80"/>
-      </w:pPr>
-    </w:p>
-    <w:p>
-      <w:pPr>
-        <w:spacing w:after="100" w:line="300"/>
-      </w:pPr>
-      <w:r>
-        <w:rPr>
-          <w:rFonts w:ascii="맑은 고딕" w:cs="맑은 고딕" w:eastAsia="맑은 고딕" w:hAnsi="맑은 고딕"/>
-        </w:rPr>
-        <w:t xml:space="preserve">TAB 예시 (C코드, 4/4 기본형):</w:t>
-      </w:r>
-    </w:p>
-    <w:p>
-      <w:pPr>
-        <w:spacing w:after="100" w:line="300"/>
-      </w:pPr>
-      <w:r>
-        <w:rPr>
-          <w:rFonts w:ascii="Consolas" w:cs="Consolas" w:eastAsia="Consolas" w:hAnsi="Consolas"/>
-        </w:rPr>
-        <w:t xml:space="preserve">1번 |-------0---------------|</w:t>
-      </w:r>
-    </w:p>
-    <w:p>
-      <w:pPr>
-        <w:spacing w:after="100" w:line="300"/>
-      </w:pPr>
-      <w:r>
-        <w:rPr>
-          <w:rFonts w:ascii="Consolas" w:cs="Consolas" w:eastAsia="Consolas" w:hAnsi="Consolas"/>
-        </w:rPr>
-        <w:t xml:space="preserve">2번 |-----1---1---1---------|</w:t>
-      </w:r>
-    </w:p>
-    <w:p>
-      <w:pPr>
-        <w:spacing w:after="100" w:line="300"/>
-      </w:pPr>
-      <w:r>
-        <w:rPr>
-          <w:rFonts w:ascii="Consolas" w:cs="Consolas" w:eastAsia="Consolas" w:hAnsi="Consolas"/>
-        </w:rPr>
-        <w:t xml:space="preserve">3번 |---0-------0---0-------|</w:t>
-      </w:r>
-    </w:p>
-    <w:p>
-      <w:pPr>
-        <w:spacing w:after="100" w:line="300"/>
-      </w:pPr>
-      <w:r>
-        <w:rPr>
-          <w:rFonts w:ascii="Consolas" w:cs="Consolas" w:eastAsia="Consolas" w:hAnsi="Consolas"/>
-        </w:rPr>
-        <w:t xml:space="preserve">5번 |-3---------------------|</w:t>
-      </w:r>
-    </w:p>
-    <w:p>
-      <w:pPr>
-        <w:spacing w:after="100" w:line="300"/>
-      </w:pPr>
-      <w:r>
-        <w:rPr>
-          <w:rFonts w:ascii="Consolas" w:cs="Consolas" w:eastAsia="Consolas" w:hAnsi="Consolas"/>
-        </w:rPr>
-        <w:t xml:space="preserve">     p i m a m i m i</w:t>
-      </w:r>
-    </w:p>
-    <w:p>
-      <w:pPr>
-        <w:pStyle w:val="Heading3"/>
-      </w:pPr>
-      <w:r>
-        <w:rPr>
-          <w:rFonts w:ascii="맑은 고딕" w:cs="맑은 고딕" w:eastAsia="맑은 고딕" w:hAnsi="맑은 고딕"/>
-        </w:rPr>
-        <w:t xml:space="preserve">■ 이번 주 코드</w:t>
-      </w:r>
-    </w:p>
-    <w:p>
-      <w:pPr>
-        <w:spacing w:after="60" w:before="60"/>
+        <w:t xml:space="preserve">연습곡: 우리들의 무기는 (G키, 4/4)</w:t>
+      </w:r>
+    </w:p>
+    <w:p>
+      <w:pPr>
+        <w:spacing w:after="80" w:before="80"/>
         <w:jc w:val="center"/>
       </w:pPr>
       <w:r>
         <w:drawing>
           <wp:inline distT="0" distB="0" distL="0" distR="0">
-            <wp:extent cx="914400" cy="1200150"/>
+            <wp:extent cx="5715000" cy="4467225"/>
             <wp:effectExtent t="0" r="0" b="0" l="0"/>
             <wp:docPr id="1" name="" descr="" title=""/>
             <wp:cNvGraphicFramePr>
@@ -14431,7 +11809,7 @@
                   <pic:spPr bwMode="auto">
                     <a:xfrm>
                       <a:off x="0" y="0"/>
-                      <a:ext cx="914400" cy="1200150"/>
+                      <a:ext cx="5715000" cy="4467225"/>
                     </a:xfrm>
                     <a:prstGeom prst="rect">
                       <a:avLst/>
@@ -14443,6 +11821,2661 @@
           </wp:inline>
         </w:drawing>
       </w:r>
+    </w:p>
+    <w:p>
+      <w:pPr>
+        <w:spacing w:after="100" w:line="300"/>
+      </w:pPr>
+      <w:r>
+        <w:rPr>
+          <w:rFonts w:ascii="맑은 고딕" w:cs="맑은 고딕" w:eastAsia="맑은 고딕" w:hAnsi="맑은 고딕"/>
+          <w:color w:val="666666"/>
+          <w:sz w:val="18"/>
+          <w:szCs w:val="18"/>
+        </w:rPr>
+        <w:t xml:space="preserve">※ G·D7·C·G7만 나오는 곡이다. 고고(커팅) 리듬으로 힘 있게, 익숙해지면 칼립소로 바꿔 쳐 보자.</w:t>
+      </w:r>
+    </w:p>
+    <w:p>
+      <w:pPr>
+        <w:pStyle w:val="Heading3"/>
+      </w:pPr>
+      <w:r>
+        <w:rPr>
+          <w:rFonts w:ascii="맑은 고딕" w:cs="맑은 고딕" w:eastAsia="맑은 고딕" w:hAnsi="맑은 고딕"/>
+        </w:rPr>
+        <w:t xml:space="preserve">■ 자주 하는 실수와 해결법</w:t>
+      </w:r>
+    </w:p>
+    <w:tbl>
+      <w:tblPr>
+        <w:tblW w:type="dxa" w:w="9026"/>
+        <w:tblBorders>
+          <w:top w:val="single" w:color="auto" w:sz="4"/>
+          <w:left w:val="single" w:color="auto" w:sz="4"/>
+          <w:bottom w:val="single" w:color="auto" w:sz="4"/>
+          <w:right w:val="single" w:color="auto" w:sz="4"/>
+          <w:insideH w:val="single" w:color="auto" w:sz="4"/>
+          <w:insideV w:val="single" w:color="auto" w:sz="4"/>
+        </w:tblBorders>
+      </w:tblPr>
+      <w:tblGrid>
+        <w:gridCol w:w="3200"/>
+        <w:gridCol w:w="5826"/>
+      </w:tblGrid>
+      <w:tr>
+        <w:trPr>
+          <w:tblHeader/>
+        </w:trPr>
+        <w:tc>
+          <w:tcPr>
+            <w:tcW w:type="dxa" w:w="3200"/>
+            <w:tcBorders>
+              <w:top w:val="single" w:color="BFA58F" w:sz="4"/>
+              <w:left w:val="single" w:color="BFA58F" w:sz="4"/>
+              <w:bottom w:val="single" w:color="BFA58F" w:sz="4"/>
+              <w:right w:val="single" w:color="BFA58F" w:sz="4"/>
+            </w:tcBorders>
+            <w:shd w:fill="7A4B2A" w:color="auto" w:val="clear"/>
+            <w:tcMar>
+              <w:top w:type="dxa" w:w="70"/>
+              <w:left w:type="dxa" w:w="110"/>
+              <w:bottom w:type="dxa" w:w="70"/>
+              <w:right w:type="dxa" w:w="110"/>
+            </w:tcMar>
+          </w:tcPr>
+          <w:p>
+            <w:pPr>
+              <w:spacing w:after="20" w:line="276"/>
+              <w:jc w:val="center"/>
+            </w:pPr>
+            <w:r>
+              <w:rPr>
+                <w:rFonts w:ascii="맑은 고딕" w:cs="맑은 고딕" w:eastAsia="맑은 고딕" w:hAnsi="맑은 고딕"/>
+                <w:b/>
+                <w:bCs/>
+                <w:color w:val="FFFFFF"/>
+                <w:sz w:val="19"/>
+                <w:szCs w:val="19"/>
+              </w:rPr>
+              <w:t xml:space="preserve">실수</w:t>
+            </w:r>
+          </w:p>
+        </w:tc>
+        <w:tc>
+          <w:tcPr>
+            <w:tcW w:type="dxa" w:w="5826"/>
+            <w:tcBorders>
+              <w:top w:val="single" w:color="BFA58F" w:sz="4"/>
+              <w:left w:val="single" w:color="BFA58F" w:sz="4"/>
+              <w:bottom w:val="single" w:color="BFA58F" w:sz="4"/>
+              <w:right w:val="single" w:color="BFA58F" w:sz="4"/>
+            </w:tcBorders>
+            <w:shd w:fill="7A4B2A" w:color="auto" w:val="clear"/>
+            <w:tcMar>
+              <w:top w:type="dxa" w:w="70"/>
+              <w:left w:type="dxa" w:w="110"/>
+              <w:bottom w:type="dxa" w:w="70"/>
+              <w:right w:type="dxa" w:w="110"/>
+            </w:tcMar>
+          </w:tcPr>
+          <w:p>
+            <w:pPr>
+              <w:spacing w:after="20" w:line="276"/>
+              <w:jc w:val="center"/>
+            </w:pPr>
+            <w:r>
+              <w:rPr>
+                <w:rFonts w:ascii="맑은 고딕" w:cs="맑은 고딕" w:eastAsia="맑은 고딕" w:hAnsi="맑은 고딕"/>
+                <w:b/>
+                <w:bCs/>
+                <w:color w:val="FFFFFF"/>
+                <w:sz w:val="19"/>
+                <w:szCs w:val="19"/>
+              </w:rPr>
+              <w:t xml:space="preserve">해결법</w:t>
+            </w:r>
+          </w:p>
+        </w:tc>
+      </w:tr>
+      <w:tr>
+        <w:tc>
+          <w:tcPr>
+            <w:tcW w:type="dxa" w:w="3200"/>
+            <w:tcBorders>
+              <w:top w:val="single" w:color="BFA58F" w:sz="4"/>
+              <w:left w:val="single" w:color="BFA58F" w:sz="4"/>
+              <w:bottom w:val="single" w:color="BFA58F" w:sz="4"/>
+              <w:right w:val="single" w:color="BFA58F" w:sz="4"/>
+            </w:tcBorders>
+            <w:tcMar>
+              <w:top w:type="dxa" w:w="70"/>
+              <w:left w:type="dxa" w:w="110"/>
+              <w:bottom w:type="dxa" w:w="70"/>
+              <w:right w:type="dxa" w:w="110"/>
+            </w:tcMar>
+          </w:tcPr>
+          <w:p>
+            <w:pPr>
+              <w:spacing w:after="20" w:line="276"/>
+              <w:jc w:val="left"/>
+            </w:pPr>
+            <w:r>
+              <w:rPr>
+                <w:rFonts w:ascii="맑은 고딕" w:cs="맑은 고딕" w:eastAsia="맑은 고딕" w:hAnsi="맑은 고딕"/>
+                <w:b w:val="false"/>
+                <w:bCs w:val="false"/>
+                <w:sz w:val="19"/>
+                <w:szCs w:val="19"/>
+              </w:rPr>
+              <w:t xml:space="preserve">커팅 후 다음 박자가 늦음</w:t>
+            </w:r>
+          </w:p>
+        </w:tc>
+        <w:tc>
+          <w:tcPr>
+            <w:tcW w:type="dxa" w:w="5826"/>
+            <w:tcBorders>
+              <w:top w:val="single" w:color="BFA58F" w:sz="4"/>
+              <w:left w:val="single" w:color="BFA58F" w:sz="4"/>
+              <w:bottom w:val="single" w:color="BFA58F" w:sz="4"/>
+              <w:right w:val="single" w:color="BFA58F" w:sz="4"/>
+            </w:tcBorders>
+            <w:tcMar>
+              <w:top w:type="dxa" w:w="70"/>
+              <w:left w:type="dxa" w:w="110"/>
+              <w:bottom w:type="dxa" w:w="70"/>
+              <w:right w:type="dxa" w:w="110"/>
+            </w:tcMar>
+          </w:tcPr>
+          <w:p>
+            <w:pPr>
+              <w:spacing w:after="20" w:line="276"/>
+              <w:jc w:val="left"/>
+            </w:pPr>
+            <w:r>
+              <w:rPr>
+                <w:rFonts w:ascii="맑은 고딕" w:cs="맑은 고딕" w:eastAsia="맑은 고딕" w:hAnsi="맑은 고딕"/>
+                <w:b w:val="false"/>
+                <w:bCs w:val="false"/>
+                <w:sz w:val="19"/>
+                <w:szCs w:val="19"/>
+              </w:rPr>
+              <w:t xml:space="preserve">커팅은 "누르기"가 아니라 "치고 바로 떼기". 손바닥을 줄에 머무르게 하지 않는다.</w:t>
+            </w:r>
+          </w:p>
+        </w:tc>
+      </w:tr>
+      <w:tr>
+        <w:tc>
+          <w:tcPr>
+            <w:tcW w:type="dxa" w:w="3200"/>
+            <w:tcBorders>
+              <w:top w:val="single" w:color="BFA58F" w:sz="4"/>
+              <w:left w:val="single" w:color="BFA58F" w:sz="4"/>
+              <w:bottom w:val="single" w:color="BFA58F" w:sz="4"/>
+              <w:right w:val="single" w:color="BFA58F" w:sz="4"/>
+            </w:tcBorders>
+            <w:tcMar>
+              <w:top w:type="dxa" w:w="70"/>
+              <w:left w:type="dxa" w:w="110"/>
+              <w:bottom w:type="dxa" w:w="70"/>
+              <w:right w:type="dxa" w:w="110"/>
+            </w:tcMar>
+          </w:tcPr>
+          <w:p>
+            <w:pPr>
+              <w:spacing w:after="20" w:line="276"/>
+              <w:jc w:val="left"/>
+            </w:pPr>
+            <w:r>
+              <w:rPr>
+                <w:rFonts w:ascii="맑은 고딕" w:cs="맑은 고딕" w:eastAsia="맑은 고딕" w:hAnsi="맑은 고딕"/>
+                <w:b w:val="false"/>
+                <w:bCs w:val="false"/>
+                <w:sz w:val="19"/>
+                <w:szCs w:val="19"/>
+              </w:rPr>
+              <w:t xml:space="preserve">셔플이 8비트처럼 들림</w:t>
+            </w:r>
+          </w:p>
+        </w:tc>
+        <w:tc>
+          <w:tcPr>
+            <w:tcW w:type="dxa" w:w="5826"/>
+            <w:tcBorders>
+              <w:top w:val="single" w:color="BFA58F" w:sz="4"/>
+              <w:left w:val="single" w:color="BFA58F" w:sz="4"/>
+              <w:bottom w:val="single" w:color="BFA58F" w:sz="4"/>
+              <w:right w:val="single" w:color="BFA58F" w:sz="4"/>
+            </w:tcBorders>
+            <w:tcMar>
+              <w:top w:type="dxa" w:w="70"/>
+              <w:left w:type="dxa" w:w="110"/>
+              <w:bottom w:type="dxa" w:w="70"/>
+              <w:right w:type="dxa" w:w="110"/>
+            </w:tcMar>
+          </w:tcPr>
+          <w:p>
+            <w:pPr>
+              <w:spacing w:after="20" w:line="276"/>
+              <w:jc w:val="left"/>
+            </w:pPr>
+            <w:r>
+              <w:rPr>
+                <w:rFonts w:ascii="맑은 고딕" w:cs="맑은 고딕" w:eastAsia="맑은 고딕" w:hAnsi="맑은 고딕"/>
+                <w:b w:val="false"/>
+                <w:bCs w:val="false"/>
+                <w:sz w:val="19"/>
+                <w:szCs w:val="19"/>
+              </w:rPr>
+              <w:t xml:space="preserve">"따~다 따~다" 입으로 말하며 다운을 길게, 업을 짧게.</w:t>
+            </w:r>
+          </w:p>
+        </w:tc>
+      </w:tr>
+      <w:tr>
+        <w:tc>
+          <w:tcPr>
+            <w:tcW w:type="dxa" w:w="3200"/>
+            <w:tcBorders>
+              <w:top w:val="single" w:color="BFA58F" w:sz="4"/>
+              <w:left w:val="single" w:color="BFA58F" w:sz="4"/>
+              <w:bottom w:val="single" w:color="BFA58F" w:sz="4"/>
+              <w:right w:val="single" w:color="BFA58F" w:sz="4"/>
+            </w:tcBorders>
+            <w:tcMar>
+              <w:top w:type="dxa" w:w="70"/>
+              <w:left w:type="dxa" w:w="110"/>
+              <w:bottom w:type="dxa" w:w="70"/>
+              <w:right w:type="dxa" w:w="110"/>
+            </w:tcMar>
+          </w:tcPr>
+          <w:p>
+            <w:pPr>
+              <w:spacing w:after="20" w:line="276"/>
+              <w:jc w:val="left"/>
+            </w:pPr>
+            <w:r>
+              <w:rPr>
+                <w:rFonts w:ascii="맑은 고딕" w:cs="맑은 고딕" w:eastAsia="맑은 고딕" w:hAnsi="맑은 고딕"/>
+                <w:b w:val="false"/>
+                <w:bCs w:val="false"/>
+                <w:sz w:val="19"/>
+                <w:szCs w:val="19"/>
+              </w:rPr>
+              <w:t xml:space="preserve">A코드에서 1번줄이 막힘</w:t>
+            </w:r>
+          </w:p>
+        </w:tc>
+        <w:tc>
+          <w:tcPr>
+            <w:tcW w:type="dxa" w:w="5826"/>
+            <w:tcBorders>
+              <w:top w:val="single" w:color="BFA58F" w:sz="4"/>
+              <w:left w:val="single" w:color="BFA58F" w:sz="4"/>
+              <w:bottom w:val="single" w:color="BFA58F" w:sz="4"/>
+              <w:right w:val="single" w:color="BFA58F" w:sz="4"/>
+            </w:tcBorders>
+            <w:tcMar>
+              <w:top w:type="dxa" w:w="70"/>
+              <w:left w:type="dxa" w:w="110"/>
+              <w:bottom w:type="dxa" w:w="70"/>
+              <w:right w:type="dxa" w:w="110"/>
+            </w:tcMar>
+          </w:tcPr>
+          <w:p>
+            <w:pPr>
+              <w:spacing w:after="20" w:line="276"/>
+              <w:jc w:val="left"/>
+            </w:pPr>
+            <w:r>
+              <w:rPr>
+                <w:rFonts w:ascii="맑은 고딕" w:cs="맑은 고딕" w:eastAsia="맑은 고딕" w:hAnsi="맑은 고딕"/>
+                <w:b w:val="false"/>
+                <w:bCs w:val="false"/>
+                <w:sz w:val="19"/>
+                <w:szCs w:val="19"/>
+              </w:rPr>
+              <w:t xml:space="preserve">약지 끝을 세우거나, 검지·중지·약지 위치를 앞뒤로 엇갈리게 놓는다.</w:t>
+            </w:r>
+          </w:p>
+        </w:tc>
+      </w:tr>
+    </w:tbl>
+    <w:p>
+      <w:pPr>
+        <w:pStyle w:val="Heading3"/>
+      </w:pPr>
+      <w:r>
+        <w:rPr>
+          <w:rFonts w:ascii="맑은 고딕" w:cs="맑은 고딕" w:eastAsia="맑은 고딕" w:hAnsi="맑은 고딕"/>
+        </w:rPr>
+        <w:t xml:space="preserve">■ 이번 주 과제</w:t>
+      </w:r>
+    </w:p>
+    <w:p>
+      <w:pPr>
+        <w:pStyle w:val="ListParagraph"/>
+        <w:numPr>
+          <w:ilvl w:val="0"/>
+          <w:numId w:val="3"/>
+        </w:numPr>
+        <w:spacing w:after="60" w:line="288"/>
+      </w:pPr>
+      <w:r>
+        <w:rPr>
+          <w:rFonts w:ascii="맑은 고딕" w:cs="맑은 고딕" w:eastAsia="맑은 고딕" w:hAnsi="맑은 고딕"/>
+        </w:rPr>
+        <w:t xml:space="preserve">같은 진행을 4가지 리듬으로 번갈아 녹음해 들어 보기</w:t>
+      </w:r>
+    </w:p>
+    <w:p>
+      <w:pPr>
+        <w:pStyle w:val="ListParagraph"/>
+        <w:numPr>
+          <w:ilvl w:val="0"/>
+          <w:numId w:val="3"/>
+        </w:numPr>
+        <w:spacing w:after="60" w:line="288"/>
+      </w:pPr>
+      <w:r>
+        <w:rPr>
+          <w:rFonts w:ascii="맑은 고딕" w:cs="맑은 고딕" w:eastAsia="맑은 고딕" w:hAnsi="맑은 고딕"/>
+        </w:rPr>
+        <w:t xml:space="preserve">12마디 블루스 셔플 3회 연속 완주</w:t>
+      </w:r>
+    </w:p>
+    <w:p>
+      <w:pPr>
+        <w:pStyle w:val="ListParagraph"/>
+        <w:numPr>
+          <w:ilvl w:val="0"/>
+          <w:numId w:val="3"/>
+        </w:numPr>
+        <w:spacing w:after="60" w:line="288"/>
+      </w:pPr>
+      <w:r>
+        <w:rPr>
+          <w:rFonts w:ascii="맑은 고딕" w:cs="맑은 고딕" w:eastAsia="맑은 고딕" w:hAnsi="맑은 고딕"/>
+        </w:rPr>
+        <w:t xml:space="preserve">좋아하는 곡 1개를 골라 코드 진행 찾아오기(8주차 발표곡 후보)</w:t>
+      </w:r>
+    </w:p>
+    <w:p>
+      <w:pPr>
+        <w:pStyle w:val="Heading3"/>
+      </w:pPr>
+      <w:r>
+        <w:rPr>
+          <w:rFonts w:ascii="맑은 고딕" w:cs="맑은 고딕" w:eastAsia="맑은 고딕" w:hAnsi="맑은 고딕"/>
+        </w:rPr>
+        <w:t xml:space="preserve">■ 자기 점검 체크리스트</w:t>
+      </w:r>
+    </w:p>
+    <w:p>
+      <w:pPr>
+        <w:spacing w:after="60"/>
+        <w:ind w:left="360"/>
+      </w:pPr>
+      <w:r>
+        <w:rPr>
+          <w:rFonts w:ascii="맑은 고딕" w:cs="맑은 고딕" w:eastAsia="맑은 고딕" w:hAnsi="맑은 고딕"/>
+        </w:rPr>
+        <w:t xml:space="preserve">☐  4가지 리듬을 구별해서 칠 수 있다.</w:t>
+      </w:r>
+    </w:p>
+    <w:p>
+      <w:pPr>
+        <w:spacing w:after="60"/>
+        <w:ind w:left="360"/>
+      </w:pPr>
+      <w:r>
+        <w:rPr>
+          <w:rFonts w:ascii="맑은 고딕" w:cs="맑은 고딕" w:eastAsia="맑은 고딕" w:hAnsi="맑은 고딕"/>
+        </w:rPr>
+        <w:t xml:space="preserve">☐  커팅으로 2·4박을 일정하게 표현할 수 있다.</w:t>
+      </w:r>
+    </w:p>
+    <w:p>
+      <w:pPr>
+        <w:spacing w:after="60"/>
+        <w:ind w:left="360"/>
+      </w:pPr>
+      <w:r>
+        <w:rPr>
+          <w:rFonts w:ascii="맑은 고딕" w:cs="맑은 고딕" w:eastAsia="맑은 고딕" w:hAnsi="맑은 고딕"/>
+        </w:rPr>
+        <w:t xml:space="preserve">☐  발표곡 후보를 정했다.</w:t>
+      </w:r>
+    </w:p>
+    <w:p>
+      <w:r>
+        <w:br w:type="page"/>
+      </w:r>
+    </w:p>
+    <w:p>
+      <w:pPr>
+        <w:pStyle w:val="Heading2"/>
+      </w:pPr>
+      <w:r>
+        <w:rPr>
+          <w:rFonts w:ascii="맑은 고딕" w:cs="맑은 고딕" w:eastAsia="맑은 고딕" w:hAnsi="맑은 고딕"/>
+        </w:rPr>
+        <w:t xml:space="preserve">5주차 · 아르페지오 (핑거스타일 기초)</w:t>
+      </w:r>
+    </w:p>
+    <w:tbl>
+      <w:tblPr>
+        <w:tblW w:type="dxa" w:w="9026"/>
+        <w:tblBorders>
+          <w:top w:val="single" w:color="auto" w:sz="4"/>
+          <w:left w:val="single" w:color="auto" w:sz="4"/>
+          <w:bottom w:val="single" w:color="auto" w:sz="4"/>
+          <w:right w:val="single" w:color="auto" w:sz="4"/>
+          <w:insideH w:val="single" w:color="auto" w:sz="4"/>
+          <w:insideV w:val="single" w:color="auto" w:sz="4"/>
+        </w:tblBorders>
+      </w:tblPr>
+      <w:tblGrid>
+        <w:gridCol w:w="2000"/>
+        <w:gridCol w:w="7026"/>
+      </w:tblGrid>
+      <w:tr>
+        <w:tc>
+          <w:tcPr>
+            <w:tcW w:type="dxa" w:w="2000"/>
+            <w:tcBorders>
+              <w:top w:val="single" w:color="BFA58F" w:sz="4"/>
+              <w:left w:val="single" w:color="BFA58F" w:sz="4"/>
+              <w:bottom w:val="single" w:color="BFA58F" w:sz="4"/>
+              <w:right w:val="single" w:color="BFA58F" w:sz="4"/>
+            </w:tcBorders>
+            <w:shd w:fill="F3E9DF" w:color="auto" w:val="clear"/>
+            <w:tcMar>
+              <w:top w:type="dxa" w:w="70"/>
+              <w:left w:type="dxa" w:w="110"/>
+              <w:bottom w:type="dxa" w:w="70"/>
+              <w:right w:type="dxa" w:w="110"/>
+            </w:tcMar>
+          </w:tcPr>
+          <w:p>
+            <w:pPr>
+              <w:spacing w:after="20" w:line="276"/>
+              <w:jc w:val="left"/>
+            </w:pPr>
+            <w:r>
+              <w:rPr>
+                <w:rFonts w:ascii="맑은 고딕" w:cs="맑은 고딕" w:eastAsia="맑은 고딕" w:hAnsi="맑은 고딕"/>
+                <w:b/>
+                <w:bCs/>
+                <w:sz w:val="19"/>
+                <w:szCs w:val="19"/>
+              </w:rPr>
+              <w:t xml:space="preserve">학습 목표</w:t>
+            </w:r>
+          </w:p>
+        </w:tc>
+        <w:tc>
+          <w:tcPr>
+            <w:tcW w:type="dxa" w:w="7026"/>
+            <w:tcBorders>
+              <w:top w:val="single" w:color="BFA58F" w:sz="4"/>
+              <w:left w:val="single" w:color="BFA58F" w:sz="4"/>
+              <w:bottom w:val="single" w:color="BFA58F" w:sz="4"/>
+              <w:right w:val="single" w:color="BFA58F" w:sz="4"/>
+            </w:tcBorders>
+            <w:tcMar>
+              <w:top w:type="dxa" w:w="70"/>
+              <w:left w:type="dxa" w:w="110"/>
+              <w:bottom w:type="dxa" w:w="70"/>
+              <w:right w:type="dxa" w:w="110"/>
+            </w:tcMar>
+          </w:tcPr>
+          <w:p>
+            <w:pPr>
+              <w:spacing w:after="20" w:line="276"/>
+              <w:jc w:val="left"/>
+            </w:pPr>
+            <w:r>
+              <w:rPr>
+                <w:rFonts w:ascii="맑은 고딕" w:cs="맑은 고딕" w:eastAsia="맑은 고딕" w:hAnsi="맑은 고딕"/>
+                <w:b w:val="false"/>
+                <w:bCs w:val="false"/>
+                <w:sz w:val="19"/>
+                <w:szCs w:val="19"/>
+              </w:rPr>
+              <w:t xml:space="preserve">오른손 손가락 배정(p·i·m·a)을 이해한다.</w:t>
+            </w:r>
+          </w:p>
+          <w:p>
+            <w:pPr>
+              <w:spacing w:after="20" w:line="276"/>
+              <w:jc w:val="left"/>
+            </w:pPr>
+            <w:r>
+              <w:rPr>
+                <w:rFonts w:ascii="맑은 고딕" w:cs="맑은 고딕" w:eastAsia="맑은 고딕" w:hAnsi="맑은 고딕"/>
+                <w:b w:val="false"/>
+                <w:bCs w:val="false"/>
+                <w:sz w:val="19"/>
+                <w:szCs w:val="19"/>
+              </w:rPr>
+              <w:t xml:space="preserve">4/4, 3/4(왈츠), 12/8(슬로우 록) 아르페지오 패턴을 연주할 수 있다.</w:t>
+            </w:r>
+          </w:p>
+          <w:p>
+            <w:pPr>
+              <w:spacing w:after="20" w:line="276"/>
+              <w:jc w:val="left"/>
+            </w:pPr>
+            <w:r>
+              <w:rPr>
+                <w:rFonts w:ascii="맑은 고딕" w:cs="맑은 고딕" w:eastAsia="맑은 고딕" w:hAnsi="맑은 고딕"/>
+                <w:b w:val="false"/>
+                <w:bCs w:val="false"/>
+                <w:sz w:val="19"/>
+                <w:szCs w:val="19"/>
+              </w:rPr>
+              <w:t xml:space="preserve">Cmaj7, Fmaj7 코드로 부드러운 분위기를 표현할 수 있다.</w:t>
+            </w:r>
+          </w:p>
+        </w:tc>
+      </w:tr>
+      <w:tr>
+        <w:tc>
+          <w:tcPr>
+            <w:tcW w:type="dxa" w:w="2000"/>
+            <w:tcBorders>
+              <w:top w:val="single" w:color="BFA58F" w:sz="4"/>
+              <w:left w:val="single" w:color="BFA58F" w:sz="4"/>
+              <w:bottom w:val="single" w:color="BFA58F" w:sz="4"/>
+              <w:right w:val="single" w:color="BFA58F" w:sz="4"/>
+            </w:tcBorders>
+            <w:shd w:fill="F3E9DF" w:color="auto" w:val="clear"/>
+            <w:tcMar>
+              <w:top w:type="dxa" w:w="70"/>
+              <w:left w:type="dxa" w:w="110"/>
+              <w:bottom w:type="dxa" w:w="70"/>
+              <w:right w:type="dxa" w:w="110"/>
+            </w:tcMar>
+          </w:tcPr>
+          <w:p>
+            <w:pPr>
+              <w:spacing w:after="20" w:line="276"/>
+              <w:jc w:val="left"/>
+            </w:pPr>
+            <w:r>
+              <w:rPr>
+                <w:rFonts w:ascii="맑은 고딕" w:cs="맑은 고딕" w:eastAsia="맑은 고딕" w:hAnsi="맑은 고딕"/>
+                <w:b/>
+                <w:bCs/>
+                <w:sz w:val="19"/>
+                <w:szCs w:val="19"/>
+              </w:rPr>
+              <w:t xml:space="preserve">핵심 키워드</w:t>
+            </w:r>
+          </w:p>
+        </w:tc>
+        <w:tc>
+          <w:tcPr>
+            <w:tcW w:type="dxa" w:w="7026"/>
+            <w:tcBorders>
+              <w:top w:val="single" w:color="BFA58F" w:sz="4"/>
+              <w:left w:val="single" w:color="BFA58F" w:sz="4"/>
+              <w:bottom w:val="single" w:color="BFA58F" w:sz="4"/>
+              <w:right w:val="single" w:color="BFA58F" w:sz="4"/>
+            </w:tcBorders>
+            <w:tcMar>
+              <w:top w:type="dxa" w:w="70"/>
+              <w:left w:type="dxa" w:w="110"/>
+              <w:bottom w:type="dxa" w:w="70"/>
+              <w:right w:type="dxa" w:w="110"/>
+            </w:tcMar>
+          </w:tcPr>
+          <w:p>
+            <w:pPr>
+              <w:spacing w:after="20" w:line="276"/>
+              <w:jc w:val="left"/>
+            </w:pPr>
+            <w:r>
+              <w:rPr>
+                <w:rFonts w:ascii="맑은 고딕" w:cs="맑은 고딕" w:eastAsia="맑은 고딕" w:hAnsi="맑은 고딕"/>
+                <w:b w:val="false"/>
+                <w:bCs w:val="false"/>
+                <w:sz w:val="19"/>
+                <w:szCs w:val="19"/>
+              </w:rPr>
+              <w:t xml:space="preserve">p·i·m·a, 베이스음(근음), 왈츠, 슬로우 록</w:t>
+            </w:r>
+          </w:p>
+        </w:tc>
+      </w:tr>
+      <w:tr>
+        <w:tc>
+          <w:tcPr>
+            <w:tcW w:type="dxa" w:w="2000"/>
+            <w:tcBorders>
+              <w:top w:val="single" w:color="BFA58F" w:sz="4"/>
+              <w:left w:val="single" w:color="BFA58F" w:sz="4"/>
+              <w:bottom w:val="single" w:color="BFA58F" w:sz="4"/>
+              <w:right w:val="single" w:color="BFA58F" w:sz="4"/>
+            </w:tcBorders>
+            <w:shd w:fill="F3E9DF" w:color="auto" w:val="clear"/>
+            <w:tcMar>
+              <w:top w:type="dxa" w:w="70"/>
+              <w:left w:type="dxa" w:w="110"/>
+              <w:bottom w:type="dxa" w:w="70"/>
+              <w:right w:type="dxa" w:w="110"/>
+            </w:tcMar>
+          </w:tcPr>
+          <w:p>
+            <w:pPr>
+              <w:spacing w:after="20" w:line="276"/>
+              <w:jc w:val="left"/>
+            </w:pPr>
+            <w:r>
+              <w:rPr>
+                <w:rFonts w:ascii="맑은 고딕" w:cs="맑은 고딕" w:eastAsia="맑은 고딕" w:hAnsi="맑은 고딕"/>
+                <w:b/>
+                <w:bCs/>
+                <w:sz w:val="19"/>
+                <w:szCs w:val="19"/>
+              </w:rPr>
+              <w:t xml:space="preserve">준비물</w:t>
+            </w:r>
+          </w:p>
+        </w:tc>
+        <w:tc>
+          <w:tcPr>
+            <w:tcW w:type="dxa" w:w="7026"/>
+            <w:tcBorders>
+              <w:top w:val="single" w:color="BFA58F" w:sz="4"/>
+              <w:left w:val="single" w:color="BFA58F" w:sz="4"/>
+              <w:bottom w:val="single" w:color="BFA58F" w:sz="4"/>
+              <w:right w:val="single" w:color="BFA58F" w:sz="4"/>
+            </w:tcBorders>
+            <w:tcMar>
+              <w:top w:type="dxa" w:w="70"/>
+              <w:left w:type="dxa" w:w="110"/>
+              <w:bottom w:type="dxa" w:w="70"/>
+              <w:right w:type="dxa" w:w="110"/>
+            </w:tcMar>
+          </w:tcPr>
+          <w:p>
+            <w:pPr>
+              <w:spacing w:after="20" w:line="276"/>
+              <w:jc w:val="left"/>
+            </w:pPr>
+            <w:r>
+              <w:rPr>
+                <w:rFonts w:ascii="맑은 고딕" w:cs="맑은 고딕" w:eastAsia="맑은 고딕" w:hAnsi="맑은 고딕"/>
+                <w:b w:val="false"/>
+                <w:bCs w:val="false"/>
+                <w:sz w:val="19"/>
+                <w:szCs w:val="19"/>
+              </w:rPr>
+              <w:t xml:space="preserve">기타, 튜너, 메트로놈 앱, 교안 (피크 없이 손가락으로 연주)</w:t>
+            </w:r>
+          </w:p>
+        </w:tc>
+      </w:tr>
+    </w:tbl>
+    <w:p>
+      <w:pPr>
+        <w:spacing w:after="80"/>
+      </w:pPr>
+    </w:p>
+    <w:p>
+      <w:pPr>
+        <w:pStyle w:val="Heading3"/>
+      </w:pPr>
+      <w:r>
+        <w:rPr>
+          <w:rFonts w:ascii="맑은 고딕" w:cs="맑은 고딕" w:eastAsia="맑은 고딕" w:hAnsi="맑은 고딕"/>
+        </w:rPr>
+        <w:t xml:space="preserve">■ 수업 진행 계획 (90분)</w:t>
+      </w:r>
+    </w:p>
+    <w:tbl>
+      <w:tblPr>
+        <w:tblW w:type="dxa" w:w="9026"/>
+        <w:tblBorders>
+          <w:top w:val="single" w:color="auto" w:sz="4"/>
+          <w:left w:val="single" w:color="auto" w:sz="4"/>
+          <w:bottom w:val="single" w:color="auto" w:sz="4"/>
+          <w:right w:val="single" w:color="auto" w:sz="4"/>
+          <w:insideH w:val="single" w:color="auto" w:sz="4"/>
+          <w:insideV w:val="single" w:color="auto" w:sz="4"/>
+        </w:tblBorders>
+      </w:tblPr>
+      <w:tblGrid>
+        <w:gridCol w:w="1300"/>
+        <w:gridCol w:w="1400"/>
+        <w:gridCol w:w="6326"/>
+      </w:tblGrid>
+      <w:tr>
+        <w:trPr>
+          <w:tblHeader/>
+        </w:trPr>
+        <w:tc>
+          <w:tcPr>
+            <w:tcW w:type="dxa" w:w="1300"/>
+            <w:tcBorders>
+              <w:top w:val="single" w:color="BFA58F" w:sz="4"/>
+              <w:left w:val="single" w:color="BFA58F" w:sz="4"/>
+              <w:bottom w:val="single" w:color="BFA58F" w:sz="4"/>
+              <w:right w:val="single" w:color="BFA58F" w:sz="4"/>
+            </w:tcBorders>
+            <w:shd w:fill="7A4B2A" w:color="auto" w:val="clear"/>
+            <w:tcMar>
+              <w:top w:type="dxa" w:w="70"/>
+              <w:left w:type="dxa" w:w="110"/>
+              <w:bottom w:type="dxa" w:w="70"/>
+              <w:right w:type="dxa" w:w="110"/>
+            </w:tcMar>
+          </w:tcPr>
+          <w:p>
+            <w:pPr>
+              <w:spacing w:after="20" w:line="276"/>
+              <w:jc w:val="center"/>
+            </w:pPr>
+            <w:r>
+              <w:rPr>
+                <w:rFonts w:ascii="맑은 고딕" w:cs="맑은 고딕" w:eastAsia="맑은 고딕" w:hAnsi="맑은 고딕"/>
+                <w:b/>
+                <w:bCs/>
+                <w:color w:val="FFFFFF"/>
+                <w:sz w:val="19"/>
+                <w:szCs w:val="19"/>
+              </w:rPr>
+              <w:t xml:space="preserve">시간</w:t>
+            </w:r>
+          </w:p>
+        </w:tc>
+        <w:tc>
+          <w:tcPr>
+            <w:tcW w:type="dxa" w:w="1400"/>
+            <w:tcBorders>
+              <w:top w:val="single" w:color="BFA58F" w:sz="4"/>
+              <w:left w:val="single" w:color="BFA58F" w:sz="4"/>
+              <w:bottom w:val="single" w:color="BFA58F" w:sz="4"/>
+              <w:right w:val="single" w:color="BFA58F" w:sz="4"/>
+            </w:tcBorders>
+            <w:shd w:fill="7A4B2A" w:color="auto" w:val="clear"/>
+            <w:tcMar>
+              <w:top w:type="dxa" w:w="70"/>
+              <w:left w:type="dxa" w:w="110"/>
+              <w:bottom w:type="dxa" w:w="70"/>
+              <w:right w:type="dxa" w:w="110"/>
+            </w:tcMar>
+          </w:tcPr>
+          <w:p>
+            <w:pPr>
+              <w:spacing w:after="20" w:line="276"/>
+              <w:jc w:val="center"/>
+            </w:pPr>
+            <w:r>
+              <w:rPr>
+                <w:rFonts w:ascii="맑은 고딕" w:cs="맑은 고딕" w:eastAsia="맑은 고딕" w:hAnsi="맑은 고딕"/>
+                <w:b/>
+                <w:bCs/>
+                <w:color w:val="FFFFFF"/>
+                <w:sz w:val="19"/>
+                <w:szCs w:val="19"/>
+              </w:rPr>
+              <w:t xml:space="preserve">단계</w:t>
+            </w:r>
+          </w:p>
+        </w:tc>
+        <w:tc>
+          <w:tcPr>
+            <w:tcW w:type="dxa" w:w="6326"/>
+            <w:tcBorders>
+              <w:top w:val="single" w:color="BFA58F" w:sz="4"/>
+              <w:left w:val="single" w:color="BFA58F" w:sz="4"/>
+              <w:bottom w:val="single" w:color="BFA58F" w:sz="4"/>
+              <w:right w:val="single" w:color="BFA58F" w:sz="4"/>
+            </w:tcBorders>
+            <w:shd w:fill="7A4B2A" w:color="auto" w:val="clear"/>
+            <w:tcMar>
+              <w:top w:type="dxa" w:w="70"/>
+              <w:left w:type="dxa" w:w="110"/>
+              <w:bottom w:type="dxa" w:w="70"/>
+              <w:right w:type="dxa" w:w="110"/>
+            </w:tcMar>
+          </w:tcPr>
+          <w:p>
+            <w:pPr>
+              <w:spacing w:after="20" w:line="276"/>
+              <w:jc w:val="center"/>
+            </w:pPr>
+            <w:r>
+              <w:rPr>
+                <w:rFonts w:ascii="맑은 고딕" w:cs="맑은 고딕" w:eastAsia="맑은 고딕" w:hAnsi="맑은 고딕"/>
+                <w:b/>
+                <w:bCs/>
+                <w:color w:val="FFFFFF"/>
+                <w:sz w:val="19"/>
+                <w:szCs w:val="19"/>
+              </w:rPr>
+              <w:t xml:space="preserve">수업 내용</w:t>
+            </w:r>
+          </w:p>
+        </w:tc>
+      </w:tr>
+      <w:tr>
+        <w:tc>
+          <w:tcPr>
+            <w:tcW w:type="dxa" w:w="1300"/>
+            <w:tcBorders>
+              <w:top w:val="single" w:color="BFA58F" w:sz="4"/>
+              <w:left w:val="single" w:color="BFA58F" w:sz="4"/>
+              <w:bottom w:val="single" w:color="BFA58F" w:sz="4"/>
+              <w:right w:val="single" w:color="BFA58F" w:sz="4"/>
+            </w:tcBorders>
+            <w:tcMar>
+              <w:top w:type="dxa" w:w="70"/>
+              <w:left w:type="dxa" w:w="110"/>
+              <w:bottom w:type="dxa" w:w="70"/>
+              <w:right w:type="dxa" w:w="110"/>
+            </w:tcMar>
+          </w:tcPr>
+          <w:p>
+            <w:pPr>
+              <w:spacing w:after="20" w:line="276"/>
+              <w:jc w:val="center"/>
+            </w:pPr>
+            <w:r>
+              <w:rPr>
+                <w:rFonts w:ascii="맑은 고딕" w:cs="맑은 고딕" w:eastAsia="맑은 고딕" w:hAnsi="맑은 고딕"/>
+                <w:b w:val="false"/>
+                <w:bCs w:val="false"/>
+                <w:sz w:val="19"/>
+                <w:szCs w:val="19"/>
+              </w:rPr>
+              <w:t xml:space="preserve">00~10분</w:t>
+            </w:r>
+          </w:p>
+        </w:tc>
+        <w:tc>
+          <w:tcPr>
+            <w:tcW w:type="dxa" w:w="1400"/>
+            <w:tcBorders>
+              <w:top w:val="single" w:color="BFA58F" w:sz="4"/>
+              <w:left w:val="single" w:color="BFA58F" w:sz="4"/>
+              <w:bottom w:val="single" w:color="BFA58F" w:sz="4"/>
+              <w:right w:val="single" w:color="BFA58F" w:sz="4"/>
+            </w:tcBorders>
+            <w:tcMar>
+              <w:top w:type="dxa" w:w="70"/>
+              <w:left w:type="dxa" w:w="110"/>
+              <w:bottom w:type="dxa" w:w="70"/>
+              <w:right w:type="dxa" w:w="110"/>
+            </w:tcMar>
+          </w:tcPr>
+          <w:p>
+            <w:pPr>
+              <w:spacing w:after="20" w:line="276"/>
+              <w:jc w:val="center"/>
+            </w:pPr>
+            <w:r>
+              <w:rPr>
+                <w:rFonts w:ascii="맑은 고딕" w:cs="맑은 고딕" w:eastAsia="맑은 고딕" w:hAnsi="맑은 고딕"/>
+                <w:b w:val="false"/>
+                <w:bCs w:val="false"/>
+                <w:sz w:val="19"/>
+                <w:szCs w:val="19"/>
+              </w:rPr>
+              <w:t xml:space="preserve">워밍업</w:t>
+            </w:r>
+          </w:p>
+        </w:tc>
+        <w:tc>
+          <w:tcPr>
+            <w:tcW w:type="dxa" w:w="6326"/>
+            <w:tcBorders>
+              <w:top w:val="single" w:color="BFA58F" w:sz="4"/>
+              <w:left w:val="single" w:color="BFA58F" w:sz="4"/>
+              <w:bottom w:val="single" w:color="BFA58F" w:sz="4"/>
+              <w:right w:val="single" w:color="BFA58F" w:sz="4"/>
+            </w:tcBorders>
+            <w:tcMar>
+              <w:top w:type="dxa" w:w="70"/>
+              <w:left w:type="dxa" w:w="110"/>
+              <w:bottom w:type="dxa" w:w="70"/>
+              <w:right w:type="dxa" w:w="110"/>
+            </w:tcMar>
+          </w:tcPr>
+          <w:p>
+            <w:pPr>
+              <w:spacing w:after="20" w:line="276"/>
+              <w:jc w:val="left"/>
+            </w:pPr>
+            <w:r>
+              <w:rPr>
+                <w:rFonts w:ascii="맑은 고딕" w:cs="맑은 고딕" w:eastAsia="맑은 고딕" w:hAnsi="맑은 고딕"/>
+                <w:b w:val="false"/>
+                <w:bCs w:val="false"/>
+                <w:sz w:val="19"/>
+                <w:szCs w:val="19"/>
+              </w:rPr>
+              <w:t xml:space="preserve">튜닝, 리듬 패턴 복습</w:t>
+            </w:r>
+          </w:p>
+        </w:tc>
+      </w:tr>
+      <w:tr>
+        <w:tc>
+          <w:tcPr>
+            <w:tcW w:type="dxa" w:w="1300"/>
+            <w:tcBorders>
+              <w:top w:val="single" w:color="BFA58F" w:sz="4"/>
+              <w:left w:val="single" w:color="BFA58F" w:sz="4"/>
+              <w:bottom w:val="single" w:color="BFA58F" w:sz="4"/>
+              <w:right w:val="single" w:color="BFA58F" w:sz="4"/>
+            </w:tcBorders>
+            <w:tcMar>
+              <w:top w:type="dxa" w:w="70"/>
+              <w:left w:type="dxa" w:w="110"/>
+              <w:bottom w:type="dxa" w:w="70"/>
+              <w:right w:type="dxa" w:w="110"/>
+            </w:tcMar>
+          </w:tcPr>
+          <w:p>
+            <w:pPr>
+              <w:spacing w:after="20" w:line="276"/>
+              <w:jc w:val="center"/>
+            </w:pPr>
+            <w:r>
+              <w:rPr>
+                <w:rFonts w:ascii="맑은 고딕" w:cs="맑은 고딕" w:eastAsia="맑은 고딕" w:hAnsi="맑은 고딕"/>
+                <w:b w:val="false"/>
+                <w:bCs w:val="false"/>
+                <w:sz w:val="19"/>
+                <w:szCs w:val="19"/>
+              </w:rPr>
+              <w:t xml:space="preserve">10~25분</w:t>
+            </w:r>
+          </w:p>
+        </w:tc>
+        <w:tc>
+          <w:tcPr>
+            <w:tcW w:type="dxa" w:w="1400"/>
+            <w:tcBorders>
+              <w:top w:val="single" w:color="BFA58F" w:sz="4"/>
+              <w:left w:val="single" w:color="BFA58F" w:sz="4"/>
+              <w:bottom w:val="single" w:color="BFA58F" w:sz="4"/>
+              <w:right w:val="single" w:color="BFA58F" w:sz="4"/>
+            </w:tcBorders>
+            <w:tcMar>
+              <w:top w:type="dxa" w:w="70"/>
+              <w:left w:type="dxa" w:w="110"/>
+              <w:bottom w:type="dxa" w:w="70"/>
+              <w:right w:type="dxa" w:w="110"/>
+            </w:tcMar>
+          </w:tcPr>
+          <w:p>
+            <w:pPr>
+              <w:spacing w:after="20" w:line="276"/>
+              <w:jc w:val="center"/>
+            </w:pPr>
+            <w:r>
+              <w:rPr>
+                <w:rFonts w:ascii="맑은 고딕" w:cs="맑은 고딕" w:eastAsia="맑은 고딕" w:hAnsi="맑은 고딕"/>
+                <w:b w:val="false"/>
+                <w:bCs w:val="false"/>
+                <w:sz w:val="19"/>
+                <w:szCs w:val="19"/>
+              </w:rPr>
+              <w:t xml:space="preserve">손가락 배정</w:t>
+            </w:r>
+          </w:p>
+        </w:tc>
+        <w:tc>
+          <w:tcPr>
+            <w:tcW w:type="dxa" w:w="6326"/>
+            <w:tcBorders>
+              <w:top w:val="single" w:color="BFA58F" w:sz="4"/>
+              <w:left w:val="single" w:color="BFA58F" w:sz="4"/>
+              <w:bottom w:val="single" w:color="BFA58F" w:sz="4"/>
+              <w:right w:val="single" w:color="BFA58F" w:sz="4"/>
+            </w:tcBorders>
+            <w:tcMar>
+              <w:top w:type="dxa" w:w="70"/>
+              <w:left w:type="dxa" w:w="110"/>
+              <w:bottom w:type="dxa" w:w="70"/>
+              <w:right w:type="dxa" w:w="110"/>
+            </w:tcMar>
+          </w:tcPr>
+          <w:p>
+            <w:pPr>
+              <w:spacing w:after="20" w:line="276"/>
+              <w:jc w:val="left"/>
+            </w:pPr>
+            <w:r>
+              <w:rPr>
+                <w:rFonts w:ascii="맑은 고딕" w:cs="맑은 고딕" w:eastAsia="맑은 고딕" w:hAnsi="맑은 고딕"/>
+                <w:b w:val="false"/>
+                <w:bCs w:val="false"/>
+                <w:sz w:val="19"/>
+                <w:szCs w:val="19"/>
+              </w:rPr>
+              <w:t xml:space="preserve">p·i·m·a 원리, 개방현으로 손가락 독립 연습</w:t>
+            </w:r>
+          </w:p>
+        </w:tc>
+      </w:tr>
+      <w:tr>
+        <w:tc>
+          <w:tcPr>
+            <w:tcW w:type="dxa" w:w="1300"/>
+            <w:tcBorders>
+              <w:top w:val="single" w:color="BFA58F" w:sz="4"/>
+              <w:left w:val="single" w:color="BFA58F" w:sz="4"/>
+              <w:bottom w:val="single" w:color="BFA58F" w:sz="4"/>
+              <w:right w:val="single" w:color="BFA58F" w:sz="4"/>
+            </w:tcBorders>
+            <w:tcMar>
+              <w:top w:type="dxa" w:w="70"/>
+              <w:left w:type="dxa" w:w="110"/>
+              <w:bottom w:type="dxa" w:w="70"/>
+              <w:right w:type="dxa" w:w="110"/>
+            </w:tcMar>
+          </w:tcPr>
+          <w:p>
+            <w:pPr>
+              <w:spacing w:after="20" w:line="276"/>
+              <w:jc w:val="center"/>
+            </w:pPr>
+            <w:r>
+              <w:rPr>
+                <w:rFonts w:ascii="맑은 고딕" w:cs="맑은 고딕" w:eastAsia="맑은 고딕" w:hAnsi="맑은 고딕"/>
+                <w:b w:val="false"/>
+                <w:bCs w:val="false"/>
+                <w:sz w:val="19"/>
+                <w:szCs w:val="19"/>
+              </w:rPr>
+              <w:t xml:space="preserve">25~45분</w:t>
+            </w:r>
+          </w:p>
+        </w:tc>
+        <w:tc>
+          <w:tcPr>
+            <w:tcW w:type="dxa" w:w="1400"/>
+            <w:tcBorders>
+              <w:top w:val="single" w:color="BFA58F" w:sz="4"/>
+              <w:left w:val="single" w:color="BFA58F" w:sz="4"/>
+              <w:bottom w:val="single" w:color="BFA58F" w:sz="4"/>
+              <w:right w:val="single" w:color="BFA58F" w:sz="4"/>
+            </w:tcBorders>
+            <w:tcMar>
+              <w:top w:type="dxa" w:w="70"/>
+              <w:left w:type="dxa" w:w="110"/>
+              <w:bottom w:type="dxa" w:w="70"/>
+              <w:right w:type="dxa" w:w="110"/>
+            </w:tcMar>
+          </w:tcPr>
+          <w:p>
+            <w:pPr>
+              <w:spacing w:after="20" w:line="276"/>
+              <w:jc w:val="center"/>
+            </w:pPr>
+            <w:r>
+              <w:rPr>
+                <w:rFonts w:ascii="맑은 고딕" w:cs="맑은 고딕" w:eastAsia="맑은 고딕" w:hAnsi="맑은 고딕"/>
+                <w:b w:val="false"/>
+                <w:bCs w:val="false"/>
+                <w:sz w:val="19"/>
+                <w:szCs w:val="19"/>
+              </w:rPr>
+              <w:t xml:space="preserve">4/4 패턴</w:t>
+            </w:r>
+          </w:p>
+        </w:tc>
+        <w:tc>
+          <w:tcPr>
+            <w:tcW w:type="dxa" w:w="6326"/>
+            <w:tcBorders>
+              <w:top w:val="single" w:color="BFA58F" w:sz="4"/>
+              <w:left w:val="single" w:color="BFA58F" w:sz="4"/>
+              <w:bottom w:val="single" w:color="BFA58F" w:sz="4"/>
+              <w:right w:val="single" w:color="BFA58F" w:sz="4"/>
+            </w:tcBorders>
+            <w:tcMar>
+              <w:top w:type="dxa" w:w="70"/>
+              <w:left w:type="dxa" w:w="110"/>
+              <w:bottom w:type="dxa" w:w="70"/>
+              <w:right w:type="dxa" w:w="110"/>
+            </w:tcMar>
+          </w:tcPr>
+          <w:p>
+            <w:pPr>
+              <w:spacing w:after="20" w:line="276"/>
+              <w:jc w:val="left"/>
+            </w:pPr>
+            <w:r>
+              <w:rPr>
+                <w:rFonts w:ascii="맑은 고딕" w:cs="맑은 고딕" w:eastAsia="맑은 고딕" w:hAnsi="맑은 고딕"/>
+                <w:b w:val="false"/>
+                <w:bCs w:val="false"/>
+                <w:sz w:val="19"/>
+                <w:szCs w:val="19"/>
+              </w:rPr>
+              <w:t xml:space="preserve">코드별 베이스 줄 찾기 → 기본 패턴 적용</w:t>
+            </w:r>
+          </w:p>
+        </w:tc>
+      </w:tr>
+      <w:tr>
+        <w:tc>
+          <w:tcPr>
+            <w:tcW w:type="dxa" w:w="1300"/>
+            <w:tcBorders>
+              <w:top w:val="single" w:color="BFA58F" w:sz="4"/>
+              <w:left w:val="single" w:color="BFA58F" w:sz="4"/>
+              <w:bottom w:val="single" w:color="BFA58F" w:sz="4"/>
+              <w:right w:val="single" w:color="BFA58F" w:sz="4"/>
+            </w:tcBorders>
+            <w:tcMar>
+              <w:top w:type="dxa" w:w="70"/>
+              <w:left w:type="dxa" w:w="110"/>
+              <w:bottom w:type="dxa" w:w="70"/>
+              <w:right w:type="dxa" w:w="110"/>
+            </w:tcMar>
+          </w:tcPr>
+          <w:p>
+            <w:pPr>
+              <w:spacing w:after="20" w:line="276"/>
+              <w:jc w:val="center"/>
+            </w:pPr>
+            <w:r>
+              <w:rPr>
+                <w:rFonts w:ascii="맑은 고딕" w:cs="맑은 고딕" w:eastAsia="맑은 고딕" w:hAnsi="맑은 고딕"/>
+                <w:b w:val="false"/>
+                <w:bCs w:val="false"/>
+                <w:sz w:val="19"/>
+                <w:szCs w:val="19"/>
+              </w:rPr>
+              <w:t xml:space="preserve">45~65분</w:t>
+            </w:r>
+          </w:p>
+        </w:tc>
+        <w:tc>
+          <w:tcPr>
+            <w:tcW w:type="dxa" w:w="1400"/>
+            <w:tcBorders>
+              <w:top w:val="single" w:color="BFA58F" w:sz="4"/>
+              <w:left w:val="single" w:color="BFA58F" w:sz="4"/>
+              <w:bottom w:val="single" w:color="BFA58F" w:sz="4"/>
+              <w:right w:val="single" w:color="BFA58F" w:sz="4"/>
+            </w:tcBorders>
+            <w:tcMar>
+              <w:top w:type="dxa" w:w="70"/>
+              <w:left w:type="dxa" w:w="110"/>
+              <w:bottom w:type="dxa" w:w="70"/>
+              <w:right w:type="dxa" w:w="110"/>
+            </w:tcMar>
+          </w:tcPr>
+          <w:p>
+            <w:pPr>
+              <w:spacing w:after="20" w:line="276"/>
+              <w:jc w:val="center"/>
+            </w:pPr>
+            <w:r>
+              <w:rPr>
+                <w:rFonts w:ascii="맑은 고딕" w:cs="맑은 고딕" w:eastAsia="맑은 고딕" w:hAnsi="맑은 고딕"/>
+                <w:b w:val="false"/>
+                <w:bCs w:val="false"/>
+                <w:sz w:val="19"/>
+                <w:szCs w:val="19"/>
+              </w:rPr>
+              <w:t xml:space="preserve">3/4·12/8</w:t>
+            </w:r>
+          </w:p>
+        </w:tc>
+        <w:tc>
+          <w:tcPr>
+            <w:tcW w:type="dxa" w:w="6326"/>
+            <w:tcBorders>
+              <w:top w:val="single" w:color="BFA58F" w:sz="4"/>
+              <w:left w:val="single" w:color="BFA58F" w:sz="4"/>
+              <w:bottom w:val="single" w:color="BFA58F" w:sz="4"/>
+              <w:right w:val="single" w:color="BFA58F" w:sz="4"/>
+            </w:tcBorders>
+            <w:tcMar>
+              <w:top w:type="dxa" w:w="70"/>
+              <w:left w:type="dxa" w:w="110"/>
+              <w:bottom w:type="dxa" w:w="70"/>
+              <w:right w:type="dxa" w:w="110"/>
+            </w:tcMar>
+          </w:tcPr>
+          <w:p>
+            <w:pPr>
+              <w:spacing w:after="20" w:line="276"/>
+              <w:jc w:val="left"/>
+            </w:pPr>
+            <w:r>
+              <w:rPr>
+                <w:rFonts w:ascii="맑은 고딕" w:cs="맑은 고딕" w:eastAsia="맑은 고딕" w:hAnsi="맑은 고딕"/>
+                <w:b w:val="false"/>
+                <w:bCs w:val="false"/>
+                <w:sz w:val="19"/>
+                <w:szCs w:val="19"/>
+              </w:rPr>
+              <w:t xml:space="preserve">왈츠, 슬로우 록 패턴 + Cmaj7, Fmaj7</w:t>
+            </w:r>
+          </w:p>
+        </w:tc>
+      </w:tr>
+      <w:tr>
+        <w:tc>
+          <w:tcPr>
+            <w:tcW w:type="dxa" w:w="1300"/>
+            <w:tcBorders>
+              <w:top w:val="single" w:color="BFA58F" w:sz="4"/>
+              <w:left w:val="single" w:color="BFA58F" w:sz="4"/>
+              <w:bottom w:val="single" w:color="BFA58F" w:sz="4"/>
+              <w:right w:val="single" w:color="BFA58F" w:sz="4"/>
+            </w:tcBorders>
+            <w:tcMar>
+              <w:top w:type="dxa" w:w="70"/>
+              <w:left w:type="dxa" w:w="110"/>
+              <w:bottom w:type="dxa" w:w="70"/>
+              <w:right w:type="dxa" w:w="110"/>
+            </w:tcMar>
+          </w:tcPr>
+          <w:p>
+            <w:pPr>
+              <w:spacing w:after="20" w:line="276"/>
+              <w:jc w:val="center"/>
+            </w:pPr>
+            <w:r>
+              <w:rPr>
+                <w:rFonts w:ascii="맑은 고딕" w:cs="맑은 고딕" w:eastAsia="맑은 고딕" w:hAnsi="맑은 고딕"/>
+                <w:b w:val="false"/>
+                <w:bCs w:val="false"/>
+                <w:sz w:val="19"/>
+                <w:szCs w:val="19"/>
+              </w:rPr>
+              <w:t xml:space="preserve">65~85분</w:t>
+            </w:r>
+          </w:p>
+        </w:tc>
+        <w:tc>
+          <w:tcPr>
+            <w:tcW w:type="dxa" w:w="1400"/>
+            <w:tcBorders>
+              <w:top w:val="single" w:color="BFA58F" w:sz="4"/>
+              <w:left w:val="single" w:color="BFA58F" w:sz="4"/>
+              <w:bottom w:val="single" w:color="BFA58F" w:sz="4"/>
+              <w:right w:val="single" w:color="BFA58F" w:sz="4"/>
+            </w:tcBorders>
+            <w:tcMar>
+              <w:top w:type="dxa" w:w="70"/>
+              <w:left w:type="dxa" w:w="110"/>
+              <w:bottom w:type="dxa" w:w="70"/>
+              <w:right w:type="dxa" w:w="110"/>
+            </w:tcMar>
+          </w:tcPr>
+          <w:p>
+            <w:pPr>
+              <w:spacing w:after="20" w:line="276"/>
+              <w:jc w:val="center"/>
+            </w:pPr>
+            <w:r>
+              <w:rPr>
+                <w:rFonts w:ascii="맑은 고딕" w:cs="맑은 고딕" w:eastAsia="맑은 고딕" w:hAnsi="맑은 고딕"/>
+                <w:b w:val="false"/>
+                <w:bCs w:val="false"/>
+                <w:sz w:val="19"/>
+                <w:szCs w:val="19"/>
+              </w:rPr>
+              <w:t xml:space="preserve">합주</w:t>
+            </w:r>
+          </w:p>
+        </w:tc>
+        <w:tc>
+          <w:tcPr>
+            <w:tcW w:type="dxa" w:w="6326"/>
+            <w:tcBorders>
+              <w:top w:val="single" w:color="BFA58F" w:sz="4"/>
+              <w:left w:val="single" w:color="BFA58F" w:sz="4"/>
+              <w:bottom w:val="single" w:color="BFA58F" w:sz="4"/>
+              <w:right w:val="single" w:color="BFA58F" w:sz="4"/>
+            </w:tcBorders>
+            <w:tcMar>
+              <w:top w:type="dxa" w:w="70"/>
+              <w:left w:type="dxa" w:w="110"/>
+              <w:bottom w:type="dxa" w:w="70"/>
+              <w:right w:type="dxa" w:w="110"/>
+            </w:tcMar>
+          </w:tcPr>
+          <w:p>
+            <w:pPr>
+              <w:spacing w:after="20" w:line="276"/>
+              <w:jc w:val="left"/>
+            </w:pPr>
+            <w:r>
+              <w:rPr>
+                <w:rFonts w:ascii="맑은 고딕" w:cs="맑은 고딕" w:eastAsia="맑은 고딕" w:hAnsi="맑은 고딕"/>
+                <w:b w:val="false"/>
+                <w:bCs w:val="false"/>
+                <w:sz w:val="19"/>
+                <w:szCs w:val="19"/>
+              </w:rPr>
+              <w:t xml:space="preserve">"내 영혼의 그윽히 깊은 데서" 6/8 아르페지오</w:t>
+            </w:r>
+          </w:p>
+        </w:tc>
+      </w:tr>
+      <w:tr>
+        <w:tc>
+          <w:tcPr>
+            <w:tcW w:type="dxa" w:w="1300"/>
+            <w:tcBorders>
+              <w:top w:val="single" w:color="BFA58F" w:sz="4"/>
+              <w:left w:val="single" w:color="BFA58F" w:sz="4"/>
+              <w:bottom w:val="single" w:color="BFA58F" w:sz="4"/>
+              <w:right w:val="single" w:color="BFA58F" w:sz="4"/>
+            </w:tcBorders>
+            <w:tcMar>
+              <w:top w:type="dxa" w:w="70"/>
+              <w:left w:type="dxa" w:w="110"/>
+              <w:bottom w:type="dxa" w:w="70"/>
+              <w:right w:type="dxa" w:w="110"/>
+            </w:tcMar>
+          </w:tcPr>
+          <w:p>
+            <w:pPr>
+              <w:spacing w:after="20" w:line="276"/>
+              <w:jc w:val="center"/>
+            </w:pPr>
+            <w:r>
+              <w:rPr>
+                <w:rFonts w:ascii="맑은 고딕" w:cs="맑은 고딕" w:eastAsia="맑은 고딕" w:hAnsi="맑은 고딕"/>
+                <w:b w:val="false"/>
+                <w:bCs w:val="false"/>
+                <w:sz w:val="19"/>
+                <w:szCs w:val="19"/>
+              </w:rPr>
+              <w:t xml:space="preserve">85~90분</w:t>
+            </w:r>
+          </w:p>
+        </w:tc>
+        <w:tc>
+          <w:tcPr>
+            <w:tcW w:type="dxa" w:w="1400"/>
+            <w:tcBorders>
+              <w:top w:val="single" w:color="BFA58F" w:sz="4"/>
+              <w:left w:val="single" w:color="BFA58F" w:sz="4"/>
+              <w:bottom w:val="single" w:color="BFA58F" w:sz="4"/>
+              <w:right w:val="single" w:color="BFA58F" w:sz="4"/>
+            </w:tcBorders>
+            <w:tcMar>
+              <w:top w:type="dxa" w:w="70"/>
+              <w:left w:type="dxa" w:w="110"/>
+              <w:bottom w:type="dxa" w:w="70"/>
+              <w:right w:type="dxa" w:w="110"/>
+            </w:tcMar>
+          </w:tcPr>
+          <w:p>
+            <w:pPr>
+              <w:spacing w:after="20" w:line="276"/>
+              <w:jc w:val="center"/>
+            </w:pPr>
+            <w:r>
+              <w:rPr>
+                <w:rFonts w:ascii="맑은 고딕" w:cs="맑은 고딕" w:eastAsia="맑은 고딕" w:hAnsi="맑은 고딕"/>
+                <w:b w:val="false"/>
+                <w:bCs w:val="false"/>
+                <w:sz w:val="19"/>
+                <w:szCs w:val="19"/>
+              </w:rPr>
+              <w:t xml:space="preserve">정리</w:t>
+            </w:r>
+          </w:p>
+        </w:tc>
+        <w:tc>
+          <w:tcPr>
+            <w:tcW w:type="dxa" w:w="6326"/>
+            <w:tcBorders>
+              <w:top w:val="single" w:color="BFA58F" w:sz="4"/>
+              <w:left w:val="single" w:color="BFA58F" w:sz="4"/>
+              <w:bottom w:val="single" w:color="BFA58F" w:sz="4"/>
+              <w:right w:val="single" w:color="BFA58F" w:sz="4"/>
+            </w:tcBorders>
+            <w:tcMar>
+              <w:top w:type="dxa" w:w="70"/>
+              <w:left w:type="dxa" w:w="110"/>
+              <w:bottom w:type="dxa" w:w="70"/>
+              <w:right w:type="dxa" w:w="110"/>
+            </w:tcMar>
+          </w:tcPr>
+          <w:p>
+            <w:pPr>
+              <w:spacing w:after="20" w:line="276"/>
+              <w:jc w:val="left"/>
+            </w:pPr>
+            <w:r>
+              <w:rPr>
+                <w:rFonts w:ascii="맑은 고딕" w:cs="맑은 고딕" w:eastAsia="맑은 고딕" w:hAnsi="맑은 고딕"/>
+                <w:b w:val="false"/>
+                <w:bCs w:val="false"/>
+                <w:sz w:val="19"/>
+                <w:szCs w:val="19"/>
+              </w:rPr>
+              <w:t xml:space="preserve">과제 안내</w:t>
+            </w:r>
+          </w:p>
+        </w:tc>
+      </w:tr>
+    </w:tbl>
+    <w:p>
+      <w:pPr>
+        <w:pStyle w:val="Heading3"/>
+      </w:pPr>
+      <w:r>
+        <w:rPr>
+          <w:rFonts w:ascii="맑은 고딕" w:cs="맑은 고딕" w:eastAsia="맑은 고딕" w:hAnsi="맑은 고딕"/>
+        </w:rPr>
+        <w:t xml:space="preserve">■ 오른손 손가락 배정</w:t>
+      </w:r>
+    </w:p>
+    <w:tbl>
+      <w:tblPr>
+        <w:tblW w:type="dxa" w:w="9026"/>
+        <w:tblBorders>
+          <w:top w:val="single" w:color="auto" w:sz="4"/>
+          <w:left w:val="single" w:color="auto" w:sz="4"/>
+          <w:bottom w:val="single" w:color="auto" w:sz="4"/>
+          <w:right w:val="single" w:color="auto" w:sz="4"/>
+          <w:insideH w:val="single" w:color="auto" w:sz="4"/>
+          <w:insideV w:val="single" w:color="auto" w:sz="4"/>
+        </w:tblBorders>
+      </w:tblPr>
+      <w:tblGrid>
+        <w:gridCol w:w="1200"/>
+        <w:gridCol w:w="2800"/>
+        <w:gridCol w:w="5026"/>
+      </w:tblGrid>
+      <w:tr>
+        <w:trPr>
+          <w:tblHeader/>
+        </w:trPr>
+        <w:tc>
+          <w:tcPr>
+            <w:tcW w:type="dxa" w:w="1200"/>
+            <w:tcBorders>
+              <w:top w:val="single" w:color="BFA58F" w:sz="4"/>
+              <w:left w:val="single" w:color="BFA58F" w:sz="4"/>
+              <w:bottom w:val="single" w:color="BFA58F" w:sz="4"/>
+              <w:right w:val="single" w:color="BFA58F" w:sz="4"/>
+            </w:tcBorders>
+            <w:shd w:fill="7A4B2A" w:color="auto" w:val="clear"/>
+            <w:tcMar>
+              <w:top w:type="dxa" w:w="70"/>
+              <w:left w:type="dxa" w:w="110"/>
+              <w:bottom w:type="dxa" w:w="70"/>
+              <w:right w:type="dxa" w:w="110"/>
+            </w:tcMar>
+          </w:tcPr>
+          <w:p>
+            <w:pPr>
+              <w:spacing w:after="20" w:line="276"/>
+              <w:jc w:val="center"/>
+            </w:pPr>
+            <w:r>
+              <w:rPr>
+                <w:rFonts w:ascii="맑은 고딕" w:cs="맑은 고딕" w:eastAsia="맑은 고딕" w:hAnsi="맑은 고딕"/>
+                <w:b/>
+                <w:bCs/>
+                <w:color w:val="FFFFFF"/>
+                <w:sz w:val="19"/>
+                <w:szCs w:val="19"/>
+              </w:rPr>
+              <w:t xml:space="preserve">기호</w:t>
+            </w:r>
+          </w:p>
+        </w:tc>
+        <w:tc>
+          <w:tcPr>
+            <w:tcW w:type="dxa" w:w="2800"/>
+            <w:tcBorders>
+              <w:top w:val="single" w:color="BFA58F" w:sz="4"/>
+              <w:left w:val="single" w:color="BFA58F" w:sz="4"/>
+              <w:bottom w:val="single" w:color="BFA58F" w:sz="4"/>
+              <w:right w:val="single" w:color="BFA58F" w:sz="4"/>
+            </w:tcBorders>
+            <w:shd w:fill="7A4B2A" w:color="auto" w:val="clear"/>
+            <w:tcMar>
+              <w:top w:type="dxa" w:w="70"/>
+              <w:left w:type="dxa" w:w="110"/>
+              <w:bottom w:type="dxa" w:w="70"/>
+              <w:right w:type="dxa" w:w="110"/>
+            </w:tcMar>
+          </w:tcPr>
+          <w:p>
+            <w:pPr>
+              <w:spacing w:after="20" w:line="276"/>
+              <w:jc w:val="center"/>
+            </w:pPr>
+            <w:r>
+              <w:rPr>
+                <w:rFonts w:ascii="맑은 고딕" w:cs="맑은 고딕" w:eastAsia="맑은 고딕" w:hAnsi="맑은 고딕"/>
+                <w:b/>
+                <w:bCs/>
+                <w:color w:val="FFFFFF"/>
+                <w:sz w:val="19"/>
+                <w:szCs w:val="19"/>
+              </w:rPr>
+              <w:t xml:space="preserve">손가락</w:t>
+            </w:r>
+          </w:p>
+        </w:tc>
+        <w:tc>
+          <w:tcPr>
+            <w:tcW w:type="dxa" w:w="5026"/>
+            <w:tcBorders>
+              <w:top w:val="single" w:color="BFA58F" w:sz="4"/>
+              <w:left w:val="single" w:color="BFA58F" w:sz="4"/>
+              <w:bottom w:val="single" w:color="BFA58F" w:sz="4"/>
+              <w:right w:val="single" w:color="BFA58F" w:sz="4"/>
+            </w:tcBorders>
+            <w:shd w:fill="7A4B2A" w:color="auto" w:val="clear"/>
+            <w:tcMar>
+              <w:top w:type="dxa" w:w="70"/>
+              <w:left w:type="dxa" w:w="110"/>
+              <w:bottom w:type="dxa" w:w="70"/>
+              <w:right w:type="dxa" w:w="110"/>
+            </w:tcMar>
+          </w:tcPr>
+          <w:p>
+            <w:pPr>
+              <w:spacing w:after="20" w:line="276"/>
+              <w:jc w:val="center"/>
+            </w:pPr>
+            <w:r>
+              <w:rPr>
+                <w:rFonts w:ascii="맑은 고딕" w:cs="맑은 고딕" w:eastAsia="맑은 고딕" w:hAnsi="맑은 고딕"/>
+                <w:b/>
+                <w:bCs/>
+                <w:color w:val="FFFFFF"/>
+                <w:sz w:val="19"/>
+                <w:szCs w:val="19"/>
+              </w:rPr>
+              <w:t xml:space="preserve">담당 줄</w:t>
+            </w:r>
+          </w:p>
+        </w:tc>
+      </w:tr>
+      <w:tr>
+        <w:tc>
+          <w:tcPr>
+            <w:tcW w:type="dxa" w:w="1200"/>
+            <w:tcBorders>
+              <w:top w:val="single" w:color="BFA58F" w:sz="4"/>
+              <w:left w:val="single" w:color="BFA58F" w:sz="4"/>
+              <w:bottom w:val="single" w:color="BFA58F" w:sz="4"/>
+              <w:right w:val="single" w:color="BFA58F" w:sz="4"/>
+            </w:tcBorders>
+            <w:shd w:fill="F3E9DF" w:color="auto" w:val="clear"/>
+            <w:tcMar>
+              <w:top w:type="dxa" w:w="70"/>
+              <w:left w:type="dxa" w:w="110"/>
+              <w:bottom w:type="dxa" w:w="70"/>
+              <w:right w:type="dxa" w:w="110"/>
+            </w:tcMar>
+          </w:tcPr>
+          <w:p>
+            <w:pPr>
+              <w:spacing w:after="20" w:line="276"/>
+              <w:jc w:val="center"/>
+            </w:pPr>
+            <w:r>
+              <w:rPr>
+                <w:rFonts w:ascii="맑은 고딕" w:cs="맑은 고딕" w:eastAsia="맑은 고딕" w:hAnsi="맑은 고딕"/>
+                <w:b/>
+                <w:bCs/>
+                <w:sz w:val="19"/>
+                <w:szCs w:val="19"/>
+              </w:rPr>
+              <w:t xml:space="preserve">p</w:t>
+            </w:r>
+          </w:p>
+        </w:tc>
+        <w:tc>
+          <w:tcPr>
+            <w:tcW w:type="dxa" w:w="2800"/>
+            <w:tcBorders>
+              <w:top w:val="single" w:color="BFA58F" w:sz="4"/>
+              <w:left w:val="single" w:color="BFA58F" w:sz="4"/>
+              <w:bottom w:val="single" w:color="BFA58F" w:sz="4"/>
+              <w:right w:val="single" w:color="BFA58F" w:sz="4"/>
+            </w:tcBorders>
+            <w:tcMar>
+              <w:top w:type="dxa" w:w="70"/>
+              <w:left w:type="dxa" w:w="110"/>
+              <w:bottom w:type="dxa" w:w="70"/>
+              <w:right w:type="dxa" w:w="110"/>
+            </w:tcMar>
+          </w:tcPr>
+          <w:p>
+            <w:pPr>
+              <w:spacing w:after="20" w:line="276"/>
+              <w:jc w:val="left"/>
+            </w:pPr>
+            <w:r>
+              <w:rPr>
+                <w:rFonts w:ascii="맑은 고딕" w:cs="맑은 고딕" w:eastAsia="맑은 고딕" w:hAnsi="맑은 고딕"/>
+                <w:b w:val="false"/>
+                <w:bCs w:val="false"/>
+                <w:sz w:val="19"/>
+                <w:szCs w:val="19"/>
+              </w:rPr>
+              <w:t xml:space="preserve">엄지 (pulgar)</w:t>
+            </w:r>
+          </w:p>
+        </w:tc>
+        <w:tc>
+          <w:tcPr>
+            <w:tcW w:type="dxa" w:w="5026"/>
+            <w:tcBorders>
+              <w:top w:val="single" w:color="BFA58F" w:sz="4"/>
+              <w:left w:val="single" w:color="BFA58F" w:sz="4"/>
+              <w:bottom w:val="single" w:color="BFA58F" w:sz="4"/>
+              <w:right w:val="single" w:color="BFA58F" w:sz="4"/>
+            </w:tcBorders>
+            <w:tcMar>
+              <w:top w:type="dxa" w:w="70"/>
+              <w:left w:type="dxa" w:w="110"/>
+              <w:bottom w:type="dxa" w:w="70"/>
+              <w:right w:type="dxa" w:w="110"/>
+            </w:tcMar>
+          </w:tcPr>
+          <w:p>
+            <w:pPr>
+              <w:spacing w:after="20" w:line="276"/>
+              <w:jc w:val="left"/>
+            </w:pPr>
+            <w:r>
+              <w:rPr>
+                <w:rFonts w:ascii="맑은 고딕" w:cs="맑은 고딕" w:eastAsia="맑은 고딕" w:hAnsi="맑은 고딕"/>
+                <w:b w:val="false"/>
+                <w:bCs w:val="false"/>
+                <w:sz w:val="19"/>
+                <w:szCs w:val="19"/>
+              </w:rPr>
+              <w:t xml:space="preserve">베이스 줄: 6·5·4번줄 (코드의 근음)</w:t>
+            </w:r>
+          </w:p>
+        </w:tc>
+      </w:tr>
+      <w:tr>
+        <w:tc>
+          <w:tcPr>
+            <w:tcW w:type="dxa" w:w="1200"/>
+            <w:tcBorders>
+              <w:top w:val="single" w:color="BFA58F" w:sz="4"/>
+              <w:left w:val="single" w:color="BFA58F" w:sz="4"/>
+              <w:bottom w:val="single" w:color="BFA58F" w:sz="4"/>
+              <w:right w:val="single" w:color="BFA58F" w:sz="4"/>
+            </w:tcBorders>
+            <w:shd w:fill="F3E9DF" w:color="auto" w:val="clear"/>
+            <w:tcMar>
+              <w:top w:type="dxa" w:w="70"/>
+              <w:left w:type="dxa" w:w="110"/>
+              <w:bottom w:type="dxa" w:w="70"/>
+              <w:right w:type="dxa" w:w="110"/>
+            </w:tcMar>
+          </w:tcPr>
+          <w:p>
+            <w:pPr>
+              <w:spacing w:after="20" w:line="276"/>
+              <w:jc w:val="center"/>
+            </w:pPr>
+            <w:r>
+              <w:rPr>
+                <w:rFonts w:ascii="맑은 고딕" w:cs="맑은 고딕" w:eastAsia="맑은 고딕" w:hAnsi="맑은 고딕"/>
+                <w:b/>
+                <w:bCs/>
+                <w:sz w:val="19"/>
+                <w:szCs w:val="19"/>
+              </w:rPr>
+              <w:t xml:space="preserve">i</w:t>
+            </w:r>
+          </w:p>
+        </w:tc>
+        <w:tc>
+          <w:tcPr>
+            <w:tcW w:type="dxa" w:w="2800"/>
+            <w:tcBorders>
+              <w:top w:val="single" w:color="BFA58F" w:sz="4"/>
+              <w:left w:val="single" w:color="BFA58F" w:sz="4"/>
+              <w:bottom w:val="single" w:color="BFA58F" w:sz="4"/>
+              <w:right w:val="single" w:color="BFA58F" w:sz="4"/>
+            </w:tcBorders>
+            <w:tcMar>
+              <w:top w:type="dxa" w:w="70"/>
+              <w:left w:type="dxa" w:w="110"/>
+              <w:bottom w:type="dxa" w:w="70"/>
+              <w:right w:type="dxa" w:w="110"/>
+            </w:tcMar>
+          </w:tcPr>
+          <w:p>
+            <w:pPr>
+              <w:spacing w:after="20" w:line="276"/>
+              <w:jc w:val="left"/>
+            </w:pPr>
+            <w:r>
+              <w:rPr>
+                <w:rFonts w:ascii="맑은 고딕" w:cs="맑은 고딕" w:eastAsia="맑은 고딕" w:hAnsi="맑은 고딕"/>
+                <w:b w:val="false"/>
+                <w:bCs w:val="false"/>
+                <w:sz w:val="19"/>
+                <w:szCs w:val="19"/>
+              </w:rPr>
+              <w:t xml:space="preserve">검지 (indice)</w:t>
+            </w:r>
+          </w:p>
+        </w:tc>
+        <w:tc>
+          <w:tcPr>
+            <w:tcW w:type="dxa" w:w="5026"/>
+            <w:tcBorders>
+              <w:top w:val="single" w:color="BFA58F" w:sz="4"/>
+              <w:left w:val="single" w:color="BFA58F" w:sz="4"/>
+              <w:bottom w:val="single" w:color="BFA58F" w:sz="4"/>
+              <w:right w:val="single" w:color="BFA58F" w:sz="4"/>
+            </w:tcBorders>
+            <w:tcMar>
+              <w:top w:type="dxa" w:w="70"/>
+              <w:left w:type="dxa" w:w="110"/>
+              <w:bottom w:type="dxa" w:w="70"/>
+              <w:right w:type="dxa" w:w="110"/>
+            </w:tcMar>
+          </w:tcPr>
+          <w:p>
+            <w:pPr>
+              <w:spacing w:after="20" w:line="276"/>
+              <w:jc w:val="left"/>
+            </w:pPr>
+            <w:r>
+              <w:rPr>
+                <w:rFonts w:ascii="맑은 고딕" w:cs="맑은 고딕" w:eastAsia="맑은 고딕" w:hAnsi="맑은 고딕"/>
+                <w:b w:val="false"/>
+                <w:bCs w:val="false"/>
+                <w:sz w:val="19"/>
+                <w:szCs w:val="19"/>
+              </w:rPr>
+              <w:t xml:space="preserve">3번줄</w:t>
+            </w:r>
+          </w:p>
+        </w:tc>
+      </w:tr>
+      <w:tr>
+        <w:tc>
+          <w:tcPr>
+            <w:tcW w:type="dxa" w:w="1200"/>
+            <w:tcBorders>
+              <w:top w:val="single" w:color="BFA58F" w:sz="4"/>
+              <w:left w:val="single" w:color="BFA58F" w:sz="4"/>
+              <w:bottom w:val="single" w:color="BFA58F" w:sz="4"/>
+              <w:right w:val="single" w:color="BFA58F" w:sz="4"/>
+            </w:tcBorders>
+            <w:shd w:fill="F3E9DF" w:color="auto" w:val="clear"/>
+            <w:tcMar>
+              <w:top w:type="dxa" w:w="70"/>
+              <w:left w:type="dxa" w:w="110"/>
+              <w:bottom w:type="dxa" w:w="70"/>
+              <w:right w:type="dxa" w:w="110"/>
+            </w:tcMar>
+          </w:tcPr>
+          <w:p>
+            <w:pPr>
+              <w:spacing w:after="20" w:line="276"/>
+              <w:jc w:val="center"/>
+            </w:pPr>
+            <w:r>
+              <w:rPr>
+                <w:rFonts w:ascii="맑은 고딕" w:cs="맑은 고딕" w:eastAsia="맑은 고딕" w:hAnsi="맑은 고딕"/>
+                <w:b/>
+                <w:bCs/>
+                <w:sz w:val="19"/>
+                <w:szCs w:val="19"/>
+              </w:rPr>
+              <w:t xml:space="preserve">m</w:t>
+            </w:r>
+          </w:p>
+        </w:tc>
+        <w:tc>
+          <w:tcPr>
+            <w:tcW w:type="dxa" w:w="2800"/>
+            <w:tcBorders>
+              <w:top w:val="single" w:color="BFA58F" w:sz="4"/>
+              <w:left w:val="single" w:color="BFA58F" w:sz="4"/>
+              <w:bottom w:val="single" w:color="BFA58F" w:sz="4"/>
+              <w:right w:val="single" w:color="BFA58F" w:sz="4"/>
+            </w:tcBorders>
+            <w:tcMar>
+              <w:top w:type="dxa" w:w="70"/>
+              <w:left w:type="dxa" w:w="110"/>
+              <w:bottom w:type="dxa" w:w="70"/>
+              <w:right w:type="dxa" w:w="110"/>
+            </w:tcMar>
+          </w:tcPr>
+          <w:p>
+            <w:pPr>
+              <w:spacing w:after="20" w:line="276"/>
+              <w:jc w:val="left"/>
+            </w:pPr>
+            <w:r>
+              <w:rPr>
+                <w:rFonts w:ascii="맑은 고딕" w:cs="맑은 고딕" w:eastAsia="맑은 고딕" w:hAnsi="맑은 고딕"/>
+                <w:b w:val="false"/>
+                <w:bCs w:val="false"/>
+                <w:sz w:val="19"/>
+                <w:szCs w:val="19"/>
+              </w:rPr>
+              <w:t xml:space="preserve">중지 (medio)</w:t>
+            </w:r>
+          </w:p>
+        </w:tc>
+        <w:tc>
+          <w:tcPr>
+            <w:tcW w:type="dxa" w:w="5026"/>
+            <w:tcBorders>
+              <w:top w:val="single" w:color="BFA58F" w:sz="4"/>
+              <w:left w:val="single" w:color="BFA58F" w:sz="4"/>
+              <w:bottom w:val="single" w:color="BFA58F" w:sz="4"/>
+              <w:right w:val="single" w:color="BFA58F" w:sz="4"/>
+            </w:tcBorders>
+            <w:tcMar>
+              <w:top w:type="dxa" w:w="70"/>
+              <w:left w:type="dxa" w:w="110"/>
+              <w:bottom w:type="dxa" w:w="70"/>
+              <w:right w:type="dxa" w:w="110"/>
+            </w:tcMar>
+          </w:tcPr>
+          <w:p>
+            <w:pPr>
+              <w:spacing w:after="20" w:line="276"/>
+              <w:jc w:val="left"/>
+            </w:pPr>
+            <w:r>
+              <w:rPr>
+                <w:rFonts w:ascii="맑은 고딕" w:cs="맑은 고딕" w:eastAsia="맑은 고딕" w:hAnsi="맑은 고딕"/>
+                <w:b w:val="false"/>
+                <w:bCs w:val="false"/>
+                <w:sz w:val="19"/>
+                <w:szCs w:val="19"/>
+              </w:rPr>
+              <w:t xml:space="preserve">2번줄</w:t>
+            </w:r>
+          </w:p>
+        </w:tc>
+      </w:tr>
+      <w:tr>
+        <w:tc>
+          <w:tcPr>
+            <w:tcW w:type="dxa" w:w="1200"/>
+            <w:tcBorders>
+              <w:top w:val="single" w:color="BFA58F" w:sz="4"/>
+              <w:left w:val="single" w:color="BFA58F" w:sz="4"/>
+              <w:bottom w:val="single" w:color="BFA58F" w:sz="4"/>
+              <w:right w:val="single" w:color="BFA58F" w:sz="4"/>
+            </w:tcBorders>
+            <w:shd w:fill="F3E9DF" w:color="auto" w:val="clear"/>
+            <w:tcMar>
+              <w:top w:type="dxa" w:w="70"/>
+              <w:left w:type="dxa" w:w="110"/>
+              <w:bottom w:type="dxa" w:w="70"/>
+              <w:right w:type="dxa" w:w="110"/>
+            </w:tcMar>
+          </w:tcPr>
+          <w:p>
+            <w:pPr>
+              <w:spacing w:after="20" w:line="276"/>
+              <w:jc w:val="center"/>
+            </w:pPr>
+            <w:r>
+              <w:rPr>
+                <w:rFonts w:ascii="맑은 고딕" w:cs="맑은 고딕" w:eastAsia="맑은 고딕" w:hAnsi="맑은 고딕"/>
+                <w:b/>
+                <w:bCs/>
+                <w:sz w:val="19"/>
+                <w:szCs w:val="19"/>
+              </w:rPr>
+              <w:t xml:space="preserve">a</w:t>
+            </w:r>
+          </w:p>
+        </w:tc>
+        <w:tc>
+          <w:tcPr>
+            <w:tcW w:type="dxa" w:w="2800"/>
+            <w:tcBorders>
+              <w:top w:val="single" w:color="BFA58F" w:sz="4"/>
+              <w:left w:val="single" w:color="BFA58F" w:sz="4"/>
+              <w:bottom w:val="single" w:color="BFA58F" w:sz="4"/>
+              <w:right w:val="single" w:color="BFA58F" w:sz="4"/>
+            </w:tcBorders>
+            <w:tcMar>
+              <w:top w:type="dxa" w:w="70"/>
+              <w:left w:type="dxa" w:w="110"/>
+              <w:bottom w:type="dxa" w:w="70"/>
+              <w:right w:type="dxa" w:w="110"/>
+            </w:tcMar>
+          </w:tcPr>
+          <w:p>
+            <w:pPr>
+              <w:spacing w:after="20" w:line="276"/>
+              <w:jc w:val="left"/>
+            </w:pPr>
+            <w:r>
+              <w:rPr>
+                <w:rFonts w:ascii="맑은 고딕" w:cs="맑은 고딕" w:eastAsia="맑은 고딕" w:hAnsi="맑은 고딕"/>
+                <w:b w:val="false"/>
+                <w:bCs w:val="false"/>
+                <w:sz w:val="19"/>
+                <w:szCs w:val="19"/>
+              </w:rPr>
+              <w:t xml:space="preserve">약지 (anular)</w:t>
+            </w:r>
+          </w:p>
+        </w:tc>
+        <w:tc>
+          <w:tcPr>
+            <w:tcW w:type="dxa" w:w="5026"/>
+            <w:tcBorders>
+              <w:top w:val="single" w:color="BFA58F" w:sz="4"/>
+              <w:left w:val="single" w:color="BFA58F" w:sz="4"/>
+              <w:bottom w:val="single" w:color="BFA58F" w:sz="4"/>
+              <w:right w:val="single" w:color="BFA58F" w:sz="4"/>
+            </w:tcBorders>
+            <w:tcMar>
+              <w:top w:type="dxa" w:w="70"/>
+              <w:left w:type="dxa" w:w="110"/>
+              <w:bottom w:type="dxa" w:w="70"/>
+              <w:right w:type="dxa" w:w="110"/>
+            </w:tcMar>
+          </w:tcPr>
+          <w:p>
+            <w:pPr>
+              <w:spacing w:after="20" w:line="276"/>
+              <w:jc w:val="left"/>
+            </w:pPr>
+            <w:r>
+              <w:rPr>
+                <w:rFonts w:ascii="맑은 고딕" w:cs="맑은 고딕" w:eastAsia="맑은 고딕" w:hAnsi="맑은 고딕"/>
+                <w:b w:val="false"/>
+                <w:bCs w:val="false"/>
+                <w:sz w:val="19"/>
+                <w:szCs w:val="19"/>
+              </w:rPr>
+              <w:t xml:space="preserve">1번줄</w:t>
+            </w:r>
+          </w:p>
+        </w:tc>
+      </w:tr>
+    </w:tbl>
+    <w:p>
+      <w:pPr>
+        <w:spacing w:after="80"/>
+      </w:pPr>
+    </w:p>
+    <w:p>
+      <w:pPr>
+        <w:spacing w:after="100" w:line="300"/>
+      </w:pPr>
+      <w:r>
+        <w:rPr>
+          <w:rFonts w:ascii="맑은 고딕" w:cs="맑은 고딕" w:eastAsia="맑은 고딕" w:hAnsi="맑은 고딕"/>
+          <w:b/>
+          <w:bCs/>
+        </w:rPr>
+        <w:t xml:space="preserve">베이스 줄 찾기: </w:t>
+      </w:r>
+      <w:r>
+        <w:rPr>
+          <w:rFonts w:ascii="맑은 고딕" w:cs="맑은 고딕" w:eastAsia="맑은 고딕" w:hAnsi="맑은 고딕"/>
+        </w:rPr>
+        <w:t xml:space="preserve">코드 이름의 음이 근음이다. C → 5번줄(3프렛 C), Am → 5번줄(개방 A), G → 6번줄(3프렛 G), Em·E → 6번줄, D·Dm → 4번줄(개방 D).</w:t>
+      </w:r>
+    </w:p>
+    <w:p>
+      <w:pPr>
+        <w:pStyle w:val="Heading3"/>
+      </w:pPr>
+      <w:r>
+        <w:rPr>
+          <w:rFonts w:ascii="맑은 고딕" w:cs="맑은 고딕" w:eastAsia="맑은 고딕" w:hAnsi="맑은 고딕"/>
+        </w:rPr>
+        <w:t xml:space="preserve">■ 아르페지오 패턴</w:t>
+      </w:r>
+    </w:p>
+    <w:tbl>
+      <w:tblPr>
+        <w:tblW w:type="dxa" w:w="9026"/>
+        <w:tblBorders>
+          <w:top w:val="single" w:color="auto" w:sz="4"/>
+          <w:left w:val="single" w:color="auto" w:sz="4"/>
+          <w:bottom w:val="single" w:color="auto" w:sz="4"/>
+          <w:right w:val="single" w:color="auto" w:sz="4"/>
+          <w:insideH w:val="single" w:color="auto" w:sz="4"/>
+          <w:insideV w:val="single" w:color="auto" w:sz="4"/>
+        </w:tblBorders>
+      </w:tblPr>
+      <w:tblGrid>
+        <w:gridCol w:w="1800"/>
+        <w:gridCol w:w="3700"/>
+        <w:gridCol w:w="3526"/>
+      </w:tblGrid>
+      <w:tr>
+        <w:trPr>
+          <w:tblHeader/>
+        </w:trPr>
+        <w:tc>
+          <w:tcPr>
+            <w:tcW w:type="dxa" w:w="1800"/>
+            <w:tcBorders>
+              <w:top w:val="single" w:color="BFA58F" w:sz="4"/>
+              <w:left w:val="single" w:color="BFA58F" w:sz="4"/>
+              <w:bottom w:val="single" w:color="BFA58F" w:sz="4"/>
+              <w:right w:val="single" w:color="BFA58F" w:sz="4"/>
+            </w:tcBorders>
+            <w:shd w:fill="7A4B2A" w:color="auto" w:val="clear"/>
+            <w:tcMar>
+              <w:top w:type="dxa" w:w="70"/>
+              <w:left w:type="dxa" w:w="110"/>
+              <w:bottom w:type="dxa" w:w="70"/>
+              <w:right w:type="dxa" w:w="110"/>
+            </w:tcMar>
+          </w:tcPr>
+          <w:p>
+            <w:pPr>
+              <w:spacing w:after="20" w:line="276"/>
+              <w:jc w:val="center"/>
+            </w:pPr>
+            <w:r>
+              <w:rPr>
+                <w:rFonts w:ascii="맑은 고딕" w:cs="맑은 고딕" w:eastAsia="맑은 고딕" w:hAnsi="맑은 고딕"/>
+                <w:b/>
+                <w:bCs/>
+                <w:color w:val="FFFFFF"/>
+                <w:sz w:val="19"/>
+                <w:szCs w:val="19"/>
+              </w:rPr>
+              <w:t xml:space="preserve">박자</w:t>
+            </w:r>
+          </w:p>
+        </w:tc>
+        <w:tc>
+          <w:tcPr>
+            <w:tcW w:type="dxa" w:w="3700"/>
+            <w:tcBorders>
+              <w:top w:val="single" w:color="BFA58F" w:sz="4"/>
+              <w:left w:val="single" w:color="BFA58F" w:sz="4"/>
+              <w:bottom w:val="single" w:color="BFA58F" w:sz="4"/>
+              <w:right w:val="single" w:color="BFA58F" w:sz="4"/>
+            </w:tcBorders>
+            <w:shd w:fill="7A4B2A" w:color="auto" w:val="clear"/>
+            <w:tcMar>
+              <w:top w:type="dxa" w:w="70"/>
+              <w:left w:type="dxa" w:w="110"/>
+              <w:bottom w:type="dxa" w:w="70"/>
+              <w:right w:type="dxa" w:w="110"/>
+            </w:tcMar>
+          </w:tcPr>
+          <w:p>
+            <w:pPr>
+              <w:spacing w:after="20" w:line="276"/>
+              <w:jc w:val="center"/>
+            </w:pPr>
+            <w:r>
+              <w:rPr>
+                <w:rFonts w:ascii="맑은 고딕" w:cs="맑은 고딕" w:eastAsia="맑은 고딕" w:hAnsi="맑은 고딕"/>
+                <w:b/>
+                <w:bCs/>
+                <w:color w:val="FFFFFF"/>
+                <w:sz w:val="19"/>
+                <w:szCs w:val="19"/>
+              </w:rPr>
+              <w:t xml:space="preserve">패턴</w:t>
+            </w:r>
+          </w:p>
+        </w:tc>
+        <w:tc>
+          <w:tcPr>
+            <w:tcW w:type="dxa" w:w="3526"/>
+            <w:tcBorders>
+              <w:top w:val="single" w:color="BFA58F" w:sz="4"/>
+              <w:left w:val="single" w:color="BFA58F" w:sz="4"/>
+              <w:bottom w:val="single" w:color="BFA58F" w:sz="4"/>
+              <w:right w:val="single" w:color="BFA58F" w:sz="4"/>
+            </w:tcBorders>
+            <w:shd w:fill="7A4B2A" w:color="auto" w:val="clear"/>
+            <w:tcMar>
+              <w:top w:type="dxa" w:w="70"/>
+              <w:left w:type="dxa" w:w="110"/>
+              <w:bottom w:type="dxa" w:w="70"/>
+              <w:right w:type="dxa" w:w="110"/>
+            </w:tcMar>
+          </w:tcPr>
+          <w:p>
+            <w:pPr>
+              <w:spacing w:after="20" w:line="276"/>
+              <w:jc w:val="center"/>
+            </w:pPr>
+            <w:r>
+              <w:rPr>
+                <w:rFonts w:ascii="맑은 고딕" w:cs="맑은 고딕" w:eastAsia="맑은 고딕" w:hAnsi="맑은 고딕"/>
+                <w:b/>
+                <w:bCs/>
+                <w:color w:val="FFFFFF"/>
+                <w:sz w:val="19"/>
+                <w:szCs w:val="19"/>
+              </w:rPr>
+              <w:t xml:space="preserve">설명</w:t>
+            </w:r>
+          </w:p>
+        </w:tc>
+      </w:tr>
+      <w:tr>
+        <w:tc>
+          <w:tcPr>
+            <w:tcW w:type="dxa" w:w="1800"/>
+            <w:tcBorders>
+              <w:top w:val="single" w:color="BFA58F" w:sz="4"/>
+              <w:left w:val="single" w:color="BFA58F" w:sz="4"/>
+              <w:bottom w:val="single" w:color="BFA58F" w:sz="4"/>
+              <w:right w:val="single" w:color="BFA58F" w:sz="4"/>
+            </w:tcBorders>
+            <w:shd w:fill="F3E9DF" w:color="auto" w:val="clear"/>
+            <w:tcMar>
+              <w:top w:type="dxa" w:w="70"/>
+              <w:left w:type="dxa" w:w="110"/>
+              <w:bottom w:type="dxa" w:w="70"/>
+              <w:right w:type="dxa" w:w="110"/>
+            </w:tcMar>
+          </w:tcPr>
+          <w:p>
+            <w:pPr>
+              <w:spacing w:after="20" w:line="276"/>
+              <w:jc w:val="left"/>
+            </w:pPr>
+            <w:r>
+              <w:rPr>
+                <w:rFonts w:ascii="맑은 고딕" w:cs="맑은 고딕" w:eastAsia="맑은 고딕" w:hAnsi="맑은 고딕"/>
+                <w:b/>
+                <w:bCs/>
+                <w:sz w:val="19"/>
+                <w:szCs w:val="19"/>
+              </w:rPr>
+              <w:t xml:space="preserve">4/4 기본</w:t>
+            </w:r>
+          </w:p>
+        </w:tc>
+        <w:tc>
+          <w:tcPr>
+            <w:tcW w:type="dxa" w:w="3700"/>
+            <w:tcBorders>
+              <w:top w:val="single" w:color="BFA58F" w:sz="4"/>
+              <w:left w:val="single" w:color="BFA58F" w:sz="4"/>
+              <w:bottom w:val="single" w:color="BFA58F" w:sz="4"/>
+              <w:right w:val="single" w:color="BFA58F" w:sz="4"/>
+            </w:tcBorders>
+            <w:tcMar>
+              <w:top w:type="dxa" w:w="70"/>
+              <w:left w:type="dxa" w:w="110"/>
+              <w:bottom w:type="dxa" w:w="70"/>
+              <w:right w:type="dxa" w:w="110"/>
+            </w:tcMar>
+          </w:tcPr>
+          <w:p>
+            <w:pPr>
+              <w:spacing w:after="20" w:line="276"/>
+              <w:jc w:val="left"/>
+            </w:pPr>
+            <w:r>
+              <w:rPr>
+                <w:rFonts w:ascii="맑은 고딕" w:cs="맑은 고딕" w:eastAsia="맑은 고딕" w:hAnsi="맑은 고딕"/>
+                <w:b w:val="false"/>
+                <w:bCs w:val="false"/>
+                <w:sz w:val="19"/>
+                <w:szCs w:val="19"/>
+              </w:rPr>
+              <w:t xml:space="preserve">p - i - m - a - m - i - m - i</w:t>
+            </w:r>
+          </w:p>
+        </w:tc>
+        <w:tc>
+          <w:tcPr>
+            <w:tcW w:type="dxa" w:w="3526"/>
+            <w:tcBorders>
+              <w:top w:val="single" w:color="BFA58F" w:sz="4"/>
+              <w:left w:val="single" w:color="BFA58F" w:sz="4"/>
+              <w:bottom w:val="single" w:color="BFA58F" w:sz="4"/>
+              <w:right w:val="single" w:color="BFA58F" w:sz="4"/>
+            </w:tcBorders>
+            <w:tcMar>
+              <w:top w:type="dxa" w:w="70"/>
+              <w:left w:type="dxa" w:w="110"/>
+              <w:bottom w:type="dxa" w:w="70"/>
+              <w:right w:type="dxa" w:w="110"/>
+            </w:tcMar>
+          </w:tcPr>
+          <w:p>
+            <w:pPr>
+              <w:spacing w:after="20" w:line="276"/>
+              <w:jc w:val="left"/>
+            </w:pPr>
+            <w:r>
+              <w:rPr>
+                <w:rFonts w:ascii="맑은 고딕" w:cs="맑은 고딕" w:eastAsia="맑은 고딕" w:hAnsi="맑은 고딕"/>
+                <w:b w:val="false"/>
+                <w:bCs w:val="false"/>
+                <w:sz w:val="19"/>
+                <w:szCs w:val="19"/>
+              </w:rPr>
+              <w:t xml:space="preserve">8분음표 8개. 가장 많이 쓰는 기본형</w:t>
+            </w:r>
+          </w:p>
+        </w:tc>
+      </w:tr>
+      <w:tr>
+        <w:tc>
+          <w:tcPr>
+            <w:tcW w:type="dxa" w:w="1800"/>
+            <w:tcBorders>
+              <w:top w:val="single" w:color="BFA58F" w:sz="4"/>
+              <w:left w:val="single" w:color="BFA58F" w:sz="4"/>
+              <w:bottom w:val="single" w:color="BFA58F" w:sz="4"/>
+              <w:right w:val="single" w:color="BFA58F" w:sz="4"/>
+            </w:tcBorders>
+            <w:shd w:fill="F3E9DF" w:color="auto" w:val="clear"/>
+            <w:tcMar>
+              <w:top w:type="dxa" w:w="70"/>
+              <w:left w:type="dxa" w:w="110"/>
+              <w:bottom w:type="dxa" w:w="70"/>
+              <w:right w:type="dxa" w:w="110"/>
+            </w:tcMar>
+          </w:tcPr>
+          <w:p>
+            <w:pPr>
+              <w:spacing w:after="20" w:line="276"/>
+              <w:jc w:val="left"/>
+            </w:pPr>
+            <w:r>
+              <w:rPr>
+                <w:rFonts w:ascii="맑은 고딕" w:cs="맑은 고딕" w:eastAsia="맑은 고딕" w:hAnsi="맑은 고딕"/>
+                <w:b/>
+                <w:bCs/>
+                <w:sz w:val="19"/>
+                <w:szCs w:val="19"/>
+              </w:rPr>
+              <w:t xml:space="preserve">4/4 간단형</w:t>
+            </w:r>
+          </w:p>
+        </w:tc>
+        <w:tc>
+          <w:tcPr>
+            <w:tcW w:type="dxa" w:w="3700"/>
+            <w:tcBorders>
+              <w:top w:val="single" w:color="BFA58F" w:sz="4"/>
+              <w:left w:val="single" w:color="BFA58F" w:sz="4"/>
+              <w:bottom w:val="single" w:color="BFA58F" w:sz="4"/>
+              <w:right w:val="single" w:color="BFA58F" w:sz="4"/>
+            </w:tcBorders>
+            <w:tcMar>
+              <w:top w:type="dxa" w:w="70"/>
+              <w:left w:type="dxa" w:w="110"/>
+              <w:bottom w:type="dxa" w:w="70"/>
+              <w:right w:type="dxa" w:w="110"/>
+            </w:tcMar>
+          </w:tcPr>
+          <w:p>
+            <w:pPr>
+              <w:spacing w:after="20" w:line="276"/>
+              <w:jc w:val="left"/>
+            </w:pPr>
+            <w:r>
+              <w:rPr>
+                <w:rFonts w:ascii="맑은 고딕" w:cs="맑은 고딕" w:eastAsia="맑은 고딕" w:hAnsi="맑은 고딕"/>
+                <w:b w:val="false"/>
+                <w:bCs w:val="false"/>
+                <w:sz w:val="19"/>
+                <w:szCs w:val="19"/>
+              </w:rPr>
+              <w:t xml:space="preserve">p - i - m - i - p - i - m - i</w:t>
+            </w:r>
+          </w:p>
+        </w:tc>
+        <w:tc>
+          <w:tcPr>
+            <w:tcW w:type="dxa" w:w="3526"/>
+            <w:tcBorders>
+              <w:top w:val="single" w:color="BFA58F" w:sz="4"/>
+              <w:left w:val="single" w:color="BFA58F" w:sz="4"/>
+              <w:bottom w:val="single" w:color="BFA58F" w:sz="4"/>
+              <w:right w:val="single" w:color="BFA58F" w:sz="4"/>
+            </w:tcBorders>
+            <w:tcMar>
+              <w:top w:type="dxa" w:w="70"/>
+              <w:left w:type="dxa" w:w="110"/>
+              <w:bottom w:type="dxa" w:w="70"/>
+              <w:right w:type="dxa" w:w="110"/>
+            </w:tcMar>
+          </w:tcPr>
+          <w:p>
+            <w:pPr>
+              <w:spacing w:after="20" w:line="276"/>
+              <w:jc w:val="left"/>
+            </w:pPr>
+            <w:r>
+              <w:rPr>
+                <w:rFonts w:ascii="맑은 고딕" w:cs="맑은 고딕" w:eastAsia="맑은 고딕" w:hAnsi="맑은 고딕"/>
+                <w:b w:val="false"/>
+                <w:bCs w:val="false"/>
+                <w:sz w:val="19"/>
+                <w:szCs w:val="19"/>
+              </w:rPr>
+              <w:t xml:space="preserve">처음에는 이 패턴으로 시작</w:t>
+            </w:r>
+          </w:p>
+        </w:tc>
+      </w:tr>
+      <w:tr>
+        <w:tc>
+          <w:tcPr>
+            <w:tcW w:type="dxa" w:w="1800"/>
+            <w:tcBorders>
+              <w:top w:val="single" w:color="BFA58F" w:sz="4"/>
+              <w:left w:val="single" w:color="BFA58F" w:sz="4"/>
+              <w:bottom w:val="single" w:color="BFA58F" w:sz="4"/>
+              <w:right w:val="single" w:color="BFA58F" w:sz="4"/>
+            </w:tcBorders>
+            <w:shd w:fill="F3E9DF" w:color="auto" w:val="clear"/>
+            <w:tcMar>
+              <w:top w:type="dxa" w:w="70"/>
+              <w:left w:type="dxa" w:w="110"/>
+              <w:bottom w:type="dxa" w:w="70"/>
+              <w:right w:type="dxa" w:w="110"/>
+            </w:tcMar>
+          </w:tcPr>
+          <w:p>
+            <w:pPr>
+              <w:spacing w:after="20" w:line="276"/>
+              <w:jc w:val="left"/>
+            </w:pPr>
+            <w:r>
+              <w:rPr>
+                <w:rFonts w:ascii="맑은 고딕" w:cs="맑은 고딕" w:eastAsia="맑은 고딕" w:hAnsi="맑은 고딕"/>
+                <w:b/>
+                <w:bCs/>
+                <w:sz w:val="19"/>
+                <w:szCs w:val="19"/>
+              </w:rPr>
+              <w:t xml:space="preserve">3/4 왈츠</w:t>
+            </w:r>
+          </w:p>
+        </w:tc>
+        <w:tc>
+          <w:tcPr>
+            <w:tcW w:type="dxa" w:w="3700"/>
+            <w:tcBorders>
+              <w:top w:val="single" w:color="BFA58F" w:sz="4"/>
+              <w:left w:val="single" w:color="BFA58F" w:sz="4"/>
+              <w:bottom w:val="single" w:color="BFA58F" w:sz="4"/>
+              <w:right w:val="single" w:color="BFA58F" w:sz="4"/>
+            </w:tcBorders>
+            <w:tcMar>
+              <w:top w:type="dxa" w:w="70"/>
+              <w:left w:type="dxa" w:w="110"/>
+              <w:bottom w:type="dxa" w:w="70"/>
+              <w:right w:type="dxa" w:w="110"/>
+            </w:tcMar>
+          </w:tcPr>
+          <w:p>
+            <w:pPr>
+              <w:spacing w:after="20" w:line="276"/>
+              <w:jc w:val="left"/>
+            </w:pPr>
+            <w:r>
+              <w:rPr>
+                <w:rFonts w:ascii="맑은 고딕" w:cs="맑은 고딕" w:eastAsia="맑은 고딕" w:hAnsi="맑은 고딕"/>
+                <w:b w:val="false"/>
+                <w:bCs w:val="false"/>
+                <w:sz w:val="19"/>
+                <w:szCs w:val="19"/>
+              </w:rPr>
+              <w:t xml:space="preserve">p - i - m - a - m - i</w:t>
+            </w:r>
+          </w:p>
+        </w:tc>
+        <w:tc>
+          <w:tcPr>
+            <w:tcW w:type="dxa" w:w="3526"/>
+            <w:tcBorders>
+              <w:top w:val="single" w:color="BFA58F" w:sz="4"/>
+              <w:left w:val="single" w:color="BFA58F" w:sz="4"/>
+              <w:bottom w:val="single" w:color="BFA58F" w:sz="4"/>
+              <w:right w:val="single" w:color="BFA58F" w:sz="4"/>
+            </w:tcBorders>
+            <w:tcMar>
+              <w:top w:type="dxa" w:w="70"/>
+              <w:left w:type="dxa" w:w="110"/>
+              <w:bottom w:type="dxa" w:w="70"/>
+              <w:right w:type="dxa" w:w="110"/>
+            </w:tcMar>
+          </w:tcPr>
+          <w:p>
+            <w:pPr>
+              <w:spacing w:after="20" w:line="276"/>
+              <w:jc w:val="left"/>
+            </w:pPr>
+            <w:r>
+              <w:rPr>
+                <w:rFonts w:ascii="맑은 고딕" w:cs="맑은 고딕" w:eastAsia="맑은 고딕" w:hAnsi="맑은 고딕"/>
+                <w:b w:val="false"/>
+                <w:bCs w:val="false"/>
+                <w:sz w:val="19"/>
+                <w:szCs w:val="19"/>
+              </w:rPr>
+              <w:t xml:space="preserve">8분음표 6개 (쿵-짝-짝 느낌)</w:t>
+            </w:r>
+          </w:p>
+        </w:tc>
+      </w:tr>
+      <w:tr>
+        <w:tc>
+          <w:tcPr>
+            <w:tcW w:type="dxa" w:w="1800"/>
+            <w:tcBorders>
+              <w:top w:val="single" w:color="BFA58F" w:sz="4"/>
+              <w:left w:val="single" w:color="BFA58F" w:sz="4"/>
+              <w:bottom w:val="single" w:color="BFA58F" w:sz="4"/>
+              <w:right w:val="single" w:color="BFA58F" w:sz="4"/>
+            </w:tcBorders>
+            <w:shd w:fill="F3E9DF" w:color="auto" w:val="clear"/>
+            <w:tcMar>
+              <w:top w:type="dxa" w:w="70"/>
+              <w:left w:type="dxa" w:w="110"/>
+              <w:bottom w:type="dxa" w:w="70"/>
+              <w:right w:type="dxa" w:w="110"/>
+            </w:tcMar>
+          </w:tcPr>
+          <w:p>
+            <w:pPr>
+              <w:spacing w:after="20" w:line="276"/>
+              <w:jc w:val="left"/>
+            </w:pPr>
+            <w:r>
+              <w:rPr>
+                <w:rFonts w:ascii="맑은 고딕" w:cs="맑은 고딕" w:eastAsia="맑은 고딕" w:hAnsi="맑은 고딕"/>
+                <w:b/>
+                <w:bCs/>
+                <w:sz w:val="19"/>
+                <w:szCs w:val="19"/>
+              </w:rPr>
+              <w:t xml:space="preserve">12/8 슬로우 록</w:t>
+            </w:r>
+          </w:p>
+        </w:tc>
+        <w:tc>
+          <w:tcPr>
+            <w:tcW w:type="dxa" w:w="3700"/>
+            <w:tcBorders>
+              <w:top w:val="single" w:color="BFA58F" w:sz="4"/>
+              <w:left w:val="single" w:color="BFA58F" w:sz="4"/>
+              <w:bottom w:val="single" w:color="BFA58F" w:sz="4"/>
+              <w:right w:val="single" w:color="BFA58F" w:sz="4"/>
+            </w:tcBorders>
+            <w:tcMar>
+              <w:top w:type="dxa" w:w="70"/>
+              <w:left w:type="dxa" w:w="110"/>
+              <w:bottom w:type="dxa" w:w="70"/>
+              <w:right w:type="dxa" w:w="110"/>
+            </w:tcMar>
+          </w:tcPr>
+          <w:p>
+            <w:pPr>
+              <w:spacing w:after="20" w:line="276"/>
+              <w:jc w:val="left"/>
+            </w:pPr>
+            <w:r>
+              <w:rPr>
+                <w:rFonts w:ascii="맑은 고딕" w:cs="맑은 고딕" w:eastAsia="맑은 고딕" w:hAnsi="맑은 고딕"/>
+                <w:b w:val="false"/>
+                <w:bCs w:val="false"/>
+                <w:sz w:val="19"/>
+                <w:szCs w:val="19"/>
+              </w:rPr>
+              <w:t xml:space="preserve">p-i-m-a-m-i  |  p-i-m-a-m-i</w:t>
+            </w:r>
+          </w:p>
+        </w:tc>
+        <w:tc>
+          <w:tcPr>
+            <w:tcW w:type="dxa" w:w="3526"/>
+            <w:tcBorders>
+              <w:top w:val="single" w:color="BFA58F" w:sz="4"/>
+              <w:left w:val="single" w:color="BFA58F" w:sz="4"/>
+              <w:bottom w:val="single" w:color="BFA58F" w:sz="4"/>
+              <w:right w:val="single" w:color="BFA58F" w:sz="4"/>
+            </w:tcBorders>
+            <w:tcMar>
+              <w:top w:type="dxa" w:w="70"/>
+              <w:left w:type="dxa" w:w="110"/>
+              <w:bottom w:type="dxa" w:w="70"/>
+              <w:right w:type="dxa" w:w="110"/>
+            </w:tcMar>
+          </w:tcPr>
+          <w:p>
+            <w:pPr>
+              <w:spacing w:after="20" w:line="276"/>
+              <w:jc w:val="left"/>
+            </w:pPr>
+            <w:r>
+              <w:rPr>
+                <w:rFonts w:ascii="맑은 고딕" w:cs="맑은 고딕" w:eastAsia="맑은 고딕" w:hAnsi="맑은 고딕"/>
+                <w:b w:val="false"/>
+                <w:bCs w:val="false"/>
+                <w:sz w:val="19"/>
+                <w:szCs w:val="19"/>
+              </w:rPr>
+              <w:t xml:space="preserve">셋잇단 느낌, 한 마디 12개. 느린 발라드</w:t>
+            </w:r>
+          </w:p>
+        </w:tc>
+      </w:tr>
+    </w:tbl>
+    <w:p>
+      <w:pPr>
+        <w:spacing w:after="80"/>
+      </w:pPr>
+    </w:p>
+    <w:p>
+      <w:pPr>
+        <w:spacing w:after="100" w:line="300"/>
+      </w:pPr>
+      <w:r>
+        <w:rPr>
+          <w:rFonts w:ascii="맑은 고딕" w:cs="맑은 고딕" w:eastAsia="맑은 고딕" w:hAnsi="맑은 고딕"/>
+        </w:rPr>
+        <w:t xml:space="preserve">TAB 예시 (C코드, 4/4 기본형):</w:t>
+      </w:r>
+    </w:p>
+    <w:p>
+      <w:pPr>
+        <w:spacing w:after="100" w:line="300"/>
+      </w:pPr>
+      <w:r>
+        <w:rPr>
+          <w:rFonts w:ascii="Consolas" w:cs="Consolas" w:eastAsia="Consolas" w:hAnsi="Consolas"/>
+        </w:rPr>
+        <w:t xml:space="preserve">1번 |-------0---------------|</w:t>
+      </w:r>
+    </w:p>
+    <w:p>
+      <w:pPr>
+        <w:spacing w:after="100" w:line="300"/>
+      </w:pPr>
+      <w:r>
+        <w:rPr>
+          <w:rFonts w:ascii="Consolas" w:cs="Consolas" w:eastAsia="Consolas" w:hAnsi="Consolas"/>
+        </w:rPr>
+        <w:t xml:space="preserve">2번 |-----1---1---1---------|</w:t>
+      </w:r>
+    </w:p>
+    <w:p>
+      <w:pPr>
+        <w:spacing w:after="100" w:line="300"/>
+      </w:pPr>
+      <w:r>
+        <w:rPr>
+          <w:rFonts w:ascii="Consolas" w:cs="Consolas" w:eastAsia="Consolas" w:hAnsi="Consolas"/>
+        </w:rPr>
+        <w:t xml:space="preserve">3번 |---0-------0---0-------|</w:t>
+      </w:r>
+    </w:p>
+    <w:p>
+      <w:pPr>
+        <w:spacing w:after="100" w:line="300"/>
+      </w:pPr>
+      <w:r>
+        <w:rPr>
+          <w:rFonts w:ascii="Consolas" w:cs="Consolas" w:eastAsia="Consolas" w:hAnsi="Consolas"/>
+        </w:rPr>
+        <w:t xml:space="preserve">5번 |-3---------------------|</w:t>
+      </w:r>
+    </w:p>
+    <w:p>
+      <w:pPr>
+        <w:spacing w:after="100" w:line="300"/>
+      </w:pPr>
+      <w:r>
+        <w:rPr>
+          <w:rFonts w:ascii="Consolas" w:cs="Consolas" w:eastAsia="Consolas" w:hAnsi="Consolas"/>
+        </w:rPr>
+        <w:t xml:space="preserve">     p i m a m i m i</w:t>
+      </w:r>
+    </w:p>
+    <w:p>
+      <w:pPr>
+        <w:pStyle w:val="Heading3"/>
+      </w:pPr>
+      <w:r>
+        <w:rPr>
+          <w:rFonts w:ascii="맑은 고딕" w:cs="맑은 고딕" w:eastAsia="맑은 고딕" w:hAnsi="맑은 고딕"/>
+        </w:rPr>
+        <w:t xml:space="preserve">■ 이번 주 코드</w:t>
+      </w:r>
+    </w:p>
+    <w:p>
+      <w:pPr>
+        <w:spacing w:after="60" w:before="60"/>
+        <w:jc w:val="center"/>
+      </w:pPr>
       <w:r>
         <w:drawing>
           <wp:inline distT="0" distB="0" distL="0" distR="0">
@@ -14483,61 +14516,10 @@
           </wp:inline>
         </w:drawing>
       </w:r>
-    </w:p>
-    <w:p>
-      <w:pPr>
-        <w:spacing w:after="100" w:line="300"/>
-        <w:jc w:val="center"/>
-      </w:pPr>
-      <w:r>
-        <w:rPr>
-          <w:rFonts w:ascii="맑은 고딕" w:cs="맑은 고딕" w:eastAsia="맑은 고딕" w:hAnsi="맑은 고딕"/>
-          <w:color w:val="666666"/>
-          <w:sz w:val="18"/>
-          <w:szCs w:val="18"/>
-        </w:rPr>
-        <w:t xml:space="preserve">※ 보는 법: 세로줄 = 기타 줄(왼쪽이 6번줄), 가로줄 = 프렛, ● 안의 숫자 = 손가락 번호(검지1·중지2·약지3·소지4), O = 개방현, X = 치지 않음, 긴 막대 = 바레</w:t>
-      </w:r>
-    </w:p>
-    <w:p>
-      <w:pPr>
-        <w:spacing w:after="100" w:line="300"/>
-      </w:pPr>
-      <w:r>
-        <w:rPr>
-          <w:rFonts w:ascii="맑은 고딕" w:cs="맑은 고딕" w:eastAsia="맑은 고딕" w:hAnsi="맑은 고딕"/>
-          <w:b/>
-          <w:bCs/>
-        </w:rPr>
-        <w:t xml:space="preserve">진행: </w:t>
-      </w:r>
-      <w:r>
-        <w:rPr>
-          <w:rFonts w:ascii="맑은 고딕" w:cs="맑은 고딕" w:eastAsia="맑은 고딕" w:hAnsi="맑은 고딕"/>
-        </w:rPr>
-        <w:t xml:space="preserve">| Cmaj7 | Fmaj7 | Cmaj7 | Fmaj7 |  — 아르페지오로 치면 몽환적인 분위기가 난다.</w:t>
-      </w:r>
-    </w:p>
-    <w:p>
-      <w:pPr>
-        <w:pStyle w:val="Heading3"/>
-      </w:pPr>
-      <w:r>
-        <w:rPr>
-          <w:rFonts w:ascii="맑은 고딕" w:cs="맑은 고딕" w:eastAsia="맑은 고딕" w:hAnsi="맑은 고딕"/>
-        </w:rPr>
-        <w:t xml:space="preserve">■ 연습곡: 나 같은 죄인 살리신 (Amazing Grace, G키, 3/4 왈츠)</w:t>
-      </w:r>
-    </w:p>
-    <w:p>
-      <w:pPr>
-        <w:spacing w:after="80" w:before="80"/>
-        <w:jc w:val="center"/>
-      </w:pPr>
       <w:r>
         <w:drawing>
           <wp:inline distT="0" distB="0" distL="0" distR="0">
-            <wp:extent cx="5715000" cy="1685925"/>
+            <wp:extent cx="914400" cy="1200150"/>
             <wp:effectExtent t="0" r="0" b="0" l="0"/>
             <wp:docPr id="1" name="" descr="" title=""/>
             <wp:cNvGraphicFramePr>
@@ -14562,7 +14544,7 @@
                   <pic:spPr bwMode="auto">
                     <a:xfrm>
                       <a:off x="0" y="0"/>
-                      <a:ext cx="5715000" cy="1685925"/>
+                      <a:ext cx="914400" cy="1200150"/>
                     </a:xfrm>
                     <a:prstGeom prst="rect">
                       <a:avLst/>
@@ -14578,6 +14560,7 @@
     <w:p>
       <w:pPr>
         <w:spacing w:after="100" w:line="300"/>
+        <w:jc w:val="center"/>
       </w:pPr>
       <w:r>
         <w:rPr>
@@ -14586,1501 +14569,7 @@
           <w:sz w:val="18"/>
           <w:szCs w:val="18"/>
         </w:rPr>
-        <w:t xml:space="preserve">※ 첫 음 "놀-"은 한 박짜리 못갖춘마디로 시작한다. "Em D" 마디는 Em 2박 → D 1박이며, 처음에는 D만 3박으로 쳐도 좋다. 가사는 교안용 새 번역이며, 찬송가 가사로 부르려면 새찬송가 305장과 함께 쓰면 된다.</w:t>
-      </w:r>
-    </w:p>
-    <w:p>
-      <w:pPr>
-        <w:pStyle w:val="Heading3"/>
-      </w:pPr>
-      <w:r>
-        <w:rPr>
-          <w:rFonts w:ascii="맑은 고딕" w:cs="맑은 고딕" w:eastAsia="맑은 고딕" w:hAnsi="맑은 고딕"/>
-        </w:rPr>
-        <w:t xml:space="preserve">■ 자주 하는 실수와 해결법</w:t>
-      </w:r>
-    </w:p>
-    <w:tbl>
-      <w:tblPr>
-        <w:tblW w:type="dxa" w:w="9026"/>
-        <w:tblBorders>
-          <w:top w:val="single" w:color="auto" w:sz="4"/>
-          <w:left w:val="single" w:color="auto" w:sz="4"/>
-          <w:bottom w:val="single" w:color="auto" w:sz="4"/>
-          <w:right w:val="single" w:color="auto" w:sz="4"/>
-          <w:insideH w:val="single" w:color="auto" w:sz="4"/>
-          <w:insideV w:val="single" w:color="auto" w:sz="4"/>
-        </w:tblBorders>
-      </w:tblPr>
-      <w:tblGrid>
-        <w:gridCol w:w="3200"/>
-        <w:gridCol w:w="5826"/>
-      </w:tblGrid>
-      <w:tr>
-        <w:trPr>
-          <w:tblHeader/>
-        </w:trPr>
-        <w:tc>
-          <w:tcPr>
-            <w:tcW w:type="dxa" w:w="3200"/>
-            <w:tcBorders>
-              <w:top w:val="single" w:color="BFA58F" w:sz="4"/>
-              <w:left w:val="single" w:color="BFA58F" w:sz="4"/>
-              <w:bottom w:val="single" w:color="BFA58F" w:sz="4"/>
-              <w:right w:val="single" w:color="BFA58F" w:sz="4"/>
-            </w:tcBorders>
-            <w:shd w:fill="7A4B2A" w:color="auto" w:val="clear"/>
-            <w:tcMar>
-              <w:top w:type="dxa" w:w="70"/>
-              <w:left w:type="dxa" w:w="110"/>
-              <w:bottom w:type="dxa" w:w="70"/>
-              <w:right w:type="dxa" w:w="110"/>
-            </w:tcMar>
-          </w:tcPr>
-          <w:p>
-            <w:pPr>
-              <w:spacing w:after="20" w:line="276"/>
-              <w:jc w:val="center"/>
-            </w:pPr>
-            <w:r>
-              <w:rPr>
-                <w:rFonts w:ascii="맑은 고딕" w:cs="맑은 고딕" w:eastAsia="맑은 고딕" w:hAnsi="맑은 고딕"/>
-                <w:b/>
-                <w:bCs/>
-                <w:color w:val="FFFFFF"/>
-                <w:sz w:val="19"/>
-                <w:szCs w:val="19"/>
-              </w:rPr>
-              <w:t xml:space="preserve">실수</w:t>
-            </w:r>
-          </w:p>
-        </w:tc>
-        <w:tc>
-          <w:tcPr>
-            <w:tcW w:type="dxa" w:w="5826"/>
-            <w:tcBorders>
-              <w:top w:val="single" w:color="BFA58F" w:sz="4"/>
-              <w:left w:val="single" w:color="BFA58F" w:sz="4"/>
-              <w:bottom w:val="single" w:color="BFA58F" w:sz="4"/>
-              <w:right w:val="single" w:color="BFA58F" w:sz="4"/>
-            </w:tcBorders>
-            <w:shd w:fill="7A4B2A" w:color="auto" w:val="clear"/>
-            <w:tcMar>
-              <w:top w:type="dxa" w:w="70"/>
-              <w:left w:type="dxa" w:w="110"/>
-              <w:bottom w:type="dxa" w:w="70"/>
-              <w:right w:type="dxa" w:w="110"/>
-            </w:tcMar>
-          </w:tcPr>
-          <w:p>
-            <w:pPr>
-              <w:spacing w:after="20" w:line="276"/>
-              <w:jc w:val="center"/>
-            </w:pPr>
-            <w:r>
-              <w:rPr>
-                <w:rFonts w:ascii="맑은 고딕" w:cs="맑은 고딕" w:eastAsia="맑은 고딕" w:hAnsi="맑은 고딕"/>
-                <w:b/>
-                <w:bCs/>
-                <w:color w:val="FFFFFF"/>
-                <w:sz w:val="19"/>
-                <w:szCs w:val="19"/>
-              </w:rPr>
-              <w:t xml:space="preserve">해결법</w:t>
-            </w:r>
-          </w:p>
-        </w:tc>
-      </w:tr>
-      <w:tr>
-        <w:tc>
-          <w:tcPr>
-            <w:tcW w:type="dxa" w:w="3200"/>
-            <w:tcBorders>
-              <w:top w:val="single" w:color="BFA58F" w:sz="4"/>
-              <w:left w:val="single" w:color="BFA58F" w:sz="4"/>
-              <w:bottom w:val="single" w:color="BFA58F" w:sz="4"/>
-              <w:right w:val="single" w:color="BFA58F" w:sz="4"/>
-            </w:tcBorders>
-            <w:tcMar>
-              <w:top w:type="dxa" w:w="70"/>
-              <w:left w:type="dxa" w:w="110"/>
-              <w:bottom w:type="dxa" w:w="70"/>
-              <w:right w:type="dxa" w:w="110"/>
-            </w:tcMar>
-          </w:tcPr>
-          <w:p>
-            <w:pPr>
-              <w:spacing w:after="20" w:line="276"/>
-              <w:jc w:val="left"/>
-            </w:pPr>
-            <w:r>
-              <w:rPr>
-                <w:rFonts w:ascii="맑은 고딕" w:cs="맑은 고딕" w:eastAsia="맑은 고딕" w:hAnsi="맑은 고딕"/>
-                <w:b w:val="false"/>
-                <w:bCs w:val="false"/>
-                <w:sz w:val="19"/>
-                <w:szCs w:val="19"/>
-              </w:rPr>
-              <w:t xml:space="preserve">손가락이 여러 줄을 동시에 침</w:t>
-            </w:r>
-          </w:p>
-        </w:tc>
-        <w:tc>
-          <w:tcPr>
-            <w:tcW w:type="dxa" w:w="5826"/>
-            <w:tcBorders>
-              <w:top w:val="single" w:color="BFA58F" w:sz="4"/>
-              <w:left w:val="single" w:color="BFA58F" w:sz="4"/>
-              <w:bottom w:val="single" w:color="BFA58F" w:sz="4"/>
-              <w:right w:val="single" w:color="BFA58F" w:sz="4"/>
-            </w:tcBorders>
-            <w:tcMar>
-              <w:top w:type="dxa" w:w="70"/>
-              <w:left w:type="dxa" w:w="110"/>
-              <w:bottom w:type="dxa" w:w="70"/>
-              <w:right w:type="dxa" w:w="110"/>
-            </w:tcMar>
-          </w:tcPr>
-          <w:p>
-            <w:pPr>
-              <w:spacing w:after="20" w:line="276"/>
-              <w:jc w:val="left"/>
-            </w:pPr>
-            <w:r>
-              <w:rPr>
-                <w:rFonts w:ascii="맑은 고딕" w:cs="맑은 고딕" w:eastAsia="맑은 고딕" w:hAnsi="맑은 고딕"/>
-                <w:b w:val="false"/>
-                <w:bCs w:val="false"/>
-                <w:sz w:val="19"/>
-                <w:szCs w:val="19"/>
-              </w:rPr>
-              <w:t xml:space="preserve">손가락을 담당 줄에 미리 올려두고(준비), 한 줄씩 뜯는다.</w:t>
-            </w:r>
-          </w:p>
-        </w:tc>
-      </w:tr>
-      <w:tr>
-        <w:tc>
-          <w:tcPr>
-            <w:tcW w:type="dxa" w:w="3200"/>
-            <w:tcBorders>
-              <w:top w:val="single" w:color="BFA58F" w:sz="4"/>
-              <w:left w:val="single" w:color="BFA58F" w:sz="4"/>
-              <w:bottom w:val="single" w:color="BFA58F" w:sz="4"/>
-              <w:right w:val="single" w:color="BFA58F" w:sz="4"/>
-            </w:tcBorders>
-            <w:tcMar>
-              <w:top w:type="dxa" w:w="70"/>
-              <w:left w:type="dxa" w:w="110"/>
-              <w:bottom w:type="dxa" w:w="70"/>
-              <w:right w:type="dxa" w:w="110"/>
-            </w:tcMar>
-          </w:tcPr>
-          <w:p>
-            <w:pPr>
-              <w:spacing w:after="20" w:line="276"/>
-              <w:jc w:val="left"/>
-            </w:pPr>
-            <w:r>
-              <w:rPr>
-                <w:rFonts w:ascii="맑은 고딕" w:cs="맑은 고딕" w:eastAsia="맑은 고딕" w:hAnsi="맑은 고딕"/>
-                <w:b w:val="false"/>
-                <w:bCs w:val="false"/>
-                <w:sz w:val="19"/>
-                <w:szCs w:val="19"/>
-              </w:rPr>
-              <w:t xml:space="preserve">엄지가 엉뚱한 베이스 줄을 침</w:t>
-            </w:r>
-          </w:p>
-        </w:tc>
-        <w:tc>
-          <w:tcPr>
-            <w:tcW w:type="dxa" w:w="5826"/>
-            <w:tcBorders>
-              <w:top w:val="single" w:color="BFA58F" w:sz="4"/>
-              <w:left w:val="single" w:color="BFA58F" w:sz="4"/>
-              <w:bottom w:val="single" w:color="BFA58F" w:sz="4"/>
-              <w:right w:val="single" w:color="BFA58F" w:sz="4"/>
-            </w:tcBorders>
-            <w:tcMar>
-              <w:top w:type="dxa" w:w="70"/>
-              <w:left w:type="dxa" w:w="110"/>
-              <w:bottom w:type="dxa" w:w="70"/>
-              <w:right w:type="dxa" w:w="110"/>
-            </w:tcMar>
-          </w:tcPr>
-          <w:p>
-            <w:pPr>
-              <w:spacing w:after="20" w:line="276"/>
-              <w:jc w:val="left"/>
-            </w:pPr>
-            <w:r>
-              <w:rPr>
-                <w:rFonts w:ascii="맑은 고딕" w:cs="맑은 고딕" w:eastAsia="맑은 고딕" w:hAnsi="맑은 고딕"/>
-                <w:b w:val="false"/>
-                <w:bCs w:val="false"/>
-                <w:sz w:val="19"/>
-                <w:szCs w:val="19"/>
-              </w:rPr>
-              <w:t xml:space="preserve">코드를 잡으며 "이 코드는 5번줄"처럼 말로 확인한다.</w:t>
-            </w:r>
-          </w:p>
-        </w:tc>
-      </w:tr>
-      <w:tr>
-        <w:tc>
-          <w:tcPr>
-            <w:tcW w:type="dxa" w:w="3200"/>
-            <w:tcBorders>
-              <w:top w:val="single" w:color="BFA58F" w:sz="4"/>
-              <w:left w:val="single" w:color="BFA58F" w:sz="4"/>
-              <w:bottom w:val="single" w:color="BFA58F" w:sz="4"/>
-              <w:right w:val="single" w:color="BFA58F" w:sz="4"/>
-            </w:tcBorders>
-            <w:tcMar>
-              <w:top w:type="dxa" w:w="70"/>
-              <w:left w:type="dxa" w:w="110"/>
-              <w:bottom w:type="dxa" w:w="70"/>
-              <w:right w:type="dxa" w:w="110"/>
-            </w:tcMar>
-          </w:tcPr>
-          <w:p>
-            <w:pPr>
-              <w:spacing w:after="20" w:line="276"/>
-              <w:jc w:val="left"/>
-            </w:pPr>
-            <w:r>
-              <w:rPr>
-                <w:rFonts w:ascii="맑은 고딕" w:cs="맑은 고딕" w:eastAsia="맑은 고딕" w:hAnsi="맑은 고딕"/>
-                <w:b w:val="false"/>
-                <w:bCs w:val="false"/>
-                <w:sz w:val="19"/>
-                <w:szCs w:val="19"/>
-              </w:rPr>
-              <w:t xml:space="preserve">손목이 바디에 붙어 손가락이 움직이지 않음</w:t>
-            </w:r>
-          </w:p>
-        </w:tc>
-        <w:tc>
-          <w:tcPr>
-            <w:tcW w:type="dxa" w:w="5826"/>
-            <w:tcBorders>
-              <w:top w:val="single" w:color="BFA58F" w:sz="4"/>
-              <w:left w:val="single" w:color="BFA58F" w:sz="4"/>
-              <w:bottom w:val="single" w:color="BFA58F" w:sz="4"/>
-              <w:right w:val="single" w:color="BFA58F" w:sz="4"/>
-            </w:tcBorders>
-            <w:tcMar>
-              <w:top w:type="dxa" w:w="70"/>
-              <w:left w:type="dxa" w:w="110"/>
-              <w:bottom w:type="dxa" w:w="70"/>
-              <w:right w:type="dxa" w:w="110"/>
-            </w:tcMar>
-          </w:tcPr>
-          <w:p>
-            <w:pPr>
-              <w:spacing w:after="20" w:line="276"/>
-              <w:jc w:val="left"/>
-            </w:pPr>
-            <w:r>
-              <w:rPr>
-                <w:rFonts w:ascii="맑은 고딕" w:cs="맑은 고딕" w:eastAsia="맑은 고딕" w:hAnsi="맑은 고딕"/>
-                <w:b w:val="false"/>
-                <w:bCs w:val="false"/>
-                <w:sz w:val="19"/>
-                <w:szCs w:val="19"/>
-              </w:rPr>
-              <w:t xml:space="preserve">손목을 살짝 띄우고 손가락만 움직인다.</w:t>
-            </w:r>
-          </w:p>
-        </w:tc>
-      </w:tr>
-    </w:tbl>
-    <w:p>
-      <w:pPr>
-        <w:pStyle w:val="Heading3"/>
-      </w:pPr>
-      <w:r>
-        <w:rPr>
-          <w:rFonts w:ascii="맑은 고딕" w:cs="맑은 고딕" w:eastAsia="맑은 고딕" w:hAnsi="맑은 고딕"/>
-        </w:rPr>
-        <w:t xml:space="preserve">■ 이번 주 과제</w:t>
-      </w:r>
-    </w:p>
-    <w:p>
-      <w:pPr>
-        <w:pStyle w:val="ListParagraph"/>
-        <w:numPr>
-          <w:ilvl w:val="0"/>
-          <w:numId w:val="3"/>
-        </w:numPr>
-        <w:spacing w:after="60" w:line="288"/>
-      </w:pPr>
-      <w:r>
-        <w:rPr>
-          <w:rFonts w:ascii="맑은 고딕" w:cs="맑은 고딕" w:eastAsia="맑은 고딕" w:hAnsi="맑은 고딕"/>
-        </w:rPr>
-        <w:t xml:space="preserve">4/4 간단형 → 기본형으로 C-Am-Dm-G7 진행 연주</w:t>
-      </w:r>
-    </w:p>
-    <w:p>
-      <w:pPr>
-        <w:pStyle w:val="ListParagraph"/>
-        <w:numPr>
-          <w:ilvl w:val="0"/>
-          <w:numId w:val="3"/>
-        </w:numPr>
-        <w:spacing w:after="60" w:line="288"/>
-      </w:pPr>
-      <w:r>
-        <w:rPr>
-          <w:rFonts w:ascii="맑은 고딕" w:cs="맑은 고딕" w:eastAsia="맑은 고딕" w:hAnsi="맑은 고딕"/>
-        </w:rPr>
-        <w:t xml:space="preserve">Amazing Grace 왈츠 아르페지오로 노래하며 반주</w:t>
-      </w:r>
-    </w:p>
-    <w:p>
-      <w:pPr>
-        <w:pStyle w:val="ListParagraph"/>
-        <w:numPr>
-          <w:ilvl w:val="0"/>
-          <w:numId w:val="3"/>
-        </w:numPr>
-        <w:spacing w:after="60" w:line="288"/>
-      </w:pPr>
-      <w:r>
-        <w:rPr>
-          <w:rFonts w:ascii="맑은 고딕" w:cs="맑은 고딕" w:eastAsia="맑은 고딕" w:hAnsi="맑은 고딕"/>
-        </w:rPr>
-        <w:t xml:space="preserve">발표곡의 코드 진행을 스트로크 또는 아르페지오로 1절 연습</w:t>
-      </w:r>
-    </w:p>
-    <w:p>
-      <w:pPr>
-        <w:pStyle w:val="Heading3"/>
-      </w:pPr>
-      <w:r>
-        <w:rPr>
-          <w:rFonts w:ascii="맑은 고딕" w:cs="맑은 고딕" w:eastAsia="맑은 고딕" w:hAnsi="맑은 고딕"/>
-        </w:rPr>
-        <w:t xml:space="preserve">■ 자기 점검 체크리스트</w:t>
-      </w:r>
-    </w:p>
-    <w:p>
-      <w:pPr>
-        <w:spacing w:after="60"/>
-        <w:ind w:left="360"/>
-      </w:pPr>
-      <w:r>
-        <w:rPr>
-          <w:rFonts w:ascii="맑은 고딕" w:cs="맑은 고딕" w:eastAsia="맑은 고딕" w:hAnsi="맑은 고딕"/>
-        </w:rPr>
-        <w:t xml:space="preserve">☐  p·i·m·a 담당 줄을 안다.</w:t>
-      </w:r>
-    </w:p>
-    <w:p>
-      <w:pPr>
-        <w:spacing w:after="60"/>
-        <w:ind w:left="360"/>
-      </w:pPr>
-      <w:r>
-        <w:rPr>
-          <w:rFonts w:ascii="맑은 고딕" w:cs="맑은 고딕" w:eastAsia="맑은 고딕" w:hAnsi="맑은 고딕"/>
-        </w:rPr>
-        <w:t xml:space="preserve">☐  각 코드의 베이스 줄을 바로 찾을 수 있다.</w:t>
-      </w:r>
-    </w:p>
-    <w:p>
-      <w:pPr>
-        <w:spacing w:after="60"/>
-        <w:ind w:left="360"/>
-      </w:pPr>
-      <w:r>
-        <w:rPr>
-          <w:rFonts w:ascii="맑은 고딕" w:cs="맑은 고딕" w:eastAsia="맑은 고딕" w:hAnsi="맑은 고딕"/>
-        </w:rPr>
-        <w:t xml:space="preserve">☐  왈츠 패턴으로 Amazing Grace를 끝까지 칠 수 있다.</w:t>
-      </w:r>
-    </w:p>
-    <w:p>
-      <w:r>
-        <w:br w:type="page"/>
-      </w:r>
-    </w:p>
-    <w:p>
-      <w:pPr>
-        <w:pStyle w:val="Heading2"/>
-      </w:pPr>
-      <w:r>
-        <w:rPr>
-          <w:rFonts w:ascii="맑은 고딕" w:cs="맑은 고딕" w:eastAsia="맑은 고딕" w:hAnsi="맑은 고딕"/>
-        </w:rPr>
-        <w:t xml:space="preserve">6주차 · 바레 코드 도전 (F · Bm · F#m)</w:t>
-      </w:r>
-    </w:p>
-    <w:tbl>
-      <w:tblPr>
-        <w:tblW w:type="dxa" w:w="9026"/>
-        <w:tblBorders>
-          <w:top w:val="single" w:color="auto" w:sz="4"/>
-          <w:left w:val="single" w:color="auto" w:sz="4"/>
-          <w:bottom w:val="single" w:color="auto" w:sz="4"/>
-          <w:right w:val="single" w:color="auto" w:sz="4"/>
-          <w:insideH w:val="single" w:color="auto" w:sz="4"/>
-          <w:insideV w:val="single" w:color="auto" w:sz="4"/>
-        </w:tblBorders>
-      </w:tblPr>
-      <w:tblGrid>
-        <w:gridCol w:w="2000"/>
-        <w:gridCol w:w="7026"/>
-      </w:tblGrid>
-      <w:tr>
-        <w:tc>
-          <w:tcPr>
-            <w:tcW w:type="dxa" w:w="2000"/>
-            <w:tcBorders>
-              <w:top w:val="single" w:color="BFA58F" w:sz="4"/>
-              <w:left w:val="single" w:color="BFA58F" w:sz="4"/>
-              <w:bottom w:val="single" w:color="BFA58F" w:sz="4"/>
-              <w:right w:val="single" w:color="BFA58F" w:sz="4"/>
-            </w:tcBorders>
-            <w:shd w:fill="F3E9DF" w:color="auto" w:val="clear"/>
-            <w:tcMar>
-              <w:top w:type="dxa" w:w="70"/>
-              <w:left w:type="dxa" w:w="110"/>
-              <w:bottom w:type="dxa" w:w="70"/>
-              <w:right w:type="dxa" w:w="110"/>
-            </w:tcMar>
-          </w:tcPr>
-          <w:p>
-            <w:pPr>
-              <w:spacing w:after="20" w:line="276"/>
-              <w:jc w:val="left"/>
-            </w:pPr>
-            <w:r>
-              <w:rPr>
-                <w:rFonts w:ascii="맑은 고딕" w:cs="맑은 고딕" w:eastAsia="맑은 고딕" w:hAnsi="맑은 고딕"/>
-                <w:b/>
-                <w:bCs/>
-                <w:sz w:val="19"/>
-                <w:szCs w:val="19"/>
-              </w:rPr>
-              <w:t xml:space="preserve">학습 목표</w:t>
-            </w:r>
-          </w:p>
-        </w:tc>
-        <w:tc>
-          <w:tcPr>
-            <w:tcW w:type="dxa" w:w="7026"/>
-            <w:tcBorders>
-              <w:top w:val="single" w:color="BFA58F" w:sz="4"/>
-              <w:left w:val="single" w:color="BFA58F" w:sz="4"/>
-              <w:bottom w:val="single" w:color="BFA58F" w:sz="4"/>
-              <w:right w:val="single" w:color="BFA58F" w:sz="4"/>
-            </w:tcBorders>
-            <w:tcMar>
-              <w:top w:type="dxa" w:w="70"/>
-              <w:left w:type="dxa" w:w="110"/>
-              <w:bottom w:type="dxa" w:w="70"/>
-              <w:right w:type="dxa" w:w="110"/>
-            </w:tcMar>
-          </w:tcPr>
-          <w:p>
-            <w:pPr>
-              <w:spacing w:after="20" w:line="276"/>
-              <w:jc w:val="left"/>
-            </w:pPr>
-            <w:r>
-              <w:rPr>
-                <w:rFonts w:ascii="맑은 고딕" w:cs="맑은 고딕" w:eastAsia="맑은 고딕" w:hAnsi="맑은 고딕"/>
-                <w:b w:val="false"/>
-                <w:bCs w:val="false"/>
-                <w:sz w:val="19"/>
-                <w:szCs w:val="19"/>
-              </w:rPr>
-              <w:t xml:space="preserve">바레 코드의 원리(검지 = 너트)를 이해한다.</w:t>
-            </w:r>
-          </w:p>
-          <w:p>
-            <w:pPr>
-              <w:spacing w:after="20" w:line="276"/>
-              <w:jc w:val="left"/>
-            </w:pPr>
-            <w:r>
-              <w:rPr>
-                <w:rFonts w:ascii="맑은 고딕" w:cs="맑은 고딕" w:eastAsia="맑은 고딕" w:hAnsi="맑은 고딕"/>
-                <w:b w:val="false"/>
-                <w:bCs w:val="false"/>
-                <w:sz w:val="19"/>
-                <w:szCs w:val="19"/>
-              </w:rPr>
-              <w:t xml:space="preserve">단계별 접근으로 F 코드를 연주할 수 있다.</w:t>
-            </w:r>
-          </w:p>
-          <w:p>
-            <w:pPr>
-              <w:spacing w:after="20" w:line="276"/>
-              <w:jc w:val="left"/>
-            </w:pPr>
-            <w:r>
-              <w:rPr>
-                <w:rFonts w:ascii="맑은 고딕" w:cs="맑은 고딕" w:eastAsia="맑은 고딕" w:hAnsi="맑은 고딕"/>
-                <w:b w:val="false"/>
-                <w:bCs w:val="false"/>
-                <w:sz w:val="19"/>
-                <w:szCs w:val="19"/>
-              </w:rPr>
-              <w:t xml:space="preserve">Bm, F#m, B7을 익혀 D키·A키 반주를 준비한다.</w:t>
-            </w:r>
-          </w:p>
-        </w:tc>
-      </w:tr>
-      <w:tr>
-        <w:tc>
-          <w:tcPr>
-            <w:tcW w:type="dxa" w:w="2000"/>
-            <w:tcBorders>
-              <w:top w:val="single" w:color="BFA58F" w:sz="4"/>
-              <w:left w:val="single" w:color="BFA58F" w:sz="4"/>
-              <w:bottom w:val="single" w:color="BFA58F" w:sz="4"/>
-              <w:right w:val="single" w:color="BFA58F" w:sz="4"/>
-            </w:tcBorders>
-            <w:shd w:fill="F3E9DF" w:color="auto" w:val="clear"/>
-            <w:tcMar>
-              <w:top w:type="dxa" w:w="70"/>
-              <w:left w:type="dxa" w:w="110"/>
-              <w:bottom w:type="dxa" w:w="70"/>
-              <w:right w:type="dxa" w:w="110"/>
-            </w:tcMar>
-          </w:tcPr>
-          <w:p>
-            <w:pPr>
-              <w:spacing w:after="20" w:line="276"/>
-              <w:jc w:val="left"/>
-            </w:pPr>
-            <w:r>
-              <w:rPr>
-                <w:rFonts w:ascii="맑은 고딕" w:cs="맑은 고딕" w:eastAsia="맑은 고딕" w:hAnsi="맑은 고딕"/>
-                <w:b/>
-                <w:bCs/>
-                <w:sz w:val="19"/>
-                <w:szCs w:val="19"/>
-              </w:rPr>
-              <w:t xml:space="preserve">핵심 키워드</w:t>
-            </w:r>
-          </w:p>
-        </w:tc>
-        <w:tc>
-          <w:tcPr>
-            <w:tcW w:type="dxa" w:w="7026"/>
-            <w:tcBorders>
-              <w:top w:val="single" w:color="BFA58F" w:sz="4"/>
-              <w:left w:val="single" w:color="BFA58F" w:sz="4"/>
-              <w:bottom w:val="single" w:color="BFA58F" w:sz="4"/>
-              <w:right w:val="single" w:color="BFA58F" w:sz="4"/>
-            </w:tcBorders>
-            <w:tcMar>
-              <w:top w:type="dxa" w:w="70"/>
-              <w:left w:type="dxa" w:w="110"/>
-              <w:bottom w:type="dxa" w:w="70"/>
-              <w:right w:type="dxa" w:w="110"/>
-            </w:tcMar>
-          </w:tcPr>
-          <w:p>
-            <w:pPr>
-              <w:spacing w:after="20" w:line="276"/>
-              <w:jc w:val="left"/>
-            </w:pPr>
-            <w:r>
-              <w:rPr>
-                <w:rFonts w:ascii="맑은 고딕" w:cs="맑은 고딕" w:eastAsia="맑은 고딕" w:hAnsi="맑은 고딕"/>
-                <w:b w:val="false"/>
-                <w:bCs w:val="false"/>
-                <w:sz w:val="19"/>
-                <w:szCs w:val="19"/>
-              </w:rPr>
-              <w:t xml:space="preserve">바레(barre), 근음 이동, E형·A형 코드, 스몰 F</w:t>
-            </w:r>
-          </w:p>
-        </w:tc>
-      </w:tr>
-      <w:tr>
-        <w:tc>
-          <w:tcPr>
-            <w:tcW w:type="dxa" w:w="2000"/>
-            <w:tcBorders>
-              <w:top w:val="single" w:color="BFA58F" w:sz="4"/>
-              <w:left w:val="single" w:color="BFA58F" w:sz="4"/>
-              <w:bottom w:val="single" w:color="BFA58F" w:sz="4"/>
-              <w:right w:val="single" w:color="BFA58F" w:sz="4"/>
-            </w:tcBorders>
-            <w:shd w:fill="F3E9DF" w:color="auto" w:val="clear"/>
-            <w:tcMar>
-              <w:top w:type="dxa" w:w="70"/>
-              <w:left w:type="dxa" w:w="110"/>
-              <w:bottom w:type="dxa" w:w="70"/>
-              <w:right w:type="dxa" w:w="110"/>
-            </w:tcMar>
-          </w:tcPr>
-          <w:p>
-            <w:pPr>
-              <w:spacing w:after="20" w:line="276"/>
-              <w:jc w:val="left"/>
-            </w:pPr>
-            <w:r>
-              <w:rPr>
-                <w:rFonts w:ascii="맑은 고딕" w:cs="맑은 고딕" w:eastAsia="맑은 고딕" w:hAnsi="맑은 고딕"/>
-                <w:b/>
-                <w:bCs/>
-                <w:sz w:val="19"/>
-                <w:szCs w:val="19"/>
-              </w:rPr>
-              <w:t xml:space="preserve">준비물</w:t>
-            </w:r>
-          </w:p>
-        </w:tc>
-        <w:tc>
-          <w:tcPr>
-            <w:tcW w:type="dxa" w:w="7026"/>
-            <w:tcBorders>
-              <w:top w:val="single" w:color="BFA58F" w:sz="4"/>
-              <w:left w:val="single" w:color="BFA58F" w:sz="4"/>
-              <w:bottom w:val="single" w:color="BFA58F" w:sz="4"/>
-              <w:right w:val="single" w:color="BFA58F" w:sz="4"/>
-            </w:tcBorders>
-            <w:tcMar>
-              <w:top w:type="dxa" w:w="70"/>
-              <w:left w:type="dxa" w:w="110"/>
-              <w:bottom w:type="dxa" w:w="70"/>
-              <w:right w:type="dxa" w:w="110"/>
-            </w:tcMar>
-          </w:tcPr>
-          <w:p>
-            <w:pPr>
-              <w:spacing w:after="20" w:line="276"/>
-              <w:jc w:val="left"/>
-            </w:pPr>
-            <w:r>
-              <w:rPr>
-                <w:rFonts w:ascii="맑은 고딕" w:cs="맑은 고딕" w:eastAsia="맑은 고딕" w:hAnsi="맑은 고딕"/>
-                <w:b w:val="false"/>
-                <w:bCs w:val="false"/>
-                <w:sz w:val="19"/>
-                <w:szCs w:val="19"/>
-              </w:rPr>
-              <w:t xml:space="preserve">기타, 피크, 튜너, 메트로놈 앱, 교안</w:t>
-            </w:r>
-          </w:p>
-        </w:tc>
-      </w:tr>
-    </w:tbl>
-    <w:p>
-      <w:pPr>
-        <w:spacing w:after="80"/>
-      </w:pPr>
-    </w:p>
-    <w:p>
-      <w:pPr>
-        <w:pStyle w:val="Heading3"/>
-      </w:pPr>
-      <w:r>
-        <w:rPr>
-          <w:rFonts w:ascii="맑은 고딕" w:cs="맑은 고딕" w:eastAsia="맑은 고딕" w:hAnsi="맑은 고딕"/>
-        </w:rPr>
-        <w:t xml:space="preserve">■ 수업 진행 계획 (90분)</w:t>
-      </w:r>
-    </w:p>
-    <w:tbl>
-      <w:tblPr>
-        <w:tblW w:type="dxa" w:w="9026"/>
-        <w:tblBorders>
-          <w:top w:val="single" w:color="auto" w:sz="4"/>
-          <w:left w:val="single" w:color="auto" w:sz="4"/>
-          <w:bottom w:val="single" w:color="auto" w:sz="4"/>
-          <w:right w:val="single" w:color="auto" w:sz="4"/>
-          <w:insideH w:val="single" w:color="auto" w:sz="4"/>
-          <w:insideV w:val="single" w:color="auto" w:sz="4"/>
-        </w:tblBorders>
-      </w:tblPr>
-      <w:tblGrid>
-        <w:gridCol w:w="1300"/>
-        <w:gridCol w:w="1400"/>
-        <w:gridCol w:w="6326"/>
-      </w:tblGrid>
-      <w:tr>
-        <w:trPr>
-          <w:tblHeader/>
-        </w:trPr>
-        <w:tc>
-          <w:tcPr>
-            <w:tcW w:type="dxa" w:w="1300"/>
-            <w:tcBorders>
-              <w:top w:val="single" w:color="BFA58F" w:sz="4"/>
-              <w:left w:val="single" w:color="BFA58F" w:sz="4"/>
-              <w:bottom w:val="single" w:color="BFA58F" w:sz="4"/>
-              <w:right w:val="single" w:color="BFA58F" w:sz="4"/>
-            </w:tcBorders>
-            <w:shd w:fill="7A4B2A" w:color="auto" w:val="clear"/>
-            <w:tcMar>
-              <w:top w:type="dxa" w:w="70"/>
-              <w:left w:type="dxa" w:w="110"/>
-              <w:bottom w:type="dxa" w:w="70"/>
-              <w:right w:type="dxa" w:w="110"/>
-            </w:tcMar>
-          </w:tcPr>
-          <w:p>
-            <w:pPr>
-              <w:spacing w:after="20" w:line="276"/>
-              <w:jc w:val="center"/>
-            </w:pPr>
-            <w:r>
-              <w:rPr>
-                <w:rFonts w:ascii="맑은 고딕" w:cs="맑은 고딕" w:eastAsia="맑은 고딕" w:hAnsi="맑은 고딕"/>
-                <w:b/>
-                <w:bCs/>
-                <w:color w:val="FFFFFF"/>
-                <w:sz w:val="19"/>
-                <w:szCs w:val="19"/>
-              </w:rPr>
-              <w:t xml:space="preserve">시간</w:t>
-            </w:r>
-          </w:p>
-        </w:tc>
-        <w:tc>
-          <w:tcPr>
-            <w:tcW w:type="dxa" w:w="1400"/>
-            <w:tcBorders>
-              <w:top w:val="single" w:color="BFA58F" w:sz="4"/>
-              <w:left w:val="single" w:color="BFA58F" w:sz="4"/>
-              <w:bottom w:val="single" w:color="BFA58F" w:sz="4"/>
-              <w:right w:val="single" w:color="BFA58F" w:sz="4"/>
-            </w:tcBorders>
-            <w:shd w:fill="7A4B2A" w:color="auto" w:val="clear"/>
-            <w:tcMar>
-              <w:top w:type="dxa" w:w="70"/>
-              <w:left w:type="dxa" w:w="110"/>
-              <w:bottom w:type="dxa" w:w="70"/>
-              <w:right w:type="dxa" w:w="110"/>
-            </w:tcMar>
-          </w:tcPr>
-          <w:p>
-            <w:pPr>
-              <w:spacing w:after="20" w:line="276"/>
-              <w:jc w:val="center"/>
-            </w:pPr>
-            <w:r>
-              <w:rPr>
-                <w:rFonts w:ascii="맑은 고딕" w:cs="맑은 고딕" w:eastAsia="맑은 고딕" w:hAnsi="맑은 고딕"/>
-                <w:b/>
-                <w:bCs/>
-                <w:color w:val="FFFFFF"/>
-                <w:sz w:val="19"/>
-                <w:szCs w:val="19"/>
-              </w:rPr>
-              <w:t xml:space="preserve">단계</w:t>
-            </w:r>
-          </w:p>
-        </w:tc>
-        <w:tc>
-          <w:tcPr>
-            <w:tcW w:type="dxa" w:w="6326"/>
-            <w:tcBorders>
-              <w:top w:val="single" w:color="BFA58F" w:sz="4"/>
-              <w:left w:val="single" w:color="BFA58F" w:sz="4"/>
-              <w:bottom w:val="single" w:color="BFA58F" w:sz="4"/>
-              <w:right w:val="single" w:color="BFA58F" w:sz="4"/>
-            </w:tcBorders>
-            <w:shd w:fill="7A4B2A" w:color="auto" w:val="clear"/>
-            <w:tcMar>
-              <w:top w:type="dxa" w:w="70"/>
-              <w:left w:type="dxa" w:w="110"/>
-              <w:bottom w:type="dxa" w:w="70"/>
-              <w:right w:type="dxa" w:w="110"/>
-            </w:tcMar>
-          </w:tcPr>
-          <w:p>
-            <w:pPr>
-              <w:spacing w:after="20" w:line="276"/>
-              <w:jc w:val="center"/>
-            </w:pPr>
-            <w:r>
-              <w:rPr>
-                <w:rFonts w:ascii="맑은 고딕" w:cs="맑은 고딕" w:eastAsia="맑은 고딕" w:hAnsi="맑은 고딕"/>
-                <w:b/>
-                <w:bCs/>
-                <w:color w:val="FFFFFF"/>
-                <w:sz w:val="19"/>
-                <w:szCs w:val="19"/>
-              </w:rPr>
-              <w:t xml:space="preserve">수업 내용</w:t>
-            </w:r>
-          </w:p>
-        </w:tc>
-      </w:tr>
-      <w:tr>
-        <w:tc>
-          <w:tcPr>
-            <w:tcW w:type="dxa" w:w="1300"/>
-            <w:tcBorders>
-              <w:top w:val="single" w:color="BFA58F" w:sz="4"/>
-              <w:left w:val="single" w:color="BFA58F" w:sz="4"/>
-              <w:bottom w:val="single" w:color="BFA58F" w:sz="4"/>
-              <w:right w:val="single" w:color="BFA58F" w:sz="4"/>
-            </w:tcBorders>
-            <w:tcMar>
-              <w:top w:type="dxa" w:w="70"/>
-              <w:left w:type="dxa" w:w="110"/>
-              <w:bottom w:type="dxa" w:w="70"/>
-              <w:right w:type="dxa" w:w="110"/>
-            </w:tcMar>
-          </w:tcPr>
-          <w:p>
-            <w:pPr>
-              <w:spacing w:after="20" w:line="276"/>
-              <w:jc w:val="center"/>
-            </w:pPr>
-            <w:r>
-              <w:rPr>
-                <w:rFonts w:ascii="맑은 고딕" w:cs="맑은 고딕" w:eastAsia="맑은 고딕" w:hAnsi="맑은 고딕"/>
-                <w:b w:val="false"/>
-                <w:bCs w:val="false"/>
-                <w:sz w:val="19"/>
-                <w:szCs w:val="19"/>
-              </w:rPr>
-              <w:t xml:space="preserve">00~10분</w:t>
-            </w:r>
-          </w:p>
-        </w:tc>
-        <w:tc>
-          <w:tcPr>
-            <w:tcW w:type="dxa" w:w="1400"/>
-            <w:tcBorders>
-              <w:top w:val="single" w:color="BFA58F" w:sz="4"/>
-              <w:left w:val="single" w:color="BFA58F" w:sz="4"/>
-              <w:bottom w:val="single" w:color="BFA58F" w:sz="4"/>
-              <w:right w:val="single" w:color="BFA58F" w:sz="4"/>
-            </w:tcBorders>
-            <w:tcMar>
-              <w:top w:type="dxa" w:w="70"/>
-              <w:left w:type="dxa" w:w="110"/>
-              <w:bottom w:type="dxa" w:w="70"/>
-              <w:right w:type="dxa" w:w="110"/>
-            </w:tcMar>
-          </w:tcPr>
-          <w:p>
-            <w:pPr>
-              <w:spacing w:after="20" w:line="276"/>
-              <w:jc w:val="center"/>
-            </w:pPr>
-            <w:r>
-              <w:rPr>
-                <w:rFonts w:ascii="맑은 고딕" w:cs="맑은 고딕" w:eastAsia="맑은 고딕" w:hAnsi="맑은 고딕"/>
-                <w:b w:val="false"/>
-                <w:bCs w:val="false"/>
-                <w:sz w:val="19"/>
-                <w:szCs w:val="19"/>
-              </w:rPr>
-              <w:t xml:space="preserve">워밍업</w:t>
-            </w:r>
-          </w:p>
-        </w:tc>
-        <w:tc>
-          <w:tcPr>
-            <w:tcW w:type="dxa" w:w="6326"/>
-            <w:tcBorders>
-              <w:top w:val="single" w:color="BFA58F" w:sz="4"/>
-              <w:left w:val="single" w:color="BFA58F" w:sz="4"/>
-              <w:bottom w:val="single" w:color="BFA58F" w:sz="4"/>
-              <w:right w:val="single" w:color="BFA58F" w:sz="4"/>
-            </w:tcBorders>
-            <w:tcMar>
-              <w:top w:type="dxa" w:w="70"/>
-              <w:left w:type="dxa" w:w="110"/>
-              <w:bottom w:type="dxa" w:w="70"/>
-              <w:right w:type="dxa" w:w="110"/>
-            </w:tcMar>
-          </w:tcPr>
-          <w:p>
-            <w:pPr>
-              <w:spacing w:after="20" w:line="276"/>
-              <w:jc w:val="left"/>
-            </w:pPr>
-            <w:r>
-              <w:rPr>
-                <w:rFonts w:ascii="맑은 고딕" w:cs="맑은 고딕" w:eastAsia="맑은 고딕" w:hAnsi="맑은 고딕"/>
-                <w:b w:val="false"/>
-                <w:bCs w:val="false"/>
-                <w:sz w:val="19"/>
-                <w:szCs w:val="19"/>
-              </w:rPr>
-              <w:t xml:space="preserve">튜닝, 아르페지오 복습</w:t>
-            </w:r>
-          </w:p>
-        </w:tc>
-      </w:tr>
-      <w:tr>
-        <w:tc>
-          <w:tcPr>
-            <w:tcW w:type="dxa" w:w="1300"/>
-            <w:tcBorders>
-              <w:top w:val="single" w:color="BFA58F" w:sz="4"/>
-              <w:left w:val="single" w:color="BFA58F" w:sz="4"/>
-              <w:bottom w:val="single" w:color="BFA58F" w:sz="4"/>
-              <w:right w:val="single" w:color="BFA58F" w:sz="4"/>
-            </w:tcBorders>
-            <w:tcMar>
-              <w:top w:type="dxa" w:w="70"/>
-              <w:left w:type="dxa" w:w="110"/>
-              <w:bottom w:type="dxa" w:w="70"/>
-              <w:right w:type="dxa" w:w="110"/>
-            </w:tcMar>
-          </w:tcPr>
-          <w:p>
-            <w:pPr>
-              <w:spacing w:after="20" w:line="276"/>
-              <w:jc w:val="center"/>
-            </w:pPr>
-            <w:r>
-              <w:rPr>
-                <w:rFonts w:ascii="맑은 고딕" w:cs="맑은 고딕" w:eastAsia="맑은 고딕" w:hAnsi="맑은 고딕"/>
-                <w:b w:val="false"/>
-                <w:bCs w:val="false"/>
-                <w:sz w:val="19"/>
-                <w:szCs w:val="19"/>
-              </w:rPr>
-              <w:t xml:space="preserve">10~20분</w:t>
-            </w:r>
-          </w:p>
-        </w:tc>
-        <w:tc>
-          <w:tcPr>
-            <w:tcW w:type="dxa" w:w="1400"/>
-            <w:tcBorders>
-              <w:top w:val="single" w:color="BFA58F" w:sz="4"/>
-              <w:left w:val="single" w:color="BFA58F" w:sz="4"/>
-              <w:bottom w:val="single" w:color="BFA58F" w:sz="4"/>
-              <w:right w:val="single" w:color="BFA58F" w:sz="4"/>
-            </w:tcBorders>
-            <w:tcMar>
-              <w:top w:type="dxa" w:w="70"/>
-              <w:left w:type="dxa" w:w="110"/>
-              <w:bottom w:type="dxa" w:w="70"/>
-              <w:right w:type="dxa" w:w="110"/>
-            </w:tcMar>
-          </w:tcPr>
-          <w:p>
-            <w:pPr>
-              <w:spacing w:after="20" w:line="276"/>
-              <w:jc w:val="center"/>
-            </w:pPr>
-            <w:r>
-              <w:rPr>
-                <w:rFonts w:ascii="맑은 고딕" w:cs="맑은 고딕" w:eastAsia="맑은 고딕" w:hAnsi="맑은 고딕"/>
-                <w:b w:val="false"/>
-                <w:bCs w:val="false"/>
-                <w:sz w:val="19"/>
-                <w:szCs w:val="19"/>
-              </w:rPr>
-              <w:t xml:space="preserve">중간 점검</w:t>
-            </w:r>
-          </w:p>
-        </w:tc>
-        <w:tc>
-          <w:tcPr>
-            <w:tcW w:type="dxa" w:w="6326"/>
-            <w:tcBorders>
-              <w:top w:val="single" w:color="BFA58F" w:sz="4"/>
-              <w:left w:val="single" w:color="BFA58F" w:sz="4"/>
-              <w:bottom w:val="single" w:color="BFA58F" w:sz="4"/>
-              <w:right w:val="single" w:color="BFA58F" w:sz="4"/>
-            </w:tcBorders>
-            <w:tcMar>
-              <w:top w:type="dxa" w:w="70"/>
-              <w:left w:type="dxa" w:w="110"/>
-              <w:bottom w:type="dxa" w:w="70"/>
-              <w:right w:type="dxa" w:w="110"/>
-            </w:tcMar>
-          </w:tcPr>
-          <w:p>
-            <w:pPr>
-              <w:spacing w:after="20" w:line="276"/>
-              <w:jc w:val="left"/>
-            </w:pPr>
-            <w:r>
-              <w:rPr>
-                <w:rFonts w:ascii="맑은 고딕" w:cs="맑은 고딕" w:eastAsia="맑은 고딕" w:hAnsi="맑은 고딕"/>
-                <w:b w:val="false"/>
-                <w:bCs w:val="false"/>
-                <w:sz w:val="19"/>
-                <w:szCs w:val="19"/>
-              </w:rPr>
-              <w:t xml:space="preserve">G키 진행 + 리듬 전환 테스트 — 평가 반영</w:t>
-            </w:r>
-          </w:p>
-        </w:tc>
-      </w:tr>
-      <w:tr>
-        <w:tc>
-          <w:tcPr>
-            <w:tcW w:type="dxa" w:w="1300"/>
-            <w:tcBorders>
-              <w:top w:val="single" w:color="BFA58F" w:sz="4"/>
-              <w:left w:val="single" w:color="BFA58F" w:sz="4"/>
-              <w:bottom w:val="single" w:color="BFA58F" w:sz="4"/>
-              <w:right w:val="single" w:color="BFA58F" w:sz="4"/>
-            </w:tcBorders>
-            <w:tcMar>
-              <w:top w:type="dxa" w:w="70"/>
-              <w:left w:type="dxa" w:w="110"/>
-              <w:bottom w:type="dxa" w:w="70"/>
-              <w:right w:type="dxa" w:w="110"/>
-            </w:tcMar>
-          </w:tcPr>
-          <w:p>
-            <w:pPr>
-              <w:spacing w:after="20" w:line="276"/>
-              <w:jc w:val="center"/>
-            </w:pPr>
-            <w:r>
-              <w:rPr>
-                <w:rFonts w:ascii="맑은 고딕" w:cs="맑은 고딕" w:eastAsia="맑은 고딕" w:hAnsi="맑은 고딕"/>
-                <w:b w:val="false"/>
-                <w:bCs w:val="false"/>
-                <w:sz w:val="19"/>
-                <w:szCs w:val="19"/>
-              </w:rPr>
-              <w:t xml:space="preserve">20~35분</w:t>
-            </w:r>
-          </w:p>
-        </w:tc>
-        <w:tc>
-          <w:tcPr>
-            <w:tcW w:type="dxa" w:w="1400"/>
-            <w:tcBorders>
-              <w:top w:val="single" w:color="BFA58F" w:sz="4"/>
-              <w:left w:val="single" w:color="BFA58F" w:sz="4"/>
-              <w:bottom w:val="single" w:color="BFA58F" w:sz="4"/>
-              <w:right w:val="single" w:color="BFA58F" w:sz="4"/>
-            </w:tcBorders>
-            <w:tcMar>
-              <w:top w:type="dxa" w:w="70"/>
-              <w:left w:type="dxa" w:w="110"/>
-              <w:bottom w:type="dxa" w:w="70"/>
-              <w:right w:type="dxa" w:w="110"/>
-            </w:tcMar>
-          </w:tcPr>
-          <w:p>
-            <w:pPr>
-              <w:spacing w:after="20" w:line="276"/>
-              <w:jc w:val="center"/>
-            </w:pPr>
-            <w:r>
-              <w:rPr>
-                <w:rFonts w:ascii="맑은 고딕" w:cs="맑은 고딕" w:eastAsia="맑은 고딕" w:hAnsi="맑은 고딕"/>
-                <w:b w:val="false"/>
-                <w:bCs w:val="false"/>
-                <w:sz w:val="19"/>
-                <w:szCs w:val="19"/>
-              </w:rPr>
-              <w:t xml:space="preserve">바레 원리</w:t>
-            </w:r>
-          </w:p>
-        </w:tc>
-        <w:tc>
-          <w:tcPr>
-            <w:tcW w:type="dxa" w:w="6326"/>
-            <w:tcBorders>
-              <w:top w:val="single" w:color="BFA58F" w:sz="4"/>
-              <w:left w:val="single" w:color="BFA58F" w:sz="4"/>
-              <w:bottom w:val="single" w:color="BFA58F" w:sz="4"/>
-              <w:right w:val="single" w:color="BFA58F" w:sz="4"/>
-            </w:tcBorders>
-            <w:tcMar>
-              <w:top w:type="dxa" w:w="70"/>
-              <w:left w:type="dxa" w:w="110"/>
-              <w:bottom w:type="dxa" w:w="70"/>
-              <w:right w:type="dxa" w:w="110"/>
-            </w:tcMar>
-          </w:tcPr>
-          <w:p>
-            <w:pPr>
-              <w:spacing w:after="20" w:line="276"/>
-              <w:jc w:val="left"/>
-            </w:pPr>
-            <w:r>
-              <w:rPr>
-                <w:rFonts w:ascii="맑은 고딕" w:cs="맑은 고딕" w:eastAsia="맑은 고딕" w:hAnsi="맑은 고딕"/>
-                <w:b w:val="false"/>
-                <w:bCs w:val="false"/>
-                <w:sz w:val="19"/>
-                <w:szCs w:val="19"/>
-              </w:rPr>
-              <w:t xml:space="preserve">검지가 너트 역할, E형/A형 개념, 근음 이동</w:t>
-            </w:r>
-          </w:p>
-        </w:tc>
-      </w:tr>
-      <w:tr>
-        <w:tc>
-          <w:tcPr>
-            <w:tcW w:type="dxa" w:w="1300"/>
-            <w:tcBorders>
-              <w:top w:val="single" w:color="BFA58F" w:sz="4"/>
-              <w:left w:val="single" w:color="BFA58F" w:sz="4"/>
-              <w:bottom w:val="single" w:color="BFA58F" w:sz="4"/>
-              <w:right w:val="single" w:color="BFA58F" w:sz="4"/>
-            </w:tcBorders>
-            <w:tcMar>
-              <w:top w:type="dxa" w:w="70"/>
-              <w:left w:type="dxa" w:w="110"/>
-              <w:bottom w:type="dxa" w:w="70"/>
-              <w:right w:type="dxa" w:w="110"/>
-            </w:tcMar>
-          </w:tcPr>
-          <w:p>
-            <w:pPr>
-              <w:spacing w:after="20" w:line="276"/>
-              <w:jc w:val="center"/>
-            </w:pPr>
-            <w:r>
-              <w:rPr>
-                <w:rFonts w:ascii="맑은 고딕" w:cs="맑은 고딕" w:eastAsia="맑은 고딕" w:hAnsi="맑은 고딕"/>
-                <w:b w:val="false"/>
-                <w:bCs w:val="false"/>
-                <w:sz w:val="19"/>
-                <w:szCs w:val="19"/>
-              </w:rPr>
-              <w:t xml:space="preserve">35~60분</w:t>
-            </w:r>
-          </w:p>
-        </w:tc>
-        <w:tc>
-          <w:tcPr>
-            <w:tcW w:type="dxa" w:w="1400"/>
-            <w:tcBorders>
-              <w:top w:val="single" w:color="BFA58F" w:sz="4"/>
-              <w:left w:val="single" w:color="BFA58F" w:sz="4"/>
-              <w:bottom w:val="single" w:color="BFA58F" w:sz="4"/>
-              <w:right w:val="single" w:color="BFA58F" w:sz="4"/>
-            </w:tcBorders>
-            <w:tcMar>
-              <w:top w:type="dxa" w:w="70"/>
-              <w:left w:type="dxa" w:w="110"/>
-              <w:bottom w:type="dxa" w:w="70"/>
-              <w:right w:type="dxa" w:w="110"/>
-            </w:tcMar>
-          </w:tcPr>
-          <w:p>
-            <w:pPr>
-              <w:spacing w:after="20" w:line="276"/>
-              <w:jc w:val="center"/>
-            </w:pPr>
-            <w:r>
-              <w:rPr>
-                <w:rFonts w:ascii="맑은 고딕" w:cs="맑은 고딕" w:eastAsia="맑은 고딕" w:hAnsi="맑은 고딕"/>
-                <w:b w:val="false"/>
-                <w:bCs w:val="false"/>
-                <w:sz w:val="19"/>
-                <w:szCs w:val="19"/>
-              </w:rPr>
-              <w:t xml:space="preserve">F 코드</w:t>
-            </w:r>
-          </w:p>
-        </w:tc>
-        <w:tc>
-          <w:tcPr>
-            <w:tcW w:type="dxa" w:w="6326"/>
-            <w:tcBorders>
-              <w:top w:val="single" w:color="BFA58F" w:sz="4"/>
-              <w:left w:val="single" w:color="BFA58F" w:sz="4"/>
-              <w:bottom w:val="single" w:color="BFA58F" w:sz="4"/>
-              <w:right w:val="single" w:color="BFA58F" w:sz="4"/>
-            </w:tcBorders>
-            <w:tcMar>
-              <w:top w:type="dxa" w:w="70"/>
-              <w:left w:type="dxa" w:w="110"/>
-              <w:bottom w:type="dxa" w:w="70"/>
-              <w:right w:type="dxa" w:w="110"/>
-            </w:tcMar>
-          </w:tcPr>
-          <w:p>
-            <w:pPr>
-              <w:spacing w:after="20" w:line="276"/>
-              <w:jc w:val="left"/>
-            </w:pPr>
-            <w:r>
-              <w:rPr>
-                <w:rFonts w:ascii="맑은 고딕" w:cs="맑은 고딕" w:eastAsia="맑은 고딕" w:hAnsi="맑은 고딕"/>
-                <w:b w:val="false"/>
-                <w:bCs w:val="false"/>
-                <w:sz w:val="19"/>
-                <w:szCs w:val="19"/>
-              </w:rPr>
-              <w:t xml:space="preserve">4단계 접근(3줄 F → 스몰 F → 5줄 F → 전체 바레)</w:t>
-            </w:r>
-          </w:p>
-        </w:tc>
-      </w:tr>
-      <w:tr>
-        <w:tc>
-          <w:tcPr>
-            <w:tcW w:type="dxa" w:w="1300"/>
-            <w:tcBorders>
-              <w:top w:val="single" w:color="BFA58F" w:sz="4"/>
-              <w:left w:val="single" w:color="BFA58F" w:sz="4"/>
-              <w:bottom w:val="single" w:color="BFA58F" w:sz="4"/>
-              <w:right w:val="single" w:color="BFA58F" w:sz="4"/>
-            </w:tcBorders>
-            <w:tcMar>
-              <w:top w:type="dxa" w:w="70"/>
-              <w:left w:type="dxa" w:w="110"/>
-              <w:bottom w:type="dxa" w:w="70"/>
-              <w:right w:type="dxa" w:w="110"/>
-            </w:tcMar>
-          </w:tcPr>
-          <w:p>
-            <w:pPr>
-              <w:spacing w:after="20" w:line="276"/>
-              <w:jc w:val="center"/>
-            </w:pPr>
-            <w:r>
-              <w:rPr>
-                <w:rFonts w:ascii="맑은 고딕" w:cs="맑은 고딕" w:eastAsia="맑은 고딕" w:hAnsi="맑은 고딕"/>
-                <w:b w:val="false"/>
-                <w:bCs w:val="false"/>
-                <w:sz w:val="19"/>
-                <w:szCs w:val="19"/>
-              </w:rPr>
-              <w:t xml:space="preserve">60~80분</w:t>
-            </w:r>
-          </w:p>
-        </w:tc>
-        <w:tc>
-          <w:tcPr>
-            <w:tcW w:type="dxa" w:w="1400"/>
-            <w:tcBorders>
-              <w:top w:val="single" w:color="BFA58F" w:sz="4"/>
-              <w:left w:val="single" w:color="BFA58F" w:sz="4"/>
-              <w:bottom w:val="single" w:color="BFA58F" w:sz="4"/>
-              <w:right w:val="single" w:color="BFA58F" w:sz="4"/>
-            </w:tcBorders>
-            <w:tcMar>
-              <w:top w:type="dxa" w:w="70"/>
-              <w:left w:type="dxa" w:w="110"/>
-              <w:bottom w:type="dxa" w:w="70"/>
-              <w:right w:type="dxa" w:w="110"/>
-            </w:tcMar>
-          </w:tcPr>
-          <w:p>
-            <w:pPr>
-              <w:spacing w:after="20" w:line="276"/>
-              <w:jc w:val="center"/>
-            </w:pPr>
-            <w:r>
-              <w:rPr>
-                <w:rFonts w:ascii="맑은 고딕" w:cs="맑은 고딕" w:eastAsia="맑은 고딕" w:hAnsi="맑은 고딕"/>
-                <w:b w:val="false"/>
-                <w:bCs w:val="false"/>
-                <w:sz w:val="19"/>
-                <w:szCs w:val="19"/>
-              </w:rPr>
-              <w:t xml:space="preserve">Bm·F#m·B7</w:t>
-            </w:r>
-          </w:p>
-        </w:tc>
-        <w:tc>
-          <w:tcPr>
-            <w:tcW w:type="dxa" w:w="6326"/>
-            <w:tcBorders>
-              <w:top w:val="single" w:color="BFA58F" w:sz="4"/>
-              <w:left w:val="single" w:color="BFA58F" w:sz="4"/>
-              <w:bottom w:val="single" w:color="BFA58F" w:sz="4"/>
-              <w:right w:val="single" w:color="BFA58F" w:sz="4"/>
-            </w:tcBorders>
-            <w:tcMar>
-              <w:top w:type="dxa" w:w="70"/>
-              <w:left w:type="dxa" w:w="110"/>
-              <w:bottom w:type="dxa" w:w="70"/>
-              <w:right w:type="dxa" w:w="110"/>
-            </w:tcMar>
-          </w:tcPr>
-          <w:p>
-            <w:pPr>
-              <w:spacing w:after="20" w:line="276"/>
-              <w:jc w:val="left"/>
-            </w:pPr>
-            <w:r>
-              <w:rPr>
-                <w:rFonts w:ascii="맑은 고딕" w:cs="맑은 고딕" w:eastAsia="맑은 고딕" w:hAnsi="맑은 고딕"/>
-                <w:b w:val="false"/>
-                <w:bCs w:val="false"/>
-                <w:sz w:val="19"/>
-                <w:szCs w:val="19"/>
-              </w:rPr>
-              <w:t xml:space="preserve">시범 및 실습, 진행 연습</w:t>
-            </w:r>
-          </w:p>
-        </w:tc>
-      </w:tr>
-      <w:tr>
-        <w:tc>
-          <w:tcPr>
-            <w:tcW w:type="dxa" w:w="1300"/>
-            <w:tcBorders>
-              <w:top w:val="single" w:color="BFA58F" w:sz="4"/>
-              <w:left w:val="single" w:color="BFA58F" w:sz="4"/>
-              <w:bottom w:val="single" w:color="BFA58F" w:sz="4"/>
-              <w:right w:val="single" w:color="BFA58F" w:sz="4"/>
-            </w:tcBorders>
-            <w:tcMar>
-              <w:top w:type="dxa" w:w="70"/>
-              <w:left w:type="dxa" w:w="110"/>
-              <w:bottom w:type="dxa" w:w="70"/>
-              <w:right w:type="dxa" w:w="110"/>
-            </w:tcMar>
-          </w:tcPr>
-          <w:p>
-            <w:pPr>
-              <w:spacing w:after="20" w:line="276"/>
-              <w:jc w:val="center"/>
-            </w:pPr>
-            <w:r>
-              <w:rPr>
-                <w:rFonts w:ascii="맑은 고딕" w:cs="맑은 고딕" w:eastAsia="맑은 고딕" w:hAnsi="맑은 고딕"/>
-                <w:b w:val="false"/>
-                <w:bCs w:val="false"/>
-                <w:sz w:val="19"/>
-                <w:szCs w:val="19"/>
-              </w:rPr>
-              <w:t xml:space="preserve">80~90분</w:t>
-            </w:r>
-          </w:p>
-        </w:tc>
-        <w:tc>
-          <w:tcPr>
-            <w:tcW w:type="dxa" w:w="1400"/>
-            <w:tcBorders>
-              <w:top w:val="single" w:color="BFA58F" w:sz="4"/>
-              <w:left w:val="single" w:color="BFA58F" w:sz="4"/>
-              <w:bottom w:val="single" w:color="BFA58F" w:sz="4"/>
-              <w:right w:val="single" w:color="BFA58F" w:sz="4"/>
-            </w:tcBorders>
-            <w:tcMar>
-              <w:top w:type="dxa" w:w="70"/>
-              <w:left w:type="dxa" w:w="110"/>
-              <w:bottom w:type="dxa" w:w="70"/>
-              <w:right w:type="dxa" w:w="110"/>
-            </w:tcMar>
-          </w:tcPr>
-          <w:p>
-            <w:pPr>
-              <w:spacing w:after="20" w:line="276"/>
-              <w:jc w:val="center"/>
-            </w:pPr>
-            <w:r>
-              <w:rPr>
-                <w:rFonts w:ascii="맑은 고딕" w:cs="맑은 고딕" w:eastAsia="맑은 고딕" w:hAnsi="맑은 고딕"/>
-                <w:b w:val="false"/>
-                <w:bCs w:val="false"/>
-                <w:sz w:val="19"/>
-                <w:szCs w:val="19"/>
-              </w:rPr>
-              <w:t xml:space="preserve">정리</w:t>
-            </w:r>
-          </w:p>
-        </w:tc>
-        <w:tc>
-          <w:tcPr>
-            <w:tcW w:type="dxa" w:w="6326"/>
-            <w:tcBorders>
-              <w:top w:val="single" w:color="BFA58F" w:sz="4"/>
-              <w:left w:val="single" w:color="BFA58F" w:sz="4"/>
-              <w:bottom w:val="single" w:color="BFA58F" w:sz="4"/>
-              <w:right w:val="single" w:color="BFA58F" w:sz="4"/>
-            </w:tcBorders>
-            <w:tcMar>
-              <w:top w:type="dxa" w:w="70"/>
-              <w:left w:type="dxa" w:w="110"/>
-              <w:bottom w:type="dxa" w:w="70"/>
-              <w:right w:type="dxa" w:w="110"/>
-            </w:tcMar>
-          </w:tcPr>
-          <w:p>
-            <w:pPr>
-              <w:spacing w:after="20" w:line="276"/>
-              <w:jc w:val="left"/>
-            </w:pPr>
-            <w:r>
-              <w:rPr>
-                <w:rFonts w:ascii="맑은 고딕" w:cs="맑은 고딕" w:eastAsia="맑은 고딕" w:hAnsi="맑은 고딕"/>
-                <w:b w:val="false"/>
-                <w:bCs w:val="false"/>
-                <w:sz w:val="19"/>
-                <w:szCs w:val="19"/>
-              </w:rPr>
-              <w:t xml:space="preserve">손 관리, 과제 안내</w:t>
-            </w:r>
-          </w:p>
-        </w:tc>
-      </w:tr>
-    </w:tbl>
-    <w:p>
-      <w:pPr>
-        <w:pStyle w:val="Heading3"/>
-      </w:pPr>
-      <w:r>
-        <w:rPr>
-          <w:rFonts w:ascii="맑은 고딕" w:cs="맑은 고딕" w:eastAsia="맑은 고딕" w:hAnsi="맑은 고딕"/>
-        </w:rPr>
-        <w:t xml:space="preserve">■ 바레 코드의 원리</w:t>
-      </w:r>
-    </w:p>
-    <w:p>
-      <w:pPr>
-        <w:pStyle w:val="ListParagraph"/>
-        <w:numPr>
-          <w:ilvl w:val="0"/>
-          <w:numId w:val="3"/>
-        </w:numPr>
-        <w:spacing w:after="60" w:line="288"/>
-      </w:pPr>
-      <w:r>
-        <w:rPr>
-          <w:rFonts w:ascii="맑은 고딕" w:cs="맑은 고딕" w:eastAsia="맑은 고딕" w:hAnsi="맑은 고딕"/>
-        </w:rPr>
-        <w:t xml:space="preserve">검지를 쭉 펴서 여러 줄을 한꺼번에 누르면, 검지가 새로운 "너트"가 된다.</w:t>
-      </w:r>
-    </w:p>
-    <w:p>
-      <w:pPr>
-        <w:pStyle w:val="ListParagraph"/>
-        <w:numPr>
-          <w:ilvl w:val="0"/>
-          <w:numId w:val="3"/>
-        </w:numPr>
-        <w:spacing w:after="60" w:line="288"/>
-      </w:pPr>
-      <w:r>
-        <w:rPr>
-          <w:rFonts w:ascii="맑은 고딕" w:cs="맑은 고딕" w:eastAsia="맑은 고딕" w:hAnsi="맑은 고딕"/>
-        </w:rPr>
-        <w:t xml:space="preserve">E형: E 코드 모양을 중지·약지·소지로 잡고 검지로 1프렛 바레 → F. 3프렛으로 옮기면 G, 5프렛이면 A.</w:t>
-      </w:r>
-    </w:p>
-    <w:p>
-      <w:pPr>
-        <w:pStyle w:val="ListParagraph"/>
-        <w:numPr>
-          <w:ilvl w:val="0"/>
-          <w:numId w:val="3"/>
-        </w:numPr>
-        <w:spacing w:after="60" w:line="288"/>
-      </w:pPr>
-      <w:r>
-        <w:rPr>
-          <w:rFonts w:ascii="맑은 고딕" w:cs="맑은 고딕" w:eastAsia="맑은 고딕" w:hAnsi="맑은 고딕"/>
-        </w:rPr>
-        <w:t xml:space="preserve">A형: Am 모양을 바레로 2프렛에 옮기면 Bm (5번줄 근음).</w:t>
+        <w:t xml:space="preserve">※ 보는 법: 세로줄 = 기타 줄(왼쪽이 6번줄), 가로줄 = 프렛, ● 안의 숫자 = 손가락 번호(검지1·중지2·약지3·소지4), O = 개방현, X = 치지 않음, 긴 막대 = 바레</w:t>
       </w:r>
     </w:p>
     <w:p>
@@ -16093,13 +14582,13 @@
           <w:b/>
           <w:bCs/>
         </w:rPr>
-        <w:t xml:space="preserve">6번줄 음 위치: </w:t>
+        <w:t xml:space="preserve">진행: </w:t>
       </w:r>
       <w:r>
         <w:rPr>
           <w:rFonts w:ascii="맑은 고딕" w:cs="맑은 고딕" w:eastAsia="맑은 고딕" w:hAnsi="맑은 고딕"/>
         </w:rPr>
-        <w:t xml:space="preserve">개방 E · 1프렛 F · 2프렛 F# · 3프렛 G · 5프렛 A · 7프렛 B · 8프렛 C</w:t>
+        <w:t xml:space="preserve">| Cmaj7 | Fmaj7 | Cmaj7 | Fmaj7 |  — 아르페지오로 치면 몽환적인 분위기가 난다.</w:t>
       </w:r>
     </w:p>
     <w:p>
@@ -16110,18 +14599,18 @@
         <w:rPr>
           <w:rFonts w:ascii="맑은 고딕" w:cs="맑은 고딕" w:eastAsia="맑은 고딕" w:hAnsi="맑은 고딕"/>
         </w:rPr>
-        <w:t xml:space="preserve">■ 이번 주 코드</w:t>
-      </w:r>
-    </w:p>
-    <w:p>
-      <w:pPr>
-        <w:spacing w:after="60" w:before="60"/>
+        <w:t xml:space="preserve">■ 연습곡: 내 영혼의 그윽히 깊은 데서 (새찬송가 412장, G키, 6/8)</w:t>
+      </w:r>
+    </w:p>
+    <w:p>
+      <w:pPr>
+        <w:spacing w:after="80" w:before="80"/>
         <w:jc w:val="center"/>
       </w:pPr>
       <w:r>
         <w:drawing>
           <wp:inline distT="0" distB="0" distL="0" distR="0">
-            <wp:extent cx="914400" cy="1200150"/>
+            <wp:extent cx="5715000" cy="5915025"/>
             <wp:effectExtent t="0" r="0" b="0" l="0"/>
             <wp:docPr id="1" name="" descr="" title=""/>
             <wp:cNvGraphicFramePr>
@@ -16146,7 +14635,7 @@
                   <pic:spPr bwMode="auto">
                     <a:xfrm>
                       <a:off x="0" y="0"/>
-                      <a:ext cx="914400" cy="1200150"/>
+                      <a:ext cx="5715000" cy="5915025"/>
                     </a:xfrm>
                     <a:prstGeom prst="rect">
                       <a:avLst/>
@@ -16158,6 +14647,1550 @@
           </wp:inline>
         </w:drawing>
       </w:r>
+    </w:p>
+    <w:p>
+      <w:pPr>
+        <w:spacing w:after="100" w:line="300"/>
+      </w:pPr>
+      <w:r>
+        <w:rPr>
+          <w:rFonts w:ascii="맑은 고딕" w:cs="맑은 고딕" w:eastAsia="맑은 고딕" w:hAnsi="맑은 고딕"/>
+          <w:color w:val="666666"/>
+          <w:sz w:val="18"/>
+          <w:szCs w:val="18"/>
+        </w:rPr>
+        <w:t xml:space="preserve">※ 6/8박자는 한 마디에 8분음표 6개이므로 3/4 왈츠 패턴(p-i-m-a-m-i)을 그대로 쓴다. 원래 악보의 Am7·Adim·G/D는 Am·D7·G로 바꿔 실었다. A7은 4주차에 배운 코드다.</w:t>
+      </w:r>
+    </w:p>
+    <w:p>
+      <w:pPr>
+        <w:pStyle w:val="Heading3"/>
+      </w:pPr>
+      <w:r>
+        <w:rPr>
+          <w:rFonts w:ascii="맑은 고딕" w:cs="맑은 고딕" w:eastAsia="맑은 고딕" w:hAnsi="맑은 고딕"/>
+        </w:rPr>
+        <w:t xml:space="preserve">■ 자주 하는 실수와 해결법</w:t>
+      </w:r>
+    </w:p>
+    <w:tbl>
+      <w:tblPr>
+        <w:tblW w:type="dxa" w:w="9026"/>
+        <w:tblBorders>
+          <w:top w:val="single" w:color="auto" w:sz="4"/>
+          <w:left w:val="single" w:color="auto" w:sz="4"/>
+          <w:bottom w:val="single" w:color="auto" w:sz="4"/>
+          <w:right w:val="single" w:color="auto" w:sz="4"/>
+          <w:insideH w:val="single" w:color="auto" w:sz="4"/>
+          <w:insideV w:val="single" w:color="auto" w:sz="4"/>
+        </w:tblBorders>
+      </w:tblPr>
+      <w:tblGrid>
+        <w:gridCol w:w="3200"/>
+        <w:gridCol w:w="5826"/>
+      </w:tblGrid>
+      <w:tr>
+        <w:trPr>
+          <w:tblHeader/>
+        </w:trPr>
+        <w:tc>
+          <w:tcPr>
+            <w:tcW w:type="dxa" w:w="3200"/>
+            <w:tcBorders>
+              <w:top w:val="single" w:color="BFA58F" w:sz="4"/>
+              <w:left w:val="single" w:color="BFA58F" w:sz="4"/>
+              <w:bottom w:val="single" w:color="BFA58F" w:sz="4"/>
+              <w:right w:val="single" w:color="BFA58F" w:sz="4"/>
+            </w:tcBorders>
+            <w:shd w:fill="7A4B2A" w:color="auto" w:val="clear"/>
+            <w:tcMar>
+              <w:top w:type="dxa" w:w="70"/>
+              <w:left w:type="dxa" w:w="110"/>
+              <w:bottom w:type="dxa" w:w="70"/>
+              <w:right w:type="dxa" w:w="110"/>
+            </w:tcMar>
+          </w:tcPr>
+          <w:p>
+            <w:pPr>
+              <w:spacing w:after="20" w:line="276"/>
+              <w:jc w:val="center"/>
+            </w:pPr>
+            <w:r>
+              <w:rPr>
+                <w:rFonts w:ascii="맑은 고딕" w:cs="맑은 고딕" w:eastAsia="맑은 고딕" w:hAnsi="맑은 고딕"/>
+                <w:b/>
+                <w:bCs/>
+                <w:color w:val="FFFFFF"/>
+                <w:sz w:val="19"/>
+                <w:szCs w:val="19"/>
+              </w:rPr>
+              <w:t xml:space="preserve">실수</w:t>
+            </w:r>
+          </w:p>
+        </w:tc>
+        <w:tc>
+          <w:tcPr>
+            <w:tcW w:type="dxa" w:w="5826"/>
+            <w:tcBorders>
+              <w:top w:val="single" w:color="BFA58F" w:sz="4"/>
+              <w:left w:val="single" w:color="BFA58F" w:sz="4"/>
+              <w:bottom w:val="single" w:color="BFA58F" w:sz="4"/>
+              <w:right w:val="single" w:color="BFA58F" w:sz="4"/>
+            </w:tcBorders>
+            <w:shd w:fill="7A4B2A" w:color="auto" w:val="clear"/>
+            <w:tcMar>
+              <w:top w:type="dxa" w:w="70"/>
+              <w:left w:type="dxa" w:w="110"/>
+              <w:bottom w:type="dxa" w:w="70"/>
+              <w:right w:type="dxa" w:w="110"/>
+            </w:tcMar>
+          </w:tcPr>
+          <w:p>
+            <w:pPr>
+              <w:spacing w:after="20" w:line="276"/>
+              <w:jc w:val="center"/>
+            </w:pPr>
+            <w:r>
+              <w:rPr>
+                <w:rFonts w:ascii="맑은 고딕" w:cs="맑은 고딕" w:eastAsia="맑은 고딕" w:hAnsi="맑은 고딕"/>
+                <w:b/>
+                <w:bCs/>
+                <w:color w:val="FFFFFF"/>
+                <w:sz w:val="19"/>
+                <w:szCs w:val="19"/>
+              </w:rPr>
+              <w:t xml:space="preserve">해결법</w:t>
+            </w:r>
+          </w:p>
+        </w:tc>
+      </w:tr>
+      <w:tr>
+        <w:tc>
+          <w:tcPr>
+            <w:tcW w:type="dxa" w:w="3200"/>
+            <w:tcBorders>
+              <w:top w:val="single" w:color="BFA58F" w:sz="4"/>
+              <w:left w:val="single" w:color="BFA58F" w:sz="4"/>
+              <w:bottom w:val="single" w:color="BFA58F" w:sz="4"/>
+              <w:right w:val="single" w:color="BFA58F" w:sz="4"/>
+            </w:tcBorders>
+            <w:tcMar>
+              <w:top w:type="dxa" w:w="70"/>
+              <w:left w:type="dxa" w:w="110"/>
+              <w:bottom w:type="dxa" w:w="70"/>
+              <w:right w:type="dxa" w:w="110"/>
+            </w:tcMar>
+          </w:tcPr>
+          <w:p>
+            <w:pPr>
+              <w:spacing w:after="20" w:line="276"/>
+              <w:jc w:val="left"/>
+            </w:pPr>
+            <w:r>
+              <w:rPr>
+                <w:rFonts w:ascii="맑은 고딕" w:cs="맑은 고딕" w:eastAsia="맑은 고딕" w:hAnsi="맑은 고딕"/>
+                <w:b w:val="false"/>
+                <w:bCs w:val="false"/>
+                <w:sz w:val="19"/>
+                <w:szCs w:val="19"/>
+              </w:rPr>
+              <w:t xml:space="preserve">손가락이 여러 줄을 동시에 침</w:t>
+            </w:r>
+          </w:p>
+        </w:tc>
+        <w:tc>
+          <w:tcPr>
+            <w:tcW w:type="dxa" w:w="5826"/>
+            <w:tcBorders>
+              <w:top w:val="single" w:color="BFA58F" w:sz="4"/>
+              <w:left w:val="single" w:color="BFA58F" w:sz="4"/>
+              <w:bottom w:val="single" w:color="BFA58F" w:sz="4"/>
+              <w:right w:val="single" w:color="BFA58F" w:sz="4"/>
+            </w:tcBorders>
+            <w:tcMar>
+              <w:top w:type="dxa" w:w="70"/>
+              <w:left w:type="dxa" w:w="110"/>
+              <w:bottom w:type="dxa" w:w="70"/>
+              <w:right w:type="dxa" w:w="110"/>
+            </w:tcMar>
+          </w:tcPr>
+          <w:p>
+            <w:pPr>
+              <w:spacing w:after="20" w:line="276"/>
+              <w:jc w:val="left"/>
+            </w:pPr>
+            <w:r>
+              <w:rPr>
+                <w:rFonts w:ascii="맑은 고딕" w:cs="맑은 고딕" w:eastAsia="맑은 고딕" w:hAnsi="맑은 고딕"/>
+                <w:b w:val="false"/>
+                <w:bCs w:val="false"/>
+                <w:sz w:val="19"/>
+                <w:szCs w:val="19"/>
+              </w:rPr>
+              <w:t xml:space="preserve">손가락을 담당 줄에 미리 올려두고(준비), 한 줄씩 뜯는다.</w:t>
+            </w:r>
+          </w:p>
+        </w:tc>
+      </w:tr>
+      <w:tr>
+        <w:tc>
+          <w:tcPr>
+            <w:tcW w:type="dxa" w:w="3200"/>
+            <w:tcBorders>
+              <w:top w:val="single" w:color="BFA58F" w:sz="4"/>
+              <w:left w:val="single" w:color="BFA58F" w:sz="4"/>
+              <w:bottom w:val="single" w:color="BFA58F" w:sz="4"/>
+              <w:right w:val="single" w:color="BFA58F" w:sz="4"/>
+            </w:tcBorders>
+            <w:tcMar>
+              <w:top w:type="dxa" w:w="70"/>
+              <w:left w:type="dxa" w:w="110"/>
+              <w:bottom w:type="dxa" w:w="70"/>
+              <w:right w:type="dxa" w:w="110"/>
+            </w:tcMar>
+          </w:tcPr>
+          <w:p>
+            <w:pPr>
+              <w:spacing w:after="20" w:line="276"/>
+              <w:jc w:val="left"/>
+            </w:pPr>
+            <w:r>
+              <w:rPr>
+                <w:rFonts w:ascii="맑은 고딕" w:cs="맑은 고딕" w:eastAsia="맑은 고딕" w:hAnsi="맑은 고딕"/>
+                <w:b w:val="false"/>
+                <w:bCs w:val="false"/>
+                <w:sz w:val="19"/>
+                <w:szCs w:val="19"/>
+              </w:rPr>
+              <w:t xml:space="preserve">엄지가 엉뚱한 베이스 줄을 침</w:t>
+            </w:r>
+          </w:p>
+        </w:tc>
+        <w:tc>
+          <w:tcPr>
+            <w:tcW w:type="dxa" w:w="5826"/>
+            <w:tcBorders>
+              <w:top w:val="single" w:color="BFA58F" w:sz="4"/>
+              <w:left w:val="single" w:color="BFA58F" w:sz="4"/>
+              <w:bottom w:val="single" w:color="BFA58F" w:sz="4"/>
+              <w:right w:val="single" w:color="BFA58F" w:sz="4"/>
+            </w:tcBorders>
+            <w:tcMar>
+              <w:top w:type="dxa" w:w="70"/>
+              <w:left w:type="dxa" w:w="110"/>
+              <w:bottom w:type="dxa" w:w="70"/>
+              <w:right w:type="dxa" w:w="110"/>
+            </w:tcMar>
+          </w:tcPr>
+          <w:p>
+            <w:pPr>
+              <w:spacing w:after="20" w:line="276"/>
+              <w:jc w:val="left"/>
+            </w:pPr>
+            <w:r>
+              <w:rPr>
+                <w:rFonts w:ascii="맑은 고딕" w:cs="맑은 고딕" w:eastAsia="맑은 고딕" w:hAnsi="맑은 고딕"/>
+                <w:b w:val="false"/>
+                <w:bCs w:val="false"/>
+                <w:sz w:val="19"/>
+                <w:szCs w:val="19"/>
+              </w:rPr>
+              <w:t xml:space="preserve">코드를 잡으며 "이 코드는 5번줄"처럼 말로 확인한다.</w:t>
+            </w:r>
+          </w:p>
+        </w:tc>
+      </w:tr>
+      <w:tr>
+        <w:tc>
+          <w:tcPr>
+            <w:tcW w:type="dxa" w:w="3200"/>
+            <w:tcBorders>
+              <w:top w:val="single" w:color="BFA58F" w:sz="4"/>
+              <w:left w:val="single" w:color="BFA58F" w:sz="4"/>
+              <w:bottom w:val="single" w:color="BFA58F" w:sz="4"/>
+              <w:right w:val="single" w:color="BFA58F" w:sz="4"/>
+            </w:tcBorders>
+            <w:tcMar>
+              <w:top w:type="dxa" w:w="70"/>
+              <w:left w:type="dxa" w:w="110"/>
+              <w:bottom w:type="dxa" w:w="70"/>
+              <w:right w:type="dxa" w:w="110"/>
+            </w:tcMar>
+          </w:tcPr>
+          <w:p>
+            <w:pPr>
+              <w:spacing w:after="20" w:line="276"/>
+              <w:jc w:val="left"/>
+            </w:pPr>
+            <w:r>
+              <w:rPr>
+                <w:rFonts w:ascii="맑은 고딕" w:cs="맑은 고딕" w:eastAsia="맑은 고딕" w:hAnsi="맑은 고딕"/>
+                <w:b w:val="false"/>
+                <w:bCs w:val="false"/>
+                <w:sz w:val="19"/>
+                <w:szCs w:val="19"/>
+              </w:rPr>
+              <w:t xml:space="preserve">손목이 바디에 붙어 손가락이 움직이지 않음</w:t>
+            </w:r>
+          </w:p>
+        </w:tc>
+        <w:tc>
+          <w:tcPr>
+            <w:tcW w:type="dxa" w:w="5826"/>
+            <w:tcBorders>
+              <w:top w:val="single" w:color="BFA58F" w:sz="4"/>
+              <w:left w:val="single" w:color="BFA58F" w:sz="4"/>
+              <w:bottom w:val="single" w:color="BFA58F" w:sz="4"/>
+              <w:right w:val="single" w:color="BFA58F" w:sz="4"/>
+            </w:tcBorders>
+            <w:tcMar>
+              <w:top w:type="dxa" w:w="70"/>
+              <w:left w:type="dxa" w:w="110"/>
+              <w:bottom w:type="dxa" w:w="70"/>
+              <w:right w:type="dxa" w:w="110"/>
+            </w:tcMar>
+          </w:tcPr>
+          <w:p>
+            <w:pPr>
+              <w:spacing w:after="20" w:line="276"/>
+              <w:jc w:val="left"/>
+            </w:pPr>
+            <w:r>
+              <w:rPr>
+                <w:rFonts w:ascii="맑은 고딕" w:cs="맑은 고딕" w:eastAsia="맑은 고딕" w:hAnsi="맑은 고딕"/>
+                <w:b w:val="false"/>
+                <w:bCs w:val="false"/>
+                <w:sz w:val="19"/>
+                <w:szCs w:val="19"/>
+              </w:rPr>
+              <w:t xml:space="preserve">손목을 살짝 띄우고 손가락만 움직인다.</w:t>
+            </w:r>
+          </w:p>
+        </w:tc>
+      </w:tr>
+    </w:tbl>
+    <w:p>
+      <w:pPr>
+        <w:pStyle w:val="Heading3"/>
+      </w:pPr>
+      <w:r>
+        <w:rPr>
+          <w:rFonts w:ascii="맑은 고딕" w:cs="맑은 고딕" w:eastAsia="맑은 고딕" w:hAnsi="맑은 고딕"/>
+        </w:rPr>
+        <w:t xml:space="preserve">■ 이번 주 과제</w:t>
+      </w:r>
+    </w:p>
+    <w:p>
+      <w:pPr>
+        <w:pStyle w:val="ListParagraph"/>
+        <w:numPr>
+          <w:ilvl w:val="0"/>
+          <w:numId w:val="3"/>
+        </w:numPr>
+        <w:spacing w:after="60" w:line="288"/>
+      </w:pPr>
+      <w:r>
+        <w:rPr>
+          <w:rFonts w:ascii="맑은 고딕" w:cs="맑은 고딕" w:eastAsia="맑은 고딕" w:hAnsi="맑은 고딕"/>
+        </w:rPr>
+        <w:t xml:space="preserve">4/4 간단형 → 기본형으로 C-Am-Dm-G7 진행 연주</w:t>
+      </w:r>
+    </w:p>
+    <w:p>
+      <w:pPr>
+        <w:pStyle w:val="ListParagraph"/>
+        <w:numPr>
+          <w:ilvl w:val="0"/>
+          <w:numId w:val="3"/>
+        </w:numPr>
+        <w:spacing w:after="60" w:line="288"/>
+      </w:pPr>
+      <w:r>
+        <w:rPr>
+          <w:rFonts w:ascii="맑은 고딕" w:cs="맑은 고딕" w:eastAsia="맑은 고딕" w:hAnsi="맑은 고딕"/>
+        </w:rPr>
+        <w:t xml:space="preserve">"내 영혼의 그윽히 깊은 데서"를 6/8 아르페지오로 노래하며 반주</w:t>
+      </w:r>
+    </w:p>
+    <w:p>
+      <w:pPr>
+        <w:pStyle w:val="ListParagraph"/>
+        <w:numPr>
+          <w:ilvl w:val="0"/>
+          <w:numId w:val="3"/>
+        </w:numPr>
+        <w:spacing w:after="60" w:line="288"/>
+      </w:pPr>
+      <w:r>
+        <w:rPr>
+          <w:rFonts w:ascii="맑은 고딕" w:cs="맑은 고딕" w:eastAsia="맑은 고딕" w:hAnsi="맑은 고딕"/>
+        </w:rPr>
+        <w:t xml:space="preserve">발표곡의 코드 진행을 스트로크 또는 아르페지오로 1절 연습</w:t>
+      </w:r>
+    </w:p>
+    <w:p>
+      <w:pPr>
+        <w:pStyle w:val="Heading3"/>
+      </w:pPr>
+      <w:r>
+        <w:rPr>
+          <w:rFonts w:ascii="맑은 고딕" w:cs="맑은 고딕" w:eastAsia="맑은 고딕" w:hAnsi="맑은 고딕"/>
+        </w:rPr>
+        <w:t xml:space="preserve">■ 자기 점검 체크리스트</w:t>
+      </w:r>
+    </w:p>
+    <w:p>
+      <w:pPr>
+        <w:spacing w:after="60"/>
+        <w:ind w:left="360"/>
+      </w:pPr>
+      <w:r>
+        <w:rPr>
+          <w:rFonts w:ascii="맑은 고딕" w:cs="맑은 고딕" w:eastAsia="맑은 고딕" w:hAnsi="맑은 고딕"/>
+        </w:rPr>
+        <w:t xml:space="preserve">☐  p·i·m·a 담당 줄을 안다.</w:t>
+      </w:r>
+    </w:p>
+    <w:p>
+      <w:pPr>
+        <w:spacing w:after="60"/>
+        <w:ind w:left="360"/>
+      </w:pPr>
+      <w:r>
+        <w:rPr>
+          <w:rFonts w:ascii="맑은 고딕" w:cs="맑은 고딕" w:eastAsia="맑은 고딕" w:hAnsi="맑은 고딕"/>
+        </w:rPr>
+        <w:t xml:space="preserve">☐  각 코드의 베이스 줄을 바로 찾을 수 있다.</w:t>
+      </w:r>
+    </w:p>
+    <w:p>
+      <w:pPr>
+        <w:spacing w:after="60"/>
+        <w:ind w:left="360"/>
+      </w:pPr>
+      <w:r>
+        <w:rPr>
+          <w:rFonts w:ascii="맑은 고딕" w:cs="맑은 고딕" w:eastAsia="맑은 고딕" w:hAnsi="맑은 고딕"/>
+        </w:rPr>
+        <w:t xml:space="preserve">☐  6/8 아르페지오로 "내 영혼의 그윽히 깊은 데서"를 끝까지 칠 수 있다.</w:t>
+      </w:r>
+    </w:p>
+    <w:p>
+      <w:r>
+        <w:br w:type="page"/>
+      </w:r>
+    </w:p>
+    <w:p>
+      <w:pPr>
+        <w:pStyle w:val="Heading2"/>
+      </w:pPr>
+      <w:r>
+        <w:rPr>
+          <w:rFonts w:ascii="맑은 고딕" w:cs="맑은 고딕" w:eastAsia="맑은 고딕" w:hAnsi="맑은 고딕"/>
+        </w:rPr>
+        <w:t xml:space="preserve">6주차 · 바레 코드 도전 (F · Bm · F#m)</w:t>
+      </w:r>
+    </w:p>
+    <w:tbl>
+      <w:tblPr>
+        <w:tblW w:type="dxa" w:w="9026"/>
+        <w:tblBorders>
+          <w:top w:val="single" w:color="auto" w:sz="4"/>
+          <w:left w:val="single" w:color="auto" w:sz="4"/>
+          <w:bottom w:val="single" w:color="auto" w:sz="4"/>
+          <w:right w:val="single" w:color="auto" w:sz="4"/>
+          <w:insideH w:val="single" w:color="auto" w:sz="4"/>
+          <w:insideV w:val="single" w:color="auto" w:sz="4"/>
+        </w:tblBorders>
+      </w:tblPr>
+      <w:tblGrid>
+        <w:gridCol w:w="2000"/>
+        <w:gridCol w:w="7026"/>
+      </w:tblGrid>
+      <w:tr>
+        <w:tc>
+          <w:tcPr>
+            <w:tcW w:type="dxa" w:w="2000"/>
+            <w:tcBorders>
+              <w:top w:val="single" w:color="BFA58F" w:sz="4"/>
+              <w:left w:val="single" w:color="BFA58F" w:sz="4"/>
+              <w:bottom w:val="single" w:color="BFA58F" w:sz="4"/>
+              <w:right w:val="single" w:color="BFA58F" w:sz="4"/>
+            </w:tcBorders>
+            <w:shd w:fill="F3E9DF" w:color="auto" w:val="clear"/>
+            <w:tcMar>
+              <w:top w:type="dxa" w:w="70"/>
+              <w:left w:type="dxa" w:w="110"/>
+              <w:bottom w:type="dxa" w:w="70"/>
+              <w:right w:type="dxa" w:w="110"/>
+            </w:tcMar>
+          </w:tcPr>
+          <w:p>
+            <w:pPr>
+              <w:spacing w:after="20" w:line="276"/>
+              <w:jc w:val="left"/>
+            </w:pPr>
+            <w:r>
+              <w:rPr>
+                <w:rFonts w:ascii="맑은 고딕" w:cs="맑은 고딕" w:eastAsia="맑은 고딕" w:hAnsi="맑은 고딕"/>
+                <w:b/>
+                <w:bCs/>
+                <w:sz w:val="19"/>
+                <w:szCs w:val="19"/>
+              </w:rPr>
+              <w:t xml:space="preserve">학습 목표</w:t>
+            </w:r>
+          </w:p>
+        </w:tc>
+        <w:tc>
+          <w:tcPr>
+            <w:tcW w:type="dxa" w:w="7026"/>
+            <w:tcBorders>
+              <w:top w:val="single" w:color="BFA58F" w:sz="4"/>
+              <w:left w:val="single" w:color="BFA58F" w:sz="4"/>
+              <w:bottom w:val="single" w:color="BFA58F" w:sz="4"/>
+              <w:right w:val="single" w:color="BFA58F" w:sz="4"/>
+            </w:tcBorders>
+            <w:tcMar>
+              <w:top w:type="dxa" w:w="70"/>
+              <w:left w:type="dxa" w:w="110"/>
+              <w:bottom w:type="dxa" w:w="70"/>
+              <w:right w:type="dxa" w:w="110"/>
+            </w:tcMar>
+          </w:tcPr>
+          <w:p>
+            <w:pPr>
+              <w:spacing w:after="20" w:line="276"/>
+              <w:jc w:val="left"/>
+            </w:pPr>
+            <w:r>
+              <w:rPr>
+                <w:rFonts w:ascii="맑은 고딕" w:cs="맑은 고딕" w:eastAsia="맑은 고딕" w:hAnsi="맑은 고딕"/>
+                <w:b w:val="false"/>
+                <w:bCs w:val="false"/>
+                <w:sz w:val="19"/>
+                <w:szCs w:val="19"/>
+              </w:rPr>
+              <w:t xml:space="preserve">바레 코드의 원리(검지 = 너트)를 이해한다.</w:t>
+            </w:r>
+          </w:p>
+          <w:p>
+            <w:pPr>
+              <w:spacing w:after="20" w:line="276"/>
+              <w:jc w:val="left"/>
+            </w:pPr>
+            <w:r>
+              <w:rPr>
+                <w:rFonts w:ascii="맑은 고딕" w:cs="맑은 고딕" w:eastAsia="맑은 고딕" w:hAnsi="맑은 고딕"/>
+                <w:b w:val="false"/>
+                <w:bCs w:val="false"/>
+                <w:sz w:val="19"/>
+                <w:szCs w:val="19"/>
+              </w:rPr>
+              <w:t xml:space="preserve">단계별 접근으로 F 코드를 연주할 수 있다.</w:t>
+            </w:r>
+          </w:p>
+          <w:p>
+            <w:pPr>
+              <w:spacing w:after="20" w:line="276"/>
+              <w:jc w:val="left"/>
+            </w:pPr>
+            <w:r>
+              <w:rPr>
+                <w:rFonts w:ascii="맑은 고딕" w:cs="맑은 고딕" w:eastAsia="맑은 고딕" w:hAnsi="맑은 고딕"/>
+                <w:b w:val="false"/>
+                <w:bCs w:val="false"/>
+                <w:sz w:val="19"/>
+                <w:szCs w:val="19"/>
+              </w:rPr>
+              <w:t xml:space="preserve">Bm, F#m, B7을 익혀 D키·A키 반주를 준비한다.</w:t>
+            </w:r>
+          </w:p>
+        </w:tc>
+      </w:tr>
+      <w:tr>
+        <w:tc>
+          <w:tcPr>
+            <w:tcW w:type="dxa" w:w="2000"/>
+            <w:tcBorders>
+              <w:top w:val="single" w:color="BFA58F" w:sz="4"/>
+              <w:left w:val="single" w:color="BFA58F" w:sz="4"/>
+              <w:bottom w:val="single" w:color="BFA58F" w:sz="4"/>
+              <w:right w:val="single" w:color="BFA58F" w:sz="4"/>
+            </w:tcBorders>
+            <w:shd w:fill="F3E9DF" w:color="auto" w:val="clear"/>
+            <w:tcMar>
+              <w:top w:type="dxa" w:w="70"/>
+              <w:left w:type="dxa" w:w="110"/>
+              <w:bottom w:type="dxa" w:w="70"/>
+              <w:right w:type="dxa" w:w="110"/>
+            </w:tcMar>
+          </w:tcPr>
+          <w:p>
+            <w:pPr>
+              <w:spacing w:after="20" w:line="276"/>
+              <w:jc w:val="left"/>
+            </w:pPr>
+            <w:r>
+              <w:rPr>
+                <w:rFonts w:ascii="맑은 고딕" w:cs="맑은 고딕" w:eastAsia="맑은 고딕" w:hAnsi="맑은 고딕"/>
+                <w:b/>
+                <w:bCs/>
+                <w:sz w:val="19"/>
+                <w:szCs w:val="19"/>
+              </w:rPr>
+              <w:t xml:space="preserve">핵심 키워드</w:t>
+            </w:r>
+          </w:p>
+        </w:tc>
+        <w:tc>
+          <w:tcPr>
+            <w:tcW w:type="dxa" w:w="7026"/>
+            <w:tcBorders>
+              <w:top w:val="single" w:color="BFA58F" w:sz="4"/>
+              <w:left w:val="single" w:color="BFA58F" w:sz="4"/>
+              <w:bottom w:val="single" w:color="BFA58F" w:sz="4"/>
+              <w:right w:val="single" w:color="BFA58F" w:sz="4"/>
+            </w:tcBorders>
+            <w:tcMar>
+              <w:top w:type="dxa" w:w="70"/>
+              <w:left w:type="dxa" w:w="110"/>
+              <w:bottom w:type="dxa" w:w="70"/>
+              <w:right w:type="dxa" w:w="110"/>
+            </w:tcMar>
+          </w:tcPr>
+          <w:p>
+            <w:pPr>
+              <w:spacing w:after="20" w:line="276"/>
+              <w:jc w:val="left"/>
+            </w:pPr>
+            <w:r>
+              <w:rPr>
+                <w:rFonts w:ascii="맑은 고딕" w:cs="맑은 고딕" w:eastAsia="맑은 고딕" w:hAnsi="맑은 고딕"/>
+                <w:b w:val="false"/>
+                <w:bCs w:val="false"/>
+                <w:sz w:val="19"/>
+                <w:szCs w:val="19"/>
+              </w:rPr>
+              <w:t xml:space="preserve">바레(barre), 근음 이동, E형·A형 코드, 스몰 F</w:t>
+            </w:r>
+          </w:p>
+        </w:tc>
+      </w:tr>
+      <w:tr>
+        <w:tc>
+          <w:tcPr>
+            <w:tcW w:type="dxa" w:w="2000"/>
+            <w:tcBorders>
+              <w:top w:val="single" w:color="BFA58F" w:sz="4"/>
+              <w:left w:val="single" w:color="BFA58F" w:sz="4"/>
+              <w:bottom w:val="single" w:color="BFA58F" w:sz="4"/>
+              <w:right w:val="single" w:color="BFA58F" w:sz="4"/>
+            </w:tcBorders>
+            <w:shd w:fill="F3E9DF" w:color="auto" w:val="clear"/>
+            <w:tcMar>
+              <w:top w:type="dxa" w:w="70"/>
+              <w:left w:type="dxa" w:w="110"/>
+              <w:bottom w:type="dxa" w:w="70"/>
+              <w:right w:type="dxa" w:w="110"/>
+            </w:tcMar>
+          </w:tcPr>
+          <w:p>
+            <w:pPr>
+              <w:spacing w:after="20" w:line="276"/>
+              <w:jc w:val="left"/>
+            </w:pPr>
+            <w:r>
+              <w:rPr>
+                <w:rFonts w:ascii="맑은 고딕" w:cs="맑은 고딕" w:eastAsia="맑은 고딕" w:hAnsi="맑은 고딕"/>
+                <w:b/>
+                <w:bCs/>
+                <w:sz w:val="19"/>
+                <w:szCs w:val="19"/>
+              </w:rPr>
+              <w:t xml:space="preserve">준비물</w:t>
+            </w:r>
+          </w:p>
+        </w:tc>
+        <w:tc>
+          <w:tcPr>
+            <w:tcW w:type="dxa" w:w="7026"/>
+            <w:tcBorders>
+              <w:top w:val="single" w:color="BFA58F" w:sz="4"/>
+              <w:left w:val="single" w:color="BFA58F" w:sz="4"/>
+              <w:bottom w:val="single" w:color="BFA58F" w:sz="4"/>
+              <w:right w:val="single" w:color="BFA58F" w:sz="4"/>
+            </w:tcBorders>
+            <w:tcMar>
+              <w:top w:type="dxa" w:w="70"/>
+              <w:left w:type="dxa" w:w="110"/>
+              <w:bottom w:type="dxa" w:w="70"/>
+              <w:right w:type="dxa" w:w="110"/>
+            </w:tcMar>
+          </w:tcPr>
+          <w:p>
+            <w:pPr>
+              <w:spacing w:after="20" w:line="276"/>
+              <w:jc w:val="left"/>
+            </w:pPr>
+            <w:r>
+              <w:rPr>
+                <w:rFonts w:ascii="맑은 고딕" w:cs="맑은 고딕" w:eastAsia="맑은 고딕" w:hAnsi="맑은 고딕"/>
+                <w:b w:val="false"/>
+                <w:bCs w:val="false"/>
+                <w:sz w:val="19"/>
+                <w:szCs w:val="19"/>
+              </w:rPr>
+              <w:t xml:space="preserve">기타, 피크, 튜너, 메트로놈 앱, 교안</w:t>
+            </w:r>
+          </w:p>
+        </w:tc>
+      </w:tr>
+    </w:tbl>
+    <w:p>
+      <w:pPr>
+        <w:spacing w:after="80"/>
+      </w:pPr>
+    </w:p>
+    <w:p>
+      <w:pPr>
+        <w:pStyle w:val="Heading3"/>
+      </w:pPr>
+      <w:r>
+        <w:rPr>
+          <w:rFonts w:ascii="맑은 고딕" w:cs="맑은 고딕" w:eastAsia="맑은 고딕" w:hAnsi="맑은 고딕"/>
+        </w:rPr>
+        <w:t xml:space="preserve">■ 수업 진행 계획 (90분)</w:t>
+      </w:r>
+    </w:p>
+    <w:tbl>
+      <w:tblPr>
+        <w:tblW w:type="dxa" w:w="9026"/>
+        <w:tblBorders>
+          <w:top w:val="single" w:color="auto" w:sz="4"/>
+          <w:left w:val="single" w:color="auto" w:sz="4"/>
+          <w:bottom w:val="single" w:color="auto" w:sz="4"/>
+          <w:right w:val="single" w:color="auto" w:sz="4"/>
+          <w:insideH w:val="single" w:color="auto" w:sz="4"/>
+          <w:insideV w:val="single" w:color="auto" w:sz="4"/>
+        </w:tblBorders>
+      </w:tblPr>
+      <w:tblGrid>
+        <w:gridCol w:w="1300"/>
+        <w:gridCol w:w="1400"/>
+        <w:gridCol w:w="6326"/>
+      </w:tblGrid>
+      <w:tr>
+        <w:trPr>
+          <w:tblHeader/>
+        </w:trPr>
+        <w:tc>
+          <w:tcPr>
+            <w:tcW w:type="dxa" w:w="1300"/>
+            <w:tcBorders>
+              <w:top w:val="single" w:color="BFA58F" w:sz="4"/>
+              <w:left w:val="single" w:color="BFA58F" w:sz="4"/>
+              <w:bottom w:val="single" w:color="BFA58F" w:sz="4"/>
+              <w:right w:val="single" w:color="BFA58F" w:sz="4"/>
+            </w:tcBorders>
+            <w:shd w:fill="7A4B2A" w:color="auto" w:val="clear"/>
+            <w:tcMar>
+              <w:top w:type="dxa" w:w="70"/>
+              <w:left w:type="dxa" w:w="110"/>
+              <w:bottom w:type="dxa" w:w="70"/>
+              <w:right w:type="dxa" w:w="110"/>
+            </w:tcMar>
+          </w:tcPr>
+          <w:p>
+            <w:pPr>
+              <w:spacing w:after="20" w:line="276"/>
+              <w:jc w:val="center"/>
+            </w:pPr>
+            <w:r>
+              <w:rPr>
+                <w:rFonts w:ascii="맑은 고딕" w:cs="맑은 고딕" w:eastAsia="맑은 고딕" w:hAnsi="맑은 고딕"/>
+                <w:b/>
+                <w:bCs/>
+                <w:color w:val="FFFFFF"/>
+                <w:sz w:val="19"/>
+                <w:szCs w:val="19"/>
+              </w:rPr>
+              <w:t xml:space="preserve">시간</w:t>
+            </w:r>
+          </w:p>
+        </w:tc>
+        <w:tc>
+          <w:tcPr>
+            <w:tcW w:type="dxa" w:w="1400"/>
+            <w:tcBorders>
+              <w:top w:val="single" w:color="BFA58F" w:sz="4"/>
+              <w:left w:val="single" w:color="BFA58F" w:sz="4"/>
+              <w:bottom w:val="single" w:color="BFA58F" w:sz="4"/>
+              <w:right w:val="single" w:color="BFA58F" w:sz="4"/>
+            </w:tcBorders>
+            <w:shd w:fill="7A4B2A" w:color="auto" w:val="clear"/>
+            <w:tcMar>
+              <w:top w:type="dxa" w:w="70"/>
+              <w:left w:type="dxa" w:w="110"/>
+              <w:bottom w:type="dxa" w:w="70"/>
+              <w:right w:type="dxa" w:w="110"/>
+            </w:tcMar>
+          </w:tcPr>
+          <w:p>
+            <w:pPr>
+              <w:spacing w:after="20" w:line="276"/>
+              <w:jc w:val="center"/>
+            </w:pPr>
+            <w:r>
+              <w:rPr>
+                <w:rFonts w:ascii="맑은 고딕" w:cs="맑은 고딕" w:eastAsia="맑은 고딕" w:hAnsi="맑은 고딕"/>
+                <w:b/>
+                <w:bCs/>
+                <w:color w:val="FFFFFF"/>
+                <w:sz w:val="19"/>
+                <w:szCs w:val="19"/>
+              </w:rPr>
+              <w:t xml:space="preserve">단계</w:t>
+            </w:r>
+          </w:p>
+        </w:tc>
+        <w:tc>
+          <w:tcPr>
+            <w:tcW w:type="dxa" w:w="6326"/>
+            <w:tcBorders>
+              <w:top w:val="single" w:color="BFA58F" w:sz="4"/>
+              <w:left w:val="single" w:color="BFA58F" w:sz="4"/>
+              <w:bottom w:val="single" w:color="BFA58F" w:sz="4"/>
+              <w:right w:val="single" w:color="BFA58F" w:sz="4"/>
+            </w:tcBorders>
+            <w:shd w:fill="7A4B2A" w:color="auto" w:val="clear"/>
+            <w:tcMar>
+              <w:top w:type="dxa" w:w="70"/>
+              <w:left w:type="dxa" w:w="110"/>
+              <w:bottom w:type="dxa" w:w="70"/>
+              <w:right w:type="dxa" w:w="110"/>
+            </w:tcMar>
+          </w:tcPr>
+          <w:p>
+            <w:pPr>
+              <w:spacing w:after="20" w:line="276"/>
+              <w:jc w:val="center"/>
+            </w:pPr>
+            <w:r>
+              <w:rPr>
+                <w:rFonts w:ascii="맑은 고딕" w:cs="맑은 고딕" w:eastAsia="맑은 고딕" w:hAnsi="맑은 고딕"/>
+                <w:b/>
+                <w:bCs/>
+                <w:color w:val="FFFFFF"/>
+                <w:sz w:val="19"/>
+                <w:szCs w:val="19"/>
+              </w:rPr>
+              <w:t xml:space="preserve">수업 내용</w:t>
+            </w:r>
+          </w:p>
+        </w:tc>
+      </w:tr>
+      <w:tr>
+        <w:tc>
+          <w:tcPr>
+            <w:tcW w:type="dxa" w:w="1300"/>
+            <w:tcBorders>
+              <w:top w:val="single" w:color="BFA58F" w:sz="4"/>
+              <w:left w:val="single" w:color="BFA58F" w:sz="4"/>
+              <w:bottom w:val="single" w:color="BFA58F" w:sz="4"/>
+              <w:right w:val="single" w:color="BFA58F" w:sz="4"/>
+            </w:tcBorders>
+            <w:tcMar>
+              <w:top w:type="dxa" w:w="70"/>
+              <w:left w:type="dxa" w:w="110"/>
+              <w:bottom w:type="dxa" w:w="70"/>
+              <w:right w:type="dxa" w:w="110"/>
+            </w:tcMar>
+          </w:tcPr>
+          <w:p>
+            <w:pPr>
+              <w:spacing w:after="20" w:line="276"/>
+              <w:jc w:val="center"/>
+            </w:pPr>
+            <w:r>
+              <w:rPr>
+                <w:rFonts w:ascii="맑은 고딕" w:cs="맑은 고딕" w:eastAsia="맑은 고딕" w:hAnsi="맑은 고딕"/>
+                <w:b w:val="false"/>
+                <w:bCs w:val="false"/>
+                <w:sz w:val="19"/>
+                <w:szCs w:val="19"/>
+              </w:rPr>
+              <w:t xml:space="preserve">00~10분</w:t>
+            </w:r>
+          </w:p>
+        </w:tc>
+        <w:tc>
+          <w:tcPr>
+            <w:tcW w:type="dxa" w:w="1400"/>
+            <w:tcBorders>
+              <w:top w:val="single" w:color="BFA58F" w:sz="4"/>
+              <w:left w:val="single" w:color="BFA58F" w:sz="4"/>
+              <w:bottom w:val="single" w:color="BFA58F" w:sz="4"/>
+              <w:right w:val="single" w:color="BFA58F" w:sz="4"/>
+            </w:tcBorders>
+            <w:tcMar>
+              <w:top w:type="dxa" w:w="70"/>
+              <w:left w:type="dxa" w:w="110"/>
+              <w:bottom w:type="dxa" w:w="70"/>
+              <w:right w:type="dxa" w:w="110"/>
+            </w:tcMar>
+          </w:tcPr>
+          <w:p>
+            <w:pPr>
+              <w:spacing w:after="20" w:line="276"/>
+              <w:jc w:val="center"/>
+            </w:pPr>
+            <w:r>
+              <w:rPr>
+                <w:rFonts w:ascii="맑은 고딕" w:cs="맑은 고딕" w:eastAsia="맑은 고딕" w:hAnsi="맑은 고딕"/>
+                <w:b w:val="false"/>
+                <w:bCs w:val="false"/>
+                <w:sz w:val="19"/>
+                <w:szCs w:val="19"/>
+              </w:rPr>
+              <w:t xml:space="preserve">워밍업</w:t>
+            </w:r>
+          </w:p>
+        </w:tc>
+        <w:tc>
+          <w:tcPr>
+            <w:tcW w:type="dxa" w:w="6326"/>
+            <w:tcBorders>
+              <w:top w:val="single" w:color="BFA58F" w:sz="4"/>
+              <w:left w:val="single" w:color="BFA58F" w:sz="4"/>
+              <w:bottom w:val="single" w:color="BFA58F" w:sz="4"/>
+              <w:right w:val="single" w:color="BFA58F" w:sz="4"/>
+            </w:tcBorders>
+            <w:tcMar>
+              <w:top w:type="dxa" w:w="70"/>
+              <w:left w:type="dxa" w:w="110"/>
+              <w:bottom w:type="dxa" w:w="70"/>
+              <w:right w:type="dxa" w:w="110"/>
+            </w:tcMar>
+          </w:tcPr>
+          <w:p>
+            <w:pPr>
+              <w:spacing w:after="20" w:line="276"/>
+              <w:jc w:val="left"/>
+            </w:pPr>
+            <w:r>
+              <w:rPr>
+                <w:rFonts w:ascii="맑은 고딕" w:cs="맑은 고딕" w:eastAsia="맑은 고딕" w:hAnsi="맑은 고딕"/>
+                <w:b w:val="false"/>
+                <w:bCs w:val="false"/>
+                <w:sz w:val="19"/>
+                <w:szCs w:val="19"/>
+              </w:rPr>
+              <w:t xml:space="preserve">튜닝, 아르페지오 복습</w:t>
+            </w:r>
+          </w:p>
+        </w:tc>
+      </w:tr>
+      <w:tr>
+        <w:tc>
+          <w:tcPr>
+            <w:tcW w:type="dxa" w:w="1300"/>
+            <w:tcBorders>
+              <w:top w:val="single" w:color="BFA58F" w:sz="4"/>
+              <w:left w:val="single" w:color="BFA58F" w:sz="4"/>
+              <w:bottom w:val="single" w:color="BFA58F" w:sz="4"/>
+              <w:right w:val="single" w:color="BFA58F" w:sz="4"/>
+            </w:tcBorders>
+            <w:tcMar>
+              <w:top w:type="dxa" w:w="70"/>
+              <w:left w:type="dxa" w:w="110"/>
+              <w:bottom w:type="dxa" w:w="70"/>
+              <w:right w:type="dxa" w:w="110"/>
+            </w:tcMar>
+          </w:tcPr>
+          <w:p>
+            <w:pPr>
+              <w:spacing w:after="20" w:line="276"/>
+              <w:jc w:val="center"/>
+            </w:pPr>
+            <w:r>
+              <w:rPr>
+                <w:rFonts w:ascii="맑은 고딕" w:cs="맑은 고딕" w:eastAsia="맑은 고딕" w:hAnsi="맑은 고딕"/>
+                <w:b w:val="false"/>
+                <w:bCs w:val="false"/>
+                <w:sz w:val="19"/>
+                <w:szCs w:val="19"/>
+              </w:rPr>
+              <w:t xml:space="preserve">10~20분</w:t>
+            </w:r>
+          </w:p>
+        </w:tc>
+        <w:tc>
+          <w:tcPr>
+            <w:tcW w:type="dxa" w:w="1400"/>
+            <w:tcBorders>
+              <w:top w:val="single" w:color="BFA58F" w:sz="4"/>
+              <w:left w:val="single" w:color="BFA58F" w:sz="4"/>
+              <w:bottom w:val="single" w:color="BFA58F" w:sz="4"/>
+              <w:right w:val="single" w:color="BFA58F" w:sz="4"/>
+            </w:tcBorders>
+            <w:tcMar>
+              <w:top w:type="dxa" w:w="70"/>
+              <w:left w:type="dxa" w:w="110"/>
+              <w:bottom w:type="dxa" w:w="70"/>
+              <w:right w:type="dxa" w:w="110"/>
+            </w:tcMar>
+          </w:tcPr>
+          <w:p>
+            <w:pPr>
+              <w:spacing w:after="20" w:line="276"/>
+              <w:jc w:val="center"/>
+            </w:pPr>
+            <w:r>
+              <w:rPr>
+                <w:rFonts w:ascii="맑은 고딕" w:cs="맑은 고딕" w:eastAsia="맑은 고딕" w:hAnsi="맑은 고딕"/>
+                <w:b w:val="false"/>
+                <w:bCs w:val="false"/>
+                <w:sz w:val="19"/>
+                <w:szCs w:val="19"/>
+              </w:rPr>
+              <w:t xml:space="preserve">중간 점검</w:t>
+            </w:r>
+          </w:p>
+        </w:tc>
+        <w:tc>
+          <w:tcPr>
+            <w:tcW w:type="dxa" w:w="6326"/>
+            <w:tcBorders>
+              <w:top w:val="single" w:color="BFA58F" w:sz="4"/>
+              <w:left w:val="single" w:color="BFA58F" w:sz="4"/>
+              <w:bottom w:val="single" w:color="BFA58F" w:sz="4"/>
+              <w:right w:val="single" w:color="BFA58F" w:sz="4"/>
+            </w:tcBorders>
+            <w:tcMar>
+              <w:top w:type="dxa" w:w="70"/>
+              <w:left w:type="dxa" w:w="110"/>
+              <w:bottom w:type="dxa" w:w="70"/>
+              <w:right w:type="dxa" w:w="110"/>
+            </w:tcMar>
+          </w:tcPr>
+          <w:p>
+            <w:pPr>
+              <w:spacing w:after="20" w:line="276"/>
+              <w:jc w:val="left"/>
+            </w:pPr>
+            <w:r>
+              <w:rPr>
+                <w:rFonts w:ascii="맑은 고딕" w:cs="맑은 고딕" w:eastAsia="맑은 고딕" w:hAnsi="맑은 고딕"/>
+                <w:b w:val="false"/>
+                <w:bCs w:val="false"/>
+                <w:sz w:val="19"/>
+                <w:szCs w:val="19"/>
+              </w:rPr>
+              <w:t xml:space="preserve">G키 진행 + 리듬 전환 테스트 — 평가 반영</w:t>
+            </w:r>
+          </w:p>
+        </w:tc>
+      </w:tr>
+      <w:tr>
+        <w:tc>
+          <w:tcPr>
+            <w:tcW w:type="dxa" w:w="1300"/>
+            <w:tcBorders>
+              <w:top w:val="single" w:color="BFA58F" w:sz="4"/>
+              <w:left w:val="single" w:color="BFA58F" w:sz="4"/>
+              <w:bottom w:val="single" w:color="BFA58F" w:sz="4"/>
+              <w:right w:val="single" w:color="BFA58F" w:sz="4"/>
+            </w:tcBorders>
+            <w:tcMar>
+              <w:top w:type="dxa" w:w="70"/>
+              <w:left w:type="dxa" w:w="110"/>
+              <w:bottom w:type="dxa" w:w="70"/>
+              <w:right w:type="dxa" w:w="110"/>
+            </w:tcMar>
+          </w:tcPr>
+          <w:p>
+            <w:pPr>
+              <w:spacing w:after="20" w:line="276"/>
+              <w:jc w:val="center"/>
+            </w:pPr>
+            <w:r>
+              <w:rPr>
+                <w:rFonts w:ascii="맑은 고딕" w:cs="맑은 고딕" w:eastAsia="맑은 고딕" w:hAnsi="맑은 고딕"/>
+                <w:b w:val="false"/>
+                <w:bCs w:val="false"/>
+                <w:sz w:val="19"/>
+                <w:szCs w:val="19"/>
+              </w:rPr>
+              <w:t xml:space="preserve">20~35분</w:t>
+            </w:r>
+          </w:p>
+        </w:tc>
+        <w:tc>
+          <w:tcPr>
+            <w:tcW w:type="dxa" w:w="1400"/>
+            <w:tcBorders>
+              <w:top w:val="single" w:color="BFA58F" w:sz="4"/>
+              <w:left w:val="single" w:color="BFA58F" w:sz="4"/>
+              <w:bottom w:val="single" w:color="BFA58F" w:sz="4"/>
+              <w:right w:val="single" w:color="BFA58F" w:sz="4"/>
+            </w:tcBorders>
+            <w:tcMar>
+              <w:top w:type="dxa" w:w="70"/>
+              <w:left w:type="dxa" w:w="110"/>
+              <w:bottom w:type="dxa" w:w="70"/>
+              <w:right w:type="dxa" w:w="110"/>
+            </w:tcMar>
+          </w:tcPr>
+          <w:p>
+            <w:pPr>
+              <w:spacing w:after="20" w:line="276"/>
+              <w:jc w:val="center"/>
+            </w:pPr>
+            <w:r>
+              <w:rPr>
+                <w:rFonts w:ascii="맑은 고딕" w:cs="맑은 고딕" w:eastAsia="맑은 고딕" w:hAnsi="맑은 고딕"/>
+                <w:b w:val="false"/>
+                <w:bCs w:val="false"/>
+                <w:sz w:val="19"/>
+                <w:szCs w:val="19"/>
+              </w:rPr>
+              <w:t xml:space="preserve">바레 원리</w:t>
+            </w:r>
+          </w:p>
+        </w:tc>
+        <w:tc>
+          <w:tcPr>
+            <w:tcW w:type="dxa" w:w="6326"/>
+            <w:tcBorders>
+              <w:top w:val="single" w:color="BFA58F" w:sz="4"/>
+              <w:left w:val="single" w:color="BFA58F" w:sz="4"/>
+              <w:bottom w:val="single" w:color="BFA58F" w:sz="4"/>
+              <w:right w:val="single" w:color="BFA58F" w:sz="4"/>
+            </w:tcBorders>
+            <w:tcMar>
+              <w:top w:type="dxa" w:w="70"/>
+              <w:left w:type="dxa" w:w="110"/>
+              <w:bottom w:type="dxa" w:w="70"/>
+              <w:right w:type="dxa" w:w="110"/>
+            </w:tcMar>
+          </w:tcPr>
+          <w:p>
+            <w:pPr>
+              <w:spacing w:after="20" w:line="276"/>
+              <w:jc w:val="left"/>
+            </w:pPr>
+            <w:r>
+              <w:rPr>
+                <w:rFonts w:ascii="맑은 고딕" w:cs="맑은 고딕" w:eastAsia="맑은 고딕" w:hAnsi="맑은 고딕"/>
+                <w:b w:val="false"/>
+                <w:bCs w:val="false"/>
+                <w:sz w:val="19"/>
+                <w:szCs w:val="19"/>
+              </w:rPr>
+              <w:t xml:space="preserve">검지가 너트 역할, E형/A형 개념, 근음 이동</w:t>
+            </w:r>
+          </w:p>
+        </w:tc>
+      </w:tr>
+      <w:tr>
+        <w:tc>
+          <w:tcPr>
+            <w:tcW w:type="dxa" w:w="1300"/>
+            <w:tcBorders>
+              <w:top w:val="single" w:color="BFA58F" w:sz="4"/>
+              <w:left w:val="single" w:color="BFA58F" w:sz="4"/>
+              <w:bottom w:val="single" w:color="BFA58F" w:sz="4"/>
+              <w:right w:val="single" w:color="BFA58F" w:sz="4"/>
+            </w:tcBorders>
+            <w:tcMar>
+              <w:top w:type="dxa" w:w="70"/>
+              <w:left w:type="dxa" w:w="110"/>
+              <w:bottom w:type="dxa" w:w="70"/>
+              <w:right w:type="dxa" w:w="110"/>
+            </w:tcMar>
+          </w:tcPr>
+          <w:p>
+            <w:pPr>
+              <w:spacing w:after="20" w:line="276"/>
+              <w:jc w:val="center"/>
+            </w:pPr>
+            <w:r>
+              <w:rPr>
+                <w:rFonts w:ascii="맑은 고딕" w:cs="맑은 고딕" w:eastAsia="맑은 고딕" w:hAnsi="맑은 고딕"/>
+                <w:b w:val="false"/>
+                <w:bCs w:val="false"/>
+                <w:sz w:val="19"/>
+                <w:szCs w:val="19"/>
+              </w:rPr>
+              <w:t xml:space="preserve">35~60분</w:t>
+            </w:r>
+          </w:p>
+        </w:tc>
+        <w:tc>
+          <w:tcPr>
+            <w:tcW w:type="dxa" w:w="1400"/>
+            <w:tcBorders>
+              <w:top w:val="single" w:color="BFA58F" w:sz="4"/>
+              <w:left w:val="single" w:color="BFA58F" w:sz="4"/>
+              <w:bottom w:val="single" w:color="BFA58F" w:sz="4"/>
+              <w:right w:val="single" w:color="BFA58F" w:sz="4"/>
+            </w:tcBorders>
+            <w:tcMar>
+              <w:top w:type="dxa" w:w="70"/>
+              <w:left w:type="dxa" w:w="110"/>
+              <w:bottom w:type="dxa" w:w="70"/>
+              <w:right w:type="dxa" w:w="110"/>
+            </w:tcMar>
+          </w:tcPr>
+          <w:p>
+            <w:pPr>
+              <w:spacing w:after="20" w:line="276"/>
+              <w:jc w:val="center"/>
+            </w:pPr>
+            <w:r>
+              <w:rPr>
+                <w:rFonts w:ascii="맑은 고딕" w:cs="맑은 고딕" w:eastAsia="맑은 고딕" w:hAnsi="맑은 고딕"/>
+                <w:b w:val="false"/>
+                <w:bCs w:val="false"/>
+                <w:sz w:val="19"/>
+                <w:szCs w:val="19"/>
+              </w:rPr>
+              <w:t xml:space="preserve">F 코드</w:t>
+            </w:r>
+          </w:p>
+        </w:tc>
+        <w:tc>
+          <w:tcPr>
+            <w:tcW w:type="dxa" w:w="6326"/>
+            <w:tcBorders>
+              <w:top w:val="single" w:color="BFA58F" w:sz="4"/>
+              <w:left w:val="single" w:color="BFA58F" w:sz="4"/>
+              <w:bottom w:val="single" w:color="BFA58F" w:sz="4"/>
+              <w:right w:val="single" w:color="BFA58F" w:sz="4"/>
+            </w:tcBorders>
+            <w:tcMar>
+              <w:top w:type="dxa" w:w="70"/>
+              <w:left w:type="dxa" w:w="110"/>
+              <w:bottom w:type="dxa" w:w="70"/>
+              <w:right w:type="dxa" w:w="110"/>
+            </w:tcMar>
+          </w:tcPr>
+          <w:p>
+            <w:pPr>
+              <w:spacing w:after="20" w:line="276"/>
+              <w:jc w:val="left"/>
+            </w:pPr>
+            <w:r>
+              <w:rPr>
+                <w:rFonts w:ascii="맑은 고딕" w:cs="맑은 고딕" w:eastAsia="맑은 고딕" w:hAnsi="맑은 고딕"/>
+                <w:b w:val="false"/>
+                <w:bCs w:val="false"/>
+                <w:sz w:val="19"/>
+                <w:szCs w:val="19"/>
+              </w:rPr>
+              <w:t xml:space="preserve">4단계 접근(3줄 F → 스몰 F → 5줄 F → 전체 바레)</w:t>
+            </w:r>
+          </w:p>
+        </w:tc>
+      </w:tr>
+      <w:tr>
+        <w:tc>
+          <w:tcPr>
+            <w:tcW w:type="dxa" w:w="1300"/>
+            <w:tcBorders>
+              <w:top w:val="single" w:color="BFA58F" w:sz="4"/>
+              <w:left w:val="single" w:color="BFA58F" w:sz="4"/>
+              <w:bottom w:val="single" w:color="BFA58F" w:sz="4"/>
+              <w:right w:val="single" w:color="BFA58F" w:sz="4"/>
+            </w:tcBorders>
+            <w:tcMar>
+              <w:top w:type="dxa" w:w="70"/>
+              <w:left w:type="dxa" w:w="110"/>
+              <w:bottom w:type="dxa" w:w="70"/>
+              <w:right w:type="dxa" w:w="110"/>
+            </w:tcMar>
+          </w:tcPr>
+          <w:p>
+            <w:pPr>
+              <w:spacing w:after="20" w:line="276"/>
+              <w:jc w:val="center"/>
+            </w:pPr>
+            <w:r>
+              <w:rPr>
+                <w:rFonts w:ascii="맑은 고딕" w:cs="맑은 고딕" w:eastAsia="맑은 고딕" w:hAnsi="맑은 고딕"/>
+                <w:b w:val="false"/>
+                <w:bCs w:val="false"/>
+                <w:sz w:val="19"/>
+                <w:szCs w:val="19"/>
+              </w:rPr>
+              <w:t xml:space="preserve">60~80분</w:t>
+            </w:r>
+          </w:p>
+        </w:tc>
+        <w:tc>
+          <w:tcPr>
+            <w:tcW w:type="dxa" w:w="1400"/>
+            <w:tcBorders>
+              <w:top w:val="single" w:color="BFA58F" w:sz="4"/>
+              <w:left w:val="single" w:color="BFA58F" w:sz="4"/>
+              <w:bottom w:val="single" w:color="BFA58F" w:sz="4"/>
+              <w:right w:val="single" w:color="BFA58F" w:sz="4"/>
+            </w:tcBorders>
+            <w:tcMar>
+              <w:top w:type="dxa" w:w="70"/>
+              <w:left w:type="dxa" w:w="110"/>
+              <w:bottom w:type="dxa" w:w="70"/>
+              <w:right w:type="dxa" w:w="110"/>
+            </w:tcMar>
+          </w:tcPr>
+          <w:p>
+            <w:pPr>
+              <w:spacing w:after="20" w:line="276"/>
+              <w:jc w:val="center"/>
+            </w:pPr>
+            <w:r>
+              <w:rPr>
+                <w:rFonts w:ascii="맑은 고딕" w:cs="맑은 고딕" w:eastAsia="맑은 고딕" w:hAnsi="맑은 고딕"/>
+                <w:b w:val="false"/>
+                <w:bCs w:val="false"/>
+                <w:sz w:val="19"/>
+                <w:szCs w:val="19"/>
+              </w:rPr>
+              <w:t xml:space="preserve">Bm·F#m·B7</w:t>
+            </w:r>
+          </w:p>
+        </w:tc>
+        <w:tc>
+          <w:tcPr>
+            <w:tcW w:type="dxa" w:w="6326"/>
+            <w:tcBorders>
+              <w:top w:val="single" w:color="BFA58F" w:sz="4"/>
+              <w:left w:val="single" w:color="BFA58F" w:sz="4"/>
+              <w:bottom w:val="single" w:color="BFA58F" w:sz="4"/>
+              <w:right w:val="single" w:color="BFA58F" w:sz="4"/>
+            </w:tcBorders>
+            <w:tcMar>
+              <w:top w:type="dxa" w:w="70"/>
+              <w:left w:type="dxa" w:w="110"/>
+              <w:bottom w:type="dxa" w:w="70"/>
+              <w:right w:type="dxa" w:w="110"/>
+            </w:tcMar>
+          </w:tcPr>
+          <w:p>
+            <w:pPr>
+              <w:spacing w:after="20" w:line="276"/>
+              <w:jc w:val="left"/>
+            </w:pPr>
+            <w:r>
+              <w:rPr>
+                <w:rFonts w:ascii="맑은 고딕" w:cs="맑은 고딕" w:eastAsia="맑은 고딕" w:hAnsi="맑은 고딕"/>
+                <w:b w:val="false"/>
+                <w:bCs w:val="false"/>
+                <w:sz w:val="19"/>
+                <w:szCs w:val="19"/>
+              </w:rPr>
+              <w:t xml:space="preserve">시범 및 실습, 진행 연습</w:t>
+            </w:r>
+          </w:p>
+        </w:tc>
+      </w:tr>
+      <w:tr>
+        <w:tc>
+          <w:tcPr>
+            <w:tcW w:type="dxa" w:w="1300"/>
+            <w:tcBorders>
+              <w:top w:val="single" w:color="BFA58F" w:sz="4"/>
+              <w:left w:val="single" w:color="BFA58F" w:sz="4"/>
+              <w:bottom w:val="single" w:color="BFA58F" w:sz="4"/>
+              <w:right w:val="single" w:color="BFA58F" w:sz="4"/>
+            </w:tcBorders>
+            <w:tcMar>
+              <w:top w:type="dxa" w:w="70"/>
+              <w:left w:type="dxa" w:w="110"/>
+              <w:bottom w:type="dxa" w:w="70"/>
+              <w:right w:type="dxa" w:w="110"/>
+            </w:tcMar>
+          </w:tcPr>
+          <w:p>
+            <w:pPr>
+              <w:spacing w:after="20" w:line="276"/>
+              <w:jc w:val="center"/>
+            </w:pPr>
+            <w:r>
+              <w:rPr>
+                <w:rFonts w:ascii="맑은 고딕" w:cs="맑은 고딕" w:eastAsia="맑은 고딕" w:hAnsi="맑은 고딕"/>
+                <w:b w:val="false"/>
+                <w:bCs w:val="false"/>
+                <w:sz w:val="19"/>
+                <w:szCs w:val="19"/>
+              </w:rPr>
+              <w:t xml:space="preserve">80~90분</w:t>
+            </w:r>
+          </w:p>
+        </w:tc>
+        <w:tc>
+          <w:tcPr>
+            <w:tcW w:type="dxa" w:w="1400"/>
+            <w:tcBorders>
+              <w:top w:val="single" w:color="BFA58F" w:sz="4"/>
+              <w:left w:val="single" w:color="BFA58F" w:sz="4"/>
+              <w:bottom w:val="single" w:color="BFA58F" w:sz="4"/>
+              <w:right w:val="single" w:color="BFA58F" w:sz="4"/>
+            </w:tcBorders>
+            <w:tcMar>
+              <w:top w:type="dxa" w:w="70"/>
+              <w:left w:type="dxa" w:w="110"/>
+              <w:bottom w:type="dxa" w:w="70"/>
+              <w:right w:type="dxa" w:w="110"/>
+            </w:tcMar>
+          </w:tcPr>
+          <w:p>
+            <w:pPr>
+              <w:spacing w:after="20" w:line="276"/>
+              <w:jc w:val="center"/>
+            </w:pPr>
+            <w:r>
+              <w:rPr>
+                <w:rFonts w:ascii="맑은 고딕" w:cs="맑은 고딕" w:eastAsia="맑은 고딕" w:hAnsi="맑은 고딕"/>
+                <w:b w:val="false"/>
+                <w:bCs w:val="false"/>
+                <w:sz w:val="19"/>
+                <w:szCs w:val="19"/>
+              </w:rPr>
+              <w:t xml:space="preserve">정리</w:t>
+            </w:r>
+          </w:p>
+        </w:tc>
+        <w:tc>
+          <w:tcPr>
+            <w:tcW w:type="dxa" w:w="6326"/>
+            <w:tcBorders>
+              <w:top w:val="single" w:color="BFA58F" w:sz="4"/>
+              <w:left w:val="single" w:color="BFA58F" w:sz="4"/>
+              <w:bottom w:val="single" w:color="BFA58F" w:sz="4"/>
+              <w:right w:val="single" w:color="BFA58F" w:sz="4"/>
+            </w:tcBorders>
+            <w:tcMar>
+              <w:top w:type="dxa" w:w="70"/>
+              <w:left w:type="dxa" w:w="110"/>
+              <w:bottom w:type="dxa" w:w="70"/>
+              <w:right w:type="dxa" w:w="110"/>
+            </w:tcMar>
+          </w:tcPr>
+          <w:p>
+            <w:pPr>
+              <w:spacing w:after="20" w:line="276"/>
+              <w:jc w:val="left"/>
+            </w:pPr>
+            <w:r>
+              <w:rPr>
+                <w:rFonts w:ascii="맑은 고딕" w:cs="맑은 고딕" w:eastAsia="맑은 고딕" w:hAnsi="맑은 고딕"/>
+                <w:b w:val="false"/>
+                <w:bCs w:val="false"/>
+                <w:sz w:val="19"/>
+                <w:szCs w:val="19"/>
+              </w:rPr>
+              <w:t xml:space="preserve">손 관리, 과제 안내</w:t>
+            </w:r>
+          </w:p>
+        </w:tc>
+      </w:tr>
+    </w:tbl>
+    <w:p>
+      <w:pPr>
+        <w:pStyle w:val="Heading3"/>
+      </w:pPr>
+      <w:r>
+        <w:rPr>
+          <w:rFonts w:ascii="맑은 고딕" w:cs="맑은 고딕" w:eastAsia="맑은 고딕" w:hAnsi="맑은 고딕"/>
+        </w:rPr>
+        <w:t xml:space="preserve">■ 바레 코드의 원리</w:t>
+      </w:r>
+    </w:p>
+    <w:p>
+      <w:pPr>
+        <w:pStyle w:val="ListParagraph"/>
+        <w:numPr>
+          <w:ilvl w:val="0"/>
+          <w:numId w:val="3"/>
+        </w:numPr>
+        <w:spacing w:after="60" w:line="288"/>
+      </w:pPr>
+      <w:r>
+        <w:rPr>
+          <w:rFonts w:ascii="맑은 고딕" w:cs="맑은 고딕" w:eastAsia="맑은 고딕" w:hAnsi="맑은 고딕"/>
+        </w:rPr>
+        <w:t xml:space="preserve">검지를 쭉 펴서 여러 줄을 한꺼번에 누르면, 검지가 새로운 "너트"가 된다.</w:t>
+      </w:r>
+    </w:p>
+    <w:p>
+      <w:pPr>
+        <w:pStyle w:val="ListParagraph"/>
+        <w:numPr>
+          <w:ilvl w:val="0"/>
+          <w:numId w:val="3"/>
+        </w:numPr>
+        <w:spacing w:after="60" w:line="288"/>
+      </w:pPr>
+      <w:r>
+        <w:rPr>
+          <w:rFonts w:ascii="맑은 고딕" w:cs="맑은 고딕" w:eastAsia="맑은 고딕" w:hAnsi="맑은 고딕"/>
+        </w:rPr>
+        <w:t xml:space="preserve">E형: E 코드 모양을 중지·약지·소지로 잡고 검지로 1프렛 바레 → F. 3프렛으로 옮기면 G, 5프렛이면 A.</w:t>
+      </w:r>
+    </w:p>
+    <w:p>
+      <w:pPr>
+        <w:pStyle w:val="ListParagraph"/>
+        <w:numPr>
+          <w:ilvl w:val="0"/>
+          <w:numId w:val="3"/>
+        </w:numPr>
+        <w:spacing w:after="60" w:line="288"/>
+      </w:pPr>
+      <w:r>
+        <w:rPr>
+          <w:rFonts w:ascii="맑은 고딕" w:cs="맑은 고딕" w:eastAsia="맑은 고딕" w:hAnsi="맑은 고딕"/>
+        </w:rPr>
+        <w:t xml:space="preserve">A형: Am 모양을 바레로 2프렛에 옮기면 Bm (5번줄 근음).</w:t>
+      </w:r>
+    </w:p>
+    <w:p>
+      <w:pPr>
+        <w:spacing w:after="100" w:line="300"/>
+      </w:pPr>
+      <w:r>
+        <w:rPr>
+          <w:rFonts w:ascii="맑은 고딕" w:cs="맑은 고딕" w:eastAsia="맑은 고딕" w:hAnsi="맑은 고딕"/>
+          <w:b/>
+          <w:bCs/>
+        </w:rPr>
+        <w:t xml:space="preserve">6번줄 음 위치: </w:t>
+      </w:r>
+      <w:r>
+        <w:rPr>
+          <w:rFonts w:ascii="맑은 고딕" w:cs="맑은 고딕" w:eastAsia="맑은 고딕" w:hAnsi="맑은 고딕"/>
+        </w:rPr>
+        <w:t xml:space="preserve">개방 E · 1프렛 F · 2프렛 F# · 3프렛 G · 5프렛 A · 7프렛 B · 8프렛 C</w:t>
+      </w:r>
+    </w:p>
+    <w:p>
+      <w:pPr>
+        <w:pStyle w:val="Heading3"/>
+      </w:pPr>
+      <w:r>
+        <w:rPr>
+          <w:rFonts w:ascii="맑은 고딕" w:cs="맑은 고딕" w:eastAsia="맑은 고딕" w:hAnsi="맑은 고딕"/>
+        </w:rPr>
+        <w:t xml:space="preserve">■ 이번 주 코드</w:t>
+      </w:r>
+    </w:p>
+    <w:p>
+      <w:pPr>
+        <w:spacing w:after="60" w:before="60"/>
+        <w:jc w:val="center"/>
+      </w:pPr>
       <w:r>
         <w:drawing>
           <wp:inline distT="0" distB="0" distL="0" distR="0">
@@ -16278,6 +16311,46 @@
           </wp:inline>
         </w:drawing>
       </w:r>
+      <w:r>
+        <w:drawing>
+          <wp:inline distT="0" distB="0" distL="0" distR="0">
+            <wp:extent cx="914400" cy="1200150"/>
+            <wp:effectExtent t="0" r="0" b="0" l="0"/>
+            <wp:docPr id="1" name="" descr="" title=""/>
+            <wp:cNvGraphicFramePr>
+              <a:graphicFrameLocks xmlns:a="http://schemas.openxmlformats.org/drawingml/2006/main" noChangeAspect="1"/>
+            </wp:cNvGraphicFramePr>
+            <a:graphic xmlns:a="http://schemas.openxmlformats.org/drawingml/2006/main">
+              <a:graphicData uri="http://schemas.openxmlformats.org/drawingml/2006/picture">
+                <pic:pic xmlns:pic="http://schemas.openxmlformats.org/drawingml/2006/picture">
+                  <pic:nvPicPr>
+                    <pic:cNvPr id="0" name="" descr=""/>
+                    <pic:cNvPicPr>
+                      <a:picLocks noChangeAspect="1" noChangeArrowheads="1"/>
+                    </pic:cNvPicPr>
+                  </pic:nvPicPr>
+                  <pic:blipFill>
+                    <a:blip r:embed="rId30" cstate="none"/>
+                    <a:srcRect/>
+                    <a:stretch>
+                      <a:fillRect/>
+                    </a:stretch>
+                  </pic:blipFill>
+                  <pic:spPr bwMode="auto">
+                    <a:xfrm>
+                      <a:off x="0" y="0"/>
+                      <a:ext cx="914400" cy="1200150"/>
+                    </a:xfrm>
+                    <a:prstGeom prst="rect">
+                      <a:avLst/>
+                    </a:prstGeom>
+                  </pic:spPr>
+                </pic:pic>
+              </a:graphicData>
+            </a:graphic>
+          </wp:inline>
+        </w:drawing>
+      </w:r>
     </w:p>
     <w:p>
       <w:pPr>
@@ -16468,6 +16541,79 @@
           <w:szCs w:val="18"/>
         </w:rPr>
         <w:t xml:space="preserve">※ 바레가 아직 어렵다면 F는 스몰 F, Bm은 위 4줄(x x 4 4 3 2)로 대체해도 된다.</w:t>
+      </w:r>
+    </w:p>
+    <w:p>
+      <w:pPr>
+        <w:spacing w:after="100" w:line="300"/>
+      </w:pPr>
+      <w:r>
+        <w:rPr>
+          <w:rFonts w:ascii="맑은 고딕" w:cs="맑은 고딕" w:eastAsia="맑은 고딕" w:hAnsi="맑은 고딕"/>
+          <w:b/>
+          <w:bCs/>
+        </w:rPr>
+        <w:t xml:space="preserve">연습곡: 아 하나님의 은혜로 (새찬송가 310장, C키, 4/4)</w:t>
+      </w:r>
+    </w:p>
+    <w:p>
+      <w:pPr>
+        <w:spacing w:after="80" w:before="80"/>
+        <w:jc w:val="center"/>
+      </w:pPr>
+      <w:r>
+        <w:drawing>
+          <wp:inline distT="0" distB="0" distL="0" distR="0">
+            <wp:extent cx="5715000" cy="6534150"/>
+            <wp:effectExtent t="0" r="0" b="0" l="0"/>
+            <wp:docPr id="1" name="" descr="" title=""/>
+            <wp:cNvGraphicFramePr>
+              <a:graphicFrameLocks xmlns:a="http://schemas.openxmlformats.org/drawingml/2006/main" noChangeAspect="1"/>
+            </wp:cNvGraphicFramePr>
+            <a:graphic xmlns:a="http://schemas.openxmlformats.org/drawingml/2006/main">
+              <a:graphicData uri="http://schemas.openxmlformats.org/drawingml/2006/picture">
+                <pic:pic xmlns:pic="http://schemas.openxmlformats.org/drawingml/2006/picture">
+                  <pic:nvPicPr>
+                    <pic:cNvPr id="0" name="" descr=""/>
+                    <pic:cNvPicPr>
+                      <a:picLocks noChangeAspect="1" noChangeArrowheads="1"/>
+                    </pic:cNvPicPr>
+                  </pic:nvPicPr>
+                  <pic:blipFill>
+                    <a:blip r:embed="rId31" cstate="none"/>
+                    <a:srcRect/>
+                    <a:stretch>
+                      <a:fillRect/>
+                    </a:stretch>
+                  </pic:blipFill>
+                  <pic:spPr bwMode="auto">
+                    <a:xfrm>
+                      <a:off x="0" y="0"/>
+                      <a:ext cx="5715000" cy="6534150"/>
+                    </a:xfrm>
+                    <a:prstGeom prst="rect">
+                      <a:avLst/>
+                    </a:prstGeom>
+                  </pic:spPr>
+                </pic:pic>
+              </a:graphicData>
+            </a:graphic>
+          </wp:inline>
+        </w:drawing>
+      </w:r>
+    </w:p>
+    <w:p>
+      <w:pPr>
+        <w:spacing w:after="100" w:line="300"/>
+      </w:pPr>
+      <w:r>
+        <w:rPr>
+          <w:rFonts w:ascii="맑은 고딕" w:cs="맑은 고딕" w:eastAsia="맑은 고딕" w:hAnsi="맑은 고딕"/>
+          <w:color w:val="666666"/>
+          <w:sz w:val="18"/>
+          <w:szCs w:val="18"/>
+        </w:rPr>
+        <w:t xml:space="preserve">※ F 코드가 자주 나와 바레 연습에 좋다. 원래 악보의 FM7은 F로 바꿔 실었다. C/E는 C로 쳐도 된다. 2주차 학교종에서 Dm으로 대신 친 자리도 이제 F로 바꿔 쳐 보자.</w:t>
       </w:r>
     </w:p>
     <w:p>
@@ -20880,6 +21026,77 @@
         <w:rPr>
           <w:rFonts w:ascii="맑은 고딕" w:cs="맑은 고딕" w:eastAsia="맑은 고딕" w:hAnsi="맑은 고딕"/>
         </w:rPr>
+        <w:t xml:space="preserve">■ 연습곡: 선한 목자 되신 우리 주 (새찬송가 569장, D키, 4/4)</w:t>
+      </w:r>
+    </w:p>
+    <w:p>
+      <w:pPr>
+        <w:spacing w:after="80" w:before="80"/>
+        <w:jc w:val="center"/>
+      </w:pPr>
+      <w:r>
+        <w:drawing>
+          <wp:inline distT="0" distB="0" distL="0" distR="0">
+            <wp:extent cx="5715000" cy="6848475"/>
+            <wp:effectExtent t="0" r="0" b="0" l="0"/>
+            <wp:docPr id="1" name="" descr="" title=""/>
+            <wp:cNvGraphicFramePr>
+              <a:graphicFrameLocks xmlns:a="http://schemas.openxmlformats.org/drawingml/2006/main" noChangeAspect="1"/>
+            </wp:cNvGraphicFramePr>
+            <a:graphic xmlns:a="http://schemas.openxmlformats.org/drawingml/2006/main">
+              <a:graphicData uri="http://schemas.openxmlformats.org/drawingml/2006/picture">
+                <pic:pic xmlns:pic="http://schemas.openxmlformats.org/drawingml/2006/picture">
+                  <pic:nvPicPr>
+                    <pic:cNvPr id="0" name="" descr=""/>
+                    <pic:cNvPicPr>
+                      <a:picLocks noChangeAspect="1" noChangeArrowheads="1"/>
+                    </pic:cNvPicPr>
+                  </pic:nvPicPr>
+                  <pic:blipFill>
+                    <a:blip r:embed="rId32" cstate="none"/>
+                    <a:srcRect/>
+                    <a:stretch>
+                      <a:fillRect/>
+                    </a:stretch>
+                  </pic:blipFill>
+                  <pic:spPr bwMode="auto">
+                    <a:xfrm>
+                      <a:off x="0" y="0"/>
+                      <a:ext cx="5715000" cy="6848475"/>
+                    </a:xfrm>
+                    <a:prstGeom prst="rect">
+                      <a:avLst/>
+                    </a:prstGeom>
+                  </pic:spPr>
+                </pic:pic>
+              </a:graphicData>
+            </a:graphic>
+          </wp:inline>
+        </w:drawing>
+      </w:r>
+    </w:p>
+    <w:p>
+      <w:pPr>
+        <w:spacing w:after="100" w:line="300"/>
+      </w:pPr>
+      <w:r>
+        <w:rPr>
+          <w:rFonts w:ascii="맑은 고딕" w:cs="맑은 고딕" w:eastAsia="맑은 고딕" w:hAnsi="맑은 고딕"/>
+          <w:color w:val="666666"/>
+          <w:sz w:val="18"/>
+          <w:szCs w:val="18"/>
+        </w:rPr>
+        <w:t xml:space="preserve">※ D·A7·G 세 코드만 나오는 D키 곡이다. ① D 모양 그대로 치기 ② 카포 2프렛 + C 모양(C·G7·F)으로 치기, 두 방법으로 같은 소리가 나는지 비교해 보자.</w:t>
+      </w:r>
+    </w:p>
+    <w:p>
+      <w:pPr>
+        <w:pStyle w:val="Heading3"/>
+      </w:pPr>
+      <w:r>
+        <w:rPr>
+          <w:rFonts w:ascii="맑은 고딕" w:cs="맑은 고딕" w:eastAsia="맑은 고딕" w:hAnsi="맑은 고딕"/>
+        </w:rPr>
         <w:t xml:space="preserve">■ 자주 하는 실수와 해결법</w:t>
       </w:r>
     </w:p>
@@ -22099,7 +22316,7 @@
                 <w:sz w:val="19"/>
                 <w:szCs w:val="19"/>
               </w:rPr>
-              <w:t xml:space="preserve">전원이 함께 1곡 합주 (예: Amazing Grace 또는 반 대표곡)</w:t>
+              <w:t xml:space="preserve">전원이 함께 "내게 강 같은 평화" 합주</w:t>
             </w:r>
           </w:p>
         </w:tc>
@@ -22733,46 +22950,6 @@
                     </pic:cNvPicPr>
                   </pic:nvPicPr>
                   <pic:blipFill>
-                    <a:blip r:embed="rId23" cstate="none"/>
-                    <a:srcRect/>
-                    <a:stretch>
-                      <a:fillRect/>
-                    </a:stretch>
-                  </pic:blipFill>
-                  <pic:spPr bwMode="auto">
-                    <a:xfrm>
-                      <a:off x="0" y="0"/>
-                      <a:ext cx="914400" cy="1200150"/>
-                    </a:xfrm>
-                    <a:prstGeom prst="rect">
-                      <a:avLst/>
-                    </a:prstGeom>
-                  </pic:spPr>
-                </pic:pic>
-              </a:graphicData>
-            </a:graphic>
-          </wp:inline>
-        </w:drawing>
-      </w:r>
-      <w:r>
-        <w:drawing>
-          <wp:inline distT="0" distB="0" distL="0" distR="0">
-            <wp:extent cx="914400" cy="1200150"/>
-            <wp:effectExtent t="0" r="0" b="0" l="0"/>
-            <wp:docPr id="1" name="" descr="" title=""/>
-            <wp:cNvGraphicFramePr>
-              <a:graphicFrameLocks xmlns:a="http://schemas.openxmlformats.org/drawingml/2006/main" noChangeAspect="1"/>
-            </wp:cNvGraphicFramePr>
-            <a:graphic xmlns:a="http://schemas.openxmlformats.org/drawingml/2006/main">
-              <a:graphicData uri="http://schemas.openxmlformats.org/drawingml/2006/picture">
-                <pic:pic xmlns:pic="http://schemas.openxmlformats.org/drawingml/2006/picture">
-                  <pic:nvPicPr>
-                    <pic:cNvPr id="0" name="" descr=""/>
-                    <pic:cNvPicPr>
-                      <a:picLocks noChangeAspect="1" noChangeArrowheads="1"/>
-                    </pic:cNvPicPr>
-                  </pic:nvPicPr>
-                  <pic:blipFill>
                     <a:blip r:embed="rId24" cstate="none"/>
                     <a:srcRect/>
                     <a:stretch>
@@ -22813,7 +22990,7 @@
                     </pic:cNvPicPr>
                   </pic:nvPicPr>
                   <pic:blipFill>
-                    <a:blip r:embed="rId26" cstate="none"/>
+                    <a:blip r:embed="rId25" cstate="none"/>
                     <a:srcRect/>
                     <a:stretch>
                       <a:fillRect/>
@@ -22954,6 +23131,46 @@
           </wp:inline>
         </w:drawing>
       </w:r>
+      <w:r>
+        <w:drawing>
+          <wp:inline distT="0" distB="0" distL="0" distR="0">
+            <wp:extent cx="914400" cy="1200150"/>
+            <wp:effectExtent t="0" r="0" b="0" l="0"/>
+            <wp:docPr id="1" name="" descr="" title=""/>
+            <wp:cNvGraphicFramePr>
+              <a:graphicFrameLocks xmlns:a="http://schemas.openxmlformats.org/drawingml/2006/main" noChangeAspect="1"/>
+            </wp:cNvGraphicFramePr>
+            <a:graphic xmlns:a="http://schemas.openxmlformats.org/drawingml/2006/main">
+              <a:graphicData uri="http://schemas.openxmlformats.org/drawingml/2006/picture">
+                <pic:pic xmlns:pic="http://schemas.openxmlformats.org/drawingml/2006/picture">
+                  <pic:nvPicPr>
+                    <pic:cNvPr id="0" name="" descr=""/>
+                    <pic:cNvPicPr>
+                      <a:picLocks noChangeAspect="1" noChangeArrowheads="1"/>
+                    </pic:cNvPicPr>
+                  </pic:nvPicPr>
+                  <pic:blipFill>
+                    <a:blip r:embed="rId30" cstate="none"/>
+                    <a:srcRect/>
+                    <a:stretch>
+                      <a:fillRect/>
+                    </a:stretch>
+                  </pic:blipFill>
+                  <pic:spPr bwMode="auto">
+                    <a:xfrm>
+                      <a:off x="0" y="0"/>
+                      <a:ext cx="914400" cy="1200150"/>
+                    </a:xfrm>
+                    <a:prstGeom prst="rect">
+                      <a:avLst/>
+                    </a:prstGeom>
+                  </pic:spPr>
+                </pic:pic>
+              </a:graphicData>
+            </a:graphic>
+          </wp:inline>
+        </w:drawing>
+      </w:r>
     </w:p>
     <w:p>
       <w:pPr>
@@ -22968,6 +23185,77 @@
           <w:szCs w:val="18"/>
         </w:rPr>
         <w:t xml:space="preserve">※ 보는 법: 세로줄 = 기타 줄(왼쪽이 6번줄), 가로줄 = 프렛, ● 안의 숫자 = 손가락 번호(검지1·중지2·약지3·소지4), O = 개방현, X = 치지 않음, 긴 막대 = 바레</w:t>
+      </w:r>
+    </w:p>
+    <w:p>
+      <w:pPr>
+        <w:pStyle w:val="Heading3"/>
+      </w:pPr>
+      <w:r>
+        <w:rPr>
+          <w:rFonts w:ascii="맑은 고딕" w:cs="맑은 고딕" w:eastAsia="맑은 고딕" w:hAnsi="맑은 고딕"/>
+        </w:rPr>
+        <w:t xml:space="preserve">■ 전체 합주곡: 내게 강 같은 평화 (G키, 4/4)</w:t>
+      </w:r>
+    </w:p>
+    <w:p>
+      <w:pPr>
+        <w:spacing w:after="80" w:before="80"/>
+        <w:jc w:val="center"/>
+      </w:pPr>
+      <w:r>
+        <w:drawing>
+          <wp:inline distT="0" distB="0" distL="0" distR="0">
+            <wp:extent cx="3200400" cy="8191500"/>
+            <wp:effectExtent t="0" r="0" b="0" l="0"/>
+            <wp:docPr id="1" name="" descr="" title=""/>
+            <wp:cNvGraphicFramePr>
+              <a:graphicFrameLocks xmlns:a="http://schemas.openxmlformats.org/drawingml/2006/main" noChangeAspect="1"/>
+            </wp:cNvGraphicFramePr>
+            <a:graphic xmlns:a="http://schemas.openxmlformats.org/drawingml/2006/main">
+              <a:graphicData uri="http://schemas.openxmlformats.org/drawingml/2006/picture">
+                <pic:pic xmlns:pic="http://schemas.openxmlformats.org/drawingml/2006/picture">
+                  <pic:nvPicPr>
+                    <pic:cNvPr id="0" name="" descr=""/>
+                    <pic:cNvPicPr>
+                      <a:picLocks noChangeAspect="1" noChangeArrowheads="1"/>
+                    </pic:cNvPicPr>
+                  </pic:nvPicPr>
+                  <pic:blipFill>
+                    <a:blip r:embed="rId33" cstate="none"/>
+                    <a:srcRect/>
+                    <a:stretch>
+                      <a:fillRect/>
+                    </a:stretch>
+                  </pic:blipFill>
+                  <pic:spPr bwMode="auto">
+                    <a:xfrm>
+                      <a:off x="0" y="0"/>
+                      <a:ext cx="3200400" cy="8191500"/>
+                    </a:xfrm>
+                    <a:prstGeom prst="rect">
+                      <a:avLst/>
+                    </a:prstGeom>
+                  </pic:spPr>
+                </pic:pic>
+              </a:graphicData>
+            </a:graphic>
+          </wp:inline>
+        </w:drawing>
+      </w:r>
+    </w:p>
+    <w:p>
+      <w:pPr>
+        <w:spacing w:after="100" w:line="300"/>
+      </w:pPr>
+      <w:r>
+        <w:rPr>
+          <w:rFonts w:ascii="맑은 고딕" w:cs="맑은 고딕" w:eastAsia="맑은 고딕" w:hAnsi="맑은 고딕"/>
+          <w:color w:val="666666"/>
+          <w:sz w:val="18"/>
+          <w:szCs w:val="18"/>
+        </w:rPr>
+        <w:t xml:space="preserve">※ 앞부분은 G·C·D만으로 칠 수 있다. 원래 악보의 Em11·Am7은 Em·Am으로 바꿔 실었다. 앞부분은 8비트, 가운데 부분은 칼립소로 분위기를 바꿔 보자.</w:t>
       </w:r>
     </w:p>
     <w:p>

--- a/guitar-course/통기타_8주과정_강의계획서_및_교안.docx
+++ b/guitar-course/통기타_8주과정_강의계획서_및_교안.docx
@@ -11976,7 +11976,7 @@
           <w:b/>
           <w:bCs/>
         </w:rPr>
-        <w:t xml:space="preserve">연습곡: 우리들의 무기는 (G키, 4/4)</w:t>
+        <w:t xml:space="preserve">연습곡: 온 세상 위하여 (G키, 4/4)</w:t>
       </w:r>
     </w:p>
     <w:p>
@@ -12004,7 +12004,7 @@
           <w:sz w:val="18"/>
           <w:szCs w:val="18"/>
         </w:rPr>
-        <w:t xml:space="preserve">※ G·D7·C·G7만 나오는 곡이다. 고고(커팅) 리듬으로 힘 있게, 익숙해지면 칼립소로 바꿔 쳐 보자.</w:t>
+        <w:t xml:space="preserve">※ G·C·D와 이번 주에 배운 A만 나오는 곡이다. 첫 음은 한 박짜리 못갖춘마디로 시작한다. 행진곡처럼 힘 있는 곡이라 칼립소로 시작하고, 익숙해지면 고고(커팅)로 바꿔 쳐 보자.</w:t>
       </w:r>
     </w:p>
     <w:p>

--- a/guitar-course/통기타_8주과정_강의계획서_및_교안.docx
+++ b/guitar-course/통기타_8주과정_강의계획서_및_교안.docx
@@ -11976,7 +11976,7 @@
           <w:b/>
           <w:bCs/>
         </w:rPr>
-        <w:t xml:space="preserve">연습곡: 온 세상 위하여 (G키, 4/4)</w:t>
+        <w:t xml:space="preserve">연습곡: 내가 주인 삼은 (전승연 곡, G키, 4/4)</w:t>
       </w:r>
     </w:p>
     <w:p>
@@ -12004,7 +12004,7 @@
           <w:sz w:val="18"/>
           <w:szCs w:val="18"/>
         </w:rPr>
-        <w:t xml:space="preserve">※ G·C·D와 이번 주에 배운 A만 나오는 곡이다. 첫 음은 한 박짜리 못갖춘마디로 시작한다. 행진곡처럼 힘 있는 곡이라 칼립소로 시작하고, 익숙해지면 고고(커팅)로 바꿔 쳐 보자.</w:t>
+        <w:t xml:space="preserve">※ 원래 악보의 D/F#은 D로, G/B는 G로 바꿔 G·D·Em·C·Am만 남겼다. 잔잔한 고백 찬양이라 8비트로 부드럽게 시작하고, 후렴 "주 사랑 거친 풍랑에도"부터는 칼립소로 바꿔 힘을 실어 보자.</w:t>
       </w:r>
     </w:p>
     <w:p>

--- a/guitar-course/통기타_8주과정_강의계획서_및_교안.docx
+++ b/guitar-course/통기타_8주과정_강의계획서_및_교안.docx
@@ -7652,7 +7652,7 @@
           <w:b/>
           <w:bCs/>
         </w:rPr>
-        <w:t xml:space="preserve">연습곡: 내일 일은 난 몰라요 (C키, 3/4)</w:t>
+        <w:t xml:space="preserve">연습곡: 예수, 늘 함께 하시네 (소진영 곡, C키, 4/4) — 1절</w:t>
       </w:r>
     </w:p>
     <w:p>
@@ -7680,7 +7680,7 @@
           <w:sz w:val="18"/>
           <w:szCs w:val="18"/>
         </w:rPr>
-        <w:t xml:space="preserve">※ 이번 주에 배운 C·Am·Dm·G7만으로 칠 수 있게 바꿨다. 원래 악보의 F·D7/A·D는 Dm으로, C7은 C로, G는 G7로 바꿔 실었다. 3/4박이므로 한 마디를 "↓ ↓↑ ↓↑"(쿵 짝짝)로 친다. 6주차에 F를 배우면 Dm 자리 중 원래 F였던 곳을 F로 바꿔 쳐 보자.</w:t>
+        <w:t xml:space="preserve">※ 1절은 C | Am | Dm | G7 진행이 두 번 반복되는데, 위의 진행 ①과 똑같다. 원래 악보의 Am7은 Am으로, F와 D7은 Dm으로, G7sus4는 G7로 바꿨다. 후렴부터는 D키로 바뀌므로 이번 주에는 1절만 친다. 8분음표 다운-업 스트로크로 반주해 보자. 6주차에 F를 배우면 Dm 자리를 원래대로 F로 쳐 보자.</w:t>
       </w:r>
     </w:p>
     <w:p>
@@ -16900,7 +16900,7 @@
           <w:sz w:val="18"/>
           <w:szCs w:val="18"/>
         </w:rPr>
-        <w:t xml:space="preserve">※ F 코드가 자주 나와 바레 연습에 좋다. 원래 악보의 FM7은 F로 바꿔 실었다. C/E는 C로 쳐도 된다. 2주차 "내일 일은 난 몰라요"에서 Dm으로 대신 친 F 자리도 이제 F로 바꿔 쳐 보자.</w:t>
+        <w:t xml:space="preserve">※ F 코드가 자주 나와 바레 연습에 좋다. 원래 악보의 FM7은 F로 바꿔 실었다. C/E는 C로 쳐도 된다. 2주차 "예수, 늘 함께 하시네"에서 Dm으로 대신 친 F 자리도 이제 F로 바꿔 쳐 보자.</w:t>
       </w:r>
     </w:p>
     <w:p>
